--- a/NineTapTour/NineTapTour/Resources/9tapUserManual.docx
+++ b/NineTapTour/NineTapTour/Resources/9tapUserManual.docx
@@ -4476,30 +4476,54 @@
         <w:rPr>
           <w:noProof/>
         </w:rPr>
-        <w:pict w14:anchorId="0D60ED77">
-          <v:shapetype id="_x0000_t75" coordsize="21600,21600" o:spt="75" o:preferrelative="t" path="m@4@5l@4@11@9@11@9@5xe" filled="f" stroked="f">
-            <v:stroke joinstyle="miter"/>
-            <v:formulas>
-              <v:f eqn="if lineDrawn pixelLineWidth 0"/>
-              <v:f eqn="sum @0 1 0"/>
-              <v:f eqn="sum 0 0 @1"/>
-              <v:f eqn="prod @2 1 2"/>
-              <v:f eqn="prod @3 21600 pixelWidth"/>
-              <v:f eqn="prod @3 21600 pixelHeight"/>
-              <v:f eqn="sum @0 0 1"/>
-              <v:f eqn="prod @6 1 2"/>
-              <v:f eqn="prod @7 21600 pixelWidth"/>
-              <v:f eqn="sum @8 21600 0"/>
-              <v:f eqn="prod @7 21600 pixelHeight"/>
-              <v:f eqn="sum @10 21600 0"/>
-            </v:formulas>
-            <v:path o:extrusionok="f" gradientshapeok="t" o:connecttype="rect"/>
-            <o:lock v:ext="edit" aspectratio="t"/>
-          </v:shapetype>
-          <v:shape id="_x0000_i1025" type="#_x0000_t75" style="width:383.25pt;height:195pt">
-            <v:imagedata r:id="rId14" o:title="9TapMainMenu"/>
-          </v:shape>
-        </w:pict>
+        <w:drawing>
+          <wp:inline distT="0" distB="0" distL="0" distR="0" wp14:anchorId="0D60ED77" wp14:editId="083F4382">
+            <wp:extent cx="4867275" cy="2476500"/>
+            <wp:effectExtent l="0" t="0" r="9525" b="0"/>
+            <wp:docPr id="53" name="Picture 1" descr="9TapMainMenu"/>
+            <wp:cNvGraphicFramePr>
+              <a:graphicFrameLocks xmlns:a="http://schemas.openxmlformats.org/drawingml/2006/main" noChangeAspect="1"/>
+            </wp:cNvGraphicFramePr>
+            <a:graphic xmlns:a="http://schemas.openxmlformats.org/drawingml/2006/main">
+              <a:graphicData uri="http://schemas.openxmlformats.org/drawingml/2006/picture">
+                <pic:pic xmlns:pic="http://schemas.openxmlformats.org/drawingml/2006/picture">
+                  <pic:nvPicPr>
+                    <pic:cNvPr id="0" name="Picture 1" descr="9TapMainMenu"/>
+                    <pic:cNvPicPr>
+                      <a:picLocks noChangeAspect="1" noChangeArrowheads="1"/>
+                    </pic:cNvPicPr>
+                  </pic:nvPicPr>
+                  <pic:blipFill>
+                    <a:blip r:embed="rId14" cstate="print">
+                      <a:extLst>
+                        <a:ext uri="{28A0092B-C50C-407E-A947-70E740481C1C}">
+                          <a14:useLocalDpi xmlns:a14="http://schemas.microsoft.com/office/drawing/2010/main" val="0"/>
+                        </a:ext>
+                      </a:extLst>
+                    </a:blip>
+                    <a:srcRect/>
+                    <a:stretch>
+                      <a:fillRect/>
+                    </a:stretch>
+                  </pic:blipFill>
+                  <pic:spPr bwMode="auto">
+                    <a:xfrm>
+                      <a:off x="0" y="0"/>
+                      <a:ext cx="4867275" cy="2476500"/>
+                    </a:xfrm>
+                    <a:prstGeom prst="rect">
+                      <a:avLst/>
+                    </a:prstGeom>
+                    <a:noFill/>
+                    <a:ln>
+                      <a:noFill/>
+                    </a:ln>
+                  </pic:spPr>
+                </pic:pic>
+              </a:graphicData>
+            </a:graphic>
+          </wp:inline>
+        </w:drawing>
       </w:r>
     </w:p>
     <w:p>
@@ -6780,6 +6804,7 @@
         <w:rPr>
           <w:u w:val="single"/>
         </w:rPr>
+        <w:lastRenderedPageBreak/>
         <w:t>Gender</w:t>
       </w:r>
       <w:r>
@@ -6804,7 +6829,6 @@
         <w:rPr>
           <w:u w:val="single"/>
         </w:rPr>
-        <w:lastRenderedPageBreak/>
         <w:t>Lifetime member checkbox</w:t>
       </w:r>
       <w:r>
@@ -7249,7 +7273,6 @@
         <w:ind w:left="360"/>
       </w:pPr>
       <w:r>
-        <w:lastRenderedPageBreak/>
         <w:t>The following fields are calculated automatically or otherwise unable to be modified in Member Info:</w:t>
       </w:r>
     </w:p>
@@ -7569,6 +7592,7 @@
         <w:pStyle w:val="BodyText"/>
       </w:pPr>
       <w:r>
+        <w:lastRenderedPageBreak/>
         <w:t>Select the member to be updated and click “Select”. The member will now be displayed on the Member Info</w:t>
       </w:r>
       <w:r>
@@ -7615,11 +7639,7 @@
         <w:t xml:space="preserve"> screen. Make updates to the member’s information. Then click “Save”. The updates will be saved to the member database.</w:t>
       </w:r>
       <w:r>
-        <w:t xml:space="preserve"> When switching </w:t>
-      </w:r>
-      <w:r>
-        <w:lastRenderedPageBreak/>
-        <w:t>between Members using the Record Number navigatio</w:t>
+        <w:t xml:space="preserve"> When switching between Members using the Record Number navigatio</w:t>
       </w:r>
       <w:r>
         <w:t>n buttons, the changes made if any will be saved.</w:t>
@@ -7721,12 +7741,7 @@
         <w:t xml:space="preserve"> printed to have a hard copy.</w:t>
       </w:r>
       <w:r>
-        <w:t xml:space="preserve"> If a member has won a tournament their bonus pin field will be shaded red to indicate that their pins have been reset</w:t>
-      </w:r>
-      <w:bookmarkStart w:id="22" w:name="_GoBack"/>
-      <w:bookmarkEnd w:id="22"/>
-      <w:r>
-        <w:t>.</w:t>
+        <w:t xml:space="preserve"> If a member has won a tournament their bonus pin field will be shaded red to indicate that their pins have been reset.</w:t>
       </w:r>
     </w:p>
     <w:p>
@@ -7821,15 +7836,14 @@
           <w:szCs w:val="20"/>
         </w:rPr>
       </w:pPr>
-      <w:bookmarkStart w:id="23" w:name="_Toc509165849"/>
+      <w:bookmarkStart w:id="22" w:name="_Toc509165849"/>
       <w:r>
         <w:rPr>
           <w:szCs w:val="20"/>
         </w:rPr>
-        <w:lastRenderedPageBreak/>
         <w:t>Member Search</w:t>
       </w:r>
-      <w:bookmarkEnd w:id="23"/>
+      <w:bookmarkEnd w:id="22"/>
       <w:r>
         <w:rPr>
           <w:szCs w:val="20"/>
@@ -7933,7 +7947,11 @@
         <w:t xml:space="preserve"> The member search button is located furthest right of the Member Info form.</w:t>
       </w:r>
       <w:r>
-        <w:t xml:space="preserve"> From here you can search the member records and select a record to display or update. Do not check “Advance View” if “Search” has not already been clicked.</w:t>
+        <w:t xml:space="preserve"> From here </w:t>
+      </w:r>
+      <w:r>
+        <w:lastRenderedPageBreak/>
+        <w:t>you can search the member records and select a record to display or update. Do not check “Advance View” if “Search” has not already been clicked.</w:t>
       </w:r>
     </w:p>
     <w:p>
@@ -8061,15 +8079,14 @@
           <w:szCs w:val="20"/>
         </w:rPr>
       </w:pPr>
-      <w:bookmarkStart w:id="24" w:name="_Toc509165850"/>
+      <w:bookmarkStart w:id="23" w:name="_Toc509165850"/>
       <w:r>
         <w:rPr>
           <w:szCs w:val="20"/>
         </w:rPr>
-        <w:lastRenderedPageBreak/>
         <w:t>Print Recaps</w:t>
       </w:r>
-      <w:bookmarkEnd w:id="24"/>
+      <w:bookmarkEnd w:id="23"/>
       <w:r>
         <w:rPr>
           <w:szCs w:val="20"/>
@@ -8145,7 +8162,11 @@
         <w:t>’</w:t>
       </w:r>
       <w:r>
-        <w:t xml:space="preserve">s print dialog. You can then “print to pdf” to save the information as a pdf file. The “Print by Date” button </w:t>
+        <w:t xml:space="preserve">s print dialog. You can then “print to pdf” to save the information as a pdf file. The “Print by </w:t>
+      </w:r>
+      <w:r>
+        <w:lastRenderedPageBreak/>
+        <w:t xml:space="preserve">Date” button </w:t>
       </w:r>
       <w:r>
         <w:t>opens the print by date screen. You can enter a date range to print multiple tournaments from here.</w:t>
@@ -8279,14 +8300,14 @@
           <w:szCs w:val="20"/>
         </w:rPr>
       </w:pPr>
-      <w:bookmarkStart w:id="25" w:name="_Toc509165851"/>
+      <w:bookmarkStart w:id="24" w:name="_Toc509165851"/>
       <w:r>
         <w:rPr>
           <w:szCs w:val="20"/>
         </w:rPr>
         <w:t>Import</w:t>
       </w:r>
-      <w:bookmarkEnd w:id="25"/>
+      <w:bookmarkEnd w:id="24"/>
       <w:r>
         <w:rPr>
           <w:szCs w:val="20"/>
@@ -8457,12 +8478,12 @@
       <w:pPr>
         <w:pStyle w:val="Heading1"/>
       </w:pPr>
-      <w:bookmarkStart w:id="26" w:name="_Toc509165852"/>
+      <w:bookmarkStart w:id="25" w:name="_Toc509165852"/>
       <w:r>
         <w:lastRenderedPageBreak/>
         <w:t>Member Scores</w:t>
       </w:r>
-      <w:bookmarkEnd w:id="26"/>
+      <w:bookmarkEnd w:id="25"/>
       <w:r>
         <w:fldChar w:fldCharType="begin"/>
       </w:r>
@@ -8518,11 +8539,54 @@
         <w:rPr>
           <w:noProof/>
         </w:rPr>
-        <w:pict w14:anchorId="5B3445F8">
-          <v:shape id="_x0000_i1026" type="#_x0000_t75" style="width:384pt;height:209.25pt">
-            <v:imagedata r:id="rId23" o:title="Aug302018MemberScores"/>
-          </v:shape>
-        </w:pict>
+        <w:drawing>
+          <wp:inline distT="0" distB="0" distL="0" distR="0" wp14:anchorId="5B3445F8" wp14:editId="7DFF3A4D">
+            <wp:extent cx="4876800" cy="2657475"/>
+            <wp:effectExtent l="0" t="0" r="0" b="9525"/>
+            <wp:docPr id="52" name="Picture 2" descr="Aug302018MemberScores"/>
+            <wp:cNvGraphicFramePr>
+              <a:graphicFrameLocks xmlns:a="http://schemas.openxmlformats.org/drawingml/2006/main" noChangeAspect="1"/>
+            </wp:cNvGraphicFramePr>
+            <a:graphic xmlns:a="http://schemas.openxmlformats.org/drawingml/2006/main">
+              <a:graphicData uri="http://schemas.openxmlformats.org/drawingml/2006/picture">
+                <pic:pic xmlns:pic="http://schemas.openxmlformats.org/drawingml/2006/picture">
+                  <pic:nvPicPr>
+                    <pic:cNvPr id="0" name="Picture 2" descr="Aug302018MemberScores"/>
+                    <pic:cNvPicPr>
+                      <a:picLocks noChangeAspect="1" noChangeArrowheads="1"/>
+                    </pic:cNvPicPr>
+                  </pic:nvPicPr>
+                  <pic:blipFill>
+                    <a:blip r:embed="rId23" cstate="print">
+                      <a:extLst>
+                        <a:ext uri="{28A0092B-C50C-407E-A947-70E740481C1C}">
+                          <a14:useLocalDpi xmlns:a14="http://schemas.microsoft.com/office/drawing/2010/main" val="0"/>
+                        </a:ext>
+                      </a:extLst>
+                    </a:blip>
+                    <a:srcRect/>
+                    <a:stretch>
+                      <a:fillRect/>
+                    </a:stretch>
+                  </pic:blipFill>
+                  <pic:spPr bwMode="auto">
+                    <a:xfrm>
+                      <a:off x="0" y="0"/>
+                      <a:ext cx="4876800" cy="2657475"/>
+                    </a:xfrm>
+                    <a:prstGeom prst="rect">
+                      <a:avLst/>
+                    </a:prstGeom>
+                    <a:noFill/>
+                    <a:ln>
+                      <a:noFill/>
+                    </a:ln>
+                  </pic:spPr>
+                </pic:pic>
+              </a:graphicData>
+            </a:graphic>
+          </wp:inline>
+        </w:drawing>
       </w:r>
     </w:p>
     <w:p>
@@ -8713,11 +8777,11 @@
       <w:pPr>
         <w:pStyle w:val="Heading2"/>
       </w:pPr>
-      <w:bookmarkStart w:id="27" w:name="_Toc509165865"/>
+      <w:bookmarkStart w:id="26" w:name="_Toc509165865"/>
       <w:r>
         <w:t>Comments</w:t>
       </w:r>
-      <w:bookmarkEnd w:id="27"/>
+      <w:bookmarkEnd w:id="26"/>
       <w:r>
         <w:fldChar w:fldCharType="begin"/>
       </w:r>
@@ -8790,7 +8854,7 @@
           <w:szCs w:val="20"/>
         </w:rPr>
       </w:pPr>
-      <w:bookmarkStart w:id="28" w:name="_Toc509165853"/>
+      <w:bookmarkStart w:id="27" w:name="_Toc509165853"/>
       <w:r>
         <w:rPr>
           <w:szCs w:val="20"/>
@@ -8798,7 +8862,7 @@
         <w:lastRenderedPageBreak/>
         <w:t>Tournament Stats</w:t>
       </w:r>
-      <w:bookmarkEnd w:id="28"/>
+      <w:bookmarkEnd w:id="27"/>
       <w:r>
         <w:rPr>
           <w:szCs w:val="20"/>
@@ -9060,7 +9124,7 @@
           <w:szCs w:val="20"/>
         </w:rPr>
       </w:pPr>
-      <w:bookmarkStart w:id="29" w:name="_Toc509165854"/>
+      <w:bookmarkStart w:id="28" w:name="_Toc509165854"/>
       <w:r>
         <w:rPr>
           <w:szCs w:val="20"/>
@@ -9079,7 +9143,7 @@
         </w:rPr>
         <w:t>By Tournament</w:t>
       </w:r>
-      <w:bookmarkEnd w:id="29"/>
+      <w:bookmarkEnd w:id="28"/>
       <w:r>
         <w:rPr>
           <w:szCs w:val="20"/>
@@ -9263,12 +9327,12 @@
       <w:pPr>
         <w:pStyle w:val="Heading2"/>
       </w:pPr>
-      <w:bookmarkStart w:id="30" w:name="_Toc509165855"/>
+      <w:bookmarkStart w:id="29" w:name="_Toc509165855"/>
       <w:r>
         <w:lastRenderedPageBreak/>
         <w:t>Tournament Place Standings</w:t>
       </w:r>
-      <w:bookmarkEnd w:id="30"/>
+      <w:bookmarkEnd w:id="29"/>
       <w:r>
         <w:fldChar w:fldCharType="begin"/>
       </w:r>
@@ -9437,194 +9501,197 @@
       <w:pPr>
         <w:pStyle w:val="Heading2"/>
       </w:pPr>
-      <w:bookmarkStart w:id="31" w:name="_Toc509165856"/>
+      <w:bookmarkStart w:id="30" w:name="_Toc509165856"/>
+      <w:r>
+        <w:t xml:space="preserve"> How to create or e</w:t>
+      </w:r>
+      <w:r>
+        <w:t>dit Tournament</w:t>
+      </w:r>
+      <w:bookmarkEnd w:id="30"/>
+      <w:r>
+        <w:fldChar w:fldCharType="begin"/>
+      </w:r>
+      <w:r>
+        <w:instrText xml:space="preserve"> XE "</w:instrText>
+      </w:r>
+      <w:r>
+        <w:instrText>Create/Edit Tournament</w:instrText>
+      </w:r>
+      <w:r>
+        <w:instrText xml:space="preserve">" </w:instrText>
+      </w:r>
+      <w:r>
+        <w:fldChar w:fldCharType="end"/>
+      </w:r>
+    </w:p>
+    <w:p>
+      <w:pPr>
+        <w:pStyle w:val="BodyText"/>
+        <w:keepNext/>
+      </w:pPr>
+      <w:r>
+        <w:t>Before scores can be</w:t>
+      </w:r>
+      <w:r>
+        <w:t xml:space="preserve"> added into a tournament, a tournament </w:t>
+      </w:r>
+      <w:r>
+        <w:t>needs to be created first. This can be done from the Member Scores tab. To begin</w:t>
+      </w:r>
+      <w:r>
+        <w:t>, click the Create/</w:t>
+      </w:r>
+      <w:r>
+        <w:t>Edit Tournament button located below the Stats s</w:t>
+      </w:r>
+      <w:r>
+        <w:t>ection</w:t>
+      </w:r>
+      <w:r>
+        <w:t>.</w:t>
+      </w:r>
+      <w:r>
+        <w:t xml:space="preserve"> This will open a form to create a tournament.</w:t>
+      </w:r>
+    </w:p>
+    <w:p>
+      <w:pPr>
+        <w:pStyle w:val="BodyText"/>
+        <w:keepNext/>
+      </w:pPr>
+      <w:r>
+        <w:t>Populate this form</w:t>
+      </w:r>
+      <w:r>
+        <w:t xml:space="preserve"> with the following </w:t>
+      </w:r>
+      <w:r>
+        <w:t>information: the location of th</w:t>
+      </w:r>
+      <w:r>
+        <w:t xml:space="preserve">e tournament, </w:t>
+      </w:r>
+      <w:r>
+        <w:t>the name of the tournament, and any sponsors that support the tournament.</w:t>
+      </w:r>
+      <w:r>
+        <w:t xml:space="preserve"> The da</w:t>
+      </w:r>
+      <w:r>
+        <w:t xml:space="preserve">te will default to today’s date. </w:t>
+      </w:r>
+      <w:r>
+        <w:t>If the tournament</w:t>
+      </w:r>
+      <w:r>
+        <w:t xml:space="preserve"> is a 3 Out of 4 tourne</w:t>
+      </w:r>
+      <w:r>
+        <w:t>y, then check the appropriate box</w:t>
+      </w:r>
+      <w:r>
+        <w:t>. Finally, enter the number of squads</w:t>
+      </w:r>
+      <w:r>
+        <w:t xml:space="preserve"> and </w:t>
+      </w:r>
+      <w:r>
+        <w:t>any notes for</w:t>
+      </w:r>
+      <w:r>
+        <w:t xml:space="preserve"> the tournament.</w:t>
+      </w:r>
+      <w:r>
+        <w:t xml:space="preserve"> </w:t>
+      </w:r>
+      <w:r>
+        <w:t>Review</w:t>
+      </w:r>
+      <w:r>
+        <w:t xml:space="preserve"> these fields again if necessary for accuracy and if the user wants to clear the entire form and start over, there is a Clea</w:t>
+      </w:r>
+      <w:r>
+        <w:t xml:space="preserve">r button at the top of the </w:t>
+      </w:r>
+      <w:r>
+        <w:t>form.</w:t>
+      </w:r>
+      <w:r>
+        <w:t xml:space="preserve"> Once all of the information is </w:t>
+      </w:r>
+      <w:r>
+        <w:t>proofread, click the Create Tournament button at the bottom</w:t>
+      </w:r>
+      <w:r>
+        <w:t xml:space="preserve"> of the form to add the </w:t>
+      </w:r>
+      <w:r>
+        <w:t>tournament</w:t>
+      </w:r>
+      <w:r>
+        <w:t xml:space="preserve"> to the </w:t>
+      </w:r>
+      <w:r>
+        <w:t>9-Tap</w:t>
+      </w:r>
+      <w:r>
+        <w:t xml:space="preserve"> database.</w:t>
+      </w:r>
+    </w:p>
+    <w:p>
+      <w:pPr>
+        <w:pStyle w:val="BodyText"/>
+        <w:keepNext/>
+      </w:pPr>
+      <w:r>
+        <w:t>There are some additional details</w:t>
+      </w:r>
+      <w:r>
+        <w:t xml:space="preserve"> to note when it c</w:t>
+      </w:r>
+      <w:r>
+        <w:t>omes to creating</w:t>
+      </w:r>
+      <w:r>
+        <w:t xml:space="preserve"> a tournament. </w:t>
+      </w:r>
+      <w:r>
+        <w:t>If the squads box is empty or is not between one and eight,</w:t>
+      </w:r>
+      <w:r>
+        <w:t xml:space="preserve"> the user</w:t>
+      </w:r>
+      <w:r>
+        <w:t xml:space="preserve"> will be prompted </w:t>
+      </w:r>
+      <w:r>
+        <w:t>to input</w:t>
+      </w:r>
+      <w:r>
+        <w:t xml:space="preserve"> the required information</w:t>
+      </w:r>
+      <w:r>
+        <w:t xml:space="preserve"> </w:t>
+      </w:r>
+      <w:r>
+        <w:t xml:space="preserve">when </w:t>
+      </w:r>
+      <w:r>
+        <w:t>they click the Create Tournament button</w:t>
+      </w:r>
+      <w:r>
+        <w:t>.</w:t>
+      </w:r>
+      <w:r>
+        <w:t xml:space="preserve"> The only</w:t>
+      </w:r>
+      <w:r>
+        <w:t xml:space="preserve"> </w:t>
+      </w:r>
       <w:r>
         <w:lastRenderedPageBreak/>
-        <w:t xml:space="preserve"> How to create or e</w:t>
-      </w:r>
-      <w:r>
-        <w:t>dit Tournament</w:t>
-      </w:r>
-      <w:bookmarkEnd w:id="31"/>
-      <w:r>
-        <w:fldChar w:fldCharType="begin"/>
-      </w:r>
-      <w:r>
-        <w:instrText xml:space="preserve"> XE "</w:instrText>
-      </w:r>
-      <w:r>
-        <w:instrText>Create/Edit Tournament</w:instrText>
-      </w:r>
-      <w:r>
-        <w:instrText xml:space="preserve">" </w:instrText>
-      </w:r>
-      <w:r>
-        <w:fldChar w:fldCharType="end"/>
-      </w:r>
-    </w:p>
-    <w:p>
-      <w:pPr>
-        <w:pStyle w:val="BodyText"/>
-        <w:keepNext/>
-      </w:pPr>
-      <w:r>
-        <w:t>Before scores can be</w:t>
-      </w:r>
-      <w:r>
-        <w:t xml:space="preserve"> added into a tournament, a tournament </w:t>
-      </w:r>
-      <w:r>
-        <w:t>needs to be created first. This can be done from the Member Scores tab. To begin</w:t>
-      </w:r>
-      <w:r>
-        <w:t>, click the Create/</w:t>
-      </w:r>
-      <w:r>
-        <w:t>Edit Tournament button located below the Stats s</w:t>
-      </w:r>
-      <w:r>
-        <w:t>ection</w:t>
-      </w:r>
-      <w:r>
-        <w:t>.</w:t>
-      </w:r>
-      <w:r>
-        <w:t xml:space="preserve"> This will open a form to create a tournament.</w:t>
-      </w:r>
-    </w:p>
-    <w:p>
-      <w:pPr>
-        <w:pStyle w:val="BodyText"/>
-        <w:keepNext/>
-      </w:pPr>
-      <w:r>
-        <w:t>Populate this form</w:t>
-      </w:r>
-      <w:r>
-        <w:t xml:space="preserve"> with the following </w:t>
-      </w:r>
-      <w:r>
-        <w:t>information: the location of th</w:t>
-      </w:r>
-      <w:r>
-        <w:t xml:space="preserve">e tournament, </w:t>
-      </w:r>
-      <w:r>
-        <w:t>the name of the tournament, and any sponsors that support the tournament.</w:t>
-      </w:r>
-      <w:r>
-        <w:t xml:space="preserve"> The da</w:t>
-      </w:r>
-      <w:r>
-        <w:t xml:space="preserve">te will default to today’s date. </w:t>
-      </w:r>
-      <w:r>
-        <w:t>If the tournament</w:t>
-      </w:r>
-      <w:r>
-        <w:t xml:space="preserve"> is a 3 Out of 4 tourne</w:t>
-      </w:r>
-      <w:r>
-        <w:t>y, then check the appropriate box</w:t>
-      </w:r>
-      <w:r>
-        <w:t>. Finally, enter the number of squads</w:t>
-      </w:r>
-      <w:r>
-        <w:t xml:space="preserve"> and </w:t>
-      </w:r>
-      <w:r>
-        <w:t>any notes for</w:t>
-      </w:r>
-      <w:r>
-        <w:t xml:space="preserve"> the tournament.</w:t>
-      </w:r>
-      <w:r>
-        <w:t xml:space="preserve"> </w:t>
-      </w:r>
-      <w:r>
-        <w:t>Review</w:t>
-      </w:r>
-      <w:r>
-        <w:t xml:space="preserve"> these fields again if necessary for accuracy and if the user wants to clear the entire form and start over, there is a Clea</w:t>
-      </w:r>
-      <w:r>
-        <w:t xml:space="preserve">r button at the top of the </w:t>
-      </w:r>
-      <w:r>
-        <w:t>form.</w:t>
-      </w:r>
-      <w:r>
-        <w:t xml:space="preserve"> Once all of the information is </w:t>
-      </w:r>
-      <w:r>
-        <w:t>proofread, click the Create Tournament button at the bottom</w:t>
-      </w:r>
-      <w:r>
-        <w:t xml:space="preserve"> of the form to add the </w:t>
-      </w:r>
-      <w:r>
-        <w:t>tournament</w:t>
-      </w:r>
-      <w:r>
-        <w:t xml:space="preserve"> to the </w:t>
-      </w:r>
-      <w:r>
-        <w:t>9-Tap</w:t>
-      </w:r>
-      <w:r>
-        <w:t xml:space="preserve"> database.</w:t>
-      </w:r>
-    </w:p>
-    <w:p>
-      <w:pPr>
-        <w:pStyle w:val="BodyText"/>
-        <w:keepNext/>
-      </w:pPr>
-      <w:r>
-        <w:t>There are some additional details</w:t>
-      </w:r>
-      <w:r>
-        <w:t xml:space="preserve"> to note when it c</w:t>
-      </w:r>
-      <w:r>
-        <w:t>omes to creating</w:t>
-      </w:r>
-      <w:r>
-        <w:t xml:space="preserve"> a tournament. </w:t>
-      </w:r>
-      <w:r>
-        <w:t>If the squads box is empty or is not between one and eight,</w:t>
-      </w:r>
-      <w:r>
-        <w:t xml:space="preserve"> the user</w:t>
-      </w:r>
-      <w:r>
-        <w:t xml:space="preserve"> will be prompted </w:t>
-      </w:r>
-      <w:r>
-        <w:t>to input</w:t>
-      </w:r>
-      <w:r>
-        <w:t xml:space="preserve"> the required information</w:t>
-      </w:r>
-      <w:r>
-        <w:t xml:space="preserve"> </w:t>
-      </w:r>
-      <w:r>
-        <w:t xml:space="preserve">when </w:t>
-      </w:r>
-      <w:r>
-        <w:t>they click the Create Tournament button</w:t>
-      </w:r>
-      <w:r>
-        <w:t>.</w:t>
-      </w:r>
-      <w:r>
-        <w:t xml:space="preserve"> The only</w:t>
-      </w:r>
-      <w:r>
-        <w:t xml:space="preserve"> requirements to create a tournament</w:t>
+        <w:t>requirements to create a tournament</w:t>
       </w:r>
       <w:r>
         <w:t xml:space="preserve"> are</w:t>
@@ -9707,7 +9774,6 @@
         <w:jc w:val="both"/>
       </w:pPr>
       <w:r>
-        <w:lastRenderedPageBreak/>
         <w:t xml:space="preserve">Figure </w:t>
       </w:r>
       <w:fldSimple w:instr=" SEQ Figure \* ARABIC ">
@@ -9760,22 +9826,98 @@
       <w:pPr>
         <w:pStyle w:val="Heading3"/>
       </w:pPr>
-      <w:bookmarkStart w:id="32" w:name="_Toc509165857"/>
+      <w:bookmarkStart w:id="31" w:name="_Toc509165857"/>
       <w:r>
         <w:t xml:space="preserve"> How t</w:t>
       </w:r>
       <w:r>
         <w:t>o Update an Existing Tournament</w:t>
       </w:r>
+      <w:bookmarkEnd w:id="31"/>
+    </w:p>
+    <w:p>
+      <w:pPr>
+        <w:pStyle w:val="BodyText"/>
+      </w:pPr>
+      <w:r>
+        <w:t>Click on the “Create/Edit Tournament</w:t>
+      </w:r>
+      <w:r>
+        <w:fldChar w:fldCharType="begin"/>
+      </w:r>
+      <w:r>
+        <w:instrText xml:space="preserve"> XE "</w:instrText>
+      </w:r>
+      <w:r>
+        <w:instrText>Create/Edit Tournament</w:instrText>
+      </w:r>
+      <w:r>
+        <w:instrText xml:space="preserve">" </w:instrText>
+      </w:r>
+      <w:r>
+        <w:fldChar w:fldCharType="end"/>
+      </w:r>
+      <w:r>
+        <w:t>” button. On the New Tournament screen, click “Edit Existing Tournament…</w:t>
+      </w:r>
+      <w:r>
+        <w:fldChar w:fldCharType="begin"/>
+      </w:r>
+      <w:r>
+        <w:instrText xml:space="preserve"> XE "</w:instrText>
+      </w:r>
+      <w:r>
+        <w:instrText>Edit Existing Tournament…</w:instrText>
+      </w:r>
+      <w:r>
+        <w:instrText xml:space="preserve">" </w:instrText>
+      </w:r>
+      <w:r>
+        <w:fldChar w:fldCharType="end"/>
+      </w:r>
+      <w:r>
+        <w:t>” This will bring up the “Search Tournaments</w:t>
+      </w:r>
+      <w:r>
+        <w:fldChar w:fldCharType="begin"/>
+      </w:r>
+      <w:r>
+        <w:instrText xml:space="preserve"> XE "</w:instrText>
+      </w:r>
+      <w:r>
+        <w:instrText>Search Tournaments</w:instrText>
+      </w:r>
+      <w:r>
+        <w:instrText xml:space="preserve">" </w:instrText>
+      </w:r>
+      <w:r>
+        <w:fldChar w:fldCharType="end"/>
+      </w:r>
+      <w:r>
+        <w:t>”</w:t>
+      </w:r>
+      <w:r>
+        <w:t xml:space="preserve"> screen</w:t>
+      </w:r>
+      <w:r>
+        <w:t xml:space="preserve">, figure 14. </w:t>
+      </w:r>
+      <w:r>
+        <w:t xml:space="preserve">See Search Tournaments </w:t>
+      </w:r>
+      <w:r>
+        <w:t>for the search function. Once the tournament to edit has been selected, you can then edit the pertinent information and save the entry.</w:t>
+      </w:r>
+    </w:p>
+    <w:p>
+      <w:pPr>
+        <w:pStyle w:val="Heading2"/>
+      </w:pPr>
+      <w:bookmarkStart w:id="32" w:name="_Toc509165858"/>
+      <w:r>
+        <w:t>Search Tournaments</w:t>
+      </w:r>
       <w:bookmarkEnd w:id="32"/>
-    </w:p>
-    <w:p>
-      <w:pPr>
-        <w:pStyle w:val="BodyText"/>
-      </w:pPr>
-      <w:r>
-        <w:t>Click on the “Create/Edit Tournament</w:t>
-      </w:r>
       <w:r>
         <w:fldChar w:fldCharType="begin"/>
       </w:r>
@@ -9783,7 +9925,7 @@
         <w:instrText xml:space="preserve"> XE "</w:instrText>
       </w:r>
       <w:r>
-        <w:instrText>Create/Edit Tournament</w:instrText>
+        <w:instrText>Search Tournaments</w:instrText>
       </w:r>
       <w:r>
         <w:instrText xml:space="preserve">" </w:instrText>
@@ -9791,82 +9933,6 @@
       <w:r>
         <w:fldChar w:fldCharType="end"/>
       </w:r>
-      <w:r>
-        <w:t>” button. On the New Tournament screen, click “Edit Existing Tournament…</w:t>
-      </w:r>
-      <w:r>
-        <w:fldChar w:fldCharType="begin"/>
-      </w:r>
-      <w:r>
-        <w:instrText xml:space="preserve"> XE "</w:instrText>
-      </w:r>
-      <w:r>
-        <w:instrText>Edit Existing Tournament…</w:instrText>
-      </w:r>
-      <w:r>
-        <w:instrText xml:space="preserve">" </w:instrText>
-      </w:r>
-      <w:r>
-        <w:fldChar w:fldCharType="end"/>
-      </w:r>
-      <w:r>
-        <w:t>” This will bring up the “Search Tournaments</w:t>
-      </w:r>
-      <w:r>
-        <w:fldChar w:fldCharType="begin"/>
-      </w:r>
-      <w:r>
-        <w:instrText xml:space="preserve"> XE "</w:instrText>
-      </w:r>
-      <w:r>
-        <w:instrText>Search Tournaments</w:instrText>
-      </w:r>
-      <w:r>
-        <w:instrText xml:space="preserve">" </w:instrText>
-      </w:r>
-      <w:r>
-        <w:fldChar w:fldCharType="end"/>
-      </w:r>
-      <w:r>
-        <w:t>”</w:t>
-      </w:r>
-      <w:r>
-        <w:t xml:space="preserve"> screen</w:t>
-      </w:r>
-      <w:r>
-        <w:t xml:space="preserve">, figure 14. </w:t>
-      </w:r>
-      <w:r>
-        <w:t xml:space="preserve">See Search Tournaments </w:t>
-      </w:r>
-      <w:r>
-        <w:t>for the search function. Once the tournament to edit has been selected, you can then edit the pertinent information and save the entry.</w:t>
-      </w:r>
-    </w:p>
-    <w:p>
-      <w:pPr>
-        <w:pStyle w:val="Heading2"/>
-      </w:pPr>
-      <w:bookmarkStart w:id="33" w:name="_Toc509165858"/>
-      <w:r>
-        <w:t>Search Tournaments</w:t>
-      </w:r>
-      <w:bookmarkEnd w:id="33"/>
-      <w:r>
-        <w:fldChar w:fldCharType="begin"/>
-      </w:r>
-      <w:r>
-        <w:instrText xml:space="preserve"> XE "</w:instrText>
-      </w:r>
-      <w:r>
-        <w:instrText>Search Tournaments</w:instrText>
-      </w:r>
-      <w:r>
-        <w:instrText xml:space="preserve">" </w:instrText>
-      </w:r>
-      <w:r>
-        <w:fldChar w:fldCharType="end"/>
-      </w:r>
     </w:p>
     <w:p>
       <w:pPr>
@@ -9874,7 +9940,11 @@
         <w:keepNext/>
       </w:pPr>
       <w:r>
-        <w:t>Tournaments can be searched by location, event, or tournament date. This function can be reached by either the “Edit Existing Tournament” button on the New Tournament screen; or by the “Search Tournaments</w:t>
+        <w:t xml:space="preserve">Tournaments can be searched by location, event, or tournament date. This function can be reached by either the “Edit Existing Tournament” button on the New Tournament </w:t>
+      </w:r>
+      <w:r>
+        <w:lastRenderedPageBreak/>
+        <w:t>screen; or by the “Search Tournaments</w:t>
       </w:r>
       <w:r>
         <w:fldChar w:fldCharType="begin"/>
@@ -10035,53 +10105,53 @@
       <w:pPr>
         <w:pStyle w:val="Heading3"/>
       </w:pPr>
-      <w:bookmarkStart w:id="34" w:name="_Toc509165859"/>
+      <w:bookmarkStart w:id="33" w:name="_Toc509165859"/>
       <w:r>
         <w:t>Search by Location</w:t>
       </w:r>
+      <w:bookmarkEnd w:id="33"/>
+      <w:r>
+        <w:fldChar w:fldCharType="begin"/>
+      </w:r>
+      <w:r>
+        <w:instrText xml:space="preserve"> XE "</w:instrText>
+      </w:r>
+      <w:r>
+        <w:instrText>Search by Location</w:instrText>
+      </w:r>
+      <w:r>
+        <w:instrText xml:space="preserve">" </w:instrText>
+      </w:r>
+      <w:r>
+        <w:fldChar w:fldCharType="end"/>
+      </w:r>
+    </w:p>
+    <w:p>
+      <w:pPr>
+        <w:pStyle w:val="BodyText"/>
+      </w:pPr>
+      <w:r>
+        <w:t>To search a tournament by location</w:t>
+      </w:r>
+      <w:r>
+        <w:t>:</w:t>
+      </w:r>
+      <w:r>
+        <w:t xml:space="preserve"> Fill in the name of the </w:t>
+      </w:r>
+      <w:r>
+        <w:t>bowling center in the Location field. Click “Search”. Choose the tournament. Click “Accept”.</w:t>
+      </w:r>
+    </w:p>
+    <w:p>
+      <w:pPr>
+        <w:pStyle w:val="Heading3"/>
+      </w:pPr>
+      <w:bookmarkStart w:id="34" w:name="_Toc509165860"/>
+      <w:r>
+        <w:t>Search by Event</w:t>
+      </w:r>
       <w:bookmarkEnd w:id="34"/>
-      <w:r>
-        <w:fldChar w:fldCharType="begin"/>
-      </w:r>
-      <w:r>
-        <w:instrText xml:space="preserve"> XE "</w:instrText>
-      </w:r>
-      <w:r>
-        <w:instrText>Search by Location</w:instrText>
-      </w:r>
-      <w:r>
-        <w:instrText xml:space="preserve">" </w:instrText>
-      </w:r>
-      <w:r>
-        <w:fldChar w:fldCharType="end"/>
-      </w:r>
-    </w:p>
-    <w:p>
-      <w:pPr>
-        <w:pStyle w:val="BodyText"/>
-      </w:pPr>
-      <w:r>
-        <w:t>To search a tournament by location</w:t>
-      </w:r>
-      <w:r>
-        <w:t>:</w:t>
-      </w:r>
-      <w:r>
-        <w:t xml:space="preserve"> Fill in the name of the </w:t>
-      </w:r>
-      <w:r>
-        <w:t>bowling center in the Location field. Click “Search”. Choose the tournament. Click “Accept”.</w:t>
-      </w:r>
-    </w:p>
-    <w:p>
-      <w:pPr>
-        <w:pStyle w:val="Heading3"/>
-      </w:pPr>
-      <w:bookmarkStart w:id="35" w:name="_Toc509165860"/>
-      <w:r>
-        <w:t>Search by Event</w:t>
-      </w:r>
-      <w:bookmarkEnd w:id="35"/>
       <w:r>
         <w:fldChar w:fldCharType="begin"/>
       </w:r>
@@ -10139,79 +10209,79 @@
         <w:pStyle w:val="BodyText"/>
       </w:pPr>
       <w:r>
+        <w:t>S</w:t>
+      </w:r>
+      <w:r>
+        <w:t>earching by event and location can be done with just a letter found in the name of the loc</w:t>
+      </w:r>
+      <w:r>
+        <w:t>ation or the event</w:t>
+      </w:r>
+      <w:r>
+        <w:t>.</w:t>
+      </w:r>
+      <w:r>
+        <w:t xml:space="preserve"> For example, there are two tourname</w:t>
+      </w:r>
+      <w:r>
+        <w:t>nts: one in San Francisco</w:t>
+      </w:r>
+      <w:r>
+        <w:t>, and another in Seattle.</w:t>
+      </w:r>
+      <w:r>
+        <w:t xml:space="preserve"> Entering “S” in the search bar will yield both</w:t>
+      </w:r>
+      <w:r>
+        <w:t xml:space="preserve"> of these</w:t>
+      </w:r>
+      <w:r>
+        <w:t xml:space="preserve"> in the</w:t>
+      </w:r>
+      <w:r>
+        <w:t xml:space="preserve"> results.</w:t>
+      </w:r>
+    </w:p>
+    <w:p>
+      <w:pPr>
+        <w:pStyle w:val="Heading3"/>
+      </w:pPr>
+      <w:bookmarkStart w:id="35" w:name="_Toc509165861"/>
+      <w:r>
+        <w:t>Search by Date</w:t>
+      </w:r>
+      <w:bookmarkEnd w:id="35"/>
+      <w:r>
+        <w:fldChar w:fldCharType="begin"/>
+      </w:r>
+      <w:r>
+        <w:instrText xml:space="preserve"> XE "</w:instrText>
+      </w:r>
+      <w:r>
+        <w:instrText>Search by Date</w:instrText>
+      </w:r>
+      <w:r>
+        <w:instrText xml:space="preserve">" </w:instrText>
+      </w:r>
+      <w:r>
+        <w:fldChar w:fldCharType="end"/>
+      </w:r>
+    </w:p>
+    <w:p>
+      <w:pPr>
+        <w:pStyle w:val="BodyText"/>
+      </w:pPr>
+      <w:r>
+        <w:t>To find a tournament by date: Check the Date box. Pick the date range to search with the From and To date fields. Click “Search”. Choose the tournament you need from the list. Click “Accept”.</w:t>
+      </w:r>
+    </w:p>
+    <w:p>
+      <w:pPr>
+        <w:pStyle w:val="Heading2"/>
+      </w:pPr>
+      <w:bookmarkStart w:id="36" w:name="_Toc509165862"/>
+      <w:r>
         <w:lastRenderedPageBreak/>
-        <w:t>S</w:t>
-      </w:r>
-      <w:r>
-        <w:t>earching by event and location can be done with just a letter found in the name of the loc</w:t>
-      </w:r>
-      <w:r>
-        <w:t>ation or the event</w:t>
-      </w:r>
-      <w:r>
-        <w:t>.</w:t>
-      </w:r>
-      <w:r>
-        <w:t xml:space="preserve"> For example, there are two tourname</w:t>
-      </w:r>
-      <w:r>
-        <w:t>nts: one in San Francisco</w:t>
-      </w:r>
-      <w:r>
-        <w:t>, and another in Seattle.</w:t>
-      </w:r>
-      <w:r>
-        <w:t xml:space="preserve"> Entering “S” in the search bar will yield both</w:t>
-      </w:r>
-      <w:r>
-        <w:t xml:space="preserve"> of these</w:t>
-      </w:r>
-      <w:r>
-        <w:t xml:space="preserve"> in the</w:t>
-      </w:r>
-      <w:r>
-        <w:t xml:space="preserve"> results.</w:t>
-      </w:r>
-    </w:p>
-    <w:p>
-      <w:pPr>
-        <w:pStyle w:val="Heading3"/>
-      </w:pPr>
-      <w:bookmarkStart w:id="36" w:name="_Toc509165861"/>
-      <w:r>
-        <w:t>Search by Date</w:t>
-      </w:r>
-      <w:bookmarkEnd w:id="36"/>
-      <w:r>
-        <w:fldChar w:fldCharType="begin"/>
-      </w:r>
-      <w:r>
-        <w:instrText xml:space="preserve"> XE "</w:instrText>
-      </w:r>
-      <w:r>
-        <w:instrText>Search by Date</w:instrText>
-      </w:r>
-      <w:r>
-        <w:instrText xml:space="preserve">" </w:instrText>
-      </w:r>
-      <w:r>
-        <w:fldChar w:fldCharType="end"/>
-      </w:r>
-    </w:p>
-    <w:p>
-      <w:pPr>
-        <w:pStyle w:val="BodyText"/>
-      </w:pPr>
-      <w:r>
-        <w:t>To find a tournament by date: Check the Date box. Pick the date range to search with the From and To date fields. Click “Search”. Choose the tournament you need from the list. Click “Accept”.</w:t>
-      </w:r>
-    </w:p>
-    <w:p>
-      <w:pPr>
-        <w:pStyle w:val="Heading2"/>
-      </w:pPr>
-      <w:bookmarkStart w:id="37" w:name="_Toc509165862"/>
-      <w:r>
         <w:t>List Tournaments</w:t>
       </w:r>
       <w:r>
@@ -10245,7 +10315,7 @@
       <w:r>
         <w:t>ear</w:t>
       </w:r>
-      <w:bookmarkEnd w:id="37"/>
+      <w:bookmarkEnd w:id="36"/>
       <w:r>
         <w:fldChar w:fldCharType="begin"/>
       </w:r>
@@ -10499,12 +10569,11 @@
       <w:pPr>
         <w:pStyle w:val="Heading2"/>
       </w:pPr>
-      <w:bookmarkStart w:id="38" w:name="_Toc509165863"/>
-      <w:r>
-        <w:lastRenderedPageBreak/>
+      <w:bookmarkStart w:id="37" w:name="_Toc509165863"/>
+      <w:r>
         <w:t>Reports</w:t>
       </w:r>
-      <w:bookmarkEnd w:id="38"/>
+      <w:bookmarkEnd w:id="37"/>
       <w:r>
         <w:fldChar w:fldCharType="begin"/>
       </w:r>
@@ -10814,7 +10883,131 @@
     </w:p>
     <w:p>
       <w:pPr>
-        <w:pStyle w:val="Heading2"/>
+        <w:pStyle w:val="Heading3"/>
+      </w:pPr>
+      <w:bookmarkStart w:id="38" w:name="_GoBack"/>
+      <w:bookmarkEnd w:id="38"/>
+      <w:r>
+        <w:t>Print Series by Squad</w:t>
+      </w:r>
+    </w:p>
+    <w:p>
+      <w:pPr>
+        <w:pStyle w:val="BodyText"/>
+      </w:pPr>
+      <w:r>
+        <w:t xml:space="preserve">To print a Series report displaying specific squads indicate what squads should be displayed on the printout using “Filter Series by Squad” checkboxes </w:t>
+      </w:r>
+      <w:r>
+        <w:t xml:space="preserve">on the member scores screen </w:t>
+      </w:r>
+      <w:r>
+        <w:t xml:space="preserve">before clicking the “Series” print button. The Series printout will say which squads are displayed at the top of the printout and the players will be ordered by score. </w:t>
+      </w:r>
+      <w:r>
+        <w:t xml:space="preserve"> </w:t>
+      </w:r>
+    </w:p>
+    <w:p>
+      <w:pPr>
+        <w:pStyle w:val="Caption"/>
+      </w:pPr>
+      <w:r>
+        <w:rPr>
+          <w:noProof/>
+        </w:rPr>
+        <w:lastRenderedPageBreak/>
+        <w:t xml:space="preserve">                                                       </w:t>
+      </w:r>
+      <w:r>
+        <w:t xml:space="preserve">                                  </w:t>
+      </w:r>
+      <w:r>
+        <w:drawing>
+          <wp:inline distT="0" distB="0" distL="0" distR="0" wp14:anchorId="3FE298C4" wp14:editId="43CE0D6C">
+            <wp:extent cx="1051508" cy="1600200"/>
+            <wp:effectExtent l="0" t="0" r="0" b="0"/>
+            <wp:docPr id="4" name="Picture 4" descr="C:\Users\ajosten\Desktop\seriessquadfilter.png"/>
+            <wp:cNvGraphicFramePr>
+              <a:graphicFrameLocks xmlns:a="http://schemas.openxmlformats.org/drawingml/2006/main" noChangeAspect="1"/>
+            </wp:cNvGraphicFramePr>
+            <a:graphic xmlns:a="http://schemas.openxmlformats.org/drawingml/2006/main">
+              <a:graphicData uri="http://schemas.openxmlformats.org/drawingml/2006/picture">
+                <pic:pic xmlns:pic="http://schemas.openxmlformats.org/drawingml/2006/picture">
+                  <pic:nvPicPr>
+                    <pic:cNvPr id="0" name="Picture 18" descr="C:\Users\ajosten\Desktop\seriessquadfilter.png"/>
+                    <pic:cNvPicPr>
+                      <a:picLocks noChangeAspect="1" noChangeArrowheads="1"/>
+                    </pic:cNvPicPr>
+                  </pic:nvPicPr>
+                  <pic:blipFill rotWithShape="1">
+                    <a:blip r:embed="rId32">
+                      <a:extLst>
+                        <a:ext uri="{28A0092B-C50C-407E-A947-70E740481C1C}">
+                          <a14:useLocalDpi xmlns:a14="http://schemas.microsoft.com/office/drawing/2010/main" val="0"/>
+                        </a:ext>
+                      </a:extLst>
+                    </a:blip>
+                    <a:srcRect b="38159"/>
+                    <a:stretch/>
+                  </pic:blipFill>
+                  <pic:spPr bwMode="auto">
+                    <a:xfrm>
+                      <a:off x="0" y="0"/>
+                      <a:ext cx="1051560" cy="1600279"/>
+                    </a:xfrm>
+                    <a:prstGeom prst="rect">
+                      <a:avLst/>
+                    </a:prstGeom>
+                    <a:noFill/>
+                    <a:ln>
+                      <a:noFill/>
+                    </a:ln>
+                    <a:extLst>
+                      <a:ext uri="{53640926-AAD7-44D8-BBD7-CCE9431645EC}">
+                        <a14:shadowObscured xmlns:a14="http://schemas.microsoft.com/office/drawing/2010/main"/>
+                      </a:ext>
+                    </a:extLst>
+                  </pic:spPr>
+                </pic:pic>
+              </a:graphicData>
+            </a:graphic>
+          </wp:inline>
+        </w:drawing>
+      </w:r>
+    </w:p>
+    <w:p>
+      <w:pPr>
+        <w:pStyle w:val="BodyText"/>
+        <w:jc w:val="center"/>
+      </w:pPr>
+      <w:r>
+        <w:rPr>
+          <w:sz w:val="16"/>
+        </w:rPr>
+        <w:t>Fi</w:t>
+      </w:r>
+      <w:r>
+        <w:rPr>
+          <w:sz w:val="16"/>
+        </w:rPr>
+        <w:t xml:space="preserve">gure 16b </w:t>
+      </w:r>
+      <w:r>
+        <w:rPr>
+          <w:sz w:val="16"/>
+        </w:rPr>
+        <w:t>Filter Series by Squad with four squad tournament</w:t>
+      </w:r>
+    </w:p>
+    <w:p>
+      <w:pPr>
+        <w:pStyle w:val="BodyText"/>
+      </w:pPr>
+    </w:p>
+    <w:p>
+      <w:pPr>
+        <w:pStyle w:val="BodyText"/>
         <w:sectPr>
           <w:type w:val="continuous"/>
           <w:pgSz w:w="12240" w:h="15840" w:code="1"/>
@@ -10926,11 +11119,57 @@
         <w:pStyle w:val="Caption"/>
       </w:pPr>
       <w:r>
-        <w:pict w14:anchorId="7DD6E338">
-          <v:shape id="_x0000_i1027" type="#_x0000_t75" style="width:384pt;height:197.25pt">
-            <v:imagedata r:id="rId32" o:title="TournamentResultsButtonLocation"/>
-          </v:shape>
-        </w:pict>
+        <w:rPr>
+          <w:noProof/>
+        </w:rPr>
+        <w:drawing>
+          <wp:inline distT="0" distB="0" distL="0" distR="0" wp14:anchorId="7DD6E338" wp14:editId="3DE7BB93">
+            <wp:extent cx="4876800" cy="2505075"/>
+            <wp:effectExtent l="0" t="0" r="0" b="9525"/>
+            <wp:docPr id="51" name="Picture 3" descr="TournamentResultsButtonLocation"/>
+            <wp:cNvGraphicFramePr>
+              <a:graphicFrameLocks xmlns:a="http://schemas.openxmlformats.org/drawingml/2006/main" noChangeAspect="1"/>
+            </wp:cNvGraphicFramePr>
+            <a:graphic xmlns:a="http://schemas.openxmlformats.org/drawingml/2006/main">
+              <a:graphicData uri="http://schemas.openxmlformats.org/drawingml/2006/picture">
+                <pic:pic xmlns:pic="http://schemas.openxmlformats.org/drawingml/2006/picture">
+                  <pic:nvPicPr>
+                    <pic:cNvPr id="0" name="Picture 3" descr="TournamentResultsButtonLocation"/>
+                    <pic:cNvPicPr>
+                      <a:picLocks noChangeAspect="1" noChangeArrowheads="1"/>
+                    </pic:cNvPicPr>
+                  </pic:nvPicPr>
+                  <pic:blipFill>
+                    <a:blip r:embed="rId33" cstate="print">
+                      <a:extLst>
+                        <a:ext uri="{28A0092B-C50C-407E-A947-70E740481C1C}">
+                          <a14:useLocalDpi xmlns:a14="http://schemas.microsoft.com/office/drawing/2010/main" val="0"/>
+                        </a:ext>
+                      </a:extLst>
+                    </a:blip>
+                    <a:srcRect/>
+                    <a:stretch>
+                      <a:fillRect/>
+                    </a:stretch>
+                  </pic:blipFill>
+                  <pic:spPr bwMode="auto">
+                    <a:xfrm>
+                      <a:off x="0" y="0"/>
+                      <a:ext cx="4876800" cy="2505075"/>
+                    </a:xfrm>
+                    <a:prstGeom prst="rect">
+                      <a:avLst/>
+                    </a:prstGeom>
+                    <a:noFill/>
+                    <a:ln>
+                      <a:noFill/>
+                    </a:ln>
+                  </pic:spPr>
+                </pic:pic>
+              </a:graphicData>
+            </a:graphic>
+          </wp:inline>
+        </w:drawing>
       </w:r>
       <w:r>
         <w:t>Figure 17 the location of the Tournament Results button in Member Info</w:t>
@@ -10946,11 +11185,54 @@
           <w:noProof/>
         </w:rPr>
         <w:lastRenderedPageBreak/>
-        <w:pict w14:anchorId="521A9C9C">
-          <v:shape id="_x0000_i1028" type="#_x0000_t75" style="width:384pt;height:372.75pt">
-            <v:imagedata r:id="rId33" o:title="TournamentResults"/>
-          </v:shape>
-        </w:pict>
+        <w:drawing>
+          <wp:inline distT="0" distB="0" distL="0" distR="0" wp14:anchorId="521A9C9C" wp14:editId="2DE15F70">
+            <wp:extent cx="4876800" cy="4733925"/>
+            <wp:effectExtent l="0" t="0" r="0" b="9525"/>
+            <wp:docPr id="44" name="Picture 4" descr="TournamentResults"/>
+            <wp:cNvGraphicFramePr>
+              <a:graphicFrameLocks xmlns:a="http://schemas.openxmlformats.org/drawingml/2006/main" noChangeAspect="1"/>
+            </wp:cNvGraphicFramePr>
+            <a:graphic xmlns:a="http://schemas.openxmlformats.org/drawingml/2006/main">
+              <a:graphicData uri="http://schemas.openxmlformats.org/drawingml/2006/picture">
+                <pic:pic xmlns:pic="http://schemas.openxmlformats.org/drawingml/2006/picture">
+                  <pic:nvPicPr>
+                    <pic:cNvPr id="0" name="Picture 4" descr="TournamentResults"/>
+                    <pic:cNvPicPr>
+                      <a:picLocks noChangeAspect="1" noChangeArrowheads="1"/>
+                    </pic:cNvPicPr>
+                  </pic:nvPicPr>
+                  <pic:blipFill>
+                    <a:blip r:embed="rId34">
+                      <a:extLst>
+                        <a:ext uri="{28A0092B-C50C-407E-A947-70E740481C1C}">
+                          <a14:useLocalDpi xmlns:a14="http://schemas.microsoft.com/office/drawing/2010/main" val="0"/>
+                        </a:ext>
+                      </a:extLst>
+                    </a:blip>
+                    <a:srcRect/>
+                    <a:stretch>
+                      <a:fillRect/>
+                    </a:stretch>
+                  </pic:blipFill>
+                  <pic:spPr bwMode="auto">
+                    <a:xfrm>
+                      <a:off x="0" y="0"/>
+                      <a:ext cx="4876800" cy="4733925"/>
+                    </a:xfrm>
+                    <a:prstGeom prst="rect">
+                      <a:avLst/>
+                    </a:prstGeom>
+                    <a:noFill/>
+                    <a:ln>
+                      <a:noFill/>
+                    </a:ln>
+                  </pic:spPr>
+                </pic:pic>
+              </a:graphicData>
+            </a:graphic>
+          </wp:inline>
+        </w:drawing>
       </w:r>
     </w:p>
     <w:p>
@@ -11073,12 +11355,58 @@
         <w:pStyle w:val="Caption"/>
       </w:pPr>
       <w:r>
+        <w:rPr>
+          <w:noProof/>
+        </w:rPr>
         <w:lastRenderedPageBreak/>
-        <w:pict w14:anchorId="75115AE6">
-          <v:shape id="_x0000_i1029" type="#_x0000_t75" style="width:384pt;height:234pt">
-            <v:imagedata r:id="rId34" o:title="FolderSelectionForExcelExport"/>
-          </v:shape>
-        </w:pict>
+        <w:drawing>
+          <wp:inline distT="0" distB="0" distL="0" distR="0" wp14:anchorId="75115AE6" wp14:editId="0BD6CE93">
+            <wp:extent cx="4876800" cy="2971800"/>
+            <wp:effectExtent l="0" t="0" r="0" b="0"/>
+            <wp:docPr id="39" name="Picture 5" descr="FolderSelectionForExcelExport"/>
+            <wp:cNvGraphicFramePr>
+              <a:graphicFrameLocks xmlns:a="http://schemas.openxmlformats.org/drawingml/2006/main" noChangeAspect="1"/>
+            </wp:cNvGraphicFramePr>
+            <a:graphic xmlns:a="http://schemas.openxmlformats.org/drawingml/2006/main">
+              <a:graphicData uri="http://schemas.openxmlformats.org/drawingml/2006/picture">
+                <pic:pic xmlns:pic="http://schemas.openxmlformats.org/drawingml/2006/picture">
+                  <pic:nvPicPr>
+                    <pic:cNvPr id="0" name="Picture 5" descr="FolderSelectionForExcelExport"/>
+                    <pic:cNvPicPr>
+                      <a:picLocks noChangeAspect="1" noChangeArrowheads="1"/>
+                    </pic:cNvPicPr>
+                  </pic:nvPicPr>
+                  <pic:blipFill>
+                    <a:blip r:embed="rId35">
+                      <a:extLst>
+                        <a:ext uri="{28A0092B-C50C-407E-A947-70E740481C1C}">
+                          <a14:useLocalDpi xmlns:a14="http://schemas.microsoft.com/office/drawing/2010/main" val="0"/>
+                        </a:ext>
+                      </a:extLst>
+                    </a:blip>
+                    <a:srcRect/>
+                    <a:stretch>
+                      <a:fillRect/>
+                    </a:stretch>
+                  </pic:blipFill>
+                  <pic:spPr bwMode="auto">
+                    <a:xfrm>
+                      <a:off x="0" y="0"/>
+                      <a:ext cx="4876800" cy="2971800"/>
+                    </a:xfrm>
+                    <a:prstGeom prst="rect">
+                      <a:avLst/>
+                    </a:prstGeom>
+                    <a:noFill/>
+                    <a:ln>
+                      <a:noFill/>
+                    </a:ln>
+                  </pic:spPr>
+                </pic:pic>
+              </a:graphicData>
+            </a:graphic>
+          </wp:inline>
+        </w:drawing>
       </w:r>
       <w:r>
         <w:t>Fi</w:t>
@@ -11276,12 +11604,58 @@
         <w:pStyle w:val="Caption"/>
       </w:pPr>
       <w:r>
+        <w:rPr>
+          <w:noProof/>
+        </w:rPr>
         <w:lastRenderedPageBreak/>
-        <w:pict w14:anchorId="54B7C247">
-          <v:shape id="_x0000_i1030" type="#_x0000_t75" style="width:384pt;height:201.75pt">
-            <v:imagedata r:id="rId35" o:title="9TapResultsPageOne"/>
-          </v:shape>
-        </w:pict>
+        <w:drawing>
+          <wp:inline distT="0" distB="0" distL="0" distR="0" wp14:anchorId="54B7C247" wp14:editId="3FDC200A">
+            <wp:extent cx="4876800" cy="2562225"/>
+            <wp:effectExtent l="0" t="0" r="0" b="9525"/>
+            <wp:docPr id="38" name="Picture 6" descr="9TapResultsPageOne"/>
+            <wp:cNvGraphicFramePr>
+              <a:graphicFrameLocks xmlns:a="http://schemas.openxmlformats.org/drawingml/2006/main" noChangeAspect="1"/>
+            </wp:cNvGraphicFramePr>
+            <a:graphic xmlns:a="http://schemas.openxmlformats.org/drawingml/2006/main">
+              <a:graphicData uri="http://schemas.openxmlformats.org/drawingml/2006/picture">
+                <pic:pic xmlns:pic="http://schemas.openxmlformats.org/drawingml/2006/picture">
+                  <pic:nvPicPr>
+                    <pic:cNvPr id="0" name="Picture 6" descr="9TapResultsPageOne"/>
+                    <pic:cNvPicPr>
+                      <a:picLocks noChangeAspect="1" noChangeArrowheads="1"/>
+                    </pic:cNvPicPr>
+                  </pic:nvPicPr>
+                  <pic:blipFill>
+                    <a:blip r:embed="rId36" cstate="print">
+                      <a:extLst>
+                        <a:ext uri="{28A0092B-C50C-407E-A947-70E740481C1C}">
+                          <a14:useLocalDpi xmlns:a14="http://schemas.microsoft.com/office/drawing/2010/main" val="0"/>
+                        </a:ext>
+                      </a:extLst>
+                    </a:blip>
+                    <a:srcRect/>
+                    <a:stretch>
+                      <a:fillRect/>
+                    </a:stretch>
+                  </pic:blipFill>
+                  <pic:spPr bwMode="auto">
+                    <a:xfrm>
+                      <a:off x="0" y="0"/>
+                      <a:ext cx="4876800" cy="2562225"/>
+                    </a:xfrm>
+                    <a:prstGeom prst="rect">
+                      <a:avLst/>
+                    </a:prstGeom>
+                    <a:noFill/>
+                    <a:ln>
+                      <a:noFill/>
+                    </a:ln>
+                  </pic:spPr>
+                </pic:pic>
+              </a:graphicData>
+            </a:graphic>
+          </wp:inline>
+        </w:drawing>
       </w:r>
       <w:r>
         <w:t>Figure 17c</w:t>
@@ -11300,11 +11674,57 @@
         <w:pStyle w:val="Caption"/>
       </w:pPr>
       <w:r>
-        <w:pict w14:anchorId="157F7C6A">
-          <v:shape id="_x0000_i1031" type="#_x0000_t75" style="width:383.25pt;height:201pt">
-            <v:imagedata r:id="rId36" o:title="9TapResultsPageTwo"/>
-          </v:shape>
-        </w:pict>
+        <w:rPr>
+          <w:noProof/>
+        </w:rPr>
+        <w:drawing>
+          <wp:inline distT="0" distB="0" distL="0" distR="0" wp14:anchorId="157F7C6A" wp14:editId="6639AD82">
+            <wp:extent cx="4867275" cy="2552700"/>
+            <wp:effectExtent l="0" t="0" r="9525" b="0"/>
+            <wp:docPr id="37" name="Picture 7" descr="9TapResultsPageTwo"/>
+            <wp:cNvGraphicFramePr>
+              <a:graphicFrameLocks xmlns:a="http://schemas.openxmlformats.org/drawingml/2006/main" noChangeAspect="1"/>
+            </wp:cNvGraphicFramePr>
+            <a:graphic xmlns:a="http://schemas.openxmlformats.org/drawingml/2006/main">
+              <a:graphicData uri="http://schemas.openxmlformats.org/drawingml/2006/picture">
+                <pic:pic xmlns:pic="http://schemas.openxmlformats.org/drawingml/2006/picture">
+                  <pic:nvPicPr>
+                    <pic:cNvPr id="0" name="Picture 7" descr="9TapResultsPageTwo"/>
+                    <pic:cNvPicPr>
+                      <a:picLocks noChangeAspect="1" noChangeArrowheads="1"/>
+                    </pic:cNvPicPr>
+                  </pic:nvPicPr>
+                  <pic:blipFill>
+                    <a:blip r:embed="rId37" cstate="print">
+                      <a:extLst>
+                        <a:ext uri="{28A0092B-C50C-407E-A947-70E740481C1C}">
+                          <a14:useLocalDpi xmlns:a14="http://schemas.microsoft.com/office/drawing/2010/main" val="0"/>
+                        </a:ext>
+                      </a:extLst>
+                    </a:blip>
+                    <a:srcRect/>
+                    <a:stretch>
+                      <a:fillRect/>
+                    </a:stretch>
+                  </pic:blipFill>
+                  <pic:spPr bwMode="auto">
+                    <a:xfrm>
+                      <a:off x="0" y="0"/>
+                      <a:ext cx="4867275" cy="2552700"/>
+                    </a:xfrm>
+                    <a:prstGeom prst="rect">
+                      <a:avLst/>
+                    </a:prstGeom>
+                    <a:noFill/>
+                    <a:ln>
+                      <a:noFill/>
+                    </a:ln>
+                  </pic:spPr>
+                </pic:pic>
+              </a:graphicData>
+            </a:graphic>
+          </wp:inline>
+        </w:drawing>
       </w:r>
       <w:r>
         <w:t>Figure 17d</w:t>
@@ -11323,11 +11743,58 @@
         <w:pStyle w:val="Caption"/>
       </w:pPr>
       <w:r>
-        <w:pict w14:anchorId="6663EEF2">
-          <v:shape id="_x0000_i1032" type="#_x0000_t75" style="width:384pt;height:118.5pt">
-            <v:imagedata r:id="rId37" o:title="9TapPlayerCheck"/>
-          </v:shape>
-        </w:pict>
+        <w:rPr>
+          <w:noProof/>
+        </w:rPr>
+        <w:lastRenderedPageBreak/>
+        <w:drawing>
+          <wp:inline distT="0" distB="0" distL="0" distR="0" wp14:anchorId="6663EEF2" wp14:editId="4C99F0AD">
+            <wp:extent cx="4876800" cy="1504950"/>
+            <wp:effectExtent l="0" t="0" r="0" b="0"/>
+            <wp:docPr id="36" name="Picture 8" descr="9TapPlayerCheck"/>
+            <wp:cNvGraphicFramePr>
+              <a:graphicFrameLocks xmlns:a="http://schemas.openxmlformats.org/drawingml/2006/main" noChangeAspect="1"/>
+            </wp:cNvGraphicFramePr>
+            <a:graphic xmlns:a="http://schemas.openxmlformats.org/drawingml/2006/main">
+              <a:graphicData uri="http://schemas.openxmlformats.org/drawingml/2006/picture">
+                <pic:pic xmlns:pic="http://schemas.openxmlformats.org/drawingml/2006/picture">
+                  <pic:nvPicPr>
+                    <pic:cNvPr id="0" name="Picture 8" descr="9TapPlayerCheck"/>
+                    <pic:cNvPicPr>
+                      <a:picLocks noChangeAspect="1" noChangeArrowheads="1"/>
+                    </pic:cNvPicPr>
+                  </pic:nvPicPr>
+                  <pic:blipFill>
+                    <a:blip r:embed="rId38">
+                      <a:extLst>
+                        <a:ext uri="{28A0092B-C50C-407E-A947-70E740481C1C}">
+                          <a14:useLocalDpi xmlns:a14="http://schemas.microsoft.com/office/drawing/2010/main" val="0"/>
+                        </a:ext>
+                      </a:extLst>
+                    </a:blip>
+                    <a:srcRect/>
+                    <a:stretch>
+                      <a:fillRect/>
+                    </a:stretch>
+                  </pic:blipFill>
+                  <pic:spPr bwMode="auto">
+                    <a:xfrm>
+                      <a:off x="0" y="0"/>
+                      <a:ext cx="4876800" cy="1504950"/>
+                    </a:xfrm>
+                    <a:prstGeom prst="rect">
+                      <a:avLst/>
+                    </a:prstGeom>
+                    <a:noFill/>
+                    <a:ln>
+                      <a:noFill/>
+                    </a:ln>
+                  </pic:spPr>
+                </pic:pic>
+              </a:graphicData>
+            </a:graphic>
+          </wp:inline>
+        </w:drawing>
       </w:r>
       <w:r>
         <w:t xml:space="preserve">Figure 17e </w:t>
@@ -11436,11 +11903,57 @@
         <w:pStyle w:val="Caption"/>
       </w:pPr>
       <w:r>
-        <w:pict w14:anchorId="121C96E1">
-          <v:shape id="_x0000_i1033" type="#_x0000_t75" style="width:383.25pt;height:199.5pt">
-            <v:imagedata r:id="rId40" o:title="PointToFinalizeTournament"/>
-          </v:shape>
-        </w:pict>
+        <w:rPr>
+          <w:noProof/>
+        </w:rPr>
+        <w:drawing>
+          <wp:inline distT="0" distB="0" distL="0" distR="0" wp14:anchorId="121C96E1" wp14:editId="4A822B7D">
+            <wp:extent cx="4867275" cy="2533650"/>
+            <wp:effectExtent l="0" t="0" r="9525" b="0"/>
+            <wp:docPr id="34" name="Picture 9" descr="PointToFinalizeTournament"/>
+            <wp:cNvGraphicFramePr>
+              <a:graphicFrameLocks xmlns:a="http://schemas.openxmlformats.org/drawingml/2006/main" noChangeAspect="1"/>
+            </wp:cNvGraphicFramePr>
+            <a:graphic xmlns:a="http://schemas.openxmlformats.org/drawingml/2006/main">
+              <a:graphicData uri="http://schemas.openxmlformats.org/drawingml/2006/picture">
+                <pic:pic xmlns:pic="http://schemas.openxmlformats.org/drawingml/2006/picture">
+                  <pic:nvPicPr>
+                    <pic:cNvPr id="0" name="Picture 9" descr="PointToFinalizeTournament"/>
+                    <pic:cNvPicPr>
+                      <a:picLocks noChangeAspect="1" noChangeArrowheads="1"/>
+                    </pic:cNvPicPr>
+                  </pic:nvPicPr>
+                  <pic:blipFill>
+                    <a:blip r:embed="rId41" cstate="print">
+                      <a:extLst>
+                        <a:ext uri="{28A0092B-C50C-407E-A947-70E740481C1C}">
+                          <a14:useLocalDpi xmlns:a14="http://schemas.microsoft.com/office/drawing/2010/main" val="0"/>
+                        </a:ext>
+                      </a:extLst>
+                    </a:blip>
+                    <a:srcRect/>
+                    <a:stretch>
+                      <a:fillRect/>
+                    </a:stretch>
+                  </pic:blipFill>
+                  <pic:spPr bwMode="auto">
+                    <a:xfrm>
+                      <a:off x="0" y="0"/>
+                      <a:ext cx="4867275" cy="2533650"/>
+                    </a:xfrm>
+                    <a:prstGeom prst="rect">
+                      <a:avLst/>
+                    </a:prstGeom>
+                    <a:noFill/>
+                    <a:ln>
+                      <a:noFill/>
+                    </a:ln>
+                  </pic:spPr>
+                </pic:pic>
+              </a:graphicData>
+            </a:graphic>
+          </wp:inline>
+        </w:drawing>
       </w:r>
       <w:r>
         <w:t>Figure 18: location of Finalize Tournament button.</w:t>
@@ -11474,7 +11987,11 @@
         <w:t>Director</w:t>
       </w:r>
       <w:r>
-        <w:t>, while an orange cell is a score that is 50 or more below a player’s average score for a given game</w:t>
+        <w:t xml:space="preserve">, while an orange cell is a score that is 50 or more below a player’s average </w:t>
+      </w:r>
+      <w:r>
+        <w:lastRenderedPageBreak/>
+        <w:t>score for a given game</w:t>
       </w:r>
       <w:r>
         <w:t xml:space="preserve">; </w:t>
@@ -11535,7 +12052,6 @@
         <w:pStyle w:val="BodyText"/>
       </w:pPr>
       <w:r>
-        <w:lastRenderedPageBreak/>
         <w:t>The data in the table can a</w:t>
       </w:r>
       <w:r>
@@ -11731,11 +12247,54 @@
         <w:rPr>
           <w:noProof/>
         </w:rPr>
-        <w:pict w14:anchorId="225EA388">
-          <v:shape id="_x0000_i1034" type="#_x0000_t75" style="width:384pt;height:222.75pt">
-            <v:imagedata r:id="rId41" o:title="FinalizeTournamentWindow"/>
-          </v:shape>
-        </w:pict>
+        <w:drawing>
+          <wp:inline distT="0" distB="0" distL="0" distR="0" wp14:anchorId="225EA388" wp14:editId="72F2860C">
+            <wp:extent cx="4876800" cy="2828925"/>
+            <wp:effectExtent l="0" t="0" r="0" b="9525"/>
+            <wp:docPr id="33" name="Picture 10" descr="FinalizeTournamentWindow"/>
+            <wp:cNvGraphicFramePr>
+              <a:graphicFrameLocks xmlns:a="http://schemas.openxmlformats.org/drawingml/2006/main" noChangeAspect="1"/>
+            </wp:cNvGraphicFramePr>
+            <a:graphic xmlns:a="http://schemas.openxmlformats.org/drawingml/2006/main">
+              <a:graphicData uri="http://schemas.openxmlformats.org/drawingml/2006/picture">
+                <pic:pic xmlns:pic="http://schemas.openxmlformats.org/drawingml/2006/picture">
+                  <pic:nvPicPr>
+                    <pic:cNvPr id="0" name="Picture 10" descr="FinalizeTournamentWindow"/>
+                    <pic:cNvPicPr>
+                      <a:picLocks noChangeAspect="1" noChangeArrowheads="1"/>
+                    </pic:cNvPicPr>
+                  </pic:nvPicPr>
+                  <pic:blipFill>
+                    <a:blip r:embed="rId42" cstate="print">
+                      <a:extLst>
+                        <a:ext uri="{28A0092B-C50C-407E-A947-70E740481C1C}">
+                          <a14:useLocalDpi xmlns:a14="http://schemas.microsoft.com/office/drawing/2010/main" val="0"/>
+                        </a:ext>
+                      </a:extLst>
+                    </a:blip>
+                    <a:srcRect/>
+                    <a:stretch>
+                      <a:fillRect/>
+                    </a:stretch>
+                  </pic:blipFill>
+                  <pic:spPr bwMode="auto">
+                    <a:xfrm>
+                      <a:off x="0" y="0"/>
+                      <a:ext cx="4876800" cy="2828925"/>
+                    </a:xfrm>
+                    <a:prstGeom prst="rect">
+                      <a:avLst/>
+                    </a:prstGeom>
+                    <a:noFill/>
+                    <a:ln>
+                      <a:noFill/>
+                    </a:ln>
+                  </pic:spPr>
+                </pic:pic>
+              </a:graphicData>
+            </a:graphic>
+          </wp:inline>
+        </w:drawing>
       </w:r>
     </w:p>
     <w:p>
@@ -11872,76 +12431,6 @@
             <wp:extent cx="526212" cy="841940"/>
             <wp:effectExtent l="0" t="0" r="7620" b="0"/>
             <wp:docPr id="27" name="Picture 27"/>
-            <wp:cNvGraphicFramePr>
-              <a:graphicFrameLocks xmlns:a="http://schemas.openxmlformats.org/drawingml/2006/main" noChangeAspect="1"/>
-            </wp:cNvGraphicFramePr>
-            <a:graphic xmlns:a="http://schemas.openxmlformats.org/drawingml/2006/main">
-              <a:graphicData uri="http://schemas.openxmlformats.org/drawingml/2006/picture">
-                <pic:pic xmlns:pic="http://schemas.openxmlformats.org/drawingml/2006/picture">
-                  <pic:nvPicPr>
-                    <pic:cNvPr id="1" name=""/>
-                    <pic:cNvPicPr/>
-                  </pic:nvPicPr>
-                  <pic:blipFill>
-                    <a:blip r:embed="rId42"/>
-                    <a:stretch>
-                      <a:fillRect/>
-                    </a:stretch>
-                  </pic:blipFill>
-                  <pic:spPr>
-                    <a:xfrm>
-                      <a:off x="0" y="0"/>
-                      <a:ext cx="585111" cy="936179"/>
-                    </a:xfrm>
-                    <a:prstGeom prst="rect">
-                      <a:avLst/>
-                    </a:prstGeom>
-                  </pic:spPr>
-                </pic:pic>
-              </a:graphicData>
-            </a:graphic>
-          </wp:inline>
-        </w:drawing>
-      </w:r>
-    </w:p>
-    <w:p>
-      <w:pPr>
-        <w:pStyle w:val="BodyText"/>
-        <w:keepNext/>
-        <w:numPr>
-          <w:ilvl w:val="0"/>
-          <w:numId w:val="10"/>
-        </w:numPr>
-      </w:pPr>
-      <w:r>
-        <w:rPr>
-          <w:b/>
-          <w:u w:val="single"/>
-        </w:rPr>
-        <w:t>GameID</w:t>
-      </w:r>
-      <w:r>
-        <w:t xml:space="preserve"> – the game identifier for the tournament.</w:t>
-      </w:r>
-    </w:p>
-    <w:p>
-      <w:pPr>
-        <w:pStyle w:val="BodyText"/>
-        <w:keepNext/>
-        <w:ind w:left="720"/>
-      </w:pPr>
-      <w:r>
-        <w:t xml:space="preserve">  </w:t>
-      </w:r>
-      <w:r>
-        <w:rPr>
-          <w:noProof/>
-        </w:rPr>
-        <w:drawing>
-          <wp:inline distT="0" distB="0" distL="0" distR="0" wp14:anchorId="4EB199F8" wp14:editId="0E6CACF1">
-            <wp:extent cx="473914" cy="770111"/>
-            <wp:effectExtent l="0" t="0" r="2540" b="0"/>
-            <wp:docPr id="29" name="Picture 29"/>
             <wp:cNvGraphicFramePr>
               <a:graphicFrameLocks xmlns:a="http://schemas.openxmlformats.org/drawingml/2006/main" noChangeAspect="1"/>
             </wp:cNvGraphicFramePr>
@@ -11961,7 +12450,7 @@
                   <pic:spPr>
                     <a:xfrm>
                       <a:off x="0" y="0"/>
-                      <a:ext cx="506426" cy="822944"/>
+                      <a:ext cx="585111" cy="936179"/>
                     </a:xfrm>
                     <a:prstGeom prst="rect">
                       <a:avLst/>
@@ -11973,9 +12462,6 @@
           </wp:inline>
         </w:drawing>
       </w:r>
-      <w:r>
-        <w:t xml:space="preserve">   </w:t>
-      </w:r>
     </w:p>
     <w:p>
       <w:pPr>
@@ -11991,19 +12477,10 @@
           <w:b/>
           <w:u w:val="single"/>
         </w:rPr>
-        <w:t>Game 1-4 and ValidScore 1-4</w:t>
-      </w:r>
-      <w:r>
-        <w:t xml:space="preserve"> - t</w:t>
-      </w:r>
-      <w:r>
-        <w:t>hat player’s score for each game</w:t>
-      </w:r>
-      <w:r>
-        <w:t xml:space="preserve"> they played, and a checkbox used to determine whether that player’s score is valid for that set of pins. E.G. a sandbagged score will be</w:t>
-      </w:r>
-      <w:r>
-        <w:t xml:space="preserve"> unchecked and thus invalidated.</w:t>
+        <w:t>GameID</w:t>
+      </w:r>
+      <w:r>
+        <w:t xml:space="preserve"> – the game identifier for the tournament.</w:t>
       </w:r>
     </w:p>
     <w:p>
@@ -12011,25 +12488,19 @@
         <w:pStyle w:val="BodyText"/>
         <w:keepNext/>
         <w:ind w:left="720"/>
+      </w:pPr>
+      <w:r>
+        <w:t xml:space="preserve">  </w:t>
+      </w:r>
+      <w:r>
         <w:rPr>
           <w:noProof/>
         </w:rPr>
-      </w:pPr>
-      <w:r>
-        <w:rPr>
-          <w:noProof/>
-        </w:rPr>
-        <w:t xml:space="preserve"> </w:t>
-      </w:r>
-      <w:r>
-        <w:rPr>
-          <w:noProof/>
-        </w:rPr>
         <w:drawing>
-          <wp:inline distT="0" distB="0" distL="0" distR="0" wp14:anchorId="7A3357F6" wp14:editId="1EC28456">
-            <wp:extent cx="491706" cy="697328"/>
-            <wp:effectExtent l="0" t="0" r="3810" b="7620"/>
-            <wp:docPr id="31" name="Picture 31"/>
+          <wp:inline distT="0" distB="0" distL="0" distR="0" wp14:anchorId="4EB199F8" wp14:editId="0E6CACF1">
+            <wp:extent cx="473914" cy="770111"/>
+            <wp:effectExtent l="0" t="0" r="2540" b="0"/>
+            <wp:docPr id="29" name="Picture 29"/>
             <wp:cNvGraphicFramePr>
               <a:graphicFrameLocks xmlns:a="http://schemas.openxmlformats.org/drawingml/2006/main" noChangeAspect="1"/>
             </wp:cNvGraphicFramePr>
@@ -12049,7 +12520,7 @@
                   <pic:spPr>
                     <a:xfrm>
                       <a:off x="0" y="0"/>
-                      <a:ext cx="515572" cy="731175"/>
+                      <a:ext cx="506426" cy="822944"/>
                     </a:xfrm>
                     <a:prstGeom prst="rect">
                       <a:avLst/>
@@ -12061,6 +12532,9 @@
           </wp:inline>
         </w:drawing>
       </w:r>
+      <w:r>
+        <w:t xml:space="preserve">   </w:t>
+      </w:r>
     </w:p>
     <w:p>
       <w:pPr>
@@ -12076,10 +12550,19 @@
           <w:b/>
           <w:u w:val="single"/>
         </w:rPr>
-        <w:t>Scratch Total</w:t>
-      </w:r>
-      <w:r>
-        <w:t xml:space="preserve"> – The player’s total score before handicaps are taken into account.</w:t>
+        <w:t>Game 1-4 and ValidScore 1-4</w:t>
+      </w:r>
+      <w:r>
+        <w:t xml:space="preserve"> - t</w:t>
+      </w:r>
+      <w:r>
+        <w:t>hat player’s score for each game</w:t>
+      </w:r>
+      <w:r>
+        <w:t xml:space="preserve"> they played, and a checkbox used to determine whether that player’s score is valid for that set of pins. E.G. a sandbagged score will be</w:t>
+      </w:r>
+      <w:r>
+        <w:t xml:space="preserve"> unchecked and thus invalidated.</w:t>
       </w:r>
     </w:p>
     <w:p>
@@ -12087,16 +12570,25 @@
         <w:pStyle w:val="BodyText"/>
         <w:keepNext/>
         <w:ind w:left="720"/>
-      </w:pPr>
-      <w:r>
         <w:rPr>
           <w:noProof/>
         </w:rPr>
+      </w:pPr>
+      <w:r>
+        <w:rPr>
+          <w:noProof/>
+        </w:rPr>
+        <w:t xml:space="preserve"> </w:t>
+      </w:r>
+      <w:r>
+        <w:rPr>
+          <w:noProof/>
+        </w:rPr>
         <w:drawing>
-          <wp:inline distT="0" distB="0" distL="0" distR="0" wp14:anchorId="275B9669" wp14:editId="7FA5F256">
-            <wp:extent cx="542925" cy="752475"/>
-            <wp:effectExtent l="0" t="0" r="9525" b="9525"/>
-            <wp:docPr id="35" name="Picture 35"/>
+          <wp:inline distT="0" distB="0" distL="0" distR="0" wp14:anchorId="7A3357F6" wp14:editId="1EC28456">
+            <wp:extent cx="491706" cy="697328"/>
+            <wp:effectExtent l="0" t="0" r="3810" b="7620"/>
+            <wp:docPr id="31" name="Picture 31"/>
             <wp:cNvGraphicFramePr>
               <a:graphicFrameLocks xmlns:a="http://schemas.openxmlformats.org/drawingml/2006/main" noChangeAspect="1"/>
             </wp:cNvGraphicFramePr>
@@ -12116,7 +12608,7 @@
                   <pic:spPr>
                     <a:xfrm>
                       <a:off x="0" y="0"/>
-                      <a:ext cx="542925" cy="752475"/>
+                      <a:ext cx="515572" cy="731175"/>
                     </a:xfrm>
                     <a:prstGeom prst="rect">
                       <a:avLst/>
@@ -12143,10 +12635,10 @@
           <w:b/>
           <w:u w:val="single"/>
         </w:rPr>
-        <w:t xml:space="preserve">Handicap Total </w:t>
-      </w:r>
-      <w:r>
-        <w:t>– The player’s total score after handicaps are taken into account.</w:t>
+        <w:t>Scratch Total</w:t>
+      </w:r>
+      <w:r>
+        <w:t xml:space="preserve"> – The player’s total score before handicaps are taken into account.</w:t>
       </w:r>
     </w:p>
     <w:p>
@@ -12160,10 +12652,10 @@
           <w:noProof/>
         </w:rPr>
         <w:drawing>
-          <wp:inline distT="0" distB="0" distL="0" distR="0" wp14:anchorId="1C4ED64A" wp14:editId="177F90E7">
-            <wp:extent cx="533400" cy="752475"/>
-            <wp:effectExtent l="0" t="0" r="0" b="9525"/>
-            <wp:docPr id="40" name="Picture 40"/>
+          <wp:inline distT="0" distB="0" distL="0" distR="0" wp14:anchorId="275B9669" wp14:editId="7FA5F256">
+            <wp:extent cx="542925" cy="752475"/>
+            <wp:effectExtent l="0" t="0" r="9525" b="9525"/>
+            <wp:docPr id="35" name="Picture 35"/>
             <wp:cNvGraphicFramePr>
               <a:graphicFrameLocks xmlns:a="http://schemas.openxmlformats.org/drawingml/2006/main" noChangeAspect="1"/>
             </wp:cNvGraphicFramePr>
@@ -12183,7 +12675,7 @@
                   <pic:spPr>
                     <a:xfrm>
                       <a:off x="0" y="0"/>
-                      <a:ext cx="533400" cy="752475"/>
+                      <a:ext cx="542925" cy="752475"/>
                     </a:xfrm>
                     <a:prstGeom prst="rect">
                       <a:avLst/>
@@ -12210,10 +12702,10 @@
           <w:b/>
           <w:u w:val="single"/>
         </w:rPr>
-        <w:t>Entry AVG</w:t>
-      </w:r>
-      <w:r>
-        <w:t xml:space="preserve"> – The average for the current entry of the player.</w:t>
+        <w:t xml:space="preserve">Handicap Total </w:t>
+      </w:r>
+      <w:r>
+        <w:t>– The player’s total score after handicaps are taken into account.</w:t>
       </w:r>
     </w:p>
     <w:p>
@@ -12226,12 +12718,11 @@
         <w:rPr>
           <w:noProof/>
         </w:rPr>
-        <w:lastRenderedPageBreak/>
         <w:drawing>
-          <wp:inline distT="0" distB="0" distL="0" distR="0" wp14:anchorId="13E6B45B" wp14:editId="14A1B0A6">
-            <wp:extent cx="533400" cy="733425"/>
+          <wp:inline distT="0" distB="0" distL="0" distR="0" wp14:anchorId="1C4ED64A" wp14:editId="177F90E7">
+            <wp:extent cx="533400" cy="752475"/>
             <wp:effectExtent l="0" t="0" r="0" b="9525"/>
-            <wp:docPr id="41" name="Picture 41"/>
+            <wp:docPr id="40" name="Picture 40"/>
             <wp:cNvGraphicFramePr>
               <a:graphicFrameLocks xmlns:a="http://schemas.openxmlformats.org/drawingml/2006/main" noChangeAspect="1"/>
             </wp:cNvGraphicFramePr>
@@ -12251,7 +12742,7 @@
                   <pic:spPr>
                     <a:xfrm>
                       <a:off x="0" y="0"/>
-                      <a:ext cx="533400" cy="733425"/>
+                      <a:ext cx="533400" cy="752475"/>
                     </a:xfrm>
                     <a:prstGeom prst="rect">
                       <a:avLst/>
@@ -12278,10 +12769,10 @@
           <w:b/>
           <w:u w:val="single"/>
         </w:rPr>
-        <w:t>30 Entry AVG</w:t>
-      </w:r>
-      <w:r>
-        <w:t xml:space="preserve"> – The average for the last 30 entries of the player.</w:t>
+        <w:t>Entry AVG</w:t>
+      </w:r>
+      <w:r>
+        <w:t xml:space="preserve"> – The average for the current entry of the player.</w:t>
       </w:r>
     </w:p>
     <w:p>
@@ -12294,11 +12785,12 @@
         <w:rPr>
           <w:noProof/>
         </w:rPr>
+        <w:lastRenderedPageBreak/>
         <w:drawing>
-          <wp:inline distT="0" distB="0" distL="0" distR="0" wp14:anchorId="1A027C84" wp14:editId="6C6F8DDF">
-            <wp:extent cx="514350" cy="781050"/>
-            <wp:effectExtent l="0" t="0" r="0" b="0"/>
-            <wp:docPr id="42" name="Picture 42"/>
+          <wp:inline distT="0" distB="0" distL="0" distR="0" wp14:anchorId="13E6B45B" wp14:editId="14A1B0A6">
+            <wp:extent cx="533400" cy="733425"/>
+            <wp:effectExtent l="0" t="0" r="0" b="9525"/>
+            <wp:docPr id="41" name="Picture 41"/>
             <wp:cNvGraphicFramePr>
               <a:graphicFrameLocks xmlns:a="http://schemas.openxmlformats.org/drawingml/2006/main" noChangeAspect="1"/>
             </wp:cNvGraphicFramePr>
@@ -12318,7 +12810,7 @@
                   <pic:spPr>
                     <a:xfrm>
                       <a:off x="0" y="0"/>
-                      <a:ext cx="514350" cy="781050"/>
+                      <a:ext cx="533400" cy="733425"/>
                     </a:xfrm>
                     <a:prstGeom prst="rect">
                       <a:avLst/>
@@ -12345,19 +12837,10 @@
           <w:b/>
           <w:u w:val="single"/>
         </w:rPr>
-        <w:t>ADJ AVG</w:t>
-      </w:r>
-      <w:r>
-        <w:t xml:space="preserve"> – Adjusted Average.</w:t>
-      </w:r>
-      <w:r>
-        <w:t xml:space="preserve"> An average that must be manually entered by the </w:t>
-      </w:r>
-      <w:r>
-        <w:t>Director</w:t>
-      </w:r>
-      <w:r>
-        <w:t>.</w:t>
+        <w:t>30 Entry AVG</w:t>
+      </w:r>
+      <w:r>
+        <w:t xml:space="preserve"> – The average for the last 30 entries of the player.</w:t>
       </w:r>
     </w:p>
     <w:p>
@@ -12371,10 +12854,10 @@
           <w:noProof/>
         </w:rPr>
         <w:drawing>
-          <wp:inline distT="0" distB="0" distL="0" distR="0" wp14:anchorId="0EA28D84" wp14:editId="0D1BAAD7">
-            <wp:extent cx="514350" cy="762000"/>
+          <wp:inline distT="0" distB="0" distL="0" distR="0" wp14:anchorId="1A027C84" wp14:editId="6C6F8DDF">
+            <wp:extent cx="514350" cy="781050"/>
             <wp:effectExtent l="0" t="0" r="0" b="0"/>
-            <wp:docPr id="43" name="Picture 43"/>
+            <wp:docPr id="42" name="Picture 42"/>
             <wp:cNvGraphicFramePr>
               <a:graphicFrameLocks xmlns:a="http://schemas.openxmlformats.org/drawingml/2006/main" noChangeAspect="1"/>
             </wp:cNvGraphicFramePr>
@@ -12394,7 +12877,7 @@
                   <pic:spPr>
                     <a:xfrm>
                       <a:off x="0" y="0"/>
-                      <a:ext cx="514350" cy="762000"/>
+                      <a:ext cx="514350" cy="781050"/>
                     </a:xfrm>
                     <a:prstGeom prst="rect">
                       <a:avLst/>
@@ -12421,26 +12904,19 @@
           <w:b/>
           <w:u w:val="single"/>
         </w:rPr>
+        <w:t>ADJ AVG</w:t>
+      </w:r>
+      <w:r>
+        <w:t xml:space="preserve"> – Adjusted Average.</w:t>
+      </w:r>
+      <w:r>
+        <w:t xml:space="preserve"> An average that must be manually entered by the </w:t>
+      </w:r>
+      <w:r>
         <w:t>Director</w:t>
       </w:r>
       <w:r>
-        <w:rPr>
-          <w:b/>
-          <w:u w:val="single"/>
-        </w:rPr>
-        <w:t xml:space="preserve"> Check</w:t>
-      </w:r>
-      <w:r>
-        <w:t xml:space="preserve"> – Checkbox to confirm a </w:t>
-      </w:r>
-      <w:r>
-        <w:t>Director</w:t>
-      </w:r>
-      <w:r>
-        <w:t xml:space="preserve"> has checked and validated</w:t>
-      </w:r>
-      <w:r>
-        <w:t xml:space="preserve"> a player’s score.</w:t>
+        <w:t>.</w:t>
       </w:r>
     </w:p>
     <w:p>
@@ -12454,10 +12930,10 @@
           <w:noProof/>
         </w:rPr>
         <w:drawing>
-          <wp:inline distT="0" distB="0" distL="0" distR="0" wp14:anchorId="7975C22F" wp14:editId="35A77B3D">
-            <wp:extent cx="542925" cy="733425"/>
-            <wp:effectExtent l="0" t="0" r="9525" b="9525"/>
-            <wp:docPr id="45" name="Picture 45"/>
+          <wp:inline distT="0" distB="0" distL="0" distR="0" wp14:anchorId="0EA28D84" wp14:editId="0D1BAAD7">
+            <wp:extent cx="514350" cy="762000"/>
+            <wp:effectExtent l="0" t="0" r="0" b="0"/>
+            <wp:docPr id="43" name="Picture 43"/>
             <wp:cNvGraphicFramePr>
               <a:graphicFrameLocks xmlns:a="http://schemas.openxmlformats.org/drawingml/2006/main" noChangeAspect="1"/>
             </wp:cNvGraphicFramePr>
@@ -12477,7 +12953,7 @@
                   <pic:spPr>
                     <a:xfrm>
                       <a:off x="0" y="0"/>
-                      <a:ext cx="542925" cy="733425"/>
+                      <a:ext cx="514350" cy="762000"/>
                     </a:xfrm>
                     <a:prstGeom prst="rect">
                       <a:avLst/>
@@ -12498,33 +12974,32 @@
           <w:ilvl w:val="0"/>
           <w:numId w:val="10"/>
         </w:numPr>
+      </w:pPr>
+      <w:r>
         <w:rPr>
           <w:b/>
           <w:u w:val="single"/>
         </w:rPr>
-      </w:pPr>
+        <w:t>Director</w:t>
+      </w:r>
       <w:r>
         <w:rPr>
           <w:b/>
           <w:u w:val="single"/>
         </w:rPr>
-        <w:t>Squad</w:t>
-      </w:r>
-      <w:r>
-        <w:rPr>
-          <w:b/>
-          <w:u w:val="single"/>
-        </w:rPr>
-        <w:t xml:space="preserve"> </w:t>
-      </w:r>
-      <w:r>
-        <w:t>–</w:t>
-      </w:r>
-      <w:r>
-        <w:t xml:space="preserve"> T</w:t>
-      </w:r>
-      <w:r>
-        <w:t>he squad of this player’s game.</w:t>
+        <w:t xml:space="preserve"> Check</w:t>
+      </w:r>
+      <w:r>
+        <w:t xml:space="preserve"> – Checkbox to confirm a </w:t>
+      </w:r>
+      <w:r>
+        <w:t>Director</w:t>
+      </w:r>
+      <w:r>
+        <w:t xml:space="preserve"> has checked and validated</w:t>
+      </w:r>
+      <w:r>
+        <w:t xml:space="preserve"> a player’s score.</w:t>
       </w:r>
     </w:p>
     <w:p>
@@ -12532,20 +13007,16 @@
         <w:pStyle w:val="BodyText"/>
         <w:keepNext/>
         <w:ind w:left="720"/>
-        <w:rPr>
-          <w:b/>
-          <w:u w:val="single"/>
-        </w:rPr>
       </w:pPr>
       <w:r>
         <w:rPr>
           <w:noProof/>
         </w:rPr>
         <w:drawing>
-          <wp:inline distT="0" distB="0" distL="0" distR="0" wp14:anchorId="752F97DE" wp14:editId="3DE20F24">
-            <wp:extent cx="504825" cy="781050"/>
-            <wp:effectExtent l="0" t="0" r="9525" b="0"/>
-            <wp:docPr id="46" name="Picture 46"/>
+          <wp:inline distT="0" distB="0" distL="0" distR="0" wp14:anchorId="7975C22F" wp14:editId="35A77B3D">
+            <wp:extent cx="542925" cy="733425"/>
+            <wp:effectExtent l="0" t="0" r="9525" b="9525"/>
+            <wp:docPr id="45" name="Picture 45"/>
             <wp:cNvGraphicFramePr>
               <a:graphicFrameLocks xmlns:a="http://schemas.openxmlformats.org/drawingml/2006/main" noChangeAspect="1"/>
             </wp:cNvGraphicFramePr>
@@ -12565,7 +13036,7 @@
                   <pic:spPr>
                     <a:xfrm>
                       <a:off x="0" y="0"/>
-                      <a:ext cx="504825" cy="781050"/>
+                      <a:ext cx="542925" cy="733425"/>
                     </a:xfrm>
                     <a:prstGeom prst="rect">
                       <a:avLst/>
@@ -12596,10 +13067,23 @@
           <w:b/>
           <w:u w:val="single"/>
         </w:rPr>
-        <w:t xml:space="preserve">Handicap </w:t>
-      </w:r>
-      <w:r>
-        <w:t>– The player’s current handicap.</w:t>
+        <w:t>Squad</w:t>
+      </w:r>
+      <w:r>
+        <w:rPr>
+          <w:b/>
+          <w:u w:val="single"/>
+        </w:rPr>
+        <w:t xml:space="preserve"> </w:t>
+      </w:r>
+      <w:r>
+        <w:t>–</w:t>
+      </w:r>
+      <w:r>
+        <w:t xml:space="preserve"> T</w:t>
+      </w:r>
+      <w:r>
+        <w:t>he squad of this player’s game.</w:t>
       </w:r>
     </w:p>
     <w:p>
@@ -12617,10 +13101,10 @@
           <w:noProof/>
         </w:rPr>
         <w:drawing>
-          <wp:inline distT="0" distB="0" distL="0" distR="0" wp14:anchorId="246BBCB5" wp14:editId="5433436B">
-            <wp:extent cx="561975" cy="762000"/>
+          <wp:inline distT="0" distB="0" distL="0" distR="0" wp14:anchorId="752F97DE" wp14:editId="3DE20F24">
+            <wp:extent cx="504825" cy="781050"/>
             <wp:effectExtent l="0" t="0" r="9525" b="0"/>
-            <wp:docPr id="47" name="Picture 47"/>
+            <wp:docPr id="46" name="Picture 46"/>
             <wp:cNvGraphicFramePr>
               <a:graphicFrameLocks xmlns:a="http://schemas.openxmlformats.org/drawingml/2006/main" noChangeAspect="1"/>
             </wp:cNvGraphicFramePr>
@@ -12640,7 +13124,7 @@
                   <pic:spPr>
                     <a:xfrm>
                       <a:off x="0" y="0"/>
-                      <a:ext cx="561975" cy="762000"/>
+                      <a:ext cx="504825" cy="781050"/>
                     </a:xfrm>
                     <a:prstGeom prst="rect">
                       <a:avLst/>
@@ -12671,10 +13155,10 @@
           <w:b/>
           <w:u w:val="single"/>
         </w:rPr>
-        <w:t>Bonus</w:t>
-      </w:r>
-      <w:r>
-        <w:t xml:space="preserve"> – Current player’s bonus.</w:t>
+        <w:t xml:space="preserve">Handicap </w:t>
+      </w:r>
+      <w:r>
+        <w:t>– The player’s current handicap.</w:t>
       </w:r>
     </w:p>
     <w:p>
@@ -12691,12 +13175,11 @@
         <w:rPr>
           <w:noProof/>
         </w:rPr>
-        <w:lastRenderedPageBreak/>
         <w:drawing>
-          <wp:inline distT="0" distB="0" distL="0" distR="0" wp14:anchorId="4DAE4DA4" wp14:editId="32E56A64">
-            <wp:extent cx="533400" cy="752475"/>
-            <wp:effectExtent l="0" t="0" r="0" b="9525"/>
-            <wp:docPr id="48" name="Picture 48"/>
+          <wp:inline distT="0" distB="0" distL="0" distR="0" wp14:anchorId="246BBCB5" wp14:editId="5433436B">
+            <wp:extent cx="561975" cy="762000"/>
+            <wp:effectExtent l="0" t="0" r="9525" b="0"/>
+            <wp:docPr id="47" name="Picture 47"/>
             <wp:cNvGraphicFramePr>
               <a:graphicFrameLocks xmlns:a="http://schemas.openxmlformats.org/drawingml/2006/main" noChangeAspect="1"/>
             </wp:cNvGraphicFramePr>
@@ -12716,7 +13199,7 @@
                   <pic:spPr>
                     <a:xfrm>
                       <a:off x="0" y="0"/>
-                      <a:ext cx="533400" cy="752475"/>
+                      <a:ext cx="561975" cy="762000"/>
                     </a:xfrm>
                     <a:prstGeom prst="rect">
                       <a:avLst/>
@@ -12747,17 +13230,10 @@
           <w:b/>
           <w:u w:val="single"/>
         </w:rPr>
-        <w:t xml:space="preserve"> Pro Pot</w:t>
-      </w:r>
-      <w:r>
-        <w:rPr>
-          <w:i/>
-          <w:u w:val="single"/>
-        </w:rPr>
-        <w:t xml:space="preserve"> </w:t>
-      </w:r>
-      <w:r>
-        <w:t>– Needs work</w:t>
+        <w:t>Bonus</w:t>
+      </w:r>
+      <w:r>
+        <w:t xml:space="preserve"> – Current player’s bonus.</w:t>
       </w:r>
     </w:p>
     <w:p>
@@ -12774,11 +13250,12 @@
         <w:rPr>
           <w:noProof/>
         </w:rPr>
+        <w:lastRenderedPageBreak/>
         <w:drawing>
-          <wp:inline distT="0" distB="0" distL="0" distR="0" wp14:anchorId="262F41B1" wp14:editId="7DF7E216">
-            <wp:extent cx="533400" cy="733425"/>
+          <wp:inline distT="0" distB="0" distL="0" distR="0" wp14:anchorId="4DAE4DA4" wp14:editId="32E56A64">
+            <wp:extent cx="533400" cy="752475"/>
             <wp:effectExtent l="0" t="0" r="0" b="9525"/>
-            <wp:docPr id="49" name="Picture 49"/>
+            <wp:docPr id="48" name="Picture 48"/>
             <wp:cNvGraphicFramePr>
               <a:graphicFrameLocks xmlns:a="http://schemas.openxmlformats.org/drawingml/2006/main" noChangeAspect="1"/>
             </wp:cNvGraphicFramePr>
@@ -12798,7 +13275,7 @@
                   <pic:spPr>
                     <a:xfrm>
                       <a:off x="0" y="0"/>
-                      <a:ext cx="533400" cy="733425"/>
+                      <a:ext cx="533400" cy="752475"/>
                     </a:xfrm>
                     <a:prstGeom prst="rect">
                       <a:avLst/>
@@ -12829,13 +13306,17 @@
           <w:b/>
           <w:u w:val="single"/>
         </w:rPr>
-        <w:t>Notes</w:t>
-      </w:r>
-      <w:r>
-        <w:t xml:space="preserve"> – notes on the cur</w:t>
-      </w:r>
-      <w:r>
-        <w:t>rent player.</w:t>
+        <w:t xml:space="preserve"> Pro Pot</w:t>
+      </w:r>
+      <w:r>
+        <w:rPr>
+          <w:i/>
+          <w:u w:val="single"/>
+        </w:rPr>
+        <w:t xml:space="preserve"> </w:t>
+      </w:r>
+      <w:r>
+        <w:t>– Needs work</w:t>
       </w:r>
     </w:p>
     <w:p>
@@ -12853,10 +13334,10 @@
           <w:noProof/>
         </w:rPr>
         <w:drawing>
-          <wp:inline distT="0" distB="0" distL="0" distR="0" wp14:anchorId="29A96E70" wp14:editId="63FE8FAF">
+          <wp:inline distT="0" distB="0" distL="0" distR="0" wp14:anchorId="262F41B1" wp14:editId="7DF7E216">
             <wp:extent cx="533400" cy="733425"/>
             <wp:effectExtent l="0" t="0" r="0" b="9525"/>
-            <wp:docPr id="50" name="Picture 50"/>
+            <wp:docPr id="49" name="Picture 49"/>
             <wp:cNvGraphicFramePr>
               <a:graphicFrameLocks xmlns:a="http://schemas.openxmlformats.org/drawingml/2006/main" noChangeAspect="1"/>
             </wp:cNvGraphicFramePr>
@@ -12891,6 +13372,84 @@
     </w:p>
     <w:p>
       <w:pPr>
+        <w:pStyle w:val="BodyText"/>
+        <w:keepNext/>
+        <w:numPr>
+          <w:ilvl w:val="0"/>
+          <w:numId w:val="10"/>
+        </w:numPr>
+        <w:rPr>
+          <w:b/>
+          <w:u w:val="single"/>
+        </w:rPr>
+      </w:pPr>
+      <w:r>
+        <w:rPr>
+          <w:b/>
+          <w:u w:val="single"/>
+        </w:rPr>
+        <w:t>Notes</w:t>
+      </w:r>
+      <w:r>
+        <w:t xml:space="preserve"> – notes on the cur</w:t>
+      </w:r>
+      <w:r>
+        <w:t>rent player.</w:t>
+      </w:r>
+    </w:p>
+    <w:p>
+      <w:pPr>
+        <w:pStyle w:val="BodyText"/>
+        <w:keepNext/>
+        <w:ind w:left="720"/>
+        <w:rPr>
+          <w:b/>
+          <w:u w:val="single"/>
+        </w:rPr>
+      </w:pPr>
+      <w:r>
+        <w:rPr>
+          <w:noProof/>
+        </w:rPr>
+        <w:drawing>
+          <wp:inline distT="0" distB="0" distL="0" distR="0" wp14:anchorId="29A96E70" wp14:editId="63FE8FAF">
+            <wp:extent cx="533400" cy="733425"/>
+            <wp:effectExtent l="0" t="0" r="0" b="9525"/>
+            <wp:docPr id="50" name="Picture 50"/>
+            <wp:cNvGraphicFramePr>
+              <a:graphicFrameLocks xmlns:a="http://schemas.openxmlformats.org/drawingml/2006/main" noChangeAspect="1"/>
+            </wp:cNvGraphicFramePr>
+            <a:graphic xmlns:a="http://schemas.openxmlformats.org/drawingml/2006/main">
+              <a:graphicData uri="http://schemas.openxmlformats.org/drawingml/2006/picture">
+                <pic:pic xmlns:pic="http://schemas.openxmlformats.org/drawingml/2006/picture">
+                  <pic:nvPicPr>
+                    <pic:cNvPr id="1" name=""/>
+                    <pic:cNvPicPr/>
+                  </pic:nvPicPr>
+                  <pic:blipFill>
+                    <a:blip r:embed="rId56"/>
+                    <a:stretch>
+                      <a:fillRect/>
+                    </a:stretch>
+                  </pic:blipFill>
+                  <pic:spPr>
+                    <a:xfrm>
+                      <a:off x="0" y="0"/>
+                      <a:ext cx="533400" cy="733425"/>
+                    </a:xfrm>
+                    <a:prstGeom prst="rect">
+                      <a:avLst/>
+                    </a:prstGeom>
+                  </pic:spPr>
+                </pic:pic>
+              </a:graphicData>
+            </a:graphic>
+          </wp:inline>
+        </w:drawing>
+      </w:r>
+    </w:p>
+    <w:p>
+      <w:pPr>
         <w:pStyle w:val="Caption"/>
       </w:pPr>
     </w:p>
@@ -12967,11 +13526,57 @@
         <w:keepNext/>
       </w:pPr>
       <w:r>
-        <w:pict w14:anchorId="61FE76F3">
-          <v:shape id="_x0000_i1035" type="#_x0000_t75" style="width:275.25pt;height:126pt">
-            <v:imagedata r:id="rId56" o:title="PointToTools"/>
-          </v:shape>
-        </w:pict>
+        <w:rPr>
+          <w:noProof/>
+        </w:rPr>
+        <w:drawing>
+          <wp:inline distT="0" distB="0" distL="0" distR="0" wp14:anchorId="61FE76F3" wp14:editId="3C20AA03">
+            <wp:extent cx="3495675" cy="1600200"/>
+            <wp:effectExtent l="0" t="0" r="9525" b="0"/>
+            <wp:docPr id="20" name="Picture 11" descr="PointToTools"/>
+            <wp:cNvGraphicFramePr>
+              <a:graphicFrameLocks xmlns:a="http://schemas.openxmlformats.org/drawingml/2006/main" noChangeAspect="1"/>
+            </wp:cNvGraphicFramePr>
+            <a:graphic xmlns:a="http://schemas.openxmlformats.org/drawingml/2006/main">
+              <a:graphicData uri="http://schemas.openxmlformats.org/drawingml/2006/picture">
+                <pic:pic xmlns:pic="http://schemas.openxmlformats.org/drawingml/2006/picture">
+                  <pic:nvPicPr>
+                    <pic:cNvPr id="0" name="Picture 11" descr="PointToTools"/>
+                    <pic:cNvPicPr>
+                      <a:picLocks noChangeAspect="1" noChangeArrowheads="1"/>
+                    </pic:cNvPicPr>
+                  </pic:nvPicPr>
+                  <pic:blipFill>
+                    <a:blip r:embed="rId57">
+                      <a:extLst>
+                        <a:ext uri="{28A0092B-C50C-407E-A947-70E740481C1C}">
+                          <a14:useLocalDpi xmlns:a14="http://schemas.microsoft.com/office/drawing/2010/main" val="0"/>
+                        </a:ext>
+                      </a:extLst>
+                    </a:blip>
+                    <a:srcRect/>
+                    <a:stretch>
+                      <a:fillRect/>
+                    </a:stretch>
+                  </pic:blipFill>
+                  <pic:spPr bwMode="auto">
+                    <a:xfrm>
+                      <a:off x="0" y="0"/>
+                      <a:ext cx="3495675" cy="1600200"/>
+                    </a:xfrm>
+                    <a:prstGeom prst="rect">
+                      <a:avLst/>
+                    </a:prstGeom>
+                    <a:noFill/>
+                    <a:ln>
+                      <a:noFill/>
+                    </a:ln>
+                  </pic:spPr>
+                </pic:pic>
+              </a:graphicData>
+            </a:graphic>
+          </wp:inline>
+        </w:drawing>
       </w:r>
     </w:p>
     <w:p>
@@ -13029,11 +13634,57 @@
         <w:pStyle w:val="BodyText"/>
       </w:pPr>
       <w:r>
-        <w:pict w14:anchorId="7A87F9DB">
-          <v:shape id="_x0000_i1036" type="#_x0000_t75" style="width:242.25pt;height:243pt">
-            <v:imagedata r:id="rId57" o:title="BackUpDatabaseBrowseWindow"/>
-          </v:shape>
-        </w:pict>
+        <w:rPr>
+          <w:noProof/>
+        </w:rPr>
+        <w:drawing>
+          <wp:inline distT="0" distB="0" distL="0" distR="0" wp14:anchorId="7A87F9DB" wp14:editId="4092FB9C">
+            <wp:extent cx="3076575" cy="3086100"/>
+            <wp:effectExtent l="0" t="0" r="9525" b="0"/>
+            <wp:docPr id="19" name="Picture 12" descr="BackUpDatabaseBrowseWindow"/>
+            <wp:cNvGraphicFramePr>
+              <a:graphicFrameLocks xmlns:a="http://schemas.openxmlformats.org/drawingml/2006/main" noChangeAspect="1"/>
+            </wp:cNvGraphicFramePr>
+            <a:graphic xmlns:a="http://schemas.openxmlformats.org/drawingml/2006/main">
+              <a:graphicData uri="http://schemas.openxmlformats.org/drawingml/2006/picture">
+                <pic:pic xmlns:pic="http://schemas.openxmlformats.org/drawingml/2006/picture">
+                  <pic:nvPicPr>
+                    <pic:cNvPr id="0" name="Picture 12" descr="BackUpDatabaseBrowseWindow"/>
+                    <pic:cNvPicPr>
+                      <a:picLocks noChangeAspect="1" noChangeArrowheads="1"/>
+                    </pic:cNvPicPr>
+                  </pic:nvPicPr>
+                  <pic:blipFill>
+                    <a:blip r:embed="rId58">
+                      <a:extLst>
+                        <a:ext uri="{28A0092B-C50C-407E-A947-70E740481C1C}">
+                          <a14:useLocalDpi xmlns:a14="http://schemas.microsoft.com/office/drawing/2010/main" val="0"/>
+                        </a:ext>
+                      </a:extLst>
+                    </a:blip>
+                    <a:srcRect/>
+                    <a:stretch>
+                      <a:fillRect/>
+                    </a:stretch>
+                  </pic:blipFill>
+                  <pic:spPr bwMode="auto">
+                    <a:xfrm>
+                      <a:off x="0" y="0"/>
+                      <a:ext cx="3076575" cy="3086100"/>
+                    </a:xfrm>
+                    <a:prstGeom prst="rect">
+                      <a:avLst/>
+                    </a:prstGeom>
+                    <a:noFill/>
+                    <a:ln>
+                      <a:noFill/>
+                    </a:ln>
+                  </pic:spPr>
+                </pic:pic>
+              </a:graphicData>
+            </a:graphic>
+          </wp:inline>
+        </w:drawing>
       </w:r>
     </w:p>
     <w:p>
@@ -13093,12 +13744,58 @@
         <w:pStyle w:val="BodyText"/>
       </w:pPr>
       <w:r>
+        <w:rPr>
+          <w:noProof/>
+        </w:rPr>
         <w:lastRenderedPageBreak/>
-        <w:pict w14:anchorId="3FAD1F11">
-          <v:shape id="_x0000_i1037" type="#_x0000_t75" style="width:384pt;height:231pt">
-            <v:imagedata r:id="rId58" o:title="RestoreDatabaseFolderNavigation"/>
-          </v:shape>
-        </w:pict>
+        <w:drawing>
+          <wp:inline distT="0" distB="0" distL="0" distR="0" wp14:anchorId="3FAD1F11" wp14:editId="43237219">
+            <wp:extent cx="4876800" cy="2933700"/>
+            <wp:effectExtent l="0" t="0" r="0" b="0"/>
+            <wp:docPr id="13" name="Picture 13" descr="RestoreDatabaseFolderNavigation"/>
+            <wp:cNvGraphicFramePr>
+              <a:graphicFrameLocks xmlns:a="http://schemas.openxmlformats.org/drawingml/2006/main" noChangeAspect="1"/>
+            </wp:cNvGraphicFramePr>
+            <a:graphic xmlns:a="http://schemas.openxmlformats.org/drawingml/2006/main">
+              <a:graphicData uri="http://schemas.openxmlformats.org/drawingml/2006/picture">
+                <pic:pic xmlns:pic="http://schemas.openxmlformats.org/drawingml/2006/picture">
+                  <pic:nvPicPr>
+                    <pic:cNvPr id="0" name="Picture 13" descr="RestoreDatabaseFolderNavigation"/>
+                    <pic:cNvPicPr>
+                      <a:picLocks noChangeAspect="1" noChangeArrowheads="1"/>
+                    </pic:cNvPicPr>
+                  </pic:nvPicPr>
+                  <pic:blipFill>
+                    <a:blip r:embed="rId59">
+                      <a:extLst>
+                        <a:ext uri="{28A0092B-C50C-407E-A947-70E740481C1C}">
+                          <a14:useLocalDpi xmlns:a14="http://schemas.microsoft.com/office/drawing/2010/main" val="0"/>
+                        </a:ext>
+                      </a:extLst>
+                    </a:blip>
+                    <a:srcRect/>
+                    <a:stretch>
+                      <a:fillRect/>
+                    </a:stretch>
+                  </pic:blipFill>
+                  <pic:spPr bwMode="auto">
+                    <a:xfrm>
+                      <a:off x="0" y="0"/>
+                      <a:ext cx="4876800" cy="2933700"/>
+                    </a:xfrm>
+                    <a:prstGeom prst="rect">
+                      <a:avLst/>
+                    </a:prstGeom>
+                    <a:noFill/>
+                    <a:ln>
+                      <a:noFill/>
+                    </a:ln>
+                  </pic:spPr>
+                </pic:pic>
+              </a:graphicData>
+            </a:graphic>
+          </wp:inline>
+        </w:drawing>
       </w:r>
     </w:p>
     <w:p>
@@ -13124,8 +13821,26 @@
         <w:pStyle w:val="Heading2"/>
       </w:pPr>
       <w:r>
+        <w:t>Update Inactive Members</w:t>
+      </w:r>
+    </w:p>
+    <w:p>
+      <w:pPr>
+        <w:pStyle w:val="BodyText"/>
+        <w:keepNext/>
+      </w:pPr>
+      <w:r>
+        <w:t xml:space="preserve">Under the tools tab, the third tool is for updating the </w:t>
+      </w:r>
+      <w:r>
+        <w:t xml:space="preserve">active status of members. Members </w:t>
+      </w:r>
+      <w:r>
+        <w:t xml:space="preserve">who have not participated in a tournament for more than 180 days may be deemed inactive. Upon opening the form, a date picker will be defaulted to 180 days ago from today’s date. Below this date picker a list of players in the database who have been inactive will appear. Click on all of the members you’d like to change to inactive and select the update button to be prompted to update their active status. The check all </w:t>
+      </w:r>
+      <w:r>
         <w:lastRenderedPageBreak/>
-        <w:t>Update Inactive Members</w:t>
+        <w:t>button beside the update button should select all of the members displayed in the list for a quick update, although at this time it does not work.</w:t>
       </w:r>
     </w:p>
     <w:p>
@@ -13134,29 +13849,57 @@
         <w:keepNext/>
       </w:pPr>
       <w:r>
-        <w:t xml:space="preserve">Under the tools tab, the third tool is for updating the </w:t>
-      </w:r>
-      <w:r>
-        <w:t xml:space="preserve">active status of members. Members </w:t>
-      </w:r>
-      <w:r>
-        <w:t>who have not participated in a tournament for more than 180 days may be deemed inactive. Upon opening the form, a date picker will be defaulted to 180 days ago from today’s date. Below this date picker a list of players in the database who have been inactive will appear. Click on all of the members you’d like to change to inactive and select the update button to be prompted to update their active status. The check all button beside the update button should select all of the members displayed in the list for a quick update, although at this time it does not work.</w:t>
-      </w:r>
-    </w:p>
-    <w:p>
-      <w:pPr>
-        <w:pStyle w:val="BodyText"/>
-        <w:keepNext/>
-      </w:pPr>
-      <w:r>
         <w:rPr>
           <w:noProof/>
         </w:rPr>
-        <w:pict w14:anchorId="6C066037">
-          <v:shape id="_x0000_i1038" type="#_x0000_t75" style="width:216.75pt;height:370.5pt">
-            <v:imagedata r:id="rId59" o:title="UpdateInactiveMemberForm"/>
-          </v:shape>
-        </w:pict>
+        <w:drawing>
+          <wp:inline distT="0" distB="0" distL="0" distR="0" wp14:anchorId="6C066037" wp14:editId="0BBFA65E">
+            <wp:extent cx="2752725" cy="4705350"/>
+            <wp:effectExtent l="0" t="0" r="9525" b="0"/>
+            <wp:docPr id="7" name="Picture 14" descr="UpdateInactiveMemberForm"/>
+            <wp:cNvGraphicFramePr>
+              <a:graphicFrameLocks xmlns:a="http://schemas.openxmlformats.org/drawingml/2006/main" noChangeAspect="1"/>
+            </wp:cNvGraphicFramePr>
+            <a:graphic xmlns:a="http://schemas.openxmlformats.org/drawingml/2006/main">
+              <a:graphicData uri="http://schemas.openxmlformats.org/drawingml/2006/picture">
+                <pic:pic xmlns:pic="http://schemas.openxmlformats.org/drawingml/2006/picture">
+                  <pic:nvPicPr>
+                    <pic:cNvPr id="0" name="Picture 14" descr="UpdateInactiveMemberForm"/>
+                    <pic:cNvPicPr>
+                      <a:picLocks noChangeAspect="1" noChangeArrowheads="1"/>
+                    </pic:cNvPicPr>
+                  </pic:nvPicPr>
+                  <pic:blipFill>
+                    <a:blip r:embed="rId60">
+                      <a:extLst>
+                        <a:ext uri="{28A0092B-C50C-407E-A947-70E740481C1C}">
+                          <a14:useLocalDpi xmlns:a14="http://schemas.microsoft.com/office/drawing/2010/main" val="0"/>
+                        </a:ext>
+                      </a:extLst>
+                    </a:blip>
+                    <a:srcRect/>
+                    <a:stretch>
+                      <a:fillRect/>
+                    </a:stretch>
+                  </pic:blipFill>
+                  <pic:spPr bwMode="auto">
+                    <a:xfrm>
+                      <a:off x="0" y="0"/>
+                      <a:ext cx="2752725" cy="4705350"/>
+                    </a:xfrm>
+                    <a:prstGeom prst="rect">
+                      <a:avLst/>
+                    </a:prstGeom>
+                    <a:noFill/>
+                    <a:ln>
+                      <a:noFill/>
+                    </a:ln>
+                  </pic:spPr>
+                </pic:pic>
+              </a:graphicData>
+            </a:graphic>
+          </wp:inline>
+        </w:drawing>
       </w:r>
     </w:p>
     <w:p>
@@ -13523,7 +14266,7 @@
                     <pic:cNvPicPr/>
                   </pic:nvPicPr>
                   <pic:blipFill>
-                    <a:blip r:embed="rId60" cstate="print">
+                    <a:blip r:embed="rId61" cstate="print">
                       <a:extLst>
                         <a:ext uri="{28A0092B-C50C-407E-A947-70E740481C1C}">
                           <a14:useLocalDpi xmlns:a14="http://schemas.microsoft.com/office/drawing/2010/main" val="0"/>
@@ -13730,7 +14473,7 @@
                     <pic:cNvPicPr/>
                   </pic:nvPicPr>
                   <pic:blipFill>
-                    <a:blip r:embed="rId61">
+                    <a:blip r:embed="rId62">
                       <a:extLst>
                         <a:ext uri="{28A0092B-C50C-407E-A947-70E740481C1C}">
                           <a14:useLocalDpi xmlns:a14="http://schemas.microsoft.com/office/drawing/2010/main" val="0"/>
@@ -13892,11 +14635,57 @@
         <w:pStyle w:val="BodyText"/>
       </w:pPr>
       <w:r>
-        <w:pict w14:anchorId="0E18A813">
-          <v:shape id="_x0000_i1039" type="#_x0000_t75" style="width:384pt;height:199.5pt">
-            <v:imagedata r:id="rId62" o:title="9TapMemberInfo"/>
-          </v:shape>
-        </w:pict>
+        <w:rPr>
+          <w:noProof/>
+        </w:rPr>
+        <w:drawing>
+          <wp:inline distT="0" distB="0" distL="0" distR="0" wp14:anchorId="0E18A813" wp14:editId="395DB028">
+            <wp:extent cx="4876800" cy="2533650"/>
+            <wp:effectExtent l="0" t="0" r="0" b="0"/>
+            <wp:docPr id="6" name="Picture 15" descr="9TapMemberInfo"/>
+            <wp:cNvGraphicFramePr>
+              <a:graphicFrameLocks xmlns:a="http://schemas.openxmlformats.org/drawingml/2006/main" noChangeAspect="1"/>
+            </wp:cNvGraphicFramePr>
+            <a:graphic xmlns:a="http://schemas.openxmlformats.org/drawingml/2006/main">
+              <a:graphicData uri="http://schemas.openxmlformats.org/drawingml/2006/picture">
+                <pic:pic xmlns:pic="http://schemas.openxmlformats.org/drawingml/2006/picture">
+                  <pic:nvPicPr>
+                    <pic:cNvPr id="0" name="Picture 15" descr="9TapMemberInfo"/>
+                    <pic:cNvPicPr>
+                      <a:picLocks noChangeAspect="1" noChangeArrowheads="1"/>
+                    </pic:cNvPicPr>
+                  </pic:nvPicPr>
+                  <pic:blipFill>
+                    <a:blip r:embed="rId16" cstate="print">
+                      <a:extLst>
+                        <a:ext uri="{28A0092B-C50C-407E-A947-70E740481C1C}">
+                          <a14:useLocalDpi xmlns:a14="http://schemas.microsoft.com/office/drawing/2010/main" val="0"/>
+                        </a:ext>
+                      </a:extLst>
+                    </a:blip>
+                    <a:srcRect/>
+                    <a:stretch>
+                      <a:fillRect/>
+                    </a:stretch>
+                  </pic:blipFill>
+                  <pic:spPr bwMode="auto">
+                    <a:xfrm>
+                      <a:off x="0" y="0"/>
+                      <a:ext cx="4876800" cy="2533650"/>
+                    </a:xfrm>
+                    <a:prstGeom prst="rect">
+                      <a:avLst/>
+                    </a:prstGeom>
+                    <a:noFill/>
+                    <a:ln>
+                      <a:noFill/>
+                    </a:ln>
+                  </pic:spPr>
+                </pic:pic>
+              </a:graphicData>
+            </a:graphic>
+          </wp:inline>
+        </w:drawing>
       </w:r>
     </w:p>
     <w:p>
@@ -13915,12 +14704,58 @@
     </w:p>
     <w:p>
       <w:r>
+        <w:rPr>
+          <w:noProof/>
+        </w:rPr>
         <w:lastRenderedPageBreak/>
-        <w:pict w14:anchorId="5B245710">
-          <v:shape id="_x0000_i1040" type="#_x0000_t75" style="width:383.25pt;height:204.75pt">
-            <v:imagedata r:id="rId63" o:title="MemberInfoSwappedLayout"/>
-          </v:shape>
-        </w:pict>
+        <w:drawing>
+          <wp:inline distT="0" distB="0" distL="0" distR="0" wp14:anchorId="5B245710" wp14:editId="7844CCD8">
+            <wp:extent cx="4867275" cy="2600325"/>
+            <wp:effectExtent l="0" t="0" r="9525" b="9525"/>
+            <wp:docPr id="16" name="Picture 16" descr="MemberInfoSwappedLayout"/>
+            <wp:cNvGraphicFramePr>
+              <a:graphicFrameLocks xmlns:a="http://schemas.openxmlformats.org/drawingml/2006/main" noChangeAspect="1"/>
+            </wp:cNvGraphicFramePr>
+            <a:graphic xmlns:a="http://schemas.openxmlformats.org/drawingml/2006/main">
+              <a:graphicData uri="http://schemas.openxmlformats.org/drawingml/2006/picture">
+                <pic:pic xmlns:pic="http://schemas.openxmlformats.org/drawingml/2006/picture">
+                  <pic:nvPicPr>
+                    <pic:cNvPr id="0" name="Picture 16" descr="MemberInfoSwappedLayout"/>
+                    <pic:cNvPicPr>
+                      <a:picLocks noChangeAspect="1" noChangeArrowheads="1"/>
+                    </pic:cNvPicPr>
+                  </pic:nvPicPr>
+                  <pic:blipFill>
+                    <a:blip r:embed="rId63" cstate="print">
+                      <a:extLst>
+                        <a:ext uri="{28A0092B-C50C-407E-A947-70E740481C1C}">
+                          <a14:useLocalDpi xmlns:a14="http://schemas.microsoft.com/office/drawing/2010/main" val="0"/>
+                        </a:ext>
+                      </a:extLst>
+                    </a:blip>
+                    <a:srcRect/>
+                    <a:stretch>
+                      <a:fillRect/>
+                    </a:stretch>
+                  </pic:blipFill>
+                  <pic:spPr bwMode="auto">
+                    <a:xfrm>
+                      <a:off x="0" y="0"/>
+                      <a:ext cx="4867275" cy="2600325"/>
+                    </a:xfrm>
+                    <a:prstGeom prst="rect">
+                      <a:avLst/>
+                    </a:prstGeom>
+                    <a:noFill/>
+                    <a:ln>
+                      <a:noFill/>
+                    </a:ln>
+                  </pic:spPr>
+                </pic:pic>
+              </a:graphicData>
+            </a:graphic>
+          </wp:inline>
+        </w:drawing>
       </w:r>
     </w:p>
     <w:p/>
@@ -14067,11 +14902,57 @@
         <w:pStyle w:val="BodyText"/>
       </w:pPr>
       <w:r>
-        <w:pict w14:anchorId="3F82314C">
-          <v:shape id="_x0000_i1041" type="#_x0000_t75" style="width:384pt;height:207pt">
-            <v:imagedata r:id="rId64" o:title="ImportButtonExample"/>
-          </v:shape>
-        </w:pict>
+        <w:rPr>
+          <w:noProof/>
+        </w:rPr>
+        <w:drawing>
+          <wp:inline distT="0" distB="0" distL="0" distR="0" wp14:anchorId="3F82314C" wp14:editId="73078ED2">
+            <wp:extent cx="4876800" cy="2628900"/>
+            <wp:effectExtent l="0" t="0" r="0" b="0"/>
+            <wp:docPr id="5" name="Picture 17" descr="ImportButtonExample"/>
+            <wp:cNvGraphicFramePr>
+              <a:graphicFrameLocks xmlns:a="http://schemas.openxmlformats.org/drawingml/2006/main" noChangeAspect="1"/>
+            </wp:cNvGraphicFramePr>
+            <a:graphic xmlns:a="http://schemas.openxmlformats.org/drawingml/2006/main">
+              <a:graphicData uri="http://schemas.openxmlformats.org/drawingml/2006/picture">
+                <pic:pic xmlns:pic="http://schemas.openxmlformats.org/drawingml/2006/picture">
+                  <pic:nvPicPr>
+                    <pic:cNvPr id="0" name="Picture 17" descr="ImportButtonExample"/>
+                    <pic:cNvPicPr>
+                      <a:picLocks noChangeAspect="1" noChangeArrowheads="1"/>
+                    </pic:cNvPicPr>
+                  </pic:nvPicPr>
+                  <pic:blipFill>
+                    <a:blip r:embed="rId64" cstate="print">
+                      <a:extLst>
+                        <a:ext uri="{28A0092B-C50C-407E-A947-70E740481C1C}">
+                          <a14:useLocalDpi xmlns:a14="http://schemas.microsoft.com/office/drawing/2010/main" val="0"/>
+                        </a:ext>
+                      </a:extLst>
+                    </a:blip>
+                    <a:srcRect/>
+                    <a:stretch>
+                      <a:fillRect/>
+                    </a:stretch>
+                  </pic:blipFill>
+                  <pic:spPr bwMode="auto">
+                    <a:xfrm>
+                      <a:off x="0" y="0"/>
+                      <a:ext cx="4876800" cy="2628900"/>
+                    </a:xfrm>
+                    <a:prstGeom prst="rect">
+                      <a:avLst/>
+                    </a:prstGeom>
+                    <a:noFill/>
+                    <a:ln>
+                      <a:noFill/>
+                    </a:ln>
+                  </pic:spPr>
+                </pic:pic>
+              </a:graphicData>
+            </a:graphic>
+          </wp:inline>
+        </w:drawing>
       </w:r>
     </w:p>
     <w:p>
@@ -14828,6 +15709,7 @@
         </w:numPr>
       </w:pPr>
       <w:r>
+        <w:lastRenderedPageBreak/>
         <w:t>Member Number</w:t>
       </w:r>
       <w:r>
@@ -14900,7 +15782,6 @@
         </w:numPr>
       </w:pPr>
       <w:r>
-        <w:lastRenderedPageBreak/>
         <w:t>Middle Initial—member’s middle initial.</w:t>
       </w:r>
     </w:p>
@@ -15222,6 +16103,7 @@
         </w:numPr>
       </w:pPr>
       <w:r>
+        <w:lastRenderedPageBreak/>
         <w:t>Year End Tournaments</w:t>
       </w:r>
       <w:r>
@@ -15385,7 +16267,6 @@
         </w:numPr>
       </w:pPr>
       <w:r>
-        <w:lastRenderedPageBreak/>
         <w:t>Save—saves member information to the database.</w:t>
       </w:r>
     </w:p>
@@ -15845,6 +16726,7 @@
       </w:pPr>
       <w:bookmarkStart w:id="52" w:name="_Toc509165876"/>
       <w:r>
+        <w:lastRenderedPageBreak/>
         <w:t>Member Scores</w:t>
       </w:r>
       <w:bookmarkEnd w:id="52"/>
@@ -16068,7 +16950,6 @@
         </w:numPr>
       </w:pPr>
       <w:r>
-        <w:lastRenderedPageBreak/>
         <w:t>Middle Initial</w:t>
       </w:r>
       <w:r>
@@ -16503,6 +17384,7 @@
         </w:numPr>
       </w:pPr>
       <w:r>
+        <w:lastRenderedPageBreak/>
         <w:t>Leaders section</w:t>
       </w:r>
     </w:p>
@@ -16701,7 +17583,6 @@
         </w:numPr>
       </w:pPr>
       <w:r>
-        <w:lastRenderedPageBreak/>
         <w:t>Add New/Update Record</w:t>
       </w:r>
       <w:r>
@@ -16998,6 +17879,7 @@
         </w:numPr>
       </w:pPr>
       <w:r>
+        <w:lastRenderedPageBreak/>
         <w:t>Tournament File</w:t>
       </w:r>
       <w:r>
@@ -17218,7 +18100,6 @@
         </w:numPr>
       </w:pPr>
       <w:r>
-        <w:lastRenderedPageBreak/>
         <w:t>Tournament Results</w:t>
       </w:r>
       <w:r>
@@ -18938,7 +19819,7 @@
         <w:rStyle w:val="PageNumber"/>
         <w:noProof/>
       </w:rPr>
-      <w:t>28</w:t>
+      <w:t>23</w:t>
     </w:r>
     <w:r>
       <w:rPr>
@@ -18988,7 +19869,7 @@
         <w:rStyle w:val="PageNumber"/>
         <w:noProof/>
       </w:rPr>
-      <w:t>50</w:t>
+      <w:t>52</w:t>
     </w:r>
     <w:r>
       <w:rPr>
@@ -19031,10 +19912,7 @@
       <w:pStyle w:val="Header"/>
     </w:pPr>
     <w:r>
-      <w:t>9-Tap</w:t>
-    </w:r>
-    <w:r>
-      <w:t xml:space="preserve"> tour</w:t>
+      <w:t>9-Tap tour</w:t>
     </w:r>
   </w:p>
 </w:hdr>
@@ -19047,10 +19925,7 @@
       <w:pStyle w:val="Header"/>
     </w:pPr>
     <w:r>
-      <w:t>9-Tap</w:t>
-    </w:r>
-    <w:r>
-      <w:t xml:space="preserve"> tour</w:t>
+      <w:t>9-Tap tour</w:t>
     </w:r>
   </w:p>
 </w:hdr>
@@ -19063,10 +19938,7 @@
       <w:pStyle w:val="Header"/>
     </w:pPr>
     <w:r>
-      <w:t>9-Tap</w:t>
-    </w:r>
-    <w:r>
-      <w:t xml:space="preserve"> Tour</w:t>
+      <w:t>9-Tap Tour</w:t>
     </w:r>
   </w:p>
 </w:hdr>
@@ -22048,7 +22920,7 @@
 </file>
 
 <file path=customXml/itemProps1.xml><?xml version="1.0" encoding="utf-8"?>
-<ds:datastoreItem xmlns:ds="http://schemas.openxmlformats.org/officeDocument/2006/customXml" ds:itemID="{BB03D24D-E369-41CC-A1FD-46A8C4690751}">
+<ds:datastoreItem xmlns:ds="http://schemas.openxmlformats.org/officeDocument/2006/customXml" ds:itemID="{0102EFED-19AE-4C50-B8F5-0428BA4776A7}">
   <ds:schemaRefs>
     <ds:schemaRef ds:uri="http://schemas.openxmlformats.org/officeDocument/2006/bibliography"/>
   </ds:schemaRefs>

--- a/NineTapTour/NineTapTour/Resources/9tapUserManual.docx
+++ b/NineTapTour/NineTapTour/Resources/9tapUserManual.docx
@@ -4534,14 +4534,27 @@
       <w:r>
         <w:t xml:space="preserve">Figure </w:t>
       </w:r>
-      <w:fldSimple w:instr=" SEQ Figure \* ARABIC ">
-        <w:r>
-          <w:rPr>
-            <w:noProof/>
-          </w:rPr>
-          <w:t>1</w:t>
-        </w:r>
-      </w:fldSimple>
+      <w:r>
+        <w:fldChar w:fldCharType="begin"/>
+      </w:r>
+      <w:r>
+        <w:instrText xml:space="preserve"> SEQ Figure \* ARABIC </w:instrText>
+      </w:r>
+      <w:r>
+        <w:fldChar w:fldCharType="separate"/>
+      </w:r>
+      <w:r>
+        <w:rPr>
+          <w:noProof/>
+        </w:rPr>
+        <w:t>1</w:t>
+      </w:r>
+      <w:r>
+        <w:rPr>
+          <w:noProof/>
+        </w:rPr>
+        <w:fldChar w:fldCharType="end"/>
+      </w:r>
       <w:r>
         <w:t xml:space="preserve">: </w:t>
       </w:r>
@@ -5347,19 +5360,16 @@
         </w:numPr>
       </w:pPr>
       <w:r>
-        <w:t xml:space="preserve">The 9 Tap Tour program has now been successfully installed. Choose “Run 9 Tap Tour” to immediately launch the program, or “View ReadMe.txt” to view </w:t>
-      </w:r>
+        <w:t>The 9 Tap Tour program has now been successfully installed. Choose “Run 9 Tap Tour” to immediately launch the program, or “View ReadMe.txt” to view the ReadMe file where you can view updated program information made after the game manual was printed.</w:t>
+      </w:r>
+    </w:p>
+    <w:p>
+      <w:pPr>
+        <w:pStyle w:val="Heading2"/>
+      </w:pPr>
+      <w:bookmarkStart w:id="11" w:name="_Toc509165838"/>
       <w:r>
         <w:lastRenderedPageBreak/>
-        <w:t>the ReadMe file where you can view updated program information made after the game manual was printed.</w:t>
-      </w:r>
-    </w:p>
-    <w:p>
-      <w:pPr>
-        <w:pStyle w:val="Heading2"/>
-      </w:pPr>
-      <w:bookmarkStart w:id="11" w:name="_Toc509165838"/>
-      <w:r>
         <w:t xml:space="preserve">How do I Launch </w:t>
       </w:r>
       <w:r>
@@ -6149,14 +6159,30 @@
       <w:r>
         <w:t xml:space="preserve">Figure </w:t>
       </w:r>
-      <w:fldSimple w:instr=" SEQ Figure \* ARABIC ">
-        <w:r>
-          <w:rPr>
-            <w:noProof/>
-          </w:rPr>
-          <w:t>2</w:t>
-        </w:r>
-      </w:fldSimple>
+      <w:r>
+        <w:fldChar w:fldCharType="begin"/>
+      </w:r>
+      <w:r>
+        <w:instrText xml:space="preserve"> SEQ Fi</w:instrText>
+      </w:r>
+      <w:r>
+        <w:instrText xml:space="preserve">gure \* ARABIC </w:instrText>
+      </w:r>
+      <w:r>
+        <w:fldChar w:fldCharType="separate"/>
+      </w:r>
+      <w:r>
+        <w:rPr>
+          <w:noProof/>
+        </w:rPr>
+        <w:t>2</w:t>
+      </w:r>
+      <w:r>
+        <w:rPr>
+          <w:noProof/>
+        </w:rPr>
+        <w:fldChar w:fldCharType="end"/>
+      </w:r>
       <w:r>
         <w:t>: Main Menu</w:t>
       </w:r>
@@ -6484,14 +6510,27 @@
       <w:r>
         <w:t xml:space="preserve">Figure </w:t>
       </w:r>
-      <w:fldSimple w:instr=" SEQ Figure \* ARABIC ">
-        <w:r>
-          <w:rPr>
-            <w:noProof/>
-          </w:rPr>
-          <w:t>3</w:t>
-        </w:r>
-      </w:fldSimple>
+      <w:r>
+        <w:fldChar w:fldCharType="begin"/>
+      </w:r>
+      <w:r>
+        <w:instrText xml:space="preserve"> SEQ Figure \* ARABIC </w:instrText>
+      </w:r>
+      <w:r>
+        <w:fldChar w:fldCharType="separate"/>
+      </w:r>
+      <w:r>
+        <w:rPr>
+          <w:noProof/>
+        </w:rPr>
+        <w:t>3</w:t>
+      </w:r>
+      <w:r>
+        <w:rPr>
+          <w:noProof/>
+        </w:rPr>
+        <w:fldChar w:fldCharType="end"/>
+      </w:r>
       <w:r>
         <w:t>: Member Information</w:t>
       </w:r>
@@ -6804,7 +6843,6 @@
         <w:rPr>
           <w:u w:val="single"/>
         </w:rPr>
-        <w:lastRenderedPageBreak/>
         <w:t>Gender</w:t>
       </w:r>
       <w:r>
@@ -6829,6 +6867,7 @@
         <w:rPr>
           <w:u w:val="single"/>
         </w:rPr>
+        <w:lastRenderedPageBreak/>
         <w:t>Lifetime member checkbox</w:t>
       </w:r>
       <w:r>
@@ -7273,6 +7312,7 @@
         <w:ind w:left="360"/>
       </w:pPr>
       <w:r>
+        <w:lastRenderedPageBreak/>
         <w:t>The following fields are calculated automatically or otherwise unable to be modified in Member Info:</w:t>
       </w:r>
     </w:p>
@@ -7402,10 +7442,10 @@
           <w:noProof/>
         </w:rPr>
         <w:drawing>
-          <wp:inline distT="0" distB="0" distL="0" distR="0" wp14:anchorId="100D6018" wp14:editId="4F2D6461">
-            <wp:extent cx="4883150" cy="2539683"/>
+          <wp:inline distT="0" distB="0" distL="0" distR="0" wp14:anchorId="07BC0CF8" wp14:editId="72D08DC4">
+            <wp:extent cx="4883150" cy="2420766"/>
             <wp:effectExtent l="0" t="0" r="0" b="0"/>
-            <wp:docPr id="30" name="Picture 30" descr="C:\Users\Tfair\Desktop\DocumentationBackup-9Tap\9TapMemberInfo.png"/>
+            <wp:docPr id="54" name="Picture 54" descr="C:\Users\zeller8964\Desktop\PrintRecap1.jpg"/>
             <wp:cNvGraphicFramePr>
               <a:graphicFrameLocks xmlns:a="http://schemas.openxmlformats.org/drawingml/2006/main" noChangeAspect="1"/>
             </wp:cNvGraphicFramePr>
@@ -7413,13 +7453,13 @@
               <a:graphicData uri="http://schemas.openxmlformats.org/drawingml/2006/picture">
                 <pic:pic xmlns:pic="http://schemas.openxmlformats.org/drawingml/2006/picture">
                   <pic:nvPicPr>
-                    <pic:cNvPr id="0" name="Picture 5" descr="C:\Users\Tfair\Desktop\DocumentationBackup-9Tap\9TapMemberInfo.png"/>
+                    <pic:cNvPr id="0" name="Picture 1" descr="C:\Users\zeller8964\Desktop\PrintRecap1.jpg"/>
                     <pic:cNvPicPr>
                       <a:picLocks noChangeAspect="1" noChangeArrowheads="1"/>
                     </pic:cNvPicPr>
                   </pic:nvPicPr>
                   <pic:blipFill>
-                    <a:blip r:embed="rId16" cstate="print">
+                    <a:blip r:embed="rId17" cstate="print">
                       <a:extLst>
                         <a:ext uri="{28A0092B-C50C-407E-A947-70E740481C1C}">
                           <a14:useLocalDpi xmlns:a14="http://schemas.microsoft.com/office/drawing/2010/main" val="0"/>
@@ -7434,7 +7474,7 @@
                   <pic:spPr bwMode="auto">
                     <a:xfrm>
                       <a:off x="0" y="0"/>
-                      <a:ext cx="4883150" cy="2539683"/>
+                      <a:ext cx="4883150" cy="2420766"/>
                     </a:xfrm>
                     <a:prstGeom prst="rect">
                       <a:avLst/>
@@ -7450,6 +7490,8 @@
           </wp:inline>
         </w:drawing>
       </w:r>
+      <w:bookmarkStart w:id="20" w:name="_GoBack"/>
+      <w:bookmarkEnd w:id="20"/>
     </w:p>
     <w:p>
       <w:pPr>
@@ -7459,14 +7501,27 @@
       <w:r>
         <w:t xml:space="preserve">Figure </w:t>
       </w:r>
-      <w:fldSimple w:instr=" SEQ Figure \* ARABIC ">
-        <w:r>
-          <w:rPr>
-            <w:noProof/>
-          </w:rPr>
-          <w:t>4</w:t>
-        </w:r>
-      </w:fldSimple>
+      <w:r>
+        <w:fldChar w:fldCharType="begin"/>
+      </w:r>
+      <w:r>
+        <w:instrText xml:space="preserve"> SEQ Figure \* ARABIC </w:instrText>
+      </w:r>
+      <w:r>
+        <w:fldChar w:fldCharType="separate"/>
+      </w:r>
+      <w:r>
+        <w:rPr>
+          <w:noProof/>
+        </w:rPr>
+        <w:t>4</w:t>
+      </w:r>
+      <w:r>
+        <w:rPr>
+          <w:noProof/>
+        </w:rPr>
+        <w:fldChar w:fldCharType="end"/>
+      </w:r>
       <w:r>
         <w:t>: Member Information</w:t>
       </w:r>
@@ -7475,14 +7530,14 @@
       <w:pPr>
         <w:pStyle w:val="Heading3"/>
       </w:pPr>
-      <w:bookmarkStart w:id="20" w:name="_Toc509165847"/>
+      <w:bookmarkStart w:id="21" w:name="_Toc509165847"/>
       <w:r>
         <w:t xml:space="preserve">Updating </w:t>
       </w:r>
       <w:r>
         <w:t>Members</w:t>
       </w:r>
-      <w:bookmarkEnd w:id="20"/>
+      <w:bookmarkEnd w:id="21"/>
       <w:r>
         <w:fldChar w:fldCharType="begin"/>
       </w:r>
@@ -7592,7 +7647,6 @@
         <w:pStyle w:val="BodyText"/>
       </w:pPr>
       <w:r>
-        <w:lastRenderedPageBreak/>
         <w:t>Select the member to be updated and click “Select”. The member will now be displayed on the Member Info</w:t>
       </w:r>
       <w:r>
@@ -7639,7 +7693,11 @@
         <w:t xml:space="preserve"> screen. Make updates to the member’s information. Then click “Save”. The updates will be saved to the member database.</w:t>
       </w:r>
       <w:r>
-        <w:t xml:space="preserve"> When switching between Members using the Record Number navigatio</w:t>
+        <w:t xml:space="preserve"> When switching between </w:t>
+      </w:r>
+      <w:r>
+        <w:lastRenderedPageBreak/>
+        <w:t>Members using the Record Number navigatio</w:t>
       </w:r>
       <w:r>
         <w:t>n buttons, the changes made if any will be saved.</w:t>
@@ -7652,14 +7710,14 @@
           <w:szCs w:val="20"/>
         </w:rPr>
       </w:pPr>
-      <w:bookmarkStart w:id="21" w:name="_Toc509165848"/>
+      <w:bookmarkStart w:id="22" w:name="_Toc509165848"/>
       <w:r>
         <w:rPr>
           <w:szCs w:val="20"/>
         </w:rPr>
         <w:t>Stats</w:t>
       </w:r>
-      <w:bookmarkEnd w:id="21"/>
+      <w:bookmarkEnd w:id="22"/>
       <w:r>
         <w:rPr>
           <w:szCs w:val="20"/>
@@ -7771,7 +7829,7 @@
                     </pic:cNvPicPr>
                   </pic:nvPicPr>
                   <pic:blipFill>
-                    <a:blip r:embed="rId17">
+                    <a:blip r:embed="rId18">
                       <a:extLst>
                         <a:ext uri="{28A0092B-C50C-407E-A947-70E740481C1C}">
                           <a14:useLocalDpi xmlns:a14="http://schemas.microsoft.com/office/drawing/2010/main" val="0"/>
@@ -7811,14 +7869,27 @@
       <w:r>
         <w:t xml:space="preserve">Figure </w:t>
       </w:r>
-      <w:fldSimple w:instr=" SEQ Figure \* ARABIC ">
-        <w:r>
-          <w:rPr>
-            <w:noProof/>
-          </w:rPr>
-          <w:t>5</w:t>
-        </w:r>
-      </w:fldSimple>
+      <w:r>
+        <w:fldChar w:fldCharType="begin"/>
+      </w:r>
+      <w:r>
+        <w:instrText xml:space="preserve"> SEQ Figure \* ARABIC </w:instrText>
+      </w:r>
+      <w:r>
+        <w:fldChar w:fldCharType="separate"/>
+      </w:r>
+      <w:r>
+        <w:rPr>
+          <w:noProof/>
+        </w:rPr>
+        <w:t>5</w:t>
+      </w:r>
+      <w:r>
+        <w:rPr>
+          <w:noProof/>
+        </w:rPr>
+        <w:fldChar w:fldCharType="end"/>
+      </w:r>
       <w:r>
         <w:t>: Stats</w:t>
       </w:r>
@@ -7836,14 +7907,14 @@
           <w:szCs w:val="20"/>
         </w:rPr>
       </w:pPr>
-      <w:bookmarkStart w:id="22" w:name="_Toc509165849"/>
+      <w:bookmarkStart w:id="23" w:name="_Toc509165849"/>
       <w:r>
         <w:rPr>
           <w:szCs w:val="20"/>
         </w:rPr>
         <w:t>Member Search</w:t>
       </w:r>
-      <w:bookmarkEnd w:id="22"/>
+      <w:bookmarkEnd w:id="23"/>
       <w:r>
         <w:rPr>
           <w:szCs w:val="20"/>
@@ -7979,7 +8050,7 @@
                     <pic:cNvPicPr/>
                   </pic:nvPicPr>
                   <pic:blipFill>
-                    <a:blip r:embed="rId18">
+                    <a:blip r:embed="rId19">
                       <a:extLst>
                         <a:ext uri="{28A0092B-C50C-407E-A947-70E740481C1C}">
                           <a14:useLocalDpi xmlns:a14="http://schemas.microsoft.com/office/drawing/2010/main" val="0"/>
@@ -8025,7 +8096,7 @@
                     <pic:cNvPicPr/>
                   </pic:nvPicPr>
                   <pic:blipFill>
-                    <a:blip r:embed="rId19">
+                    <a:blip r:embed="rId20">
                       <a:extLst>
                         <a:ext uri="{28A0092B-C50C-407E-A947-70E740481C1C}">
                           <a14:useLocalDpi xmlns:a14="http://schemas.microsoft.com/office/drawing/2010/main" val="0"/>
@@ -8060,14 +8131,27 @@
       <w:r>
         <w:t xml:space="preserve">Figure </w:t>
       </w:r>
-      <w:fldSimple w:instr=" SEQ Figure \* ARABIC ">
-        <w:r>
-          <w:rPr>
-            <w:noProof/>
-          </w:rPr>
-          <w:t>6</w:t>
-        </w:r>
-      </w:fldSimple>
+      <w:r>
+        <w:fldChar w:fldCharType="begin"/>
+      </w:r>
+      <w:r>
+        <w:instrText xml:space="preserve"> SEQ Figure \* ARABIC </w:instrText>
+      </w:r>
+      <w:r>
+        <w:fldChar w:fldCharType="separate"/>
+      </w:r>
+      <w:r>
+        <w:rPr>
+          <w:noProof/>
+        </w:rPr>
+        <w:t>6</w:t>
+      </w:r>
+      <w:r>
+        <w:rPr>
+          <w:noProof/>
+        </w:rPr>
+        <w:fldChar w:fldCharType="end"/>
+      </w:r>
       <w:r>
         <w:t>: Member search, blank and with results</w:t>
       </w:r>
@@ -8079,14 +8163,15 @@
           <w:szCs w:val="20"/>
         </w:rPr>
       </w:pPr>
-      <w:bookmarkStart w:id="23" w:name="_Toc509165850"/>
+      <w:bookmarkStart w:id="24" w:name="_Toc509165850"/>
       <w:r>
         <w:rPr>
           <w:szCs w:val="20"/>
         </w:rPr>
+        <w:lastRenderedPageBreak/>
         <w:t>Print Recaps</w:t>
       </w:r>
-      <w:bookmarkEnd w:id="23"/>
+      <w:bookmarkEnd w:id="24"/>
       <w:r>
         <w:rPr>
           <w:szCs w:val="20"/>
@@ -8162,14 +8247,7 @@
         <w:t>’</w:t>
       </w:r>
       <w:r>
-        <w:t xml:space="preserve">s print dialog. You can then “print to pdf” to save the information as a pdf file. The “Print by </w:t>
-      </w:r>
-      <w:r>
-        <w:lastRenderedPageBreak/>
-        <w:t xml:space="preserve">Date” button </w:t>
-      </w:r>
-      <w:r>
-        <w:t>opens the print by date screen. You can enter a date range to print multiple tournaments from here.</w:t>
+        <w:t>s print dialog. You can then “print to pdf” to save the information as a pdf file.</w:t>
       </w:r>
     </w:p>
     <w:p>
@@ -8197,7 +8275,7 @@
                     <pic:cNvPicPr/>
                   </pic:nvPicPr>
                   <pic:blipFill>
-                    <a:blip r:embed="rId20">
+                    <a:blip r:embed="rId21">
                       <a:extLst>
                         <a:ext uri="{28A0092B-C50C-407E-A947-70E740481C1C}">
                           <a14:useLocalDpi xmlns:a14="http://schemas.microsoft.com/office/drawing/2010/main" val="0"/>
@@ -8223,52 +8301,6 @@
           </wp:inline>
         </w:drawing>
       </w:r>
-      <w:r>
-        <w:rPr>
-          <w:noProof/>
-        </w:rPr>
-        <w:drawing>
-          <wp:inline distT="0" distB="0" distL="0" distR="0" wp14:anchorId="443E965A" wp14:editId="301AC7B9">
-            <wp:extent cx="1590632" cy="2000422"/>
-            <wp:effectExtent l="0" t="0" r="0" b="0"/>
-            <wp:docPr id="2" name="Picture 2"/>
-            <wp:cNvGraphicFramePr>
-              <a:graphicFrameLocks xmlns:a="http://schemas.openxmlformats.org/drawingml/2006/main" noChangeAspect="1"/>
-            </wp:cNvGraphicFramePr>
-            <a:graphic xmlns:a="http://schemas.openxmlformats.org/drawingml/2006/main">
-              <a:graphicData uri="http://schemas.openxmlformats.org/drawingml/2006/picture">
-                <pic:pic xmlns:pic="http://schemas.openxmlformats.org/drawingml/2006/picture">
-                  <pic:nvPicPr>
-                    <pic:cNvPr id="2" name="PrintByDateForm.PNG"/>
-                    <pic:cNvPicPr/>
-                  </pic:nvPicPr>
-                  <pic:blipFill>
-                    <a:blip r:embed="rId21">
-                      <a:extLst>
-                        <a:ext uri="{28A0092B-C50C-407E-A947-70E740481C1C}">
-                          <a14:useLocalDpi xmlns:a14="http://schemas.microsoft.com/office/drawing/2010/main" val="0"/>
-                        </a:ext>
-                      </a:extLst>
-                    </a:blip>
-                    <a:stretch>
-                      <a:fillRect/>
-                    </a:stretch>
-                  </pic:blipFill>
-                  <pic:spPr>
-                    <a:xfrm>
-                      <a:off x="0" y="0"/>
-                      <a:ext cx="1660851" cy="2088731"/>
-                    </a:xfrm>
-                    <a:prstGeom prst="rect">
-                      <a:avLst/>
-                    </a:prstGeom>
-                  </pic:spPr>
-                </pic:pic>
-              </a:graphicData>
-            </a:graphic>
-          </wp:inline>
-        </w:drawing>
-      </w:r>
     </w:p>
     <w:p>
       <w:pPr>
@@ -8278,14 +8310,27 @@
       <w:r>
         <w:t xml:space="preserve">Figure </w:t>
       </w:r>
-      <w:fldSimple w:instr=" SEQ Figure \* ARABIC ">
-        <w:r>
-          <w:rPr>
-            <w:noProof/>
-          </w:rPr>
-          <w:t>7</w:t>
-        </w:r>
-      </w:fldSimple>
+      <w:r>
+        <w:fldChar w:fldCharType="begin"/>
+      </w:r>
+      <w:r>
+        <w:instrText xml:space="preserve"> SEQ Figure \* ARABIC </w:instrText>
+      </w:r>
+      <w:r>
+        <w:fldChar w:fldCharType="separate"/>
+      </w:r>
+      <w:r>
+        <w:rPr>
+          <w:noProof/>
+        </w:rPr>
+        <w:t>7</w:t>
+      </w:r>
+      <w:r>
+        <w:rPr>
+          <w:noProof/>
+        </w:rPr>
+        <w:fldChar w:fldCharType="end"/>
+      </w:r>
       <w:r>
         <w:t>: basic printer dialog</w:t>
       </w:r>
@@ -8300,14 +8345,14 @@
           <w:szCs w:val="20"/>
         </w:rPr>
       </w:pPr>
-      <w:bookmarkStart w:id="24" w:name="_Toc509165851"/>
+      <w:bookmarkStart w:id="25" w:name="_Toc509165851"/>
       <w:r>
         <w:rPr>
           <w:szCs w:val="20"/>
         </w:rPr>
         <w:t>Import</w:t>
       </w:r>
-      <w:bookmarkEnd w:id="24"/>
+      <w:bookmarkEnd w:id="25"/>
       <w:r>
         <w:rPr>
           <w:szCs w:val="20"/>
@@ -8462,14 +8507,27 @@
       <w:r>
         <w:t xml:space="preserve">Figure </w:t>
       </w:r>
-      <w:fldSimple w:instr=" SEQ Figure \* ARABIC ">
-        <w:r>
-          <w:rPr>
-            <w:noProof/>
-          </w:rPr>
-          <w:t>8</w:t>
-        </w:r>
-      </w:fldSimple>
+      <w:r>
+        <w:fldChar w:fldCharType="begin"/>
+      </w:r>
+      <w:r>
+        <w:instrText xml:space="preserve"> SEQ Figure \* ARABIC </w:instrText>
+      </w:r>
+      <w:r>
+        <w:fldChar w:fldCharType="separate"/>
+      </w:r>
+      <w:r>
+        <w:rPr>
+          <w:noProof/>
+        </w:rPr>
+        <w:t>8</w:t>
+      </w:r>
+      <w:r>
+        <w:rPr>
+          <w:noProof/>
+        </w:rPr>
+        <w:fldChar w:fldCharType="end"/>
+      </w:r>
       <w:r>
         <w:t>: Importing existing player information</w:t>
       </w:r>
@@ -8478,12 +8536,12 @@
       <w:pPr>
         <w:pStyle w:val="Heading1"/>
       </w:pPr>
-      <w:bookmarkStart w:id="25" w:name="_Toc509165852"/>
+      <w:bookmarkStart w:id="26" w:name="_Toc509165852"/>
       <w:r>
         <w:lastRenderedPageBreak/>
         <w:t>Member Scores</w:t>
       </w:r>
-      <w:bookmarkEnd w:id="25"/>
+      <w:bookmarkEnd w:id="26"/>
       <w:r>
         <w:fldChar w:fldCharType="begin"/>
       </w:r>
@@ -8597,14 +8655,27 @@
       <w:r>
         <w:t xml:space="preserve">Figure </w:t>
       </w:r>
-      <w:fldSimple w:instr=" SEQ Figure \* ARABIC ">
-        <w:r>
-          <w:rPr>
-            <w:noProof/>
-          </w:rPr>
-          <w:t>9</w:t>
-        </w:r>
-      </w:fldSimple>
+      <w:r>
+        <w:fldChar w:fldCharType="begin"/>
+      </w:r>
+      <w:r>
+        <w:instrText xml:space="preserve"> SEQ Figure \* ARABIC </w:instrText>
+      </w:r>
+      <w:r>
+        <w:fldChar w:fldCharType="separate"/>
+      </w:r>
+      <w:r>
+        <w:rPr>
+          <w:noProof/>
+        </w:rPr>
+        <w:t>9</w:t>
+      </w:r>
+      <w:r>
+        <w:rPr>
+          <w:noProof/>
+        </w:rPr>
+        <w:fldChar w:fldCharType="end"/>
+      </w:r>
       <w:r>
         <w:t>: Member Scores</w:t>
       </w:r>
@@ -8777,11 +8848,11 @@
       <w:pPr>
         <w:pStyle w:val="Heading2"/>
       </w:pPr>
-      <w:bookmarkStart w:id="26" w:name="_Toc509165865"/>
+      <w:bookmarkStart w:id="27" w:name="_Toc509165865"/>
       <w:r>
         <w:t>Comments</w:t>
       </w:r>
-      <w:bookmarkEnd w:id="26"/>
+      <w:bookmarkEnd w:id="27"/>
       <w:r>
         <w:fldChar w:fldCharType="begin"/>
       </w:r>
@@ -8854,7 +8925,7 @@
           <w:szCs w:val="20"/>
         </w:rPr>
       </w:pPr>
-      <w:bookmarkStart w:id="27" w:name="_Toc509165853"/>
+      <w:bookmarkStart w:id="28" w:name="_Toc509165853"/>
       <w:r>
         <w:rPr>
           <w:szCs w:val="20"/>
@@ -8862,7 +8933,7 @@
         <w:lastRenderedPageBreak/>
         <w:t>Tournament Stats</w:t>
       </w:r>
-      <w:bookmarkEnd w:id="27"/>
+      <w:bookmarkEnd w:id="28"/>
       <w:r>
         <w:rPr>
           <w:szCs w:val="20"/>
@@ -9062,14 +9133,27 @@
       <w:r>
         <w:t xml:space="preserve">Figure </w:t>
       </w:r>
-      <w:fldSimple w:instr=" SEQ Figure \* ARABIC ">
-        <w:r>
-          <w:rPr>
-            <w:noProof/>
-          </w:rPr>
-          <w:t>10</w:t>
-        </w:r>
-      </w:fldSimple>
+      <w:r>
+        <w:fldChar w:fldCharType="begin"/>
+      </w:r>
+      <w:r>
+        <w:instrText xml:space="preserve"> SEQ Figure \* ARABIC </w:instrText>
+      </w:r>
+      <w:r>
+        <w:fldChar w:fldCharType="separate"/>
+      </w:r>
+      <w:r>
+        <w:rPr>
+          <w:noProof/>
+        </w:rPr>
+        <w:t>10</w:t>
+      </w:r>
+      <w:r>
+        <w:rPr>
+          <w:noProof/>
+        </w:rPr>
+        <w:fldChar w:fldCharType="end"/>
+      </w:r>
       <w:r>
         <w:t>: Tournament Stats</w:t>
       </w:r>
@@ -9124,7 +9208,7 @@
           <w:szCs w:val="20"/>
         </w:rPr>
       </w:pPr>
-      <w:bookmarkStart w:id="28" w:name="_Toc509165854"/>
+      <w:bookmarkStart w:id="29" w:name="_Toc509165854"/>
       <w:r>
         <w:rPr>
           <w:szCs w:val="20"/>
@@ -9143,7 +9227,7 @@
         </w:rPr>
         <w:t>By Tournament</w:t>
       </w:r>
-      <w:bookmarkEnd w:id="28"/>
+      <w:bookmarkEnd w:id="29"/>
       <w:r>
         <w:rPr>
           <w:szCs w:val="20"/>
@@ -9276,7 +9360,7 @@
                     <pic:cNvPicPr/>
                   </pic:nvPicPr>
                   <pic:blipFill>
-                    <a:blip r:embed="rId20">
+                    <a:blip r:embed="rId21">
                       <a:extLst>
                         <a:ext uri="{28A0092B-C50C-407E-A947-70E740481C1C}">
                           <a14:useLocalDpi xmlns:a14="http://schemas.microsoft.com/office/drawing/2010/main" val="0"/>
@@ -9311,14 +9395,27 @@
       <w:r>
         <w:t xml:space="preserve">Figure </w:t>
       </w:r>
-      <w:fldSimple w:instr=" SEQ Figure \* ARABIC ">
-        <w:r>
-          <w:rPr>
-            <w:noProof/>
-          </w:rPr>
-          <w:t>11</w:t>
-        </w:r>
-      </w:fldSimple>
+      <w:r>
+        <w:fldChar w:fldCharType="begin"/>
+      </w:r>
+      <w:r>
+        <w:instrText xml:space="preserve"> SEQ Figure \* ARABIC </w:instrText>
+      </w:r>
+      <w:r>
+        <w:fldChar w:fldCharType="separate"/>
+      </w:r>
+      <w:r>
+        <w:rPr>
+          <w:noProof/>
+        </w:rPr>
+        <w:t>11</w:t>
+      </w:r>
+      <w:r>
+        <w:rPr>
+          <w:noProof/>
+        </w:rPr>
+        <w:fldChar w:fldCharType="end"/>
+      </w:r>
       <w:r>
         <w:t xml:space="preserve"> Print Dialog</w:t>
       </w:r>
@@ -9327,12 +9424,12 @@
       <w:pPr>
         <w:pStyle w:val="Heading2"/>
       </w:pPr>
-      <w:bookmarkStart w:id="29" w:name="_Toc509165855"/>
+      <w:bookmarkStart w:id="30" w:name="_Toc509165855"/>
       <w:r>
         <w:lastRenderedPageBreak/>
         <w:t>Tournament Place Standings</w:t>
       </w:r>
-      <w:bookmarkEnd w:id="29"/>
+      <w:bookmarkEnd w:id="30"/>
       <w:r>
         <w:fldChar w:fldCharType="begin"/>
       </w:r>
@@ -9460,14 +9557,27 @@
       <w:r>
         <w:t xml:space="preserve">Figure </w:t>
       </w:r>
-      <w:fldSimple w:instr=" SEQ Figure \* ARABIC ">
-        <w:r>
-          <w:rPr>
-            <w:noProof/>
-          </w:rPr>
-          <w:t>12</w:t>
-        </w:r>
-      </w:fldSimple>
+      <w:r>
+        <w:fldChar w:fldCharType="begin"/>
+      </w:r>
+      <w:r>
+        <w:instrText xml:space="preserve"> SEQ Figure \* ARABIC </w:instrText>
+      </w:r>
+      <w:r>
+        <w:fldChar w:fldCharType="separate"/>
+      </w:r>
+      <w:r>
+        <w:rPr>
+          <w:noProof/>
+        </w:rPr>
+        <w:t>12</w:t>
+      </w:r>
+      <w:r>
+        <w:rPr>
+          <w:noProof/>
+        </w:rPr>
+        <w:fldChar w:fldCharType="end"/>
+      </w:r>
       <w:r>
         <w:t>: Tournament Place Standings</w:t>
       </w:r>
@@ -9501,14 +9611,14 @@
       <w:pPr>
         <w:pStyle w:val="Heading2"/>
       </w:pPr>
-      <w:bookmarkStart w:id="30" w:name="_Toc509165856"/>
+      <w:bookmarkStart w:id="31" w:name="_Toc509165856"/>
       <w:r>
         <w:t xml:space="preserve"> How to create or e</w:t>
       </w:r>
       <w:r>
         <w:t>dit Tournament</w:t>
       </w:r>
-      <w:bookmarkEnd w:id="30"/>
+      <w:bookmarkEnd w:id="31"/>
       <w:r>
         <w:fldChar w:fldCharType="begin"/>
       </w:r>
@@ -9776,14 +9886,27 @@
       <w:r>
         <w:t xml:space="preserve">Figure </w:t>
       </w:r>
-      <w:fldSimple w:instr=" SEQ Figure \* ARABIC ">
-        <w:r>
-          <w:rPr>
-            <w:noProof/>
-          </w:rPr>
-          <w:t>13</w:t>
-        </w:r>
-      </w:fldSimple>
+      <w:r>
+        <w:fldChar w:fldCharType="begin"/>
+      </w:r>
+      <w:r>
+        <w:instrText xml:space="preserve"> SEQ Figure \* ARABIC </w:instrText>
+      </w:r>
+      <w:r>
+        <w:fldChar w:fldCharType="separate"/>
+      </w:r>
+      <w:r>
+        <w:rPr>
+          <w:noProof/>
+        </w:rPr>
+        <w:t>13</w:t>
+      </w:r>
+      <w:r>
+        <w:rPr>
+          <w:noProof/>
+        </w:rPr>
+        <w:fldChar w:fldCharType="end"/>
+      </w:r>
       <w:r>
         <w:t xml:space="preserve">: </w:t>
       </w:r>
@@ -9826,14 +9949,14 @@
       <w:pPr>
         <w:pStyle w:val="Heading3"/>
       </w:pPr>
-      <w:bookmarkStart w:id="31" w:name="_Toc509165857"/>
+      <w:bookmarkStart w:id="32" w:name="_Toc509165857"/>
       <w:r>
         <w:t xml:space="preserve"> How t</w:t>
       </w:r>
       <w:r>
         <w:t>o Update an Existing Tournament</w:t>
       </w:r>
-      <w:bookmarkEnd w:id="31"/>
+      <w:bookmarkEnd w:id="32"/>
     </w:p>
     <w:p>
       <w:pPr>
@@ -9913,11 +10036,12 @@
       <w:pPr>
         <w:pStyle w:val="Heading2"/>
       </w:pPr>
-      <w:bookmarkStart w:id="32" w:name="_Toc509165858"/>
-      <w:r>
+      <w:bookmarkStart w:id="33" w:name="_Toc509165858"/>
+      <w:r>
+        <w:lastRenderedPageBreak/>
         <w:t>Search Tournaments</w:t>
       </w:r>
-      <w:bookmarkEnd w:id="32"/>
+      <w:bookmarkEnd w:id="33"/>
       <w:r>
         <w:fldChar w:fldCharType="begin"/>
       </w:r>
@@ -9940,11 +10064,7 @@
         <w:keepNext/>
       </w:pPr>
       <w:r>
-        <w:t xml:space="preserve">Tournaments can be searched by location, event, or tournament date. This function can be reached by either the “Edit Existing Tournament” button on the New Tournament </w:t>
-      </w:r>
-      <w:r>
-        <w:lastRenderedPageBreak/>
-        <w:t>screen; or by the “Search Tournaments</w:t>
+        <w:t>Tournaments can be searched by location, event, or tournament date. This function can be reached by either the “Edit Existing Tournament” button on the New Tournament screen; or by the “Search Tournaments</w:t>
       </w:r>
       <w:r>
         <w:fldChar w:fldCharType="begin"/>
@@ -10089,14 +10209,27 @@
       <w:r>
         <w:t xml:space="preserve">Figure </w:t>
       </w:r>
-      <w:fldSimple w:instr=" SEQ Figure \* ARABIC ">
-        <w:r>
-          <w:rPr>
-            <w:noProof/>
-          </w:rPr>
-          <w:t>14</w:t>
-        </w:r>
-      </w:fldSimple>
+      <w:r>
+        <w:fldChar w:fldCharType="begin"/>
+      </w:r>
+      <w:r>
+        <w:instrText xml:space="preserve"> SEQ Figure \* ARABIC </w:instrText>
+      </w:r>
+      <w:r>
+        <w:fldChar w:fldCharType="separate"/>
+      </w:r>
+      <w:r>
+        <w:rPr>
+          <w:noProof/>
+        </w:rPr>
+        <w:t>14</w:t>
+      </w:r>
+      <w:r>
+        <w:rPr>
+          <w:noProof/>
+        </w:rPr>
+        <w:fldChar w:fldCharType="end"/>
+      </w:r>
       <w:r>
         <w:t>: Tournament Search Forms</w:t>
       </w:r>
@@ -10105,11 +10238,11 @@
       <w:pPr>
         <w:pStyle w:val="Heading3"/>
       </w:pPr>
-      <w:bookmarkStart w:id="33" w:name="_Toc509165859"/>
+      <w:bookmarkStart w:id="34" w:name="_Toc509165859"/>
       <w:r>
         <w:t>Search by Location</w:t>
       </w:r>
-      <w:bookmarkEnd w:id="33"/>
+      <w:bookmarkEnd w:id="34"/>
       <w:r>
         <w:fldChar w:fldCharType="begin"/>
       </w:r>
@@ -10147,11 +10280,11 @@
       <w:pPr>
         <w:pStyle w:val="Heading3"/>
       </w:pPr>
-      <w:bookmarkStart w:id="34" w:name="_Toc509165860"/>
+      <w:bookmarkStart w:id="35" w:name="_Toc509165860"/>
       <w:r>
         <w:t>Search by Event</w:t>
       </w:r>
-      <w:bookmarkEnd w:id="34"/>
+      <w:bookmarkEnd w:id="35"/>
       <w:r>
         <w:fldChar w:fldCharType="begin"/>
       </w:r>
@@ -10246,11 +10379,11 @@
       <w:pPr>
         <w:pStyle w:val="Heading3"/>
       </w:pPr>
-      <w:bookmarkStart w:id="35" w:name="_Toc509165861"/>
+      <w:bookmarkStart w:id="36" w:name="_Toc509165861"/>
       <w:r>
         <w:t>Search by Date</w:t>
       </w:r>
-      <w:bookmarkEnd w:id="35"/>
+      <w:bookmarkEnd w:id="36"/>
       <w:r>
         <w:fldChar w:fldCharType="begin"/>
       </w:r>
@@ -10279,7 +10412,7 @@
       <w:pPr>
         <w:pStyle w:val="Heading2"/>
       </w:pPr>
-      <w:bookmarkStart w:id="36" w:name="_Toc509165862"/>
+      <w:bookmarkStart w:id="37" w:name="_Toc509165862"/>
       <w:r>
         <w:lastRenderedPageBreak/>
         <w:t>List Tournaments</w:t>
@@ -10315,7 +10448,7 @@
       <w:r>
         <w:t>ear</w:t>
       </w:r>
-      <w:bookmarkEnd w:id="36"/>
+      <w:bookmarkEnd w:id="37"/>
       <w:r>
         <w:fldChar w:fldCharType="begin"/>
       </w:r>
@@ -10525,14 +10658,27 @@
       <w:r>
         <w:t xml:space="preserve">Figure </w:t>
       </w:r>
-      <w:fldSimple w:instr=" SEQ Figure \* ARABIC ">
-        <w:r>
-          <w:rPr>
-            <w:noProof/>
-          </w:rPr>
-          <w:t>15</w:t>
-        </w:r>
-      </w:fldSimple>
+      <w:r>
+        <w:fldChar w:fldCharType="begin"/>
+      </w:r>
+      <w:r>
+        <w:instrText xml:space="preserve"> SEQ Figure \* ARABIC </w:instrText>
+      </w:r>
+      <w:r>
+        <w:fldChar w:fldCharType="separate"/>
+      </w:r>
+      <w:r>
+        <w:rPr>
+          <w:noProof/>
+        </w:rPr>
+        <w:t>15</w:t>
+      </w:r>
+      <w:r>
+        <w:rPr>
+          <w:noProof/>
+        </w:rPr>
+        <w:fldChar w:fldCharType="end"/>
+      </w:r>
       <w:r>
         <w:t>: Tournaments</w:t>
       </w:r>
@@ -10569,11 +10715,11 @@
       <w:pPr>
         <w:pStyle w:val="Heading2"/>
       </w:pPr>
-      <w:bookmarkStart w:id="37" w:name="_Toc509165863"/>
+      <w:bookmarkStart w:id="38" w:name="_Toc509165863"/>
       <w:r>
         <w:t>Reports</w:t>
       </w:r>
-      <w:bookmarkEnd w:id="37"/>
+      <w:bookmarkEnd w:id="38"/>
       <w:r>
         <w:fldChar w:fldCharType="begin"/>
       </w:r>
@@ -10748,14 +10894,27 @@
       <w:r>
         <w:t xml:space="preserve">Figure </w:t>
       </w:r>
-      <w:fldSimple w:instr=" SEQ Figure \* ARABIC ">
-        <w:r>
-          <w:rPr>
-            <w:noProof/>
-          </w:rPr>
-          <w:t>16</w:t>
-        </w:r>
-      </w:fldSimple>
+      <w:r>
+        <w:fldChar w:fldCharType="begin"/>
+      </w:r>
+      <w:r>
+        <w:instrText xml:space="preserve"> SEQ Figure \* ARABIC </w:instrText>
+      </w:r>
+      <w:r>
+        <w:fldChar w:fldCharType="separate"/>
+      </w:r>
+      <w:r>
+        <w:rPr>
+          <w:noProof/>
+        </w:rPr>
+        <w:t>16</w:t>
+      </w:r>
+      <w:r>
+        <w:rPr>
+          <w:noProof/>
+        </w:rPr>
+        <w:fldChar w:fldCharType="end"/>
+      </w:r>
       <w:r>
         <w:t xml:space="preserve"> Member Scores</w:t>
       </w:r>
@@ -10885,8 +11044,6 @@
       <w:pPr>
         <w:pStyle w:val="Heading3"/>
       </w:pPr>
-      <w:bookmarkStart w:id="38" w:name="_GoBack"/>
-      <w:bookmarkEnd w:id="38"/>
       <w:r>
         <w:t>Print Series by Squad</w:t>
       </w:r>
@@ -10896,16 +11053,7 @@
         <w:pStyle w:val="BodyText"/>
       </w:pPr>
       <w:r>
-        <w:t xml:space="preserve">To print a Series report displaying specific squads indicate what squads should be displayed on the printout using “Filter Series by Squad” checkboxes </w:t>
-      </w:r>
-      <w:r>
-        <w:t xml:space="preserve">on the member scores screen </w:t>
-      </w:r>
-      <w:r>
-        <w:t xml:space="preserve">before clicking the “Series” print button. The Series printout will say which squads are displayed at the top of the printout and the players will be ordered by score. </w:t>
-      </w:r>
-      <w:r>
-        <w:t xml:space="preserve"> </w:t>
+        <w:t xml:space="preserve">To print a Series report displaying specific squads indicate what squads should be displayed on the printout using “Filter Series by Squad” checkboxes on the member scores screen before clicking the “Series” print button. The Series printout will say which squads are displayed at the top of the printout and the players will be ordered by score.  </w:t>
       </w:r>
     </w:p>
     <w:p>
@@ -10923,6 +11071,9 @@
         <w:t xml:space="preserve">                                  </w:t>
       </w:r>
       <w:r>
+        <w:rPr>
+          <w:noProof/>
+        </w:rPr>
         <w:drawing>
           <wp:inline distT="0" distB="0" distL="0" distR="0" wp14:anchorId="3FE298C4" wp14:editId="43CE0D6C">
             <wp:extent cx="1051508" cy="1600200"/>
@@ -11243,14 +11394,27 @@
       <w:r>
         <w:t xml:space="preserve">Figure </w:t>
       </w:r>
-      <w:fldSimple w:instr=" SEQ Figure \* ARABIC ">
-        <w:r>
-          <w:rPr>
-            <w:noProof/>
-          </w:rPr>
-          <w:t>17</w:t>
-        </w:r>
-      </w:fldSimple>
+      <w:r>
+        <w:fldChar w:fldCharType="begin"/>
+      </w:r>
+      <w:r>
+        <w:instrText xml:space="preserve"> SEQ Figure \* ARABIC </w:instrText>
+      </w:r>
+      <w:r>
+        <w:fldChar w:fldCharType="separate"/>
+      </w:r>
+      <w:r>
+        <w:rPr>
+          <w:noProof/>
+        </w:rPr>
+        <w:t>17</w:t>
+      </w:r>
+      <w:r>
+        <w:rPr>
+          <w:noProof/>
+        </w:rPr>
+        <w:fldChar w:fldCharType="end"/>
+      </w:r>
       <w:r>
         <w:rPr>
           <w:noProof/>
@@ -12304,14 +12468,27 @@
       <w:r>
         <w:t xml:space="preserve">Figure </w:t>
       </w:r>
-      <w:fldSimple w:instr=" SEQ Figure \* ARABIC ">
-        <w:r>
-          <w:rPr>
-            <w:noProof/>
-          </w:rPr>
-          <w:t>18</w:t>
-        </w:r>
-      </w:fldSimple>
+      <w:r>
+        <w:fldChar w:fldCharType="begin"/>
+      </w:r>
+      <w:r>
+        <w:instrText xml:space="preserve"> SEQ Figure \* ARABIC </w:instrText>
+      </w:r>
+      <w:r>
+        <w:fldChar w:fldCharType="separate"/>
+      </w:r>
+      <w:r>
+        <w:rPr>
+          <w:noProof/>
+        </w:rPr>
+        <w:t>18</w:t>
+      </w:r>
+      <w:r>
+        <w:rPr>
+          <w:noProof/>
+        </w:rPr>
+        <w:fldChar w:fldCharType="end"/>
+      </w:r>
       <w:r>
         <w:t xml:space="preserve">a </w:t>
       </w:r>
@@ -13910,14 +14087,27 @@
       <w:r>
         <w:t xml:space="preserve">Figure </w:t>
       </w:r>
-      <w:fldSimple w:instr=" SEQ Figure \* ARABIC ">
-        <w:r>
-          <w:rPr>
-            <w:noProof/>
-          </w:rPr>
-          <w:t>19</w:t>
-        </w:r>
-      </w:fldSimple>
+      <w:r>
+        <w:fldChar w:fldCharType="begin"/>
+      </w:r>
+      <w:r>
+        <w:instrText xml:space="preserve"> SEQ Figure \* ARABIC </w:instrText>
+      </w:r>
+      <w:r>
+        <w:fldChar w:fldCharType="separate"/>
+      </w:r>
+      <w:r>
+        <w:rPr>
+          <w:noProof/>
+        </w:rPr>
+        <w:t>19</w:t>
+      </w:r>
+      <w:r>
+        <w:rPr>
+          <w:noProof/>
+        </w:rPr>
+        <w:fldChar w:fldCharType="end"/>
+      </w:r>
       <w:r>
         <w:rPr>
           <w:noProof/>
@@ -14301,14 +14491,27 @@
       <w:r>
         <w:t xml:space="preserve">Figure </w:t>
       </w:r>
-      <w:fldSimple w:instr=" SEQ Figure \* ARABIC ">
-        <w:r>
-          <w:rPr>
-            <w:noProof/>
-          </w:rPr>
-          <w:t>20</w:t>
-        </w:r>
-      </w:fldSimple>
+      <w:r>
+        <w:fldChar w:fldCharType="begin"/>
+      </w:r>
+      <w:r>
+        <w:instrText xml:space="preserve"> SEQ Figure \* ARABIC </w:instrText>
+      </w:r>
+      <w:r>
+        <w:fldChar w:fldCharType="separate"/>
+      </w:r>
+      <w:r>
+        <w:rPr>
+          <w:noProof/>
+        </w:rPr>
+        <w:t>20</w:t>
+      </w:r>
+      <w:r>
+        <w:rPr>
+          <w:noProof/>
+        </w:rPr>
+        <w:fldChar w:fldCharType="end"/>
+      </w:r>
       <w:r>
         <w:t xml:space="preserve"> Showing split screen error</w:t>
       </w:r>
@@ -14376,14 +14579,27 @@
                             <w:r>
                               <w:t xml:space="preserve">Figure </w:t>
                             </w:r>
-                            <w:fldSimple w:instr=" SEQ Figure \* ARABIC ">
-                              <w:r>
-                                <w:rPr>
-                                  <w:noProof/>
-                                </w:rPr>
-                                <w:t>21</w:t>
-                              </w:r>
-                            </w:fldSimple>
+                            <w:r>
+                              <w:fldChar w:fldCharType="begin"/>
+                            </w:r>
+                            <w:r>
+                              <w:instrText xml:space="preserve"> SEQ Figure \* ARABIC </w:instrText>
+                            </w:r>
+                            <w:r>
+                              <w:fldChar w:fldCharType="separate"/>
+                            </w:r>
+                            <w:r>
+                              <w:rPr>
+                                <w:noProof/>
+                              </w:rPr>
+                              <w:t>21</w:t>
+                            </w:r>
+                            <w:r>
+                              <w:rPr>
+                                <w:noProof/>
+                              </w:rPr>
+                              <w:fldChar w:fldCharType="end"/>
+                            </w:r>
                             <w:r>
                               <w:t xml:space="preserve"> Inner screen maximize</w:t>
                             </w:r>
@@ -15709,7 +15925,6 @@
         </w:numPr>
       </w:pPr>
       <w:r>
-        <w:lastRenderedPageBreak/>
         <w:t>Member Number</w:t>
       </w:r>
       <w:r>
@@ -15782,6 +15997,7 @@
         </w:numPr>
       </w:pPr>
       <w:r>
+        <w:lastRenderedPageBreak/>
         <w:t>Middle Initial—member’s middle initial.</w:t>
       </w:r>
     </w:p>
@@ -16103,7 +16319,6 @@
         </w:numPr>
       </w:pPr>
       <w:r>
-        <w:lastRenderedPageBreak/>
         <w:t>Year End Tournaments</w:t>
       </w:r>
       <w:r>
@@ -16267,6 +16482,7 @@
         </w:numPr>
       </w:pPr>
       <w:r>
+        <w:lastRenderedPageBreak/>
         <w:t>Save—saves member information to the database.</w:t>
       </w:r>
     </w:p>
@@ -16726,7 +16942,6 @@
       </w:pPr>
       <w:bookmarkStart w:id="52" w:name="_Toc509165876"/>
       <w:r>
-        <w:lastRenderedPageBreak/>
         <w:t>Member Scores</w:t>
       </w:r>
       <w:bookmarkEnd w:id="52"/>
@@ -16950,6 +17165,7 @@
         </w:numPr>
       </w:pPr>
       <w:r>
+        <w:lastRenderedPageBreak/>
         <w:t>Middle Initial</w:t>
       </w:r>
       <w:r>
@@ -17384,7 +17600,6 @@
         </w:numPr>
       </w:pPr>
       <w:r>
-        <w:lastRenderedPageBreak/>
         <w:t>Leaders section</w:t>
       </w:r>
     </w:p>
@@ -17583,6 +17798,7 @@
         </w:numPr>
       </w:pPr>
       <w:r>
+        <w:lastRenderedPageBreak/>
         <w:t>Add New/Update Record</w:t>
       </w:r>
       <w:r>
@@ -17879,7 +18095,6 @@
         </w:numPr>
       </w:pPr>
       <w:r>
-        <w:lastRenderedPageBreak/>
         <w:t>Tournament File</w:t>
       </w:r>
       <w:r>
@@ -18130,6 +18345,7 @@
         </w:numPr>
       </w:pPr>
       <w:r>
+        <w:lastRenderedPageBreak/>
         <w:t>Comments</w:t>
       </w:r>
       <w:r>
@@ -19819,7 +20035,7 @@
         <w:rStyle w:val="PageNumber"/>
         <w:noProof/>
       </w:rPr>
-      <w:t>23</w:t>
+      <w:t>13</w:t>
     </w:r>
     <w:r>
       <w:rPr>
@@ -22920,7 +23136,7 @@
 </file>
 
 <file path=customXml/itemProps1.xml><?xml version="1.0" encoding="utf-8"?>
-<ds:datastoreItem xmlns:ds="http://schemas.openxmlformats.org/officeDocument/2006/customXml" ds:itemID="{0102EFED-19AE-4C50-B8F5-0428BA4776A7}">
+<ds:datastoreItem xmlns:ds="http://schemas.openxmlformats.org/officeDocument/2006/customXml" ds:itemID="{ACEED1EC-522F-4871-A654-03A90C83104D}">
   <ds:schemaRefs>
     <ds:schemaRef ds:uri="http://schemas.openxmlformats.org/officeDocument/2006/bibliography"/>
   </ds:schemaRefs>

--- a/NineTapTour/NineTapTour/Resources/9tapUserManual.docx
+++ b/NineTapTour/NineTapTour/Resources/9tapUserManual.docx
@@ -7490,8 +7490,6 @@
           </wp:inline>
         </w:drawing>
       </w:r>
-      <w:bookmarkStart w:id="20" w:name="_GoBack"/>
-      <w:bookmarkEnd w:id="20"/>
     </w:p>
     <w:p>
       <w:pPr>
@@ -7530,14 +7528,14 @@
       <w:pPr>
         <w:pStyle w:val="Heading3"/>
       </w:pPr>
-      <w:bookmarkStart w:id="21" w:name="_Toc509165847"/>
+      <w:bookmarkStart w:id="20" w:name="_Toc509165847"/>
       <w:r>
         <w:t xml:space="preserve">Updating </w:t>
       </w:r>
       <w:r>
         <w:t>Members</w:t>
       </w:r>
-      <w:bookmarkEnd w:id="21"/>
+      <w:bookmarkEnd w:id="20"/>
       <w:r>
         <w:fldChar w:fldCharType="begin"/>
       </w:r>
@@ -7710,14 +7708,14 @@
           <w:szCs w:val="20"/>
         </w:rPr>
       </w:pPr>
-      <w:bookmarkStart w:id="22" w:name="_Toc509165848"/>
+      <w:bookmarkStart w:id="21" w:name="_Toc509165848"/>
       <w:r>
         <w:rPr>
           <w:szCs w:val="20"/>
         </w:rPr>
         <w:t>Stats</w:t>
       </w:r>
-      <w:bookmarkEnd w:id="22"/>
+      <w:bookmarkEnd w:id="21"/>
       <w:r>
         <w:rPr>
           <w:szCs w:val="20"/>
@@ -7907,14 +7905,14 @@
           <w:szCs w:val="20"/>
         </w:rPr>
       </w:pPr>
-      <w:bookmarkStart w:id="23" w:name="_Toc509165849"/>
+      <w:bookmarkStart w:id="22" w:name="_Toc509165849"/>
       <w:r>
         <w:rPr>
           <w:szCs w:val="20"/>
         </w:rPr>
         <w:t>Member Search</w:t>
       </w:r>
-      <w:bookmarkEnd w:id="23"/>
+      <w:bookmarkEnd w:id="22"/>
       <w:r>
         <w:rPr>
           <w:szCs w:val="20"/>
@@ -8163,15 +8161,14 @@
           <w:szCs w:val="20"/>
         </w:rPr>
       </w:pPr>
-      <w:bookmarkStart w:id="24" w:name="_Toc509165850"/>
+      <w:bookmarkStart w:id="23" w:name="_Toc509165850"/>
       <w:r>
         <w:rPr>
           <w:szCs w:val="20"/>
         </w:rPr>
-        <w:lastRenderedPageBreak/>
         <w:t>Print Recaps</w:t>
       </w:r>
-      <w:bookmarkEnd w:id="24"/>
+      <w:bookmarkEnd w:id="23"/>
       <w:r>
         <w:rPr>
           <w:szCs w:val="20"/>
@@ -8241,7 +8238,19 @@
         <w:keepNext/>
       </w:pPr>
       <w:r>
-        <w:t>The “Print Single” and “Print Tournament” buttons go directly to your computer</w:t>
+        <w:t xml:space="preserve">The “Print Single” </w:t>
+      </w:r>
+      <w:r>
+        <w:t>button</w:t>
+      </w:r>
+      <w:r>
+        <w:t xml:space="preserve"> go</w:t>
+      </w:r>
+      <w:r>
+        <w:t>es</w:t>
+      </w:r>
+      <w:r>
+        <w:t xml:space="preserve"> directly to your computer</w:t>
       </w:r>
       <w:r>
         <w:t>’</w:t>
@@ -8249,12 +8258,84 @@
       <w:r>
         <w:t>s print dialog. You can then “print to pdf” to save the information as a pdf file.</w:t>
       </w:r>
+      <w:r>
+        <w:t xml:space="preserve"> The </w:t>
+      </w:r>
+      <w:r>
+        <w:t>“Print Active Members”</w:t>
+      </w:r>
+      <w:r>
+        <w:t xml:space="preserve"> button </w:t>
+      </w:r>
+      <w:r>
+        <w:lastRenderedPageBreak/>
+        <w:t>will have the window dialog pop up, asking you to confirm before printing the information</w:t>
+      </w:r>
+      <w:r>
+        <w:t xml:space="preserve"> for the active members</w:t>
+      </w:r>
+      <w:r>
+        <w:t>.</w:t>
+      </w:r>
     </w:p>
     <w:p>
       <w:pPr>
         <w:pStyle w:val="BodyText"/>
         <w:keepNext/>
       </w:pPr>
+      <w:bookmarkStart w:id="24" w:name="_GoBack"/>
+      <w:r>
+        <w:rPr>
+          <w:noProof/>
+        </w:rPr>
+        <w:drawing>
+          <wp:inline distT="0" distB="0" distL="0" distR="0" wp14:anchorId="737D8029" wp14:editId="1CD48A1C">
+            <wp:extent cx="2161309" cy="1192964"/>
+            <wp:effectExtent l="0" t="0" r="0" b="7620"/>
+            <wp:docPr id="55" name="Picture 55" descr="C:\Users\zeller8964\Desktop\PrintRecap2.jpg"/>
+            <wp:cNvGraphicFramePr>
+              <a:graphicFrameLocks xmlns:a="http://schemas.openxmlformats.org/drawingml/2006/main" noChangeAspect="1"/>
+            </wp:cNvGraphicFramePr>
+            <a:graphic xmlns:a="http://schemas.openxmlformats.org/drawingml/2006/main">
+              <a:graphicData uri="http://schemas.openxmlformats.org/drawingml/2006/picture">
+                <pic:pic xmlns:pic="http://schemas.openxmlformats.org/drawingml/2006/picture">
+                  <pic:nvPicPr>
+                    <pic:cNvPr id="0" name="Picture 2" descr="C:\Users\zeller8964\Desktop\PrintRecap2.jpg"/>
+                    <pic:cNvPicPr>
+                      <a:picLocks noChangeAspect="1" noChangeArrowheads="1"/>
+                    </pic:cNvPicPr>
+                  </pic:nvPicPr>
+                  <pic:blipFill rotWithShape="1">
+                    <a:blip r:embed="rId21" cstate="print">
+                      <a:extLst>
+                        <a:ext uri="{28A0092B-C50C-407E-A947-70E740481C1C}">
+                          <a14:useLocalDpi xmlns:a14="http://schemas.microsoft.com/office/drawing/2010/main" val="0"/>
+                        </a:ext>
+                      </a:extLst>
+                    </a:blip>
+                    <a:srcRect l="18573" b="38011"/>
+                    <a:stretch/>
+                  </pic:blipFill>
+                  <pic:spPr bwMode="auto">
+                    <a:xfrm>
+                      <a:off x="0" y="0"/>
+                      <a:ext cx="2241349" cy="1237143"/>
+                    </a:xfrm>
+                    <a:prstGeom prst="rect">
+                      <a:avLst/>
+                    </a:prstGeom>
+                    <a:noFill/>
+                    <a:ln>
+                      <a:noFill/>
+                    </a:ln>
+                  </pic:spPr>
+                </pic:pic>
+              </a:graphicData>
+            </a:graphic>
+          </wp:inline>
+        </w:drawing>
+      </w:r>
+      <w:bookmarkEnd w:id="24"/>
       <w:r>
         <w:rPr>
           <w:noProof/>
@@ -8275,7 +8356,7 @@
                     <pic:cNvPicPr/>
                   </pic:nvPicPr>
                   <pic:blipFill>
-                    <a:blip r:embed="rId21">
+                    <a:blip r:embed="rId22">
                       <a:extLst>
                         <a:ext uri="{28A0092B-C50C-407E-A947-70E740481C1C}">
                           <a14:useLocalDpi xmlns:a14="http://schemas.microsoft.com/office/drawing/2010/main" val="0"/>
@@ -8335,7 +8416,7 @@
         <w:t>: basic printer dialog</w:t>
       </w:r>
       <w:r>
-        <w:t>, Print By Date form.</w:t>
+        <w:t>.</w:t>
       </w:r>
     </w:p>
     <w:p>
@@ -8472,7 +8553,7 @@
                     <pic:cNvPicPr/>
                   </pic:nvPicPr>
                   <pic:blipFill>
-                    <a:blip r:embed="rId22">
+                    <a:blip r:embed="rId23">
                       <a:extLst>
                         <a:ext uri="{28A0092B-C50C-407E-A947-70E740481C1C}">
                           <a14:useLocalDpi xmlns:a14="http://schemas.microsoft.com/office/drawing/2010/main" val="0"/>
@@ -8615,7 +8696,7 @@
                     </pic:cNvPicPr>
                   </pic:nvPicPr>
                   <pic:blipFill>
-                    <a:blip r:embed="rId23" cstate="print">
+                    <a:blip r:embed="rId24" cstate="print">
                       <a:extLst>
                         <a:ext uri="{28A0092B-C50C-407E-A947-70E740481C1C}">
                           <a14:useLocalDpi xmlns:a14="http://schemas.microsoft.com/office/drawing/2010/main" val="0"/>
@@ -9098,7 +9179,7 @@
                     <pic:cNvPicPr/>
                   </pic:nvPicPr>
                   <pic:blipFill>
-                    <a:blip r:embed="rId24" cstate="print">
+                    <a:blip r:embed="rId25" cstate="print">
                       <a:extLst>
                         <a:ext uri="{28A0092B-C50C-407E-A947-70E740481C1C}">
                           <a14:useLocalDpi xmlns:a14="http://schemas.microsoft.com/office/drawing/2010/main" val="0"/>
@@ -9360,7 +9441,7 @@
                     <pic:cNvPicPr/>
                   </pic:nvPicPr>
                   <pic:blipFill>
-                    <a:blip r:embed="rId21">
+                    <a:blip r:embed="rId22">
                       <a:extLst>
                         <a:ext uri="{28A0092B-C50C-407E-A947-70E740481C1C}">
                           <a14:useLocalDpi xmlns:a14="http://schemas.microsoft.com/office/drawing/2010/main" val="0"/>
@@ -9522,7 +9603,7 @@
                     <pic:cNvPicPr/>
                   </pic:nvPicPr>
                   <pic:blipFill>
-                    <a:blip r:embed="rId25" cstate="print">
+                    <a:blip r:embed="rId26" cstate="print">
                       <a:extLst>
                         <a:ext uri="{28A0092B-C50C-407E-A947-70E740481C1C}">
                           <a14:useLocalDpi xmlns:a14="http://schemas.microsoft.com/office/drawing/2010/main" val="0"/>
@@ -9846,7 +9927,7 @@
                     </pic:cNvPicPr>
                   </pic:nvPicPr>
                   <pic:blipFill>
-                    <a:blip r:embed="rId26">
+                    <a:blip r:embed="rId27">
                       <a:extLst>
                         <a:ext uri="{28A0092B-C50C-407E-A947-70E740481C1C}">
                           <a14:useLocalDpi xmlns:a14="http://schemas.microsoft.com/office/drawing/2010/main" val="0"/>
@@ -10128,7 +10209,7 @@
                     <pic:cNvPicPr/>
                   </pic:nvPicPr>
                   <pic:blipFill>
-                    <a:blip r:embed="rId27">
+                    <a:blip r:embed="rId28">
                       <a:extLst>
                         <a:ext uri="{28A0092B-C50C-407E-A947-70E740481C1C}">
                           <a14:useLocalDpi xmlns:a14="http://schemas.microsoft.com/office/drawing/2010/main" val="0"/>
@@ -10174,7 +10255,7 @@
                     <pic:cNvPicPr/>
                   </pic:nvPicPr>
                   <pic:blipFill>
-                    <a:blip r:embed="rId28">
+                    <a:blip r:embed="rId29">
                       <a:extLst>
                         <a:ext uri="{28A0092B-C50C-407E-A947-70E740481C1C}">
                           <a14:useLocalDpi xmlns:a14="http://schemas.microsoft.com/office/drawing/2010/main" val="0"/>
@@ -10570,7 +10651,7 @@
                     <pic:cNvPicPr/>
                   </pic:nvPicPr>
                   <pic:blipFill>
-                    <a:blip r:embed="rId29" cstate="print">
+                    <a:blip r:embed="rId30" cstate="print">
                       <a:extLst>
                         <a:ext uri="{28A0092B-C50C-407E-A947-70E740481C1C}">
                           <a14:useLocalDpi xmlns:a14="http://schemas.microsoft.com/office/drawing/2010/main" val="0"/>
@@ -10618,7 +10699,7 @@
                     </pic:cNvPicPr>
                   </pic:nvPicPr>
                   <pic:blipFill>
-                    <a:blip r:embed="rId30" cstate="print">
+                    <a:blip r:embed="rId31" cstate="print">
                       <a:extLst>
                         <a:ext uri="{28A0092B-C50C-407E-A947-70E740481C1C}">
                           <a14:useLocalDpi xmlns:a14="http://schemas.microsoft.com/office/drawing/2010/main" val="0"/>
@@ -10859,7 +10940,7 @@
                     <pic:cNvPicPr/>
                   </pic:nvPicPr>
                   <pic:blipFill>
-                    <a:blip r:embed="rId31">
+                    <a:blip r:embed="rId32">
                       <a:extLst>
                         <a:ext uri="{28A0092B-C50C-407E-A947-70E740481C1C}">
                           <a14:useLocalDpi xmlns:a14="http://schemas.microsoft.com/office/drawing/2010/main" val="0"/>
@@ -11092,7 +11173,7 @@
                     </pic:cNvPicPr>
                   </pic:nvPicPr>
                   <pic:blipFill rotWithShape="1">
-                    <a:blip r:embed="rId32">
+                    <a:blip r:embed="rId33">
                       <a:extLst>
                         <a:ext uri="{28A0092B-C50C-407E-A947-70E740481C1C}">
                           <a14:useLocalDpi xmlns:a14="http://schemas.microsoft.com/office/drawing/2010/main" val="0"/>
@@ -11291,7 +11372,7 @@
                     </pic:cNvPicPr>
                   </pic:nvPicPr>
                   <pic:blipFill>
-                    <a:blip r:embed="rId33" cstate="print">
+                    <a:blip r:embed="rId34" cstate="print">
                       <a:extLst>
                         <a:ext uri="{28A0092B-C50C-407E-A947-70E740481C1C}">
                           <a14:useLocalDpi xmlns:a14="http://schemas.microsoft.com/office/drawing/2010/main" val="0"/>
@@ -11354,7 +11435,7 @@
                     </pic:cNvPicPr>
                   </pic:nvPicPr>
                   <pic:blipFill>
-                    <a:blip r:embed="rId34">
+                    <a:blip r:embed="rId35">
                       <a:extLst>
                         <a:ext uri="{28A0092B-C50C-407E-A947-70E740481C1C}">
                           <a14:useLocalDpi xmlns:a14="http://schemas.microsoft.com/office/drawing/2010/main" val="0"/>
@@ -11541,7 +11622,7 @@
                     </pic:cNvPicPr>
                   </pic:nvPicPr>
                   <pic:blipFill>
-                    <a:blip r:embed="rId35">
+                    <a:blip r:embed="rId36">
                       <a:extLst>
                         <a:ext uri="{28A0092B-C50C-407E-A947-70E740481C1C}">
                           <a14:useLocalDpi xmlns:a14="http://schemas.microsoft.com/office/drawing/2010/main" val="0"/>
@@ -11790,7 +11871,7 @@
                     </pic:cNvPicPr>
                   </pic:nvPicPr>
                   <pic:blipFill>
-                    <a:blip r:embed="rId36" cstate="print">
+                    <a:blip r:embed="rId37" cstate="print">
                       <a:extLst>
                         <a:ext uri="{28A0092B-C50C-407E-A947-70E740481C1C}">
                           <a14:useLocalDpi xmlns:a14="http://schemas.microsoft.com/office/drawing/2010/main" val="0"/>
@@ -11859,7 +11940,7 @@
                     </pic:cNvPicPr>
                   </pic:nvPicPr>
                   <pic:blipFill>
-                    <a:blip r:embed="rId37" cstate="print">
+                    <a:blip r:embed="rId38" cstate="print">
                       <a:extLst>
                         <a:ext uri="{28A0092B-C50C-407E-A947-70E740481C1C}">
                           <a14:useLocalDpi xmlns:a14="http://schemas.microsoft.com/office/drawing/2010/main" val="0"/>
@@ -11929,7 +12010,7 @@
                     </pic:cNvPicPr>
                   </pic:nvPicPr>
                   <pic:blipFill>
-                    <a:blip r:embed="rId38">
+                    <a:blip r:embed="rId39">
                       <a:extLst>
                         <a:ext uri="{28A0092B-C50C-407E-A947-70E740481C1C}">
                           <a14:useLocalDpi xmlns:a14="http://schemas.microsoft.com/office/drawing/2010/main" val="0"/>
@@ -12088,7 +12169,7 @@
                     </pic:cNvPicPr>
                   </pic:nvPicPr>
                   <pic:blipFill>
-                    <a:blip r:embed="rId41" cstate="print">
+                    <a:blip r:embed="rId42" cstate="print">
                       <a:extLst>
                         <a:ext uri="{28A0092B-C50C-407E-A947-70E740481C1C}">
                           <a14:useLocalDpi xmlns:a14="http://schemas.microsoft.com/office/drawing/2010/main" val="0"/>
@@ -12429,7 +12510,7 @@
                     </pic:cNvPicPr>
                   </pic:nvPicPr>
                   <pic:blipFill>
-                    <a:blip r:embed="rId42" cstate="print">
+                    <a:blip r:embed="rId43" cstate="print">
                       <a:extLst>
                         <a:ext uri="{28A0092B-C50C-407E-A947-70E740481C1C}">
                           <a14:useLocalDpi xmlns:a14="http://schemas.microsoft.com/office/drawing/2010/main" val="0"/>
@@ -12619,7 +12700,7 @@
                     <pic:cNvPicPr/>
                   </pic:nvPicPr>
                   <pic:blipFill>
-                    <a:blip r:embed="rId43"/>
+                    <a:blip r:embed="rId44"/>
                     <a:stretch>
                       <a:fillRect/>
                     </a:stretch>
@@ -12678,94 +12759,6 @@
             <wp:extent cx="473914" cy="770111"/>
             <wp:effectExtent l="0" t="0" r="2540" b="0"/>
             <wp:docPr id="29" name="Picture 29"/>
-            <wp:cNvGraphicFramePr>
-              <a:graphicFrameLocks xmlns:a="http://schemas.openxmlformats.org/drawingml/2006/main" noChangeAspect="1"/>
-            </wp:cNvGraphicFramePr>
-            <a:graphic xmlns:a="http://schemas.openxmlformats.org/drawingml/2006/main">
-              <a:graphicData uri="http://schemas.openxmlformats.org/drawingml/2006/picture">
-                <pic:pic xmlns:pic="http://schemas.openxmlformats.org/drawingml/2006/picture">
-                  <pic:nvPicPr>
-                    <pic:cNvPr id="1" name=""/>
-                    <pic:cNvPicPr/>
-                  </pic:nvPicPr>
-                  <pic:blipFill>
-                    <a:blip r:embed="rId44"/>
-                    <a:stretch>
-                      <a:fillRect/>
-                    </a:stretch>
-                  </pic:blipFill>
-                  <pic:spPr>
-                    <a:xfrm>
-                      <a:off x="0" y="0"/>
-                      <a:ext cx="506426" cy="822944"/>
-                    </a:xfrm>
-                    <a:prstGeom prst="rect">
-                      <a:avLst/>
-                    </a:prstGeom>
-                  </pic:spPr>
-                </pic:pic>
-              </a:graphicData>
-            </a:graphic>
-          </wp:inline>
-        </w:drawing>
-      </w:r>
-      <w:r>
-        <w:t xml:space="preserve">   </w:t>
-      </w:r>
-    </w:p>
-    <w:p>
-      <w:pPr>
-        <w:pStyle w:val="BodyText"/>
-        <w:keepNext/>
-        <w:numPr>
-          <w:ilvl w:val="0"/>
-          <w:numId w:val="10"/>
-        </w:numPr>
-      </w:pPr>
-      <w:r>
-        <w:rPr>
-          <w:b/>
-          <w:u w:val="single"/>
-        </w:rPr>
-        <w:t>Game 1-4 and ValidScore 1-4</w:t>
-      </w:r>
-      <w:r>
-        <w:t xml:space="preserve"> - t</w:t>
-      </w:r>
-      <w:r>
-        <w:t>hat player’s score for each game</w:t>
-      </w:r>
-      <w:r>
-        <w:t xml:space="preserve"> they played, and a checkbox used to determine whether that player’s score is valid for that set of pins. E.G. a sandbagged score will be</w:t>
-      </w:r>
-      <w:r>
-        <w:t xml:space="preserve"> unchecked and thus invalidated.</w:t>
-      </w:r>
-    </w:p>
-    <w:p>
-      <w:pPr>
-        <w:pStyle w:val="BodyText"/>
-        <w:keepNext/>
-        <w:ind w:left="720"/>
-        <w:rPr>
-          <w:noProof/>
-        </w:rPr>
-      </w:pPr>
-      <w:r>
-        <w:rPr>
-          <w:noProof/>
-        </w:rPr>
-        <w:t xml:space="preserve"> </w:t>
-      </w:r>
-      <w:r>
-        <w:rPr>
-          <w:noProof/>
-        </w:rPr>
-        <w:drawing>
-          <wp:inline distT="0" distB="0" distL="0" distR="0" wp14:anchorId="7A3357F6" wp14:editId="1EC28456">
-            <wp:extent cx="491706" cy="697328"/>
-            <wp:effectExtent l="0" t="0" r="3810" b="7620"/>
-            <wp:docPr id="31" name="Picture 31"/>
             <wp:cNvGraphicFramePr>
               <a:graphicFrameLocks xmlns:a="http://schemas.openxmlformats.org/drawingml/2006/main" noChangeAspect="1"/>
             </wp:cNvGraphicFramePr>
@@ -12785,7 +12778,7 @@
                   <pic:spPr>
                     <a:xfrm>
                       <a:off x="0" y="0"/>
-                      <a:ext cx="515572" cy="731175"/>
+                      <a:ext cx="506426" cy="822944"/>
                     </a:xfrm>
                     <a:prstGeom prst="rect">
                       <a:avLst/>
@@ -12797,6 +12790,9 @@
           </wp:inline>
         </w:drawing>
       </w:r>
+      <w:r>
+        <w:t xml:space="preserve">   </w:t>
+      </w:r>
     </w:p>
     <w:p>
       <w:pPr>
@@ -12812,10 +12808,19 @@
           <w:b/>
           <w:u w:val="single"/>
         </w:rPr>
-        <w:t>Scratch Total</w:t>
-      </w:r>
-      <w:r>
-        <w:t xml:space="preserve"> – The player’s total score before handicaps are taken into account.</w:t>
+        <w:t>Game 1-4 and ValidScore 1-4</w:t>
+      </w:r>
+      <w:r>
+        <w:t xml:space="preserve"> - t</w:t>
+      </w:r>
+      <w:r>
+        <w:t>hat player’s score for each game</w:t>
+      </w:r>
+      <w:r>
+        <w:t xml:space="preserve"> they played, and a checkbox used to determine whether that player’s score is valid for that set of pins. E.G. a sandbagged score will be</w:t>
+      </w:r>
+      <w:r>
+        <w:t xml:space="preserve"> unchecked and thus invalidated.</w:t>
       </w:r>
     </w:p>
     <w:p>
@@ -12823,16 +12828,25 @@
         <w:pStyle w:val="BodyText"/>
         <w:keepNext/>
         <w:ind w:left="720"/>
-      </w:pPr>
-      <w:r>
         <w:rPr>
           <w:noProof/>
         </w:rPr>
+      </w:pPr>
+      <w:r>
+        <w:rPr>
+          <w:noProof/>
+        </w:rPr>
+        <w:t xml:space="preserve"> </w:t>
+      </w:r>
+      <w:r>
+        <w:rPr>
+          <w:noProof/>
+        </w:rPr>
         <w:drawing>
-          <wp:inline distT="0" distB="0" distL="0" distR="0" wp14:anchorId="275B9669" wp14:editId="7FA5F256">
-            <wp:extent cx="542925" cy="752475"/>
-            <wp:effectExtent l="0" t="0" r="9525" b="9525"/>
-            <wp:docPr id="35" name="Picture 35"/>
+          <wp:inline distT="0" distB="0" distL="0" distR="0" wp14:anchorId="7A3357F6" wp14:editId="1EC28456">
+            <wp:extent cx="491706" cy="697328"/>
+            <wp:effectExtent l="0" t="0" r="3810" b="7620"/>
+            <wp:docPr id="31" name="Picture 31"/>
             <wp:cNvGraphicFramePr>
               <a:graphicFrameLocks xmlns:a="http://schemas.openxmlformats.org/drawingml/2006/main" noChangeAspect="1"/>
             </wp:cNvGraphicFramePr>
@@ -12852,7 +12866,7 @@
                   <pic:spPr>
                     <a:xfrm>
                       <a:off x="0" y="0"/>
-                      <a:ext cx="542925" cy="752475"/>
+                      <a:ext cx="515572" cy="731175"/>
                     </a:xfrm>
                     <a:prstGeom prst="rect">
                       <a:avLst/>
@@ -12879,10 +12893,10 @@
           <w:b/>
           <w:u w:val="single"/>
         </w:rPr>
-        <w:t xml:space="preserve">Handicap Total </w:t>
-      </w:r>
-      <w:r>
-        <w:t>– The player’s total score after handicaps are taken into account.</w:t>
+        <w:t>Scratch Total</w:t>
+      </w:r>
+      <w:r>
+        <w:t xml:space="preserve"> – The player’s total score before handicaps are taken into account.</w:t>
       </w:r>
     </w:p>
     <w:p>
@@ -12896,10 +12910,10 @@
           <w:noProof/>
         </w:rPr>
         <w:drawing>
-          <wp:inline distT="0" distB="0" distL="0" distR="0" wp14:anchorId="1C4ED64A" wp14:editId="177F90E7">
-            <wp:extent cx="533400" cy="752475"/>
-            <wp:effectExtent l="0" t="0" r="0" b="9525"/>
-            <wp:docPr id="40" name="Picture 40"/>
+          <wp:inline distT="0" distB="0" distL="0" distR="0" wp14:anchorId="275B9669" wp14:editId="7FA5F256">
+            <wp:extent cx="542925" cy="752475"/>
+            <wp:effectExtent l="0" t="0" r="9525" b="9525"/>
+            <wp:docPr id="35" name="Picture 35"/>
             <wp:cNvGraphicFramePr>
               <a:graphicFrameLocks xmlns:a="http://schemas.openxmlformats.org/drawingml/2006/main" noChangeAspect="1"/>
             </wp:cNvGraphicFramePr>
@@ -12919,7 +12933,7 @@
                   <pic:spPr>
                     <a:xfrm>
                       <a:off x="0" y="0"/>
-                      <a:ext cx="533400" cy="752475"/>
+                      <a:ext cx="542925" cy="752475"/>
                     </a:xfrm>
                     <a:prstGeom prst="rect">
                       <a:avLst/>
@@ -12946,10 +12960,10 @@
           <w:b/>
           <w:u w:val="single"/>
         </w:rPr>
-        <w:t>Entry AVG</w:t>
-      </w:r>
-      <w:r>
-        <w:t xml:space="preserve"> – The average for the current entry of the player.</w:t>
+        <w:t xml:space="preserve">Handicap Total </w:t>
+      </w:r>
+      <w:r>
+        <w:t>– The player’s total score after handicaps are taken into account.</w:t>
       </w:r>
     </w:p>
     <w:p>
@@ -12962,12 +12976,11 @@
         <w:rPr>
           <w:noProof/>
         </w:rPr>
-        <w:lastRenderedPageBreak/>
         <w:drawing>
-          <wp:inline distT="0" distB="0" distL="0" distR="0" wp14:anchorId="13E6B45B" wp14:editId="14A1B0A6">
-            <wp:extent cx="533400" cy="733425"/>
+          <wp:inline distT="0" distB="0" distL="0" distR="0" wp14:anchorId="1C4ED64A" wp14:editId="177F90E7">
+            <wp:extent cx="533400" cy="752475"/>
             <wp:effectExtent l="0" t="0" r="0" b="9525"/>
-            <wp:docPr id="41" name="Picture 41"/>
+            <wp:docPr id="40" name="Picture 40"/>
             <wp:cNvGraphicFramePr>
               <a:graphicFrameLocks xmlns:a="http://schemas.openxmlformats.org/drawingml/2006/main" noChangeAspect="1"/>
             </wp:cNvGraphicFramePr>
@@ -12987,7 +13000,7 @@
                   <pic:spPr>
                     <a:xfrm>
                       <a:off x="0" y="0"/>
-                      <a:ext cx="533400" cy="733425"/>
+                      <a:ext cx="533400" cy="752475"/>
                     </a:xfrm>
                     <a:prstGeom prst="rect">
                       <a:avLst/>
@@ -13014,10 +13027,10 @@
           <w:b/>
           <w:u w:val="single"/>
         </w:rPr>
-        <w:t>30 Entry AVG</w:t>
-      </w:r>
-      <w:r>
-        <w:t xml:space="preserve"> – The average for the last 30 entries of the player.</w:t>
+        <w:t>Entry AVG</w:t>
+      </w:r>
+      <w:r>
+        <w:t xml:space="preserve"> – The average for the current entry of the player.</w:t>
       </w:r>
     </w:p>
     <w:p>
@@ -13030,11 +13043,12 @@
         <w:rPr>
           <w:noProof/>
         </w:rPr>
+        <w:lastRenderedPageBreak/>
         <w:drawing>
-          <wp:inline distT="0" distB="0" distL="0" distR="0" wp14:anchorId="1A027C84" wp14:editId="6C6F8DDF">
-            <wp:extent cx="514350" cy="781050"/>
-            <wp:effectExtent l="0" t="0" r="0" b="0"/>
-            <wp:docPr id="42" name="Picture 42"/>
+          <wp:inline distT="0" distB="0" distL="0" distR="0" wp14:anchorId="13E6B45B" wp14:editId="14A1B0A6">
+            <wp:extent cx="533400" cy="733425"/>
+            <wp:effectExtent l="0" t="0" r="0" b="9525"/>
+            <wp:docPr id="41" name="Picture 41"/>
             <wp:cNvGraphicFramePr>
               <a:graphicFrameLocks xmlns:a="http://schemas.openxmlformats.org/drawingml/2006/main" noChangeAspect="1"/>
             </wp:cNvGraphicFramePr>
@@ -13054,7 +13068,7 @@
                   <pic:spPr>
                     <a:xfrm>
                       <a:off x="0" y="0"/>
-                      <a:ext cx="514350" cy="781050"/>
+                      <a:ext cx="533400" cy="733425"/>
                     </a:xfrm>
                     <a:prstGeom prst="rect">
                       <a:avLst/>
@@ -13081,19 +13095,10 @@
           <w:b/>
           <w:u w:val="single"/>
         </w:rPr>
-        <w:t>ADJ AVG</w:t>
-      </w:r>
-      <w:r>
-        <w:t xml:space="preserve"> – Adjusted Average.</w:t>
-      </w:r>
-      <w:r>
-        <w:t xml:space="preserve"> An average that must be manually entered by the </w:t>
-      </w:r>
-      <w:r>
-        <w:t>Director</w:t>
-      </w:r>
-      <w:r>
-        <w:t>.</w:t>
+        <w:t>30 Entry AVG</w:t>
+      </w:r>
+      <w:r>
+        <w:t xml:space="preserve"> – The average for the last 30 entries of the player.</w:t>
       </w:r>
     </w:p>
     <w:p>
@@ -13107,10 +13112,10 @@
           <w:noProof/>
         </w:rPr>
         <w:drawing>
-          <wp:inline distT="0" distB="0" distL="0" distR="0" wp14:anchorId="0EA28D84" wp14:editId="0D1BAAD7">
-            <wp:extent cx="514350" cy="762000"/>
+          <wp:inline distT="0" distB="0" distL="0" distR="0" wp14:anchorId="1A027C84" wp14:editId="6C6F8DDF">
+            <wp:extent cx="514350" cy="781050"/>
             <wp:effectExtent l="0" t="0" r="0" b="0"/>
-            <wp:docPr id="43" name="Picture 43"/>
+            <wp:docPr id="42" name="Picture 42"/>
             <wp:cNvGraphicFramePr>
               <a:graphicFrameLocks xmlns:a="http://schemas.openxmlformats.org/drawingml/2006/main" noChangeAspect="1"/>
             </wp:cNvGraphicFramePr>
@@ -13130,7 +13135,7 @@
                   <pic:spPr>
                     <a:xfrm>
                       <a:off x="0" y="0"/>
-                      <a:ext cx="514350" cy="762000"/>
+                      <a:ext cx="514350" cy="781050"/>
                     </a:xfrm>
                     <a:prstGeom prst="rect">
                       <a:avLst/>
@@ -13157,26 +13162,19 @@
           <w:b/>
           <w:u w:val="single"/>
         </w:rPr>
+        <w:t>ADJ AVG</w:t>
+      </w:r>
+      <w:r>
+        <w:t xml:space="preserve"> – Adjusted Average.</w:t>
+      </w:r>
+      <w:r>
+        <w:t xml:space="preserve"> An average that must be manually entered by the </w:t>
+      </w:r>
+      <w:r>
         <w:t>Director</w:t>
       </w:r>
       <w:r>
-        <w:rPr>
-          <w:b/>
-          <w:u w:val="single"/>
-        </w:rPr>
-        <w:t xml:space="preserve"> Check</w:t>
-      </w:r>
-      <w:r>
-        <w:t xml:space="preserve"> – Checkbox to confirm a </w:t>
-      </w:r>
-      <w:r>
-        <w:t>Director</w:t>
-      </w:r>
-      <w:r>
-        <w:t xml:space="preserve"> has checked and validated</w:t>
-      </w:r>
-      <w:r>
-        <w:t xml:space="preserve"> a player’s score.</w:t>
+        <w:t>.</w:t>
       </w:r>
     </w:p>
     <w:p>
@@ -13190,10 +13188,10 @@
           <w:noProof/>
         </w:rPr>
         <w:drawing>
-          <wp:inline distT="0" distB="0" distL="0" distR="0" wp14:anchorId="7975C22F" wp14:editId="35A77B3D">
-            <wp:extent cx="542925" cy="733425"/>
-            <wp:effectExtent l="0" t="0" r="9525" b="9525"/>
-            <wp:docPr id="45" name="Picture 45"/>
+          <wp:inline distT="0" distB="0" distL="0" distR="0" wp14:anchorId="0EA28D84" wp14:editId="0D1BAAD7">
+            <wp:extent cx="514350" cy="762000"/>
+            <wp:effectExtent l="0" t="0" r="0" b="0"/>
+            <wp:docPr id="43" name="Picture 43"/>
             <wp:cNvGraphicFramePr>
               <a:graphicFrameLocks xmlns:a="http://schemas.openxmlformats.org/drawingml/2006/main" noChangeAspect="1"/>
             </wp:cNvGraphicFramePr>
@@ -13213,7 +13211,7 @@
                   <pic:spPr>
                     <a:xfrm>
                       <a:off x="0" y="0"/>
-                      <a:ext cx="542925" cy="733425"/>
+                      <a:ext cx="514350" cy="762000"/>
                     </a:xfrm>
                     <a:prstGeom prst="rect">
                       <a:avLst/>
@@ -13234,33 +13232,32 @@
           <w:ilvl w:val="0"/>
           <w:numId w:val="10"/>
         </w:numPr>
+      </w:pPr>
+      <w:r>
         <w:rPr>
           <w:b/>
           <w:u w:val="single"/>
         </w:rPr>
-      </w:pPr>
+        <w:t>Director</w:t>
+      </w:r>
       <w:r>
         <w:rPr>
           <w:b/>
           <w:u w:val="single"/>
         </w:rPr>
-        <w:t>Squad</w:t>
-      </w:r>
-      <w:r>
-        <w:rPr>
-          <w:b/>
-          <w:u w:val="single"/>
-        </w:rPr>
-        <w:t xml:space="preserve"> </w:t>
-      </w:r>
-      <w:r>
-        <w:t>–</w:t>
-      </w:r>
-      <w:r>
-        <w:t xml:space="preserve"> T</w:t>
-      </w:r>
-      <w:r>
-        <w:t>he squad of this player’s game.</w:t>
+        <w:t xml:space="preserve"> Check</w:t>
+      </w:r>
+      <w:r>
+        <w:t xml:space="preserve"> – Checkbox to confirm a </w:t>
+      </w:r>
+      <w:r>
+        <w:t>Director</w:t>
+      </w:r>
+      <w:r>
+        <w:t xml:space="preserve"> has checked and validated</w:t>
+      </w:r>
+      <w:r>
+        <w:t xml:space="preserve"> a player’s score.</w:t>
       </w:r>
     </w:p>
     <w:p>
@@ -13268,20 +13265,16 @@
         <w:pStyle w:val="BodyText"/>
         <w:keepNext/>
         <w:ind w:left="720"/>
-        <w:rPr>
-          <w:b/>
-          <w:u w:val="single"/>
-        </w:rPr>
       </w:pPr>
       <w:r>
         <w:rPr>
           <w:noProof/>
         </w:rPr>
         <w:drawing>
-          <wp:inline distT="0" distB="0" distL="0" distR="0" wp14:anchorId="752F97DE" wp14:editId="3DE20F24">
-            <wp:extent cx="504825" cy="781050"/>
-            <wp:effectExtent l="0" t="0" r="9525" b="0"/>
-            <wp:docPr id="46" name="Picture 46"/>
+          <wp:inline distT="0" distB="0" distL="0" distR="0" wp14:anchorId="7975C22F" wp14:editId="35A77B3D">
+            <wp:extent cx="542925" cy="733425"/>
+            <wp:effectExtent l="0" t="0" r="9525" b="9525"/>
+            <wp:docPr id="45" name="Picture 45"/>
             <wp:cNvGraphicFramePr>
               <a:graphicFrameLocks xmlns:a="http://schemas.openxmlformats.org/drawingml/2006/main" noChangeAspect="1"/>
             </wp:cNvGraphicFramePr>
@@ -13301,7 +13294,7 @@
                   <pic:spPr>
                     <a:xfrm>
                       <a:off x="0" y="0"/>
-                      <a:ext cx="504825" cy="781050"/>
+                      <a:ext cx="542925" cy="733425"/>
                     </a:xfrm>
                     <a:prstGeom prst="rect">
                       <a:avLst/>
@@ -13332,10 +13325,23 @@
           <w:b/>
           <w:u w:val="single"/>
         </w:rPr>
-        <w:t xml:space="preserve">Handicap </w:t>
-      </w:r>
-      <w:r>
-        <w:t>– The player’s current handicap.</w:t>
+        <w:t>Squad</w:t>
+      </w:r>
+      <w:r>
+        <w:rPr>
+          <w:b/>
+          <w:u w:val="single"/>
+        </w:rPr>
+        <w:t xml:space="preserve"> </w:t>
+      </w:r>
+      <w:r>
+        <w:t>–</w:t>
+      </w:r>
+      <w:r>
+        <w:t xml:space="preserve"> T</w:t>
+      </w:r>
+      <w:r>
+        <w:t>he squad of this player’s game.</w:t>
       </w:r>
     </w:p>
     <w:p>
@@ -13353,10 +13359,10 @@
           <w:noProof/>
         </w:rPr>
         <w:drawing>
-          <wp:inline distT="0" distB="0" distL="0" distR="0" wp14:anchorId="246BBCB5" wp14:editId="5433436B">
-            <wp:extent cx="561975" cy="762000"/>
+          <wp:inline distT="0" distB="0" distL="0" distR="0" wp14:anchorId="752F97DE" wp14:editId="3DE20F24">
+            <wp:extent cx="504825" cy="781050"/>
             <wp:effectExtent l="0" t="0" r="9525" b="0"/>
-            <wp:docPr id="47" name="Picture 47"/>
+            <wp:docPr id="46" name="Picture 46"/>
             <wp:cNvGraphicFramePr>
               <a:graphicFrameLocks xmlns:a="http://schemas.openxmlformats.org/drawingml/2006/main" noChangeAspect="1"/>
             </wp:cNvGraphicFramePr>
@@ -13376,7 +13382,7 @@
                   <pic:spPr>
                     <a:xfrm>
                       <a:off x="0" y="0"/>
-                      <a:ext cx="561975" cy="762000"/>
+                      <a:ext cx="504825" cy="781050"/>
                     </a:xfrm>
                     <a:prstGeom prst="rect">
                       <a:avLst/>
@@ -13407,10 +13413,10 @@
           <w:b/>
           <w:u w:val="single"/>
         </w:rPr>
-        <w:t>Bonus</w:t>
-      </w:r>
-      <w:r>
-        <w:t xml:space="preserve"> – Current player’s bonus.</w:t>
+        <w:t xml:space="preserve">Handicap </w:t>
+      </w:r>
+      <w:r>
+        <w:t>– The player’s current handicap.</w:t>
       </w:r>
     </w:p>
     <w:p>
@@ -13427,12 +13433,11 @@
         <w:rPr>
           <w:noProof/>
         </w:rPr>
-        <w:lastRenderedPageBreak/>
         <w:drawing>
-          <wp:inline distT="0" distB="0" distL="0" distR="0" wp14:anchorId="4DAE4DA4" wp14:editId="32E56A64">
-            <wp:extent cx="533400" cy="752475"/>
-            <wp:effectExtent l="0" t="0" r="0" b="9525"/>
-            <wp:docPr id="48" name="Picture 48"/>
+          <wp:inline distT="0" distB="0" distL="0" distR="0" wp14:anchorId="246BBCB5" wp14:editId="5433436B">
+            <wp:extent cx="561975" cy="762000"/>
+            <wp:effectExtent l="0" t="0" r="9525" b="0"/>
+            <wp:docPr id="47" name="Picture 47"/>
             <wp:cNvGraphicFramePr>
               <a:graphicFrameLocks xmlns:a="http://schemas.openxmlformats.org/drawingml/2006/main" noChangeAspect="1"/>
             </wp:cNvGraphicFramePr>
@@ -13452,7 +13457,7 @@
                   <pic:spPr>
                     <a:xfrm>
                       <a:off x="0" y="0"/>
-                      <a:ext cx="533400" cy="752475"/>
+                      <a:ext cx="561975" cy="762000"/>
                     </a:xfrm>
                     <a:prstGeom prst="rect">
                       <a:avLst/>
@@ -13483,17 +13488,10 @@
           <w:b/>
           <w:u w:val="single"/>
         </w:rPr>
-        <w:t xml:space="preserve"> Pro Pot</w:t>
-      </w:r>
-      <w:r>
-        <w:rPr>
-          <w:i/>
-          <w:u w:val="single"/>
-        </w:rPr>
-        <w:t xml:space="preserve"> </w:t>
-      </w:r>
-      <w:r>
-        <w:t>– Needs work</w:t>
+        <w:t>Bonus</w:t>
+      </w:r>
+      <w:r>
+        <w:t xml:space="preserve"> – Current player’s bonus.</w:t>
       </w:r>
     </w:p>
     <w:p>
@@ -13510,11 +13508,12 @@
         <w:rPr>
           <w:noProof/>
         </w:rPr>
+        <w:lastRenderedPageBreak/>
         <w:drawing>
-          <wp:inline distT="0" distB="0" distL="0" distR="0" wp14:anchorId="262F41B1" wp14:editId="7DF7E216">
-            <wp:extent cx="533400" cy="733425"/>
+          <wp:inline distT="0" distB="0" distL="0" distR="0" wp14:anchorId="4DAE4DA4" wp14:editId="32E56A64">
+            <wp:extent cx="533400" cy="752475"/>
             <wp:effectExtent l="0" t="0" r="0" b="9525"/>
-            <wp:docPr id="49" name="Picture 49"/>
+            <wp:docPr id="48" name="Picture 48"/>
             <wp:cNvGraphicFramePr>
               <a:graphicFrameLocks xmlns:a="http://schemas.openxmlformats.org/drawingml/2006/main" noChangeAspect="1"/>
             </wp:cNvGraphicFramePr>
@@ -13534,7 +13533,7 @@
                   <pic:spPr>
                     <a:xfrm>
                       <a:off x="0" y="0"/>
-                      <a:ext cx="533400" cy="733425"/>
+                      <a:ext cx="533400" cy="752475"/>
                     </a:xfrm>
                     <a:prstGeom prst="rect">
                       <a:avLst/>
@@ -13565,13 +13564,17 @@
           <w:b/>
           <w:u w:val="single"/>
         </w:rPr>
-        <w:t>Notes</w:t>
-      </w:r>
-      <w:r>
-        <w:t xml:space="preserve"> – notes on the cur</w:t>
-      </w:r>
-      <w:r>
-        <w:t>rent player.</w:t>
+        <w:t xml:space="preserve"> Pro Pot</w:t>
+      </w:r>
+      <w:r>
+        <w:rPr>
+          <w:i/>
+          <w:u w:val="single"/>
+        </w:rPr>
+        <w:t xml:space="preserve"> </w:t>
+      </w:r>
+      <w:r>
+        <w:t>– Needs work</w:t>
       </w:r>
     </w:p>
     <w:p>
@@ -13589,10 +13592,10 @@
           <w:noProof/>
         </w:rPr>
         <w:drawing>
-          <wp:inline distT="0" distB="0" distL="0" distR="0" wp14:anchorId="29A96E70" wp14:editId="63FE8FAF">
+          <wp:inline distT="0" distB="0" distL="0" distR="0" wp14:anchorId="262F41B1" wp14:editId="7DF7E216">
             <wp:extent cx="533400" cy="733425"/>
             <wp:effectExtent l="0" t="0" r="0" b="9525"/>
-            <wp:docPr id="50" name="Picture 50"/>
+            <wp:docPr id="49" name="Picture 49"/>
             <wp:cNvGraphicFramePr>
               <a:graphicFrameLocks xmlns:a="http://schemas.openxmlformats.org/drawingml/2006/main" noChangeAspect="1"/>
             </wp:cNvGraphicFramePr>
@@ -13627,6 +13630,84 @@
     </w:p>
     <w:p>
       <w:pPr>
+        <w:pStyle w:val="BodyText"/>
+        <w:keepNext/>
+        <w:numPr>
+          <w:ilvl w:val="0"/>
+          <w:numId w:val="10"/>
+        </w:numPr>
+        <w:rPr>
+          <w:b/>
+          <w:u w:val="single"/>
+        </w:rPr>
+      </w:pPr>
+      <w:r>
+        <w:rPr>
+          <w:b/>
+          <w:u w:val="single"/>
+        </w:rPr>
+        <w:t>Notes</w:t>
+      </w:r>
+      <w:r>
+        <w:t xml:space="preserve"> – notes on the cur</w:t>
+      </w:r>
+      <w:r>
+        <w:t>rent player.</w:t>
+      </w:r>
+    </w:p>
+    <w:p>
+      <w:pPr>
+        <w:pStyle w:val="BodyText"/>
+        <w:keepNext/>
+        <w:ind w:left="720"/>
+        <w:rPr>
+          <w:b/>
+          <w:u w:val="single"/>
+        </w:rPr>
+      </w:pPr>
+      <w:r>
+        <w:rPr>
+          <w:noProof/>
+        </w:rPr>
+        <w:drawing>
+          <wp:inline distT="0" distB="0" distL="0" distR="0" wp14:anchorId="29A96E70" wp14:editId="63FE8FAF">
+            <wp:extent cx="533400" cy="733425"/>
+            <wp:effectExtent l="0" t="0" r="0" b="9525"/>
+            <wp:docPr id="50" name="Picture 50"/>
+            <wp:cNvGraphicFramePr>
+              <a:graphicFrameLocks xmlns:a="http://schemas.openxmlformats.org/drawingml/2006/main" noChangeAspect="1"/>
+            </wp:cNvGraphicFramePr>
+            <a:graphic xmlns:a="http://schemas.openxmlformats.org/drawingml/2006/main">
+              <a:graphicData uri="http://schemas.openxmlformats.org/drawingml/2006/picture">
+                <pic:pic xmlns:pic="http://schemas.openxmlformats.org/drawingml/2006/picture">
+                  <pic:nvPicPr>
+                    <pic:cNvPr id="1" name=""/>
+                    <pic:cNvPicPr/>
+                  </pic:nvPicPr>
+                  <pic:blipFill>
+                    <a:blip r:embed="rId57"/>
+                    <a:stretch>
+                      <a:fillRect/>
+                    </a:stretch>
+                  </pic:blipFill>
+                  <pic:spPr>
+                    <a:xfrm>
+                      <a:off x="0" y="0"/>
+                      <a:ext cx="533400" cy="733425"/>
+                    </a:xfrm>
+                    <a:prstGeom prst="rect">
+                      <a:avLst/>
+                    </a:prstGeom>
+                  </pic:spPr>
+                </pic:pic>
+              </a:graphicData>
+            </a:graphic>
+          </wp:inline>
+        </w:drawing>
+      </w:r>
+    </w:p>
+    <w:p>
+      <w:pPr>
         <w:pStyle w:val="Caption"/>
       </w:pPr>
     </w:p>
@@ -13724,7 +13805,7 @@
                     </pic:cNvPicPr>
                   </pic:nvPicPr>
                   <pic:blipFill>
-                    <a:blip r:embed="rId57">
+                    <a:blip r:embed="rId58">
                       <a:extLst>
                         <a:ext uri="{28A0092B-C50C-407E-A947-70E740481C1C}">
                           <a14:useLocalDpi xmlns:a14="http://schemas.microsoft.com/office/drawing/2010/main" val="0"/>
@@ -13832,7 +13913,7 @@
                     </pic:cNvPicPr>
                   </pic:nvPicPr>
                   <pic:blipFill>
-                    <a:blip r:embed="rId58">
+                    <a:blip r:embed="rId59">
                       <a:extLst>
                         <a:ext uri="{28A0092B-C50C-407E-A947-70E740481C1C}">
                           <a14:useLocalDpi xmlns:a14="http://schemas.microsoft.com/office/drawing/2010/main" val="0"/>
@@ -13943,7 +14024,7 @@
                     </pic:cNvPicPr>
                   </pic:nvPicPr>
                   <pic:blipFill>
-                    <a:blip r:embed="rId59">
+                    <a:blip r:embed="rId60">
                       <a:extLst>
                         <a:ext uri="{28A0092B-C50C-407E-A947-70E740481C1C}">
                           <a14:useLocalDpi xmlns:a14="http://schemas.microsoft.com/office/drawing/2010/main" val="0"/>
@@ -14047,7 +14128,7 @@
                     </pic:cNvPicPr>
                   </pic:nvPicPr>
                   <pic:blipFill>
-                    <a:blip r:embed="rId60">
+                    <a:blip r:embed="rId61">
                       <a:extLst>
                         <a:ext uri="{28A0092B-C50C-407E-A947-70E740481C1C}">
                           <a14:useLocalDpi xmlns:a14="http://schemas.microsoft.com/office/drawing/2010/main" val="0"/>
@@ -14456,7 +14537,7 @@
                     <pic:cNvPicPr/>
                   </pic:nvPicPr>
                   <pic:blipFill>
-                    <a:blip r:embed="rId61" cstate="print">
+                    <a:blip r:embed="rId62" cstate="print">
                       <a:extLst>
                         <a:ext uri="{28A0092B-C50C-407E-A947-70E740481C1C}">
                           <a14:useLocalDpi xmlns:a14="http://schemas.microsoft.com/office/drawing/2010/main" val="0"/>
@@ -14689,7 +14770,7 @@
                     <pic:cNvPicPr/>
                   </pic:nvPicPr>
                   <pic:blipFill>
-                    <a:blip r:embed="rId62">
+                    <a:blip r:embed="rId63">
                       <a:extLst>
                         <a:ext uri="{28A0092B-C50C-407E-A947-70E740481C1C}">
                           <a14:useLocalDpi xmlns:a14="http://schemas.microsoft.com/office/drawing/2010/main" val="0"/>
@@ -14942,7 +15023,7 @@
                     </pic:cNvPicPr>
                   </pic:nvPicPr>
                   <pic:blipFill>
-                    <a:blip r:embed="rId63" cstate="print">
+                    <a:blip r:embed="rId64" cstate="print">
                       <a:extLst>
                         <a:ext uri="{28A0092B-C50C-407E-A947-70E740481C1C}">
                           <a14:useLocalDpi xmlns:a14="http://schemas.microsoft.com/office/drawing/2010/main" val="0"/>
@@ -15139,7 +15220,7 @@
                     </pic:cNvPicPr>
                   </pic:nvPicPr>
                   <pic:blipFill>
-                    <a:blip r:embed="rId64" cstate="print">
+                    <a:blip r:embed="rId65" cstate="print">
                       <a:extLst>
                         <a:ext uri="{28A0092B-C50C-407E-A947-70E740481C1C}">
                           <a14:useLocalDpi xmlns:a14="http://schemas.microsoft.com/office/drawing/2010/main" val="0"/>
@@ -18537,9 +18618,9 @@
     <w:p>
       <w:pPr>
         <w:sectPr>
-          <w:headerReference w:type="default" r:id="rId65"/>
-          <w:footerReference w:type="default" r:id="rId66"/>
-          <w:headerReference w:type="first" r:id="rId67"/>
+          <w:headerReference w:type="default" r:id="rId66"/>
+          <w:footerReference w:type="default" r:id="rId67"/>
+          <w:headerReference w:type="first" r:id="rId68"/>
           <w:type w:val="continuous"/>
           <w:pgSz w:w="12240" w:h="15840" w:code="1"/>
           <w:pgMar w:top="1800" w:right="1195" w:bottom="1440" w:left="3355" w:header="720" w:footer="720" w:gutter="0"/>
@@ -20035,7 +20116,7 @@
         <w:rStyle w:val="PageNumber"/>
         <w:noProof/>
       </w:rPr>
-      <w:t>13</w:t>
+      <w:t>16</w:t>
     </w:r>
     <w:r>
       <w:rPr>
@@ -23136,7 +23217,7 @@
 </file>
 
 <file path=customXml/itemProps1.xml><?xml version="1.0" encoding="utf-8"?>
-<ds:datastoreItem xmlns:ds="http://schemas.openxmlformats.org/officeDocument/2006/customXml" ds:itemID="{ACEED1EC-522F-4871-A654-03A90C83104D}">
+<ds:datastoreItem xmlns:ds="http://schemas.openxmlformats.org/officeDocument/2006/customXml" ds:itemID="{8FB9DCAB-F4E4-4853-B445-294F5ABB381C}">
   <ds:schemaRefs>
     <ds:schemaRef ds:uri="http://schemas.openxmlformats.org/officeDocument/2006/bibliography"/>
   </ds:schemaRefs>

--- a/NineTapTour/NineTapTour/Resources/9tapUserManual.docx
+++ b/NineTapTour/NineTapTour/Resources/9tapUserManual.docx
@@ -1,6 +1,6 @@
 
 <file path=word/document.xml><?xml version="1.0" encoding="utf-8"?>
-<w:document xmlns:wpc="http://schemas.microsoft.com/office/word/2010/wordprocessingCanvas" xmlns:mc="http://schemas.openxmlformats.org/markup-compatibility/2006" xmlns:o="urn:schemas-microsoft-com:office:office" xmlns:r="http://schemas.openxmlformats.org/officeDocument/2006/relationships" xmlns:m="http://schemas.openxmlformats.org/officeDocument/2006/math" xmlns:v="urn:schemas-microsoft-com:vml" xmlns:wp14="http://schemas.microsoft.com/office/word/2010/wordprocessingDrawing" xmlns:wp="http://schemas.openxmlformats.org/drawingml/2006/wordprocessingDrawing" xmlns:w10="urn:schemas-microsoft-com:office:word" xmlns:w="http://schemas.openxmlformats.org/wordprocessingml/2006/main" xmlns:w14="http://schemas.microsoft.com/office/word/2010/wordml" xmlns:w15="http://schemas.microsoft.com/office/word/2012/wordml" xmlns:wpg="http://schemas.microsoft.com/office/word/2010/wordprocessingGroup" xmlns:wpi="http://schemas.microsoft.com/office/word/2010/wordprocessingInk" xmlns:wne="http://schemas.microsoft.com/office/word/2006/wordml" xmlns:wps="http://schemas.microsoft.com/office/word/2010/wordprocessingShape" mc:Ignorable="w14 w15 wp14">
+<w:document xmlns:wpc="http://schemas.microsoft.com/office/word/2010/wordprocessingCanvas" xmlns:cx="http://schemas.microsoft.com/office/drawing/2014/chartex" xmlns:cx1="http://schemas.microsoft.com/office/drawing/2015/9/8/chartex" xmlns:cx2="http://schemas.microsoft.com/office/drawing/2015/10/21/chartex" xmlns:cx3="http://schemas.microsoft.com/office/drawing/2016/5/9/chartex" xmlns:cx4="http://schemas.microsoft.com/office/drawing/2016/5/10/chartex" xmlns:cx5="http://schemas.microsoft.com/office/drawing/2016/5/11/chartex" xmlns:cx6="http://schemas.microsoft.com/office/drawing/2016/5/12/chartex" xmlns:cx7="http://schemas.microsoft.com/office/drawing/2016/5/13/chartex" xmlns:cx8="http://schemas.microsoft.com/office/drawing/2016/5/14/chartex" xmlns:mc="http://schemas.openxmlformats.org/markup-compatibility/2006" xmlns:aink="http://schemas.microsoft.com/office/drawing/2016/ink" xmlns:am3d="http://schemas.microsoft.com/office/drawing/2017/model3d" xmlns:o="urn:schemas-microsoft-com:office:office" xmlns:r="http://schemas.openxmlformats.org/officeDocument/2006/relationships" xmlns:m="http://schemas.openxmlformats.org/officeDocument/2006/math" xmlns:v="urn:schemas-microsoft-com:vml" xmlns:wp14="http://schemas.microsoft.com/office/word/2010/wordprocessingDrawing" xmlns:wp="http://schemas.openxmlformats.org/drawingml/2006/wordprocessingDrawing" xmlns:w10="urn:schemas-microsoft-com:office:word" xmlns:w="http://schemas.openxmlformats.org/wordprocessingml/2006/main" xmlns:w14="http://schemas.microsoft.com/office/word/2010/wordml" xmlns:w15="http://schemas.microsoft.com/office/word/2012/wordml" xmlns:w16cex="http://schemas.microsoft.com/office/word/2018/wordml/cex" xmlns:w16cid="http://schemas.microsoft.com/office/word/2016/wordml/cid" xmlns:w16="http://schemas.microsoft.com/office/word/2018/wordml" xmlns:w16sdtdh="http://schemas.microsoft.com/office/word/2020/wordml/sdtdatahash" xmlns:w16se="http://schemas.microsoft.com/office/word/2015/wordml/symex" xmlns:wpg="http://schemas.microsoft.com/office/word/2010/wordprocessingGroup" xmlns:wpi="http://schemas.microsoft.com/office/word/2010/wordprocessingInk" xmlns:wne="http://schemas.microsoft.com/office/word/2006/wordml" xmlns:wps="http://schemas.microsoft.com/office/word/2010/wordprocessingShape" mc:Ignorable="w14 w15 w16se w16cid w16 w16cex w16sdtdh wp14">
   <w:body>
     <w:p>
       <w:pPr>
@@ -244,13 +244,29 @@
           <w:r>
             <w:fldChar w:fldCharType="separate"/>
           </w:r>
-          <w:hyperlink w:anchor="_Toc509165828" w:history="1">
+          <w:hyperlink w:anchor="_Toc90901566" w:history="1">
             <w:r>
               <w:rPr>
                 <w:rStyle w:val="Hyperlink"/>
                 <w:noProof/>
               </w:rPr>
-              <w:t>About 9 Tap Tour INC</w:t>
+              <w:t>About</w:t>
+            </w:r>
+            <w:r>
+              <w:rPr>
+                <w:rStyle w:val="Hyperlink"/>
+                <w:b/>
+                <w:bCs/>
+                <w:noProof/>
+              </w:rPr>
+              <w:t xml:space="preserve"> </w:t>
+            </w:r>
+            <w:r>
+              <w:rPr>
+                <w:rStyle w:val="Hyperlink"/>
+                <w:noProof/>
+              </w:rPr>
+              <w:t xml:space="preserve"> 9 Tap Tour INC</w:t>
             </w:r>
             <w:r>
               <w:rPr>
@@ -271,7 +287,7 @@
                 <w:noProof/>
                 <w:webHidden/>
               </w:rPr>
-              <w:instrText xml:space="preserve"> PAGEREF _Toc509165828 \h </w:instrText>
+              <w:instrText xml:space="preserve"> PAGEREF _Toc90901566 \h </w:instrText>
             </w:r>
             <w:r>
               <w:rPr>
@@ -312,7 +328,7 @@
               <w:szCs w:val="22"/>
             </w:rPr>
           </w:pPr>
-          <w:hyperlink w:anchor="_Toc509165829" w:history="1">
+          <w:hyperlink w:anchor="_Toc90901567" w:history="1">
             <w:r>
               <w:rPr>
                 <w:rStyle w:val="Hyperlink"/>
@@ -339,7 +355,7 @@
                 <w:noProof/>
                 <w:webHidden/>
               </w:rPr>
-              <w:instrText xml:space="preserve"> PAGEREF _Toc509165829 \h </w:instrText>
+              <w:instrText xml:space="preserve"> PAGEREF _Toc90901567 \h </w:instrText>
             </w:r>
             <w:r>
               <w:rPr>
@@ -383,27 +399,13 @@
               <w:szCs w:val="22"/>
             </w:rPr>
           </w:pPr>
-          <w:hyperlink w:anchor="_Toc509165830" w:history="1">
+          <w:hyperlink w:anchor="_Toc90901568" w:history="1">
             <w:r>
               <w:rPr>
                 <w:rStyle w:val="Hyperlink"/>
                 <w:noProof/>
               </w:rPr>
-              <w:t xml:space="preserve">What is </w:t>
-            </w:r>
-            <w:r>
-              <w:rPr>
-                <w:rStyle w:val="Hyperlink"/>
-                <w:noProof/>
-              </w:rPr>
-              <w:t>9-Tap</w:t>
-            </w:r>
-            <w:r>
-              <w:rPr>
-                <w:rStyle w:val="Hyperlink"/>
-                <w:noProof/>
-              </w:rPr>
-              <w:t>?</w:t>
+              <w:t>What is 9-Tap?</w:t>
             </w:r>
             <w:r>
               <w:rPr>
@@ -424,7 +426,7 @@
                 <w:noProof/>
                 <w:webHidden/>
               </w:rPr>
-              <w:instrText xml:space="preserve"> PAGEREF _Toc509165830 \h </w:instrText>
+              <w:instrText xml:space="preserve"> PAGEREF _Toc90901568 \h </w:instrText>
             </w:r>
             <w:r>
               <w:rPr>
@@ -465,7 +467,7 @@
               <w:szCs w:val="22"/>
             </w:rPr>
           </w:pPr>
-          <w:hyperlink w:anchor="_Toc509165831" w:history="1">
+          <w:hyperlink w:anchor="_Toc90901569" w:history="1">
             <w:r>
               <w:rPr>
                 <w:rStyle w:val="Hyperlink"/>
@@ -492,7 +494,7 @@
                 <w:noProof/>
                 <w:webHidden/>
               </w:rPr>
-              <w:instrText xml:space="preserve"> PAGEREF _Toc509165831 \h </w:instrText>
+              <w:instrText xml:space="preserve"> PAGEREF _Toc90901569 \h </w:instrText>
             </w:r>
             <w:r>
               <w:rPr>
@@ -536,13 +538,29 @@
               <w:szCs w:val="22"/>
             </w:rPr>
           </w:pPr>
-          <w:hyperlink w:anchor="_Toc509165832" w:history="1">
+          <w:hyperlink w:anchor="_Toc90901570" w:history="1">
             <w:r>
               <w:rPr>
                 <w:rStyle w:val="Hyperlink"/>
                 <w:noProof/>
               </w:rPr>
-              <w:t>Quick start guide</w:t>
+              <w:t>Quick start</w:t>
+            </w:r>
+            <w:r>
+              <w:rPr>
+                <w:rStyle w:val="Hyperlink"/>
+                <w:b/>
+                <w:bCs/>
+                <w:noProof/>
+              </w:rPr>
+              <w:t xml:space="preserve"> </w:t>
+            </w:r>
+            <w:r>
+              <w:rPr>
+                <w:rStyle w:val="Hyperlink"/>
+                <w:noProof/>
+              </w:rPr>
+              <w:t xml:space="preserve"> guide</w:t>
             </w:r>
             <w:r>
               <w:rPr>
@@ -563,7 +581,7 @@
                 <w:noProof/>
                 <w:webHidden/>
               </w:rPr>
-              <w:instrText xml:space="preserve"> PAGEREF _Toc509165832 \h </w:instrText>
+              <w:instrText xml:space="preserve"> PAGEREF _Toc90901570 \h </w:instrText>
             </w:r>
             <w:r>
               <w:rPr>
@@ -607,7 +625,7 @@
               <w:szCs w:val="22"/>
             </w:rPr>
           </w:pPr>
-          <w:hyperlink w:anchor="_Toc509165833" w:history="1">
+          <w:hyperlink w:anchor="_Toc90901571" w:history="1">
             <w:r>
               <w:rPr>
                 <w:rStyle w:val="Hyperlink"/>
@@ -634,7 +652,7 @@
                 <w:noProof/>
                 <w:webHidden/>
               </w:rPr>
-              <w:instrText xml:space="preserve"> PAGEREF _Toc509165833 \h </w:instrText>
+              <w:instrText xml:space="preserve"> PAGEREF _Toc90901571 \h </w:instrText>
             </w:r>
             <w:r>
               <w:rPr>
@@ -675,7 +693,7 @@
               <w:szCs w:val="22"/>
             </w:rPr>
           </w:pPr>
-          <w:hyperlink w:anchor="_Toc509165834" w:history="1">
+          <w:hyperlink w:anchor="_Toc90901572" w:history="1">
             <w:r>
               <w:rPr>
                 <w:rStyle w:val="Hyperlink"/>
@@ -702,7 +720,7 @@
                 <w:noProof/>
                 <w:webHidden/>
               </w:rPr>
-              <w:instrText xml:space="preserve"> PAGEREF _Toc509165834 \h </w:instrText>
+              <w:instrText xml:space="preserve"> PAGEREF _Toc90901572 \h </w:instrText>
             </w:r>
             <w:r>
               <w:rPr>
@@ -746,13 +764,29 @@
               <w:szCs w:val="22"/>
             </w:rPr>
           </w:pPr>
-          <w:hyperlink w:anchor="_Toc509165835" w:history="1">
+          <w:hyperlink w:anchor="_Toc90901573" w:history="1">
             <w:r>
               <w:rPr>
                 <w:rStyle w:val="Hyperlink"/>
                 <w:noProof/>
               </w:rPr>
-              <w:t>Quick Start Guide</w:t>
+              <w:t>Quick Start</w:t>
+            </w:r>
+            <w:r>
+              <w:rPr>
+                <w:rStyle w:val="Hyperlink"/>
+                <w:b/>
+                <w:bCs/>
+                <w:noProof/>
+              </w:rPr>
+              <w:t xml:space="preserve"> </w:t>
+            </w:r>
+            <w:r>
+              <w:rPr>
+                <w:rStyle w:val="Hyperlink"/>
+                <w:noProof/>
+              </w:rPr>
+              <w:t xml:space="preserve"> Guide</w:t>
             </w:r>
             <w:r>
               <w:rPr>
@@ -773,7 +807,7 @@
                 <w:noProof/>
                 <w:webHidden/>
               </w:rPr>
-              <w:instrText xml:space="preserve"> PAGEREF _Toc509165835 \h </w:instrText>
+              <w:instrText xml:space="preserve"> PAGEREF _Toc90901573 \h </w:instrText>
             </w:r>
             <w:r>
               <w:rPr>
@@ -814,27 +848,29 @@
               <w:szCs w:val="22"/>
             </w:rPr>
           </w:pPr>
-          <w:hyperlink w:anchor="_Toc509165836" w:history="1">
+          <w:hyperlink w:anchor="_Toc90901574" w:history="1">
             <w:r>
               <w:rPr>
                 <w:rStyle w:val="Hyperlink"/>
                 <w:noProof/>
               </w:rPr>
-              <w:t xml:space="preserve">What are the system requirements to run </w:t>
+              <w:t>What are the system requirements</w:t>
             </w:r>
             <w:r>
               <w:rPr>
                 <w:rStyle w:val="Hyperlink"/>
-                <w:noProof/>
-              </w:rPr>
-              <w:t>9-Tap</w:t>
+                <w:b/>
+                <w:bCs/>
+                <w:noProof/>
+              </w:rPr>
+              <w:t xml:space="preserve"> </w:t>
             </w:r>
             <w:r>
               <w:rPr>
                 <w:rStyle w:val="Hyperlink"/>
                 <w:noProof/>
               </w:rPr>
-              <w:t>?</w:t>
+              <w:t xml:space="preserve"> to run 9-Tap?</w:t>
             </w:r>
             <w:r>
               <w:rPr>
@@ -855,7 +891,7 @@
                 <w:noProof/>
                 <w:webHidden/>
               </w:rPr>
-              <w:instrText xml:space="preserve"> PAGEREF _Toc509165836 \h </w:instrText>
+              <w:instrText xml:space="preserve"> PAGEREF _Toc90901574 \h </w:instrText>
             </w:r>
             <w:r>
               <w:rPr>
@@ -896,20 +932,22 @@
               <w:szCs w:val="22"/>
             </w:rPr>
           </w:pPr>
-          <w:hyperlink w:anchor="_Toc509165837" w:history="1">
+          <w:hyperlink w:anchor="_Toc90901575" w:history="1">
             <w:r>
               <w:rPr>
                 <w:rStyle w:val="Hyperlink"/>
                 <w:noProof/>
               </w:rPr>
-              <w:t xml:space="preserve">How do I install </w:t>
+              <w:t>How do I install 9-Tap</w:t>
             </w:r>
             <w:r>
               <w:rPr>
                 <w:rStyle w:val="Hyperlink"/>
-                <w:noProof/>
-              </w:rPr>
-              <w:t>9-Tap</w:t>
+                <w:b/>
+                <w:bCs/>
+                <w:noProof/>
+              </w:rPr>
+              <w:t xml:space="preserve"> </w:t>
             </w:r>
             <w:r>
               <w:rPr>
@@ -937,7 +975,7 @@
                 <w:noProof/>
                 <w:webHidden/>
               </w:rPr>
-              <w:instrText xml:space="preserve"> PAGEREF _Toc509165837 \h </w:instrText>
+              <w:instrText xml:space="preserve"> PAGEREF _Toc90901575 \h </w:instrText>
             </w:r>
             <w:r>
               <w:rPr>
@@ -978,27 +1016,13 @@
               <w:szCs w:val="22"/>
             </w:rPr>
           </w:pPr>
-          <w:hyperlink w:anchor="_Toc509165838" w:history="1">
+          <w:hyperlink w:anchor="_Toc90901576" w:history="1">
             <w:r>
               <w:rPr>
                 <w:rStyle w:val="Hyperlink"/>
                 <w:noProof/>
               </w:rPr>
-              <w:t xml:space="preserve">How do I Launch </w:t>
-            </w:r>
-            <w:r>
-              <w:rPr>
-                <w:rStyle w:val="Hyperlink"/>
-                <w:noProof/>
-              </w:rPr>
-              <w:t>9-Tap</w:t>
-            </w:r>
-            <w:r>
-              <w:rPr>
-                <w:rStyle w:val="Hyperlink"/>
-                <w:noProof/>
-              </w:rPr>
-              <w:t>?</w:t>
+              <w:t>How do I Launch 9-Tap?</w:t>
             </w:r>
             <w:r>
               <w:rPr>
@@ -1019,7 +1043,7 @@
                 <w:noProof/>
                 <w:webHidden/>
               </w:rPr>
-              <w:instrText xml:space="preserve"> PAGEREF _Toc509165838 \h </w:instrText>
+              <w:instrText xml:space="preserve"> PAGEREF _Toc90901576 \h </w:instrText>
             </w:r>
             <w:r>
               <w:rPr>
@@ -1060,13 +1084,29 @@
               <w:szCs w:val="22"/>
             </w:rPr>
           </w:pPr>
-          <w:hyperlink w:anchor="_Toc509165839" w:history="1">
+          <w:hyperlink w:anchor="_Toc90901577" w:history="1">
             <w:r>
               <w:rPr>
                 <w:rStyle w:val="Hyperlink"/>
                 <w:noProof/>
               </w:rPr>
-              <w:t>How do I import existing members?</w:t>
+              <w:t>How do I import existing</w:t>
+            </w:r>
+            <w:r>
+              <w:rPr>
+                <w:rStyle w:val="Hyperlink"/>
+                <w:b/>
+                <w:bCs/>
+                <w:noProof/>
+              </w:rPr>
+              <w:t xml:space="preserve"> </w:t>
+            </w:r>
+            <w:r>
+              <w:rPr>
+                <w:rStyle w:val="Hyperlink"/>
+                <w:noProof/>
+              </w:rPr>
+              <w:t xml:space="preserve"> members?</w:t>
             </w:r>
             <w:r>
               <w:rPr>
@@ -1087,7 +1127,7 @@
                 <w:noProof/>
                 <w:webHidden/>
               </w:rPr>
-              <w:instrText xml:space="preserve"> PAGEREF _Toc509165839 \h </w:instrText>
+              <w:instrText xml:space="preserve"> PAGEREF _Toc90901577 \h </w:instrText>
             </w:r>
             <w:r>
               <w:rPr>
@@ -1128,7 +1168,7 @@
               <w:szCs w:val="22"/>
             </w:rPr>
           </w:pPr>
-          <w:hyperlink w:anchor="_Toc509165840" w:history="1">
+          <w:hyperlink w:anchor="_Toc90901578" w:history="1">
             <w:r>
               <w:rPr>
                 <w:rStyle w:val="Hyperlink"/>
@@ -1155,7 +1195,7 @@
                 <w:noProof/>
                 <w:webHidden/>
               </w:rPr>
-              <w:instrText xml:space="preserve"> PAGEREF _Toc509165840 \h </w:instrText>
+              <w:instrText xml:space="preserve"> PAGEREF _Toc90901578 \h </w:instrText>
             </w:r>
             <w:r>
               <w:rPr>
@@ -1196,7 +1236,7 @@
               <w:szCs w:val="22"/>
             </w:rPr>
           </w:pPr>
-          <w:hyperlink w:anchor="_Toc509165841" w:history="1">
+          <w:hyperlink w:anchor="_Toc90901579" w:history="1">
             <w:r>
               <w:rPr>
                 <w:rStyle w:val="Hyperlink"/>
@@ -1223,7 +1263,7 @@
                 <w:noProof/>
                 <w:webHidden/>
               </w:rPr>
-              <w:instrText xml:space="preserve"> PAGEREF _Toc509165841 \h </w:instrText>
+              <w:instrText xml:space="preserve"> PAGEREF _Toc90901579 \h </w:instrText>
             </w:r>
             <w:r>
               <w:rPr>
@@ -1264,7 +1304,7 @@
               <w:szCs w:val="22"/>
             </w:rPr>
           </w:pPr>
-          <w:hyperlink w:anchor="_Toc509165842" w:history="1">
+          <w:hyperlink w:anchor="_Toc90901580" w:history="1">
             <w:r>
               <w:rPr>
                 <w:rStyle w:val="Hyperlink"/>
@@ -1291,7 +1331,7 @@
                 <w:noProof/>
                 <w:webHidden/>
               </w:rPr>
-              <w:instrText xml:space="preserve"> PAGEREF _Toc509165842 \h </w:instrText>
+              <w:instrText xml:space="preserve"> PAGEREF _Toc90901580 \h </w:instrText>
             </w:r>
             <w:r>
               <w:rPr>
@@ -1335,7 +1375,7 @@
               <w:szCs w:val="22"/>
             </w:rPr>
           </w:pPr>
-          <w:hyperlink w:anchor="_Toc509165843" w:history="1">
+          <w:hyperlink w:anchor="_Toc90901581" w:history="1">
             <w:r>
               <w:rPr>
                 <w:rStyle w:val="Hyperlink"/>
@@ -1362,7 +1402,75 @@
                 <w:noProof/>
                 <w:webHidden/>
               </w:rPr>
-              <w:instrText xml:space="preserve"> PAGEREF _Toc509165843 \h </w:instrText>
+              <w:instrText xml:space="preserve"> PAGEREF _Toc90901581 \h </w:instrText>
+            </w:r>
+            <w:r>
+              <w:rPr>
+                <w:noProof/>
+                <w:webHidden/>
+              </w:rPr>
+            </w:r>
+            <w:r>
+              <w:rPr>
+                <w:noProof/>
+                <w:webHidden/>
+              </w:rPr>
+              <w:fldChar w:fldCharType="separate"/>
+            </w:r>
+            <w:r>
+              <w:rPr>
+                <w:noProof/>
+                <w:webHidden/>
+              </w:rPr>
+              <w:t>10</w:t>
+            </w:r>
+            <w:r>
+              <w:rPr>
+                <w:noProof/>
+                <w:webHidden/>
+              </w:rPr>
+              <w:fldChar w:fldCharType="end"/>
+            </w:r>
+          </w:hyperlink>
+        </w:p>
+        <w:p>
+          <w:pPr>
+            <w:pStyle w:val="TOC2"/>
+            <w:rPr>
+              <w:rFonts w:asciiTheme="minorHAnsi" w:eastAsiaTheme="minorEastAsia" w:hAnsiTheme="minorHAnsi" w:cstheme="minorBidi"/>
+              <w:noProof/>
+              <w:sz w:val="22"/>
+              <w:szCs w:val="22"/>
+            </w:rPr>
+          </w:pPr>
+          <w:hyperlink w:anchor="_Toc90901582" w:history="1">
+            <w:r>
+              <w:rPr>
+                <w:rStyle w:val="Hyperlink"/>
+                <w:noProof/>
+              </w:rPr>
+              <w:t>Regions</w:t>
+            </w:r>
+            <w:r>
+              <w:rPr>
+                <w:noProof/>
+                <w:webHidden/>
+              </w:rPr>
+              <w:tab/>
+            </w:r>
+            <w:r>
+              <w:rPr>
+                <w:noProof/>
+                <w:webHidden/>
+              </w:rPr>
+              <w:fldChar w:fldCharType="begin"/>
+            </w:r>
+            <w:r>
+              <w:rPr>
+                <w:noProof/>
+                <w:webHidden/>
+              </w:rPr>
+              <w:instrText xml:space="preserve"> PAGEREF _Toc90901582 \h </w:instrText>
             </w:r>
             <w:r>
               <w:rPr>
@@ -1406,7 +1514,7 @@
               <w:szCs w:val="22"/>
             </w:rPr>
           </w:pPr>
-          <w:hyperlink w:anchor="_Toc509165844" w:history="1">
+          <w:hyperlink w:anchor="_Toc90901583" w:history="1">
             <w:r>
               <w:rPr>
                 <w:rStyle w:val="Hyperlink"/>
@@ -1433,7 +1541,7 @@
                 <w:noProof/>
                 <w:webHidden/>
               </w:rPr>
-              <w:instrText xml:space="preserve"> PAGEREF _Toc509165844 \h </w:instrText>
+              <w:instrText xml:space="preserve"> PAGEREF _Toc90901583 \h </w:instrText>
             </w:r>
             <w:r>
               <w:rPr>
@@ -1477,13 +1585,29 @@
               <w:szCs w:val="22"/>
             </w:rPr>
           </w:pPr>
-          <w:hyperlink w:anchor="_Toc509165845" w:history="1">
+          <w:hyperlink w:anchor="_Toc90901584" w:history="1">
             <w:r>
               <w:rPr>
                 <w:rStyle w:val="Hyperlink"/>
                 <w:noProof/>
               </w:rPr>
-              <w:t>Import Existing Member</w:t>
+              <w:t>Import</w:t>
+            </w:r>
+            <w:r>
+              <w:rPr>
+                <w:rStyle w:val="Hyperlink"/>
+                <w:b/>
+                <w:bCs/>
+                <w:noProof/>
+              </w:rPr>
+              <w:t xml:space="preserve"> </w:t>
+            </w:r>
+            <w:r>
+              <w:rPr>
+                <w:rStyle w:val="Hyperlink"/>
+                <w:noProof/>
+              </w:rPr>
+              <w:t xml:space="preserve"> Existing Member</w:t>
             </w:r>
             <w:r>
               <w:rPr>
@@ -1504,7 +1628,7 @@
                 <w:noProof/>
                 <w:webHidden/>
               </w:rPr>
-              <w:instrText xml:space="preserve"> PAGEREF _Toc509165845 \h </w:instrText>
+              <w:instrText xml:space="preserve"> PAGEREF _Toc90901584 \h </w:instrText>
             </w:r>
             <w:r>
               <w:rPr>
@@ -1548,7 +1672,7 @@
               <w:szCs w:val="22"/>
             </w:rPr>
           </w:pPr>
-          <w:hyperlink w:anchor="_Toc509165846" w:history="1">
+          <w:hyperlink w:anchor="_Toc90901585" w:history="1">
             <w:r>
               <w:rPr>
                 <w:rStyle w:val="Hyperlink"/>
@@ -1575,7 +1699,7 @@
                 <w:noProof/>
                 <w:webHidden/>
               </w:rPr>
-              <w:instrText xml:space="preserve"> PAGEREF _Toc509165846 \h </w:instrText>
+              <w:instrText xml:space="preserve"> PAGEREF _Toc90901585 \h </w:instrText>
             </w:r>
             <w:r>
               <w:rPr>
@@ -1619,7 +1743,7 @@
               <w:szCs w:val="22"/>
             </w:rPr>
           </w:pPr>
-          <w:hyperlink w:anchor="_Toc509165847" w:history="1">
+          <w:hyperlink w:anchor="_Toc90901586" w:history="1">
             <w:r>
               <w:rPr>
                 <w:rStyle w:val="Hyperlink"/>
@@ -1646,7 +1770,7 @@
                 <w:noProof/>
                 <w:webHidden/>
               </w:rPr>
-              <w:instrText xml:space="preserve"> PAGEREF _Toc509165847 \h </w:instrText>
+              <w:instrText xml:space="preserve"> PAGEREF _Toc90901586 \h </w:instrText>
             </w:r>
             <w:r>
               <w:rPr>
@@ -1687,7 +1811,7 @@
               <w:szCs w:val="22"/>
             </w:rPr>
           </w:pPr>
-          <w:hyperlink w:anchor="_Toc509165848" w:history="1">
+          <w:hyperlink w:anchor="_Toc90901587" w:history="1">
             <w:r>
               <w:rPr>
                 <w:rStyle w:val="Hyperlink"/>
@@ -1714,7 +1838,7 @@
                 <w:noProof/>
                 <w:webHidden/>
               </w:rPr>
-              <w:instrText xml:space="preserve"> PAGEREF _Toc509165848 \h </w:instrText>
+              <w:instrText xml:space="preserve"> PAGEREF _Toc90901587 \h </w:instrText>
             </w:r>
             <w:r>
               <w:rPr>
@@ -1755,7 +1879,7 @@
               <w:szCs w:val="22"/>
             </w:rPr>
           </w:pPr>
-          <w:hyperlink w:anchor="_Toc509165849" w:history="1">
+          <w:hyperlink w:anchor="_Toc90901588" w:history="1">
             <w:r>
               <w:rPr>
                 <w:rStyle w:val="Hyperlink"/>
@@ -1782,7 +1906,7 @@
                 <w:noProof/>
                 <w:webHidden/>
               </w:rPr>
-              <w:instrText xml:space="preserve"> PAGEREF _Toc509165849 \h </w:instrText>
+              <w:instrText xml:space="preserve"> PAGEREF _Toc90901588 \h </w:instrText>
             </w:r>
             <w:r>
               <w:rPr>
@@ -1802,7 +1926,7 @@
                 <w:noProof/>
                 <w:webHidden/>
               </w:rPr>
-              <w:t>15</w:t>
+              <w:t>14</w:t>
             </w:r>
             <w:r>
               <w:rPr>
@@ -1823,7 +1947,7 @@
               <w:szCs w:val="22"/>
             </w:rPr>
           </w:pPr>
-          <w:hyperlink w:anchor="_Toc509165850" w:history="1">
+          <w:hyperlink w:anchor="_Toc90901589" w:history="1">
             <w:r>
               <w:rPr>
                 <w:rStyle w:val="Hyperlink"/>
@@ -1850,7 +1974,7 @@
                 <w:noProof/>
                 <w:webHidden/>
               </w:rPr>
-              <w:instrText xml:space="preserve"> PAGEREF _Toc509165850 \h </w:instrText>
+              <w:instrText xml:space="preserve"> PAGEREF _Toc90901589 \h </w:instrText>
             </w:r>
             <w:r>
               <w:rPr>
@@ -1870,7 +1994,7 @@
                 <w:noProof/>
                 <w:webHidden/>
               </w:rPr>
-              <w:t>16</w:t>
+              <w:t>15</w:t>
             </w:r>
             <w:r>
               <w:rPr>
@@ -1891,7 +2015,7 @@
               <w:szCs w:val="22"/>
             </w:rPr>
           </w:pPr>
-          <w:hyperlink w:anchor="_Toc509165851" w:history="1">
+          <w:hyperlink w:anchor="_Toc90901590" w:history="1">
             <w:r>
               <w:rPr>
                 <w:rStyle w:val="Hyperlink"/>
@@ -1918,7 +2042,7 @@
                 <w:noProof/>
                 <w:webHidden/>
               </w:rPr>
-              <w:instrText xml:space="preserve"> PAGEREF _Toc509165851 \h </w:instrText>
+              <w:instrText xml:space="preserve"> PAGEREF _Toc90901590 \h </w:instrText>
             </w:r>
             <w:r>
               <w:rPr>
@@ -1962,7 +2086,7 @@
               <w:szCs w:val="22"/>
             </w:rPr>
           </w:pPr>
-          <w:hyperlink w:anchor="_Toc509165852" w:history="1">
+          <w:hyperlink w:anchor="_Toc90901591" w:history="1">
             <w:r>
               <w:rPr>
                 <w:rStyle w:val="Hyperlink"/>
@@ -1989,7 +2113,7 @@
                 <w:noProof/>
                 <w:webHidden/>
               </w:rPr>
-              <w:instrText xml:space="preserve"> PAGEREF _Toc509165852 \h </w:instrText>
+              <w:instrText xml:space="preserve"> PAGEREF _Toc90901591 \h </w:instrText>
             </w:r>
             <w:r>
               <w:rPr>
@@ -2030,13 +2154,13 @@
               <w:szCs w:val="22"/>
             </w:rPr>
           </w:pPr>
-          <w:hyperlink w:anchor="_Toc509165853" w:history="1">
+          <w:hyperlink w:anchor="_Toc90901592" w:history="1">
             <w:r>
               <w:rPr>
                 <w:rStyle w:val="Hyperlink"/>
                 <w:noProof/>
               </w:rPr>
-              <w:t>Tournament Stats</w:t>
+              <w:t>Comments</w:t>
             </w:r>
             <w:r>
               <w:rPr>
@@ -2057,7 +2181,7 @@
                 <w:noProof/>
                 <w:webHidden/>
               </w:rPr>
-              <w:instrText xml:space="preserve"> PAGEREF _Toc509165853 \h </w:instrText>
+              <w:instrText xml:space="preserve"> PAGEREF _Toc90901592 \h </w:instrText>
             </w:r>
             <w:r>
               <w:rPr>
@@ -2077,7 +2201,7 @@
                 <w:noProof/>
                 <w:webHidden/>
               </w:rPr>
-              <w:t>18</w:t>
+              <w:t>17</w:t>
             </w:r>
             <w:r>
               <w:rPr>
@@ -2098,13 +2222,13 @@
               <w:szCs w:val="22"/>
             </w:rPr>
           </w:pPr>
-          <w:hyperlink w:anchor="_Toc509165854" w:history="1">
+          <w:hyperlink w:anchor="_Toc90901593" w:history="1">
             <w:r>
               <w:rPr>
                 <w:rStyle w:val="Hyperlink"/>
                 <w:noProof/>
               </w:rPr>
-              <w:t>Print Recaps By Tournament</w:t>
+              <w:t>Tournament Stats</w:t>
             </w:r>
             <w:r>
               <w:rPr>
@@ -2125,7 +2249,7 @@
                 <w:noProof/>
                 <w:webHidden/>
               </w:rPr>
-              <w:instrText xml:space="preserve"> PAGEREF _Toc509165854 \h </w:instrText>
+              <w:instrText xml:space="preserve"> PAGEREF _Toc90901593 \h </w:instrText>
             </w:r>
             <w:r>
               <w:rPr>
@@ -2166,13 +2290,13 @@
               <w:szCs w:val="22"/>
             </w:rPr>
           </w:pPr>
-          <w:hyperlink w:anchor="_Toc509165855" w:history="1">
+          <w:hyperlink w:anchor="_Toc90901594" w:history="1">
             <w:r>
               <w:rPr>
                 <w:rStyle w:val="Hyperlink"/>
                 <w:noProof/>
               </w:rPr>
-              <w:t>Tournament Place Standings</w:t>
+              <w:t>Print Recaps By Tournament</w:t>
             </w:r>
             <w:r>
               <w:rPr>
@@ -2193,7 +2317,7 @@
                 <w:noProof/>
                 <w:webHidden/>
               </w:rPr>
-              <w:instrText xml:space="preserve"> PAGEREF _Toc509165855 \h </w:instrText>
+              <w:instrText xml:space="preserve"> PAGEREF _Toc90901594 \h </w:instrText>
             </w:r>
             <w:r>
               <w:rPr>
@@ -2213,7 +2337,7 @@
                 <w:noProof/>
                 <w:webHidden/>
               </w:rPr>
-              <w:t>19</w:t>
+              <w:t>18</w:t>
             </w:r>
             <w:r>
               <w:rPr>
@@ -2234,13 +2358,13 @@
               <w:szCs w:val="22"/>
             </w:rPr>
           </w:pPr>
-          <w:hyperlink w:anchor="_Toc509165856" w:history="1">
+          <w:hyperlink w:anchor="_Toc90901595" w:history="1">
             <w:r>
               <w:rPr>
                 <w:rStyle w:val="Hyperlink"/>
                 <w:noProof/>
               </w:rPr>
-              <w:t>Create/Edit Tournament</w:t>
+              <w:t>Tournament Place Standings</w:t>
             </w:r>
             <w:r>
               <w:rPr>
@@ -2261,7 +2385,7 @@
                 <w:noProof/>
                 <w:webHidden/>
               </w:rPr>
-              <w:instrText xml:space="preserve"> PAGEREF _Toc509165856 \h </w:instrText>
+              <w:instrText xml:space="preserve"> PAGEREF _Toc90901595 \h </w:instrText>
             </w:r>
             <w:r>
               <w:rPr>
@@ -2281,7 +2405,75 @@
                 <w:noProof/>
                 <w:webHidden/>
               </w:rPr>
-              <w:t>20</w:t>
+              <w:t>19</w:t>
+            </w:r>
+            <w:r>
+              <w:rPr>
+                <w:noProof/>
+                <w:webHidden/>
+              </w:rPr>
+              <w:fldChar w:fldCharType="end"/>
+            </w:r>
+          </w:hyperlink>
+        </w:p>
+        <w:p>
+          <w:pPr>
+            <w:pStyle w:val="TOC2"/>
+            <w:rPr>
+              <w:rFonts w:asciiTheme="minorHAnsi" w:eastAsiaTheme="minorEastAsia" w:hAnsiTheme="minorHAnsi" w:cstheme="minorBidi"/>
+              <w:noProof/>
+              <w:sz w:val="22"/>
+              <w:szCs w:val="22"/>
+            </w:rPr>
+          </w:pPr>
+          <w:hyperlink w:anchor="_Toc90901596" w:history="1">
+            <w:r>
+              <w:rPr>
+                <w:rStyle w:val="Hyperlink"/>
+                <w:noProof/>
+              </w:rPr>
+              <w:t>How to create or edit Tournament</w:t>
+            </w:r>
+            <w:r>
+              <w:rPr>
+                <w:noProof/>
+                <w:webHidden/>
+              </w:rPr>
+              <w:tab/>
+            </w:r>
+            <w:r>
+              <w:rPr>
+                <w:noProof/>
+                <w:webHidden/>
+              </w:rPr>
+              <w:fldChar w:fldCharType="begin"/>
+            </w:r>
+            <w:r>
+              <w:rPr>
+                <w:noProof/>
+                <w:webHidden/>
+              </w:rPr>
+              <w:instrText xml:space="preserve"> PAGEREF _Toc90901596 \h </w:instrText>
+            </w:r>
+            <w:r>
+              <w:rPr>
+                <w:noProof/>
+                <w:webHidden/>
+              </w:rPr>
+            </w:r>
+            <w:r>
+              <w:rPr>
+                <w:noProof/>
+                <w:webHidden/>
+              </w:rPr>
+              <w:fldChar w:fldCharType="separate"/>
+            </w:r>
+            <w:r>
+              <w:rPr>
+                <w:noProof/>
+                <w:webHidden/>
+              </w:rPr>
+              <w:t>19</w:t>
             </w:r>
             <w:r>
               <w:rPr>
@@ -2305,13 +2497,13 @@
               <w:szCs w:val="22"/>
             </w:rPr>
           </w:pPr>
-          <w:hyperlink w:anchor="_Toc509165857" w:history="1">
+          <w:hyperlink w:anchor="_Toc90901597" w:history="1">
             <w:r>
               <w:rPr>
                 <w:rStyle w:val="Hyperlink"/>
                 <w:noProof/>
               </w:rPr>
-              <w:t>To Update an Existing Tournament</w:t>
+              <w:t>How to Update an Existing Tournament</w:t>
             </w:r>
             <w:r>
               <w:rPr>
@@ -2332,7 +2524,7 @@
                 <w:noProof/>
                 <w:webHidden/>
               </w:rPr>
-              <w:instrText xml:space="preserve"> PAGEREF _Toc509165857 \h </w:instrText>
+              <w:instrText xml:space="preserve"> PAGEREF _Toc90901597 \h </w:instrText>
             </w:r>
             <w:r>
               <w:rPr>
@@ -2352,7 +2544,7 @@
                 <w:noProof/>
                 <w:webHidden/>
               </w:rPr>
-              <w:t>21</w:t>
+              <w:t>20</w:t>
             </w:r>
             <w:r>
               <w:rPr>
@@ -2373,7 +2565,7 @@
               <w:szCs w:val="22"/>
             </w:rPr>
           </w:pPr>
-          <w:hyperlink w:anchor="_Toc509165858" w:history="1">
+          <w:hyperlink w:anchor="_Toc90901598" w:history="1">
             <w:r>
               <w:rPr>
                 <w:rStyle w:val="Hyperlink"/>
@@ -2400,7 +2592,7 @@
                 <w:noProof/>
                 <w:webHidden/>
               </w:rPr>
-              <w:instrText xml:space="preserve"> PAGEREF _Toc509165858 \h </w:instrText>
+              <w:instrText xml:space="preserve"> PAGEREF _Toc90901598 \h </w:instrText>
             </w:r>
             <w:r>
               <w:rPr>
@@ -2444,7 +2636,7 @@
               <w:szCs w:val="22"/>
             </w:rPr>
           </w:pPr>
-          <w:hyperlink w:anchor="_Toc509165859" w:history="1">
+          <w:hyperlink w:anchor="_Toc90901599" w:history="1">
             <w:r>
               <w:rPr>
                 <w:rStyle w:val="Hyperlink"/>
@@ -2471,7 +2663,7 @@
                 <w:noProof/>
                 <w:webHidden/>
               </w:rPr>
-              <w:instrText xml:space="preserve"> PAGEREF _Toc509165859 \h </w:instrText>
+              <w:instrText xml:space="preserve"> PAGEREF _Toc90901599 \h </w:instrText>
             </w:r>
             <w:r>
               <w:rPr>
@@ -2515,7 +2707,7 @@
               <w:szCs w:val="22"/>
             </w:rPr>
           </w:pPr>
-          <w:hyperlink w:anchor="_Toc509165860" w:history="1">
+          <w:hyperlink w:anchor="_Toc90901600" w:history="1">
             <w:r>
               <w:rPr>
                 <w:rStyle w:val="Hyperlink"/>
@@ -2542,7 +2734,7 @@
                 <w:noProof/>
                 <w:webHidden/>
               </w:rPr>
-              <w:instrText xml:space="preserve"> PAGEREF _Toc509165860 \h </w:instrText>
+              <w:instrText xml:space="preserve"> PAGEREF _Toc90901600 \h </w:instrText>
             </w:r>
             <w:r>
               <w:rPr>
@@ -2586,7 +2778,7 @@
               <w:szCs w:val="22"/>
             </w:rPr>
           </w:pPr>
-          <w:hyperlink w:anchor="_Toc509165861" w:history="1">
+          <w:hyperlink w:anchor="_Toc90901601" w:history="1">
             <w:r>
               <w:rPr>
                 <w:rStyle w:val="Hyperlink"/>
@@ -2613,7 +2805,7 @@
                 <w:noProof/>
                 <w:webHidden/>
               </w:rPr>
-              <w:instrText xml:space="preserve"> PAGEREF _Toc509165861 \h </w:instrText>
+              <w:instrText xml:space="preserve"> PAGEREF _Toc90901601 \h </w:instrText>
             </w:r>
             <w:r>
               <w:rPr>
@@ -2633,7 +2825,7 @@
                 <w:noProof/>
                 <w:webHidden/>
               </w:rPr>
-              <w:t>22</w:t>
+              <w:t>21</w:t>
             </w:r>
             <w:r>
               <w:rPr>
@@ -2654,13 +2846,29 @@
               <w:szCs w:val="22"/>
             </w:rPr>
           </w:pPr>
-          <w:hyperlink w:anchor="_Toc509165862" w:history="1">
+          <w:hyperlink w:anchor="_Toc90901602" w:history="1">
             <w:r>
               <w:rPr>
                 <w:rStyle w:val="Hyperlink"/>
                 <w:noProof/>
               </w:rPr>
-              <w:t>List Tournaments By Year</w:t>
+              <w:t>List Tournaments</w:t>
+            </w:r>
+            <w:r>
+              <w:rPr>
+                <w:rStyle w:val="Hyperlink"/>
+                <w:b/>
+                <w:bCs/>
+                <w:noProof/>
+              </w:rPr>
+              <w:t xml:space="preserve"> </w:t>
+            </w:r>
+            <w:r>
+              <w:rPr>
+                <w:rStyle w:val="Hyperlink"/>
+                <w:noProof/>
+              </w:rPr>
+              <w:t>By Year</w:t>
             </w:r>
             <w:r>
               <w:rPr>
@@ -2681,7 +2889,7 @@
                 <w:noProof/>
                 <w:webHidden/>
               </w:rPr>
-              <w:instrText xml:space="preserve"> PAGEREF _Toc509165862 \h </w:instrText>
+              <w:instrText xml:space="preserve"> PAGEREF _Toc90901602 \h </w:instrText>
             </w:r>
             <w:r>
               <w:rPr>
@@ -2722,7 +2930,7 @@
               <w:szCs w:val="22"/>
             </w:rPr>
           </w:pPr>
-          <w:hyperlink w:anchor="_Toc509165863" w:history="1">
+          <w:hyperlink w:anchor="_Toc90901603" w:history="1">
             <w:r>
               <w:rPr>
                 <w:rStyle w:val="Hyperlink"/>
@@ -2749,7 +2957,7 @@
                 <w:noProof/>
                 <w:webHidden/>
               </w:rPr>
-              <w:instrText xml:space="preserve"> PAGEREF _Toc509165863 \h </w:instrText>
+              <w:instrText xml:space="preserve"> PAGEREF _Toc90901603 \h </w:instrText>
             </w:r>
             <w:r>
               <w:rPr>
@@ -2769,7 +2977,7 @@
                 <w:noProof/>
                 <w:webHidden/>
               </w:rPr>
-              <w:t>23</w:t>
+              <w:t>22</w:t>
             </w:r>
             <w:r>
               <w:rPr>
@@ -2782,7 +2990,10 @@
         </w:p>
         <w:p>
           <w:pPr>
-            <w:pStyle w:val="TOC2"/>
+            <w:pStyle w:val="TOC3"/>
+            <w:tabs>
+              <w:tab w:val="right" w:leader="dot" w:pos="7910"/>
+            </w:tabs>
             <w:rPr>
               <w:rFonts w:asciiTheme="minorHAnsi" w:eastAsiaTheme="minorEastAsia" w:hAnsiTheme="minorHAnsi" w:cstheme="minorBidi"/>
               <w:noProof/>
@@ -2790,13 +3001,13 @@
               <w:szCs w:val="22"/>
             </w:rPr>
           </w:pPr>
-          <w:hyperlink w:anchor="_Toc509165864" w:history="1">
+          <w:hyperlink w:anchor="_Toc90901604" w:history="1">
             <w:r>
               <w:rPr>
                 <w:rStyle w:val="Hyperlink"/>
                 <w:noProof/>
               </w:rPr>
-              <w:t>Tournament Results</w:t>
+              <w:t>Print Series by Squad</w:t>
             </w:r>
             <w:r>
               <w:rPr>
@@ -2817,7 +3028,7 @@
                 <w:noProof/>
                 <w:webHidden/>
               </w:rPr>
-              <w:instrText xml:space="preserve"> PAGEREF _Toc509165864 \h </w:instrText>
+              <w:instrText xml:space="preserve"> PAGEREF _Toc90901604 \h </w:instrText>
             </w:r>
             <w:r>
               <w:rPr>
@@ -2837,143 +3048,7 @@
                 <w:noProof/>
                 <w:webHidden/>
               </w:rPr>
-              <w:t>24</w:t>
-            </w:r>
-            <w:r>
-              <w:rPr>
-                <w:noProof/>
-                <w:webHidden/>
-              </w:rPr>
-              <w:fldChar w:fldCharType="end"/>
-            </w:r>
-          </w:hyperlink>
-        </w:p>
-        <w:p>
-          <w:pPr>
-            <w:pStyle w:val="TOC2"/>
-            <w:rPr>
-              <w:rFonts w:asciiTheme="minorHAnsi" w:eastAsiaTheme="minorEastAsia" w:hAnsiTheme="minorHAnsi" w:cstheme="minorBidi"/>
-              <w:noProof/>
-              <w:sz w:val="22"/>
-              <w:szCs w:val="22"/>
-            </w:rPr>
-          </w:pPr>
-          <w:hyperlink w:anchor="_Toc509165865" w:history="1">
-            <w:r>
-              <w:rPr>
-                <w:rStyle w:val="Hyperlink"/>
-                <w:noProof/>
-              </w:rPr>
-              <w:t>Comments</w:t>
-            </w:r>
-            <w:r>
-              <w:rPr>
-                <w:noProof/>
-                <w:webHidden/>
-              </w:rPr>
-              <w:tab/>
-            </w:r>
-            <w:r>
-              <w:rPr>
-                <w:noProof/>
-                <w:webHidden/>
-              </w:rPr>
-              <w:fldChar w:fldCharType="begin"/>
-            </w:r>
-            <w:r>
-              <w:rPr>
-                <w:noProof/>
-                <w:webHidden/>
-              </w:rPr>
-              <w:instrText xml:space="preserve"> PAGEREF _Toc509165865 \h </w:instrText>
-            </w:r>
-            <w:r>
-              <w:rPr>
-                <w:noProof/>
-                <w:webHidden/>
-              </w:rPr>
-            </w:r>
-            <w:r>
-              <w:rPr>
-                <w:noProof/>
-                <w:webHidden/>
-              </w:rPr>
-              <w:fldChar w:fldCharType="separate"/>
-            </w:r>
-            <w:r>
-              <w:rPr>
-                <w:noProof/>
-                <w:webHidden/>
-              </w:rPr>
-              <w:t>24</w:t>
-            </w:r>
-            <w:r>
-              <w:rPr>
-                <w:noProof/>
-                <w:webHidden/>
-              </w:rPr>
-              <w:fldChar w:fldCharType="end"/>
-            </w:r>
-          </w:hyperlink>
-        </w:p>
-        <w:p>
-          <w:pPr>
-            <w:pStyle w:val="TOC2"/>
-            <w:rPr>
-              <w:rFonts w:asciiTheme="minorHAnsi" w:eastAsiaTheme="minorEastAsia" w:hAnsiTheme="minorHAnsi" w:cstheme="minorBidi"/>
-              <w:noProof/>
-              <w:sz w:val="22"/>
-              <w:szCs w:val="22"/>
-            </w:rPr>
-          </w:pPr>
-          <w:hyperlink w:anchor="_Toc509165866" w:history="1">
-            <w:r>
-              <w:rPr>
-                <w:rStyle w:val="Hyperlink"/>
-                <w:noProof/>
-              </w:rPr>
-              <w:t>Finalize Tournament</w:t>
-            </w:r>
-            <w:r>
-              <w:rPr>
-                <w:noProof/>
-                <w:webHidden/>
-              </w:rPr>
-              <w:tab/>
-            </w:r>
-            <w:r>
-              <w:rPr>
-                <w:noProof/>
-                <w:webHidden/>
-              </w:rPr>
-              <w:fldChar w:fldCharType="begin"/>
-            </w:r>
-            <w:r>
-              <w:rPr>
-                <w:noProof/>
-                <w:webHidden/>
-              </w:rPr>
-              <w:instrText xml:space="preserve"> PAGEREF _Toc509165866 \h </w:instrText>
-            </w:r>
-            <w:r>
-              <w:rPr>
-                <w:noProof/>
-                <w:webHidden/>
-              </w:rPr>
-            </w:r>
-            <w:r>
-              <w:rPr>
-                <w:noProof/>
-                <w:webHidden/>
-              </w:rPr>
-              <w:fldChar w:fldCharType="separate"/>
-            </w:r>
-            <w:r>
-              <w:rPr>
-                <w:noProof/>
-                <w:webHidden/>
-              </w:rPr>
-              <w:t>26</w:t>
+              <w:t>22</w:t>
             </w:r>
             <w:r>
               <w:rPr>
@@ -2997,13 +3072,13 @@
               <w:szCs w:val="22"/>
             </w:rPr>
           </w:pPr>
-          <w:hyperlink w:anchor="_Toc509165867" w:history="1">
+          <w:hyperlink w:anchor="_Toc90901605" w:history="1">
             <w:r>
               <w:rPr>
                 <w:rStyle w:val="Hyperlink"/>
                 <w:noProof/>
               </w:rPr>
-              <w:t>Tools</w:t>
+              <w:t>Tournament Results</w:t>
             </w:r>
             <w:r>
               <w:rPr>
@@ -3024,7 +3099,7 @@
                 <w:noProof/>
                 <w:webHidden/>
               </w:rPr>
-              <w:instrText xml:space="preserve"> PAGEREF _Toc509165867 \h </w:instrText>
+              <w:instrText xml:space="preserve"> PAGEREF _Toc90901605 \h </w:instrText>
             </w:r>
             <w:r>
               <w:rPr>
@@ -3044,7 +3119,143 @@
                 <w:noProof/>
                 <w:webHidden/>
               </w:rPr>
-              <w:t>31</w:t>
+              <w:t>24</w:t>
+            </w:r>
+            <w:r>
+              <w:rPr>
+                <w:noProof/>
+                <w:webHidden/>
+              </w:rPr>
+              <w:fldChar w:fldCharType="end"/>
+            </w:r>
+          </w:hyperlink>
+        </w:p>
+        <w:p>
+          <w:pPr>
+            <w:pStyle w:val="TOC2"/>
+            <w:rPr>
+              <w:rFonts w:asciiTheme="minorHAnsi" w:eastAsiaTheme="minorEastAsia" w:hAnsiTheme="minorHAnsi" w:cstheme="minorBidi"/>
+              <w:noProof/>
+              <w:sz w:val="22"/>
+              <w:szCs w:val="22"/>
+            </w:rPr>
+          </w:pPr>
+          <w:hyperlink w:anchor="_Toc90901606" w:history="1">
+            <w:r>
+              <w:rPr>
+                <w:rStyle w:val="Hyperlink"/>
+                <w:noProof/>
+              </w:rPr>
+              <w:t>Exporting results to Excel</w:t>
+            </w:r>
+            <w:r>
+              <w:rPr>
+                <w:noProof/>
+                <w:webHidden/>
+              </w:rPr>
+              <w:tab/>
+            </w:r>
+            <w:r>
+              <w:rPr>
+                <w:noProof/>
+                <w:webHidden/>
+              </w:rPr>
+              <w:fldChar w:fldCharType="begin"/>
+            </w:r>
+            <w:r>
+              <w:rPr>
+                <w:noProof/>
+                <w:webHidden/>
+              </w:rPr>
+              <w:instrText xml:space="preserve"> PAGEREF _Toc90901606 \h </w:instrText>
+            </w:r>
+            <w:r>
+              <w:rPr>
+                <w:noProof/>
+                <w:webHidden/>
+              </w:rPr>
+            </w:r>
+            <w:r>
+              <w:rPr>
+                <w:noProof/>
+                <w:webHidden/>
+              </w:rPr>
+              <w:fldChar w:fldCharType="separate"/>
+            </w:r>
+            <w:r>
+              <w:rPr>
+                <w:noProof/>
+                <w:webHidden/>
+              </w:rPr>
+              <w:t>25</w:t>
+            </w:r>
+            <w:r>
+              <w:rPr>
+                <w:noProof/>
+                <w:webHidden/>
+              </w:rPr>
+              <w:fldChar w:fldCharType="end"/>
+            </w:r>
+          </w:hyperlink>
+        </w:p>
+        <w:p>
+          <w:pPr>
+            <w:pStyle w:val="TOC2"/>
+            <w:rPr>
+              <w:rFonts w:asciiTheme="minorHAnsi" w:eastAsiaTheme="minorEastAsia" w:hAnsiTheme="minorHAnsi" w:cstheme="minorBidi"/>
+              <w:noProof/>
+              <w:sz w:val="22"/>
+              <w:szCs w:val="22"/>
+            </w:rPr>
+          </w:pPr>
+          <w:hyperlink w:anchor="_Toc90901607" w:history="1">
+            <w:r>
+              <w:rPr>
+                <w:rStyle w:val="Hyperlink"/>
+                <w:noProof/>
+              </w:rPr>
+              <w:t>The Tournament Results Excel File</w:t>
+            </w:r>
+            <w:r>
+              <w:rPr>
+                <w:noProof/>
+                <w:webHidden/>
+              </w:rPr>
+              <w:tab/>
+            </w:r>
+            <w:r>
+              <w:rPr>
+                <w:noProof/>
+                <w:webHidden/>
+              </w:rPr>
+              <w:fldChar w:fldCharType="begin"/>
+            </w:r>
+            <w:r>
+              <w:rPr>
+                <w:noProof/>
+                <w:webHidden/>
+              </w:rPr>
+              <w:instrText xml:space="preserve"> PAGEREF _Toc90901607 \h </w:instrText>
+            </w:r>
+            <w:r>
+              <w:rPr>
+                <w:noProof/>
+                <w:webHidden/>
+              </w:rPr>
+            </w:r>
+            <w:r>
+              <w:rPr>
+                <w:noProof/>
+                <w:webHidden/>
+              </w:rPr>
+              <w:fldChar w:fldCharType="separate"/>
+            </w:r>
+            <w:r>
+              <w:rPr>
+                <w:noProof/>
+                <w:webHidden/>
+              </w:rPr>
+              <w:t>26</w:t>
             </w:r>
             <w:r>
               <w:rPr>
@@ -3068,20 +3279,13 @@
               <w:szCs w:val="22"/>
             </w:rPr>
           </w:pPr>
-          <w:hyperlink w:anchor="_Toc509165868" w:history="1">
+          <w:hyperlink w:anchor="_Toc90901608" w:history="1">
             <w:r>
               <w:rPr>
                 <w:rStyle w:val="Hyperlink"/>
                 <w:noProof/>
               </w:rPr>
-              <w:t xml:space="preserve">Troubleshooting </w:t>
-            </w:r>
-            <w:r>
-              <w:rPr>
-                <w:rStyle w:val="Hyperlink"/>
-                <w:noProof/>
-              </w:rPr>
-              <w:t>9-Tap</w:t>
+              <w:t>Finalize Tournament</w:t>
             </w:r>
             <w:r>
               <w:rPr>
@@ -3102,7 +3306,7 @@
                 <w:noProof/>
                 <w:webHidden/>
               </w:rPr>
-              <w:instrText xml:space="preserve"> PAGEREF _Toc509165868 \h </w:instrText>
+              <w:instrText xml:space="preserve"> PAGEREF _Toc90901608 \h </w:instrText>
             </w:r>
             <w:r>
               <w:rPr>
@@ -3122,7 +3326,7 @@
                 <w:noProof/>
                 <w:webHidden/>
               </w:rPr>
-              <w:t>34</w:t>
+              <w:t>28</w:t>
             </w:r>
             <w:r>
               <w:rPr>
@@ -3143,13 +3347,13 @@
               <w:szCs w:val="22"/>
             </w:rPr>
           </w:pPr>
-          <w:hyperlink w:anchor="_Toc509165869" w:history="1">
+          <w:hyperlink w:anchor="_Toc90901609" w:history="1">
             <w:r>
               <w:rPr>
                 <w:rStyle w:val="Hyperlink"/>
                 <w:noProof/>
               </w:rPr>
-              <w:t>WARNINGS:</w:t>
+              <w:t>Finalize Tournament Basics</w:t>
             </w:r>
             <w:r>
               <w:rPr>
@@ -3170,7 +3374,7 @@
                 <w:noProof/>
                 <w:webHidden/>
               </w:rPr>
-              <w:instrText xml:space="preserve"> PAGEREF _Toc509165869 \h </w:instrText>
+              <w:instrText xml:space="preserve"> PAGEREF _Toc90901609 \h </w:instrText>
             </w:r>
             <w:r>
               <w:rPr>
@@ -3190,7 +3394,7 @@
                 <w:noProof/>
                 <w:webHidden/>
               </w:rPr>
-              <w:t>34</w:t>
+              <w:t>28</w:t>
             </w:r>
             <w:r>
               <w:rPr>
@@ -3211,13 +3415,13 @@
               <w:szCs w:val="22"/>
             </w:rPr>
           </w:pPr>
-          <w:hyperlink w:anchor="_Toc509165870" w:history="1">
+          <w:hyperlink w:anchor="_Toc90901610" w:history="1">
             <w:r>
               <w:rPr>
                 <w:rStyle w:val="Hyperlink"/>
                 <w:noProof/>
               </w:rPr>
-              <w:t>Screen “splitting” on resize</w:t>
+              <w:t>Understanding the Finalize Tournament layout</w:t>
             </w:r>
             <w:r>
               <w:rPr>
@@ -3238,7 +3442,7 @@
                 <w:noProof/>
                 <w:webHidden/>
               </w:rPr>
-              <w:instrText xml:space="preserve"> PAGEREF _Toc509165870 \h </w:instrText>
+              <w:instrText xml:space="preserve"> PAGEREF _Toc90901610 \h </w:instrText>
             </w:r>
             <w:r>
               <w:rPr>
@@ -3258,7 +3462,7 @@
                 <w:noProof/>
                 <w:webHidden/>
               </w:rPr>
-              <w:t>34</w:t>
+              <w:t>28</w:t>
             </w:r>
             <w:r>
               <w:rPr>
@@ -3279,13 +3483,13 @@
               <w:szCs w:val="22"/>
             </w:rPr>
           </w:pPr>
-          <w:hyperlink w:anchor="_Toc509165871" w:history="1">
+          <w:hyperlink w:anchor="_Toc90901611" w:history="1">
             <w:r>
               <w:rPr>
                 <w:rStyle w:val="Hyperlink"/>
                 <w:noProof/>
               </w:rPr>
-              <w:t>ReadMe File</w:t>
+              <w:t>Finalizing a tournament</w:t>
             </w:r>
             <w:r>
               <w:rPr>
@@ -3306,7 +3510,7 @@
                 <w:noProof/>
                 <w:webHidden/>
               </w:rPr>
-              <w:instrText xml:space="preserve"> PAGEREF _Toc509165871 \h </w:instrText>
+              <w:instrText xml:space="preserve"> PAGEREF _Toc90901611 \h </w:instrText>
             </w:r>
             <w:r>
               <w:rPr>
@@ -3326,7 +3530,75 @@
                 <w:noProof/>
                 <w:webHidden/>
               </w:rPr>
-              <w:t>36</w:t>
+              <w:t>29</w:t>
+            </w:r>
+            <w:r>
+              <w:rPr>
+                <w:noProof/>
+                <w:webHidden/>
+              </w:rPr>
+              <w:fldChar w:fldCharType="end"/>
+            </w:r>
+          </w:hyperlink>
+        </w:p>
+        <w:p>
+          <w:pPr>
+            <w:pStyle w:val="TOC2"/>
+            <w:rPr>
+              <w:rFonts w:asciiTheme="minorHAnsi" w:eastAsiaTheme="minorEastAsia" w:hAnsiTheme="minorHAnsi" w:cstheme="minorBidi"/>
+              <w:noProof/>
+              <w:sz w:val="22"/>
+              <w:szCs w:val="22"/>
+            </w:rPr>
+          </w:pPr>
+          <w:hyperlink w:anchor="_Toc90901612" w:history="1">
+            <w:r>
+              <w:rPr>
+                <w:rStyle w:val="Hyperlink"/>
+                <w:noProof/>
+              </w:rPr>
+              <w:t>The Finalize Tournament window</w:t>
+            </w:r>
+            <w:r>
+              <w:rPr>
+                <w:noProof/>
+                <w:webHidden/>
+              </w:rPr>
+              <w:tab/>
+            </w:r>
+            <w:r>
+              <w:rPr>
+                <w:noProof/>
+                <w:webHidden/>
+              </w:rPr>
+              <w:fldChar w:fldCharType="begin"/>
+            </w:r>
+            <w:r>
+              <w:rPr>
+                <w:noProof/>
+                <w:webHidden/>
+              </w:rPr>
+              <w:instrText xml:space="preserve"> PAGEREF _Toc90901612 \h </w:instrText>
+            </w:r>
+            <w:r>
+              <w:rPr>
+                <w:noProof/>
+                <w:webHidden/>
+              </w:rPr>
+            </w:r>
+            <w:r>
+              <w:rPr>
+                <w:noProof/>
+                <w:webHidden/>
+              </w:rPr>
+              <w:fldChar w:fldCharType="separate"/>
+            </w:r>
+            <w:r>
+              <w:rPr>
+                <w:noProof/>
+                <w:webHidden/>
+              </w:rPr>
+              <w:t>30</w:t>
             </w:r>
             <w:r>
               <w:rPr>
@@ -3350,13 +3622,13 @@
               <w:szCs w:val="22"/>
             </w:rPr>
           </w:pPr>
-          <w:hyperlink w:anchor="_Toc509165872" w:history="1">
+          <w:hyperlink w:anchor="_Toc90901613" w:history="1">
             <w:r>
               <w:rPr>
                 <w:rStyle w:val="Hyperlink"/>
                 <w:noProof/>
               </w:rPr>
-              <w:t>Conversion Program</w:t>
+              <w:t>Tools</w:t>
             </w:r>
             <w:r>
               <w:rPr>
@@ -3377,7 +3649,7 @@
                 <w:noProof/>
                 <w:webHidden/>
               </w:rPr>
-              <w:instrText xml:space="preserve"> PAGEREF _Toc509165872 \h </w:instrText>
+              <w:instrText xml:space="preserve"> PAGEREF _Toc90901613 \h </w:instrText>
             </w:r>
             <w:r>
               <w:rPr>
@@ -3397,7 +3669,211 @@
                 <w:noProof/>
                 <w:webHidden/>
               </w:rPr>
-              <w:t>39</w:t>
+              <w:t>33</w:t>
+            </w:r>
+            <w:r>
+              <w:rPr>
+                <w:noProof/>
+                <w:webHidden/>
+              </w:rPr>
+              <w:fldChar w:fldCharType="end"/>
+            </w:r>
+          </w:hyperlink>
+        </w:p>
+        <w:p>
+          <w:pPr>
+            <w:pStyle w:val="TOC2"/>
+            <w:rPr>
+              <w:rFonts w:asciiTheme="minorHAnsi" w:eastAsiaTheme="minorEastAsia" w:hAnsiTheme="minorHAnsi" w:cstheme="minorBidi"/>
+              <w:noProof/>
+              <w:sz w:val="22"/>
+              <w:szCs w:val="22"/>
+            </w:rPr>
+          </w:pPr>
+          <w:hyperlink w:anchor="_Toc90901614" w:history="1">
+            <w:r>
+              <w:rPr>
+                <w:rStyle w:val="Hyperlink"/>
+                <w:noProof/>
+              </w:rPr>
+              <w:t>Backup Database</w:t>
+            </w:r>
+            <w:r>
+              <w:rPr>
+                <w:noProof/>
+                <w:webHidden/>
+              </w:rPr>
+              <w:tab/>
+            </w:r>
+            <w:r>
+              <w:rPr>
+                <w:noProof/>
+                <w:webHidden/>
+              </w:rPr>
+              <w:fldChar w:fldCharType="begin"/>
+            </w:r>
+            <w:r>
+              <w:rPr>
+                <w:noProof/>
+                <w:webHidden/>
+              </w:rPr>
+              <w:instrText xml:space="preserve"> PAGEREF _Toc90901614 \h </w:instrText>
+            </w:r>
+            <w:r>
+              <w:rPr>
+                <w:noProof/>
+                <w:webHidden/>
+              </w:rPr>
+            </w:r>
+            <w:r>
+              <w:rPr>
+                <w:noProof/>
+                <w:webHidden/>
+              </w:rPr>
+              <w:fldChar w:fldCharType="separate"/>
+            </w:r>
+            <w:r>
+              <w:rPr>
+                <w:noProof/>
+                <w:webHidden/>
+              </w:rPr>
+              <w:t>34</w:t>
+            </w:r>
+            <w:r>
+              <w:rPr>
+                <w:noProof/>
+                <w:webHidden/>
+              </w:rPr>
+              <w:fldChar w:fldCharType="end"/>
+            </w:r>
+          </w:hyperlink>
+        </w:p>
+        <w:p>
+          <w:pPr>
+            <w:pStyle w:val="TOC2"/>
+            <w:rPr>
+              <w:rFonts w:asciiTheme="minorHAnsi" w:eastAsiaTheme="minorEastAsia" w:hAnsiTheme="minorHAnsi" w:cstheme="minorBidi"/>
+              <w:noProof/>
+              <w:sz w:val="22"/>
+              <w:szCs w:val="22"/>
+            </w:rPr>
+          </w:pPr>
+          <w:hyperlink w:anchor="_Toc90901615" w:history="1">
+            <w:r>
+              <w:rPr>
+                <w:rStyle w:val="Hyperlink"/>
+                <w:noProof/>
+              </w:rPr>
+              <w:t>Restore Database</w:t>
+            </w:r>
+            <w:r>
+              <w:rPr>
+                <w:noProof/>
+                <w:webHidden/>
+              </w:rPr>
+              <w:tab/>
+            </w:r>
+            <w:r>
+              <w:rPr>
+                <w:noProof/>
+                <w:webHidden/>
+              </w:rPr>
+              <w:fldChar w:fldCharType="begin"/>
+            </w:r>
+            <w:r>
+              <w:rPr>
+                <w:noProof/>
+                <w:webHidden/>
+              </w:rPr>
+              <w:instrText xml:space="preserve"> PAGEREF _Toc90901615 \h </w:instrText>
+            </w:r>
+            <w:r>
+              <w:rPr>
+                <w:noProof/>
+                <w:webHidden/>
+              </w:rPr>
+            </w:r>
+            <w:r>
+              <w:rPr>
+                <w:noProof/>
+                <w:webHidden/>
+              </w:rPr>
+              <w:fldChar w:fldCharType="separate"/>
+            </w:r>
+            <w:r>
+              <w:rPr>
+                <w:noProof/>
+                <w:webHidden/>
+              </w:rPr>
+              <w:t>36</w:t>
+            </w:r>
+            <w:r>
+              <w:rPr>
+                <w:noProof/>
+                <w:webHidden/>
+              </w:rPr>
+              <w:fldChar w:fldCharType="end"/>
+            </w:r>
+          </w:hyperlink>
+        </w:p>
+        <w:p>
+          <w:pPr>
+            <w:pStyle w:val="TOC2"/>
+            <w:rPr>
+              <w:rFonts w:asciiTheme="minorHAnsi" w:eastAsiaTheme="minorEastAsia" w:hAnsiTheme="minorHAnsi" w:cstheme="minorBidi"/>
+              <w:noProof/>
+              <w:sz w:val="22"/>
+              <w:szCs w:val="22"/>
+            </w:rPr>
+          </w:pPr>
+          <w:hyperlink w:anchor="_Toc90901616" w:history="1">
+            <w:r>
+              <w:rPr>
+                <w:rStyle w:val="Hyperlink"/>
+                <w:noProof/>
+              </w:rPr>
+              <w:t>Update Inactive Members</w:t>
+            </w:r>
+            <w:r>
+              <w:rPr>
+                <w:noProof/>
+                <w:webHidden/>
+              </w:rPr>
+              <w:tab/>
+            </w:r>
+            <w:r>
+              <w:rPr>
+                <w:noProof/>
+                <w:webHidden/>
+              </w:rPr>
+              <w:fldChar w:fldCharType="begin"/>
+            </w:r>
+            <w:r>
+              <w:rPr>
+                <w:noProof/>
+                <w:webHidden/>
+              </w:rPr>
+              <w:instrText xml:space="preserve"> PAGEREF _Toc90901616 \h </w:instrText>
+            </w:r>
+            <w:r>
+              <w:rPr>
+                <w:noProof/>
+                <w:webHidden/>
+              </w:rPr>
+            </w:r>
+            <w:r>
+              <w:rPr>
+                <w:noProof/>
+                <w:webHidden/>
+              </w:rPr>
+              <w:fldChar w:fldCharType="separate"/>
+            </w:r>
+            <w:r>
+              <w:rPr>
+                <w:noProof/>
+                <w:webHidden/>
+              </w:rPr>
+              <w:t>38</w:t>
             </w:r>
             <w:r>
               <w:rPr>
@@ -3421,13 +3897,13 @@
               <w:szCs w:val="22"/>
             </w:rPr>
           </w:pPr>
-          <w:hyperlink w:anchor="_Toc509165873" w:history="1">
+          <w:hyperlink w:anchor="_Toc90901617" w:history="1">
             <w:r>
               <w:rPr>
                 <w:rStyle w:val="Hyperlink"/>
                 <w:noProof/>
               </w:rPr>
-              <w:t>General Information</w:t>
+              <w:t>Troubleshooting 9-Tap</w:t>
             </w:r>
             <w:r>
               <w:rPr>
@@ -3448,7 +3924,7 @@
                 <w:noProof/>
                 <w:webHidden/>
               </w:rPr>
-              <w:instrText xml:space="preserve"> PAGEREF _Toc509165873 \h </w:instrText>
+              <w:instrText xml:space="preserve"> PAGEREF _Toc90901617 \h </w:instrText>
             </w:r>
             <w:r>
               <w:rPr>
@@ -3468,7 +3944,7 @@
                 <w:noProof/>
                 <w:webHidden/>
               </w:rPr>
-              <w:t>41</w:t>
+              <w:t>40</w:t>
             </w:r>
             <w:r>
               <w:rPr>
@@ -3489,13 +3965,13 @@
               <w:szCs w:val="22"/>
             </w:rPr>
           </w:pPr>
-          <w:hyperlink w:anchor="_Toc509165874" w:history="1">
+          <w:hyperlink w:anchor="_Toc90901618" w:history="1">
             <w:r>
               <w:rPr>
                 <w:rStyle w:val="Hyperlink"/>
                 <w:noProof/>
               </w:rPr>
-              <w:t>Main Menu</w:t>
+              <w:t>WARNINGS:</w:t>
             </w:r>
             <w:r>
               <w:rPr>
@@ -3516,7 +3992,7 @@
                 <w:noProof/>
                 <w:webHidden/>
               </w:rPr>
-              <w:instrText xml:space="preserve"> PAGEREF _Toc509165874 \h </w:instrText>
+              <w:instrText xml:space="preserve"> PAGEREF _Toc90901618 \h </w:instrText>
             </w:r>
             <w:r>
               <w:rPr>
@@ -3536,7 +4012,7 @@
                 <w:noProof/>
                 <w:webHidden/>
               </w:rPr>
-              <w:t>41</w:t>
+              <w:t>40</w:t>
             </w:r>
             <w:r>
               <w:rPr>
@@ -3557,13 +4033,13 @@
               <w:szCs w:val="22"/>
             </w:rPr>
           </w:pPr>
-          <w:hyperlink w:anchor="_Toc509165875" w:history="1">
+          <w:hyperlink w:anchor="_Toc90901619" w:history="1">
             <w:r>
               <w:rPr>
                 <w:rStyle w:val="Hyperlink"/>
                 <w:noProof/>
               </w:rPr>
-              <w:t>Member Info</w:t>
+              <w:t>Screen “splitting” on resize</w:t>
             </w:r>
             <w:r>
               <w:rPr>
@@ -3584,7 +4060,7 @@
                 <w:noProof/>
                 <w:webHidden/>
               </w:rPr>
-              <w:instrText xml:space="preserve"> PAGEREF _Toc509165875 \h </w:instrText>
+              <w:instrText xml:space="preserve"> PAGEREF _Toc90901619 \h </w:instrText>
             </w:r>
             <w:r>
               <w:rPr>
@@ -3604,7 +4080,7 @@
                 <w:noProof/>
                 <w:webHidden/>
               </w:rPr>
-              <w:t>41</w:t>
+              <w:t>40</w:t>
             </w:r>
             <w:r>
               <w:rPr>
@@ -3625,13 +4101,13 @@
               <w:szCs w:val="22"/>
             </w:rPr>
           </w:pPr>
-          <w:hyperlink w:anchor="_Toc509165876" w:history="1">
+          <w:hyperlink w:anchor="_Toc90901620" w:history="1">
             <w:r>
               <w:rPr>
                 <w:rStyle w:val="Hyperlink"/>
                 <w:noProof/>
               </w:rPr>
-              <w:t>Member Scores</w:t>
+              <w:t>ReadMe File</w:t>
             </w:r>
             <w:r>
               <w:rPr>
@@ -3652,7 +4128,7 @@
                 <w:noProof/>
                 <w:webHidden/>
               </w:rPr>
-              <w:instrText xml:space="preserve"> PAGEREF _Toc509165876 \h </w:instrText>
+              <w:instrText xml:space="preserve"> PAGEREF _Toc90901620 \h </w:instrText>
             </w:r>
             <w:r>
               <w:rPr>
@@ -3672,7 +4148,7 @@
                 <w:noProof/>
                 <w:webHidden/>
               </w:rPr>
-              <w:t>43</w:t>
+              <w:t>42</w:t>
             </w:r>
             <w:r>
               <w:rPr>
@@ -3693,13 +4169,13 @@
               <w:szCs w:val="22"/>
             </w:rPr>
           </w:pPr>
-          <w:hyperlink w:anchor="_Toc509165877" w:history="1">
+          <w:hyperlink w:anchor="_Toc90901621" w:history="1">
             <w:r>
               <w:rPr>
                 <w:rStyle w:val="Hyperlink"/>
                 <w:noProof/>
               </w:rPr>
-              <w:t>Tools</w:t>
+              <w:t>Member Info layout shifting</w:t>
             </w:r>
             <w:r>
               <w:rPr>
@@ -3720,7 +4196,7 @@
                 <w:noProof/>
                 <w:webHidden/>
               </w:rPr>
-              <w:instrText xml:space="preserve"> PAGEREF _Toc509165877 \h </w:instrText>
+              <w:instrText xml:space="preserve"> PAGEREF _Toc90901621 \h </w:instrText>
             </w:r>
             <w:r>
               <w:rPr>
@@ -3740,211 +4216,7 @@
                 <w:noProof/>
                 <w:webHidden/>
               </w:rPr>
-              <w:t>46</w:t>
-            </w:r>
-            <w:r>
-              <w:rPr>
-                <w:noProof/>
-                <w:webHidden/>
-              </w:rPr>
-              <w:fldChar w:fldCharType="end"/>
-            </w:r>
-          </w:hyperlink>
-        </w:p>
-        <w:p>
-          <w:pPr>
-            <w:pStyle w:val="TOC2"/>
-            <w:rPr>
-              <w:rFonts w:asciiTheme="minorHAnsi" w:eastAsiaTheme="minorEastAsia" w:hAnsiTheme="minorHAnsi" w:cstheme="minorBidi"/>
-              <w:noProof/>
-              <w:sz w:val="22"/>
-              <w:szCs w:val="22"/>
-            </w:rPr>
-          </w:pPr>
-          <w:hyperlink w:anchor="_Toc509165878" w:history="1">
-            <w:r>
-              <w:rPr>
-                <w:rStyle w:val="Hyperlink"/>
-                <w:noProof/>
-              </w:rPr>
-              <w:t>About</w:t>
-            </w:r>
-            <w:r>
-              <w:rPr>
-                <w:noProof/>
-                <w:webHidden/>
-              </w:rPr>
-              <w:tab/>
-            </w:r>
-            <w:r>
-              <w:rPr>
-                <w:noProof/>
-                <w:webHidden/>
-              </w:rPr>
-              <w:fldChar w:fldCharType="begin"/>
-            </w:r>
-            <w:r>
-              <w:rPr>
-                <w:noProof/>
-                <w:webHidden/>
-              </w:rPr>
-              <w:instrText xml:space="preserve"> PAGEREF _Toc509165878 \h </w:instrText>
-            </w:r>
-            <w:r>
-              <w:rPr>
-                <w:noProof/>
-                <w:webHidden/>
-              </w:rPr>
-            </w:r>
-            <w:r>
-              <w:rPr>
-                <w:noProof/>
-                <w:webHidden/>
-              </w:rPr>
-              <w:fldChar w:fldCharType="separate"/>
-            </w:r>
-            <w:r>
-              <w:rPr>
-                <w:noProof/>
-                <w:webHidden/>
-              </w:rPr>
-              <w:t>46</w:t>
-            </w:r>
-            <w:r>
-              <w:rPr>
-                <w:noProof/>
-                <w:webHidden/>
-              </w:rPr>
-              <w:fldChar w:fldCharType="end"/>
-            </w:r>
-          </w:hyperlink>
-        </w:p>
-        <w:p>
-          <w:pPr>
-            <w:pStyle w:val="TOC2"/>
-            <w:rPr>
-              <w:rFonts w:asciiTheme="minorHAnsi" w:eastAsiaTheme="minorEastAsia" w:hAnsiTheme="minorHAnsi" w:cstheme="minorBidi"/>
-              <w:noProof/>
-              <w:sz w:val="22"/>
-              <w:szCs w:val="22"/>
-            </w:rPr>
-          </w:pPr>
-          <w:hyperlink w:anchor="_Toc509165879" w:history="1">
-            <w:r>
-              <w:rPr>
-                <w:rStyle w:val="Hyperlink"/>
-                <w:noProof/>
-              </w:rPr>
-              <w:t>Exit</w:t>
-            </w:r>
-            <w:r>
-              <w:rPr>
-                <w:noProof/>
-                <w:webHidden/>
-              </w:rPr>
-              <w:tab/>
-            </w:r>
-            <w:r>
-              <w:rPr>
-                <w:noProof/>
-                <w:webHidden/>
-              </w:rPr>
-              <w:fldChar w:fldCharType="begin"/>
-            </w:r>
-            <w:r>
-              <w:rPr>
-                <w:noProof/>
-                <w:webHidden/>
-              </w:rPr>
-              <w:instrText xml:space="preserve"> PAGEREF _Toc509165879 \h </w:instrText>
-            </w:r>
-            <w:r>
-              <w:rPr>
-                <w:noProof/>
-                <w:webHidden/>
-              </w:rPr>
-            </w:r>
-            <w:r>
-              <w:rPr>
-                <w:noProof/>
-                <w:webHidden/>
-              </w:rPr>
-              <w:fldChar w:fldCharType="separate"/>
-            </w:r>
-            <w:r>
-              <w:rPr>
-                <w:noProof/>
-                <w:webHidden/>
-              </w:rPr>
-              <w:t>46</w:t>
-            </w:r>
-            <w:r>
-              <w:rPr>
-                <w:noProof/>
-                <w:webHidden/>
-              </w:rPr>
-              <w:fldChar w:fldCharType="end"/>
-            </w:r>
-          </w:hyperlink>
-        </w:p>
-        <w:p>
-          <w:pPr>
-            <w:pStyle w:val="TOC1"/>
-            <w:tabs>
-              <w:tab w:val="right" w:leader="dot" w:pos="7910"/>
-            </w:tabs>
-            <w:rPr>
-              <w:noProof/>
-            </w:rPr>
-          </w:pPr>
-          <w:hyperlink w:anchor="_Toc509165880" w:history="1">
-            <w:r>
-              <w:rPr>
-                <w:rStyle w:val="Hyperlink"/>
-                <w:noProof/>
-              </w:rPr>
-              <w:t>Index</w:t>
-            </w:r>
-            <w:r>
-              <w:rPr>
-                <w:noProof/>
-                <w:webHidden/>
-              </w:rPr>
-              <w:tab/>
-            </w:r>
-            <w:r>
-              <w:rPr>
-                <w:noProof/>
-                <w:webHidden/>
-              </w:rPr>
-              <w:fldChar w:fldCharType="begin"/>
-            </w:r>
-            <w:r>
-              <w:rPr>
-                <w:noProof/>
-                <w:webHidden/>
-              </w:rPr>
-              <w:instrText xml:space="preserve"> PAGEREF _Toc509165880 \h </w:instrText>
-            </w:r>
-            <w:r>
-              <w:rPr>
-                <w:noProof/>
-                <w:webHidden/>
-              </w:rPr>
-            </w:r>
-            <w:r>
-              <w:rPr>
-                <w:noProof/>
-                <w:webHidden/>
-              </w:rPr>
-              <w:fldChar w:fldCharType="separate"/>
-            </w:r>
-            <w:r>
-              <w:rPr>
-                <w:noProof/>
-                <w:webHidden/>
-              </w:rPr>
-              <w:t>47</w:t>
+              <w:t>42</w:t>
             </w:r>
             <w:r>
               <w:rPr>
@@ -3968,12 +4240,684 @@
               <w:szCs w:val="22"/>
             </w:rPr>
           </w:pPr>
-          <w:r>
+          <w:hyperlink w:anchor="_Toc90901622" w:history="1">
+            <w:r>
+              <w:rPr>
+                <w:rStyle w:val="Hyperlink"/>
+                <w:noProof/>
+              </w:rPr>
+              <w:t>Conversion Program</w:t>
+            </w:r>
+            <w:r>
+              <w:rPr>
+                <w:noProof/>
+                <w:webHidden/>
+              </w:rPr>
+              <w:tab/>
+            </w:r>
+            <w:r>
+              <w:rPr>
+                <w:noProof/>
+                <w:webHidden/>
+              </w:rPr>
+              <w:fldChar w:fldCharType="begin"/>
+            </w:r>
+            <w:r>
+              <w:rPr>
+                <w:noProof/>
+                <w:webHidden/>
+              </w:rPr>
+              <w:instrText xml:space="preserve"> PAGEREF _Toc90901622 \h </w:instrText>
+            </w:r>
+            <w:r>
+              <w:rPr>
+                <w:noProof/>
+                <w:webHidden/>
+              </w:rPr>
+            </w:r>
+            <w:r>
+              <w:rPr>
+                <w:noProof/>
+                <w:webHidden/>
+              </w:rPr>
+              <w:fldChar w:fldCharType="separate"/>
+            </w:r>
+            <w:r>
+              <w:rPr>
+                <w:noProof/>
+                <w:webHidden/>
+              </w:rPr>
+              <w:t>45</w:t>
+            </w:r>
+            <w:r>
+              <w:rPr>
+                <w:noProof/>
+                <w:webHidden/>
+              </w:rPr>
+              <w:fldChar w:fldCharType="end"/>
+            </w:r>
+          </w:hyperlink>
+        </w:p>
+        <w:p>
+          <w:pPr>
+            <w:pStyle w:val="TOC1"/>
+            <w:tabs>
+              <w:tab w:val="right" w:leader="dot" w:pos="7910"/>
+            </w:tabs>
             <w:rPr>
+              <w:rFonts w:asciiTheme="minorHAnsi" w:eastAsiaTheme="minorEastAsia" w:hAnsiTheme="minorHAnsi" w:cstheme="minorBidi"/>
               <w:noProof/>
+              <w:sz w:val="22"/>
+              <w:szCs w:val="22"/>
             </w:rPr>
-            <w:t>Glossary …………………………………………………………40</w:t>
-          </w:r>
+          </w:pPr>
+          <w:hyperlink w:anchor="_Toc90901623" w:history="1">
+            <w:r>
+              <w:rPr>
+                <w:rStyle w:val="Hyperlink"/>
+                <w:noProof/>
+              </w:rPr>
+              <w:t>General Information</w:t>
+            </w:r>
+            <w:r>
+              <w:rPr>
+                <w:noProof/>
+                <w:webHidden/>
+              </w:rPr>
+              <w:tab/>
+            </w:r>
+            <w:r>
+              <w:rPr>
+                <w:noProof/>
+                <w:webHidden/>
+              </w:rPr>
+              <w:fldChar w:fldCharType="begin"/>
+            </w:r>
+            <w:r>
+              <w:rPr>
+                <w:noProof/>
+                <w:webHidden/>
+              </w:rPr>
+              <w:instrText xml:space="preserve"> PAGEREF _Toc90901623 \h </w:instrText>
+            </w:r>
+            <w:r>
+              <w:rPr>
+                <w:noProof/>
+                <w:webHidden/>
+              </w:rPr>
+            </w:r>
+            <w:r>
+              <w:rPr>
+                <w:noProof/>
+                <w:webHidden/>
+              </w:rPr>
+              <w:fldChar w:fldCharType="separate"/>
+            </w:r>
+            <w:r>
+              <w:rPr>
+                <w:noProof/>
+                <w:webHidden/>
+              </w:rPr>
+              <w:t>47</w:t>
+            </w:r>
+            <w:r>
+              <w:rPr>
+                <w:noProof/>
+                <w:webHidden/>
+              </w:rPr>
+              <w:fldChar w:fldCharType="end"/>
+            </w:r>
+          </w:hyperlink>
+        </w:p>
+        <w:p>
+          <w:pPr>
+            <w:pStyle w:val="TOC2"/>
+            <w:rPr>
+              <w:rFonts w:asciiTheme="minorHAnsi" w:eastAsiaTheme="minorEastAsia" w:hAnsiTheme="minorHAnsi" w:cstheme="minorBidi"/>
+              <w:noProof/>
+              <w:sz w:val="22"/>
+              <w:szCs w:val="22"/>
+            </w:rPr>
+          </w:pPr>
+          <w:hyperlink w:anchor="_Toc90901624" w:history="1">
+            <w:r>
+              <w:rPr>
+                <w:rStyle w:val="Hyperlink"/>
+                <w:noProof/>
+              </w:rPr>
+              <w:t>Main Menu</w:t>
+            </w:r>
+            <w:r>
+              <w:rPr>
+                <w:noProof/>
+                <w:webHidden/>
+              </w:rPr>
+              <w:tab/>
+            </w:r>
+            <w:r>
+              <w:rPr>
+                <w:noProof/>
+                <w:webHidden/>
+              </w:rPr>
+              <w:fldChar w:fldCharType="begin"/>
+            </w:r>
+            <w:r>
+              <w:rPr>
+                <w:noProof/>
+                <w:webHidden/>
+              </w:rPr>
+              <w:instrText xml:space="preserve"> PAGEREF _Toc90901624 \h </w:instrText>
+            </w:r>
+            <w:r>
+              <w:rPr>
+                <w:noProof/>
+                <w:webHidden/>
+              </w:rPr>
+            </w:r>
+            <w:r>
+              <w:rPr>
+                <w:noProof/>
+                <w:webHidden/>
+              </w:rPr>
+              <w:fldChar w:fldCharType="separate"/>
+            </w:r>
+            <w:r>
+              <w:rPr>
+                <w:noProof/>
+                <w:webHidden/>
+              </w:rPr>
+              <w:t>47</w:t>
+            </w:r>
+            <w:r>
+              <w:rPr>
+                <w:noProof/>
+                <w:webHidden/>
+              </w:rPr>
+              <w:fldChar w:fldCharType="end"/>
+            </w:r>
+          </w:hyperlink>
+        </w:p>
+        <w:p>
+          <w:pPr>
+            <w:pStyle w:val="TOC2"/>
+            <w:rPr>
+              <w:rFonts w:asciiTheme="minorHAnsi" w:eastAsiaTheme="minorEastAsia" w:hAnsiTheme="minorHAnsi" w:cstheme="minorBidi"/>
+              <w:noProof/>
+              <w:sz w:val="22"/>
+              <w:szCs w:val="22"/>
+            </w:rPr>
+          </w:pPr>
+          <w:hyperlink w:anchor="_Toc90901625" w:history="1">
+            <w:r>
+              <w:rPr>
+                <w:rStyle w:val="Hyperlink"/>
+                <w:noProof/>
+              </w:rPr>
+              <w:t>Member Info</w:t>
+            </w:r>
+            <w:r>
+              <w:rPr>
+                <w:noProof/>
+                <w:webHidden/>
+              </w:rPr>
+              <w:tab/>
+            </w:r>
+            <w:r>
+              <w:rPr>
+                <w:noProof/>
+                <w:webHidden/>
+              </w:rPr>
+              <w:fldChar w:fldCharType="begin"/>
+            </w:r>
+            <w:r>
+              <w:rPr>
+                <w:noProof/>
+                <w:webHidden/>
+              </w:rPr>
+              <w:instrText xml:space="preserve"> PAGEREF _Toc90901625 \h </w:instrText>
+            </w:r>
+            <w:r>
+              <w:rPr>
+                <w:noProof/>
+                <w:webHidden/>
+              </w:rPr>
+            </w:r>
+            <w:r>
+              <w:rPr>
+                <w:noProof/>
+                <w:webHidden/>
+              </w:rPr>
+              <w:fldChar w:fldCharType="separate"/>
+            </w:r>
+            <w:r>
+              <w:rPr>
+                <w:noProof/>
+                <w:webHidden/>
+              </w:rPr>
+              <w:t>47</w:t>
+            </w:r>
+            <w:r>
+              <w:rPr>
+                <w:noProof/>
+                <w:webHidden/>
+              </w:rPr>
+              <w:fldChar w:fldCharType="end"/>
+            </w:r>
+          </w:hyperlink>
+        </w:p>
+        <w:p>
+          <w:pPr>
+            <w:pStyle w:val="TOC2"/>
+            <w:rPr>
+              <w:rFonts w:asciiTheme="minorHAnsi" w:eastAsiaTheme="minorEastAsia" w:hAnsiTheme="minorHAnsi" w:cstheme="minorBidi"/>
+              <w:noProof/>
+              <w:sz w:val="22"/>
+              <w:szCs w:val="22"/>
+            </w:rPr>
+          </w:pPr>
+          <w:hyperlink w:anchor="_Toc90901626" w:history="1">
+            <w:r>
+              <w:rPr>
+                <w:rStyle w:val="Hyperlink"/>
+                <w:noProof/>
+              </w:rPr>
+              <w:t>Member Scores</w:t>
+            </w:r>
+            <w:r>
+              <w:rPr>
+                <w:noProof/>
+                <w:webHidden/>
+              </w:rPr>
+              <w:tab/>
+            </w:r>
+            <w:r>
+              <w:rPr>
+                <w:noProof/>
+                <w:webHidden/>
+              </w:rPr>
+              <w:fldChar w:fldCharType="begin"/>
+            </w:r>
+            <w:r>
+              <w:rPr>
+                <w:noProof/>
+                <w:webHidden/>
+              </w:rPr>
+              <w:instrText xml:space="preserve"> PAGEREF _Toc90901626 \h </w:instrText>
+            </w:r>
+            <w:r>
+              <w:rPr>
+                <w:noProof/>
+                <w:webHidden/>
+              </w:rPr>
+            </w:r>
+            <w:r>
+              <w:rPr>
+                <w:noProof/>
+                <w:webHidden/>
+              </w:rPr>
+              <w:fldChar w:fldCharType="separate"/>
+            </w:r>
+            <w:r>
+              <w:rPr>
+                <w:noProof/>
+                <w:webHidden/>
+              </w:rPr>
+              <w:t>49</w:t>
+            </w:r>
+            <w:r>
+              <w:rPr>
+                <w:noProof/>
+                <w:webHidden/>
+              </w:rPr>
+              <w:fldChar w:fldCharType="end"/>
+            </w:r>
+          </w:hyperlink>
+        </w:p>
+        <w:p>
+          <w:pPr>
+            <w:pStyle w:val="TOC2"/>
+            <w:rPr>
+              <w:rFonts w:asciiTheme="minorHAnsi" w:eastAsiaTheme="minorEastAsia" w:hAnsiTheme="minorHAnsi" w:cstheme="minorBidi"/>
+              <w:noProof/>
+              <w:sz w:val="22"/>
+              <w:szCs w:val="22"/>
+            </w:rPr>
+          </w:pPr>
+          <w:hyperlink w:anchor="_Toc90901627" w:history="1">
+            <w:r>
+              <w:rPr>
+                <w:rStyle w:val="Hyperlink"/>
+                <w:noProof/>
+              </w:rPr>
+              <w:t>Tools</w:t>
+            </w:r>
+            <w:r>
+              <w:rPr>
+                <w:noProof/>
+                <w:webHidden/>
+              </w:rPr>
+              <w:tab/>
+            </w:r>
+            <w:r>
+              <w:rPr>
+                <w:noProof/>
+                <w:webHidden/>
+              </w:rPr>
+              <w:fldChar w:fldCharType="begin"/>
+            </w:r>
+            <w:r>
+              <w:rPr>
+                <w:noProof/>
+                <w:webHidden/>
+              </w:rPr>
+              <w:instrText xml:space="preserve"> PAGEREF _Toc90901627 \h </w:instrText>
+            </w:r>
+            <w:r>
+              <w:rPr>
+                <w:noProof/>
+                <w:webHidden/>
+              </w:rPr>
+            </w:r>
+            <w:r>
+              <w:rPr>
+                <w:noProof/>
+                <w:webHidden/>
+              </w:rPr>
+              <w:fldChar w:fldCharType="separate"/>
+            </w:r>
+            <w:r>
+              <w:rPr>
+                <w:noProof/>
+                <w:webHidden/>
+              </w:rPr>
+              <w:t>52</w:t>
+            </w:r>
+            <w:r>
+              <w:rPr>
+                <w:noProof/>
+                <w:webHidden/>
+              </w:rPr>
+              <w:fldChar w:fldCharType="end"/>
+            </w:r>
+          </w:hyperlink>
+        </w:p>
+        <w:p>
+          <w:pPr>
+            <w:pStyle w:val="TOC2"/>
+            <w:rPr>
+              <w:rFonts w:asciiTheme="minorHAnsi" w:eastAsiaTheme="minorEastAsia" w:hAnsiTheme="minorHAnsi" w:cstheme="minorBidi"/>
+              <w:noProof/>
+              <w:sz w:val="22"/>
+              <w:szCs w:val="22"/>
+            </w:rPr>
+          </w:pPr>
+          <w:hyperlink w:anchor="_Toc90901628" w:history="1">
+            <w:r>
+              <w:rPr>
+                <w:rStyle w:val="Hyperlink"/>
+                <w:noProof/>
+              </w:rPr>
+              <w:t>About</w:t>
+            </w:r>
+            <w:r>
+              <w:rPr>
+                <w:noProof/>
+                <w:webHidden/>
+              </w:rPr>
+              <w:tab/>
+            </w:r>
+            <w:r>
+              <w:rPr>
+                <w:noProof/>
+                <w:webHidden/>
+              </w:rPr>
+              <w:fldChar w:fldCharType="begin"/>
+            </w:r>
+            <w:r>
+              <w:rPr>
+                <w:noProof/>
+                <w:webHidden/>
+              </w:rPr>
+              <w:instrText xml:space="preserve"> PAGEREF _Toc90901628 \h </w:instrText>
+            </w:r>
+            <w:r>
+              <w:rPr>
+                <w:noProof/>
+                <w:webHidden/>
+              </w:rPr>
+            </w:r>
+            <w:r>
+              <w:rPr>
+                <w:noProof/>
+                <w:webHidden/>
+              </w:rPr>
+              <w:fldChar w:fldCharType="separate"/>
+            </w:r>
+            <w:r>
+              <w:rPr>
+                <w:noProof/>
+                <w:webHidden/>
+              </w:rPr>
+              <w:t>52</w:t>
+            </w:r>
+            <w:r>
+              <w:rPr>
+                <w:noProof/>
+                <w:webHidden/>
+              </w:rPr>
+              <w:fldChar w:fldCharType="end"/>
+            </w:r>
+          </w:hyperlink>
+        </w:p>
+        <w:p>
+          <w:pPr>
+            <w:pStyle w:val="TOC2"/>
+            <w:rPr>
+              <w:rFonts w:asciiTheme="minorHAnsi" w:eastAsiaTheme="minorEastAsia" w:hAnsiTheme="minorHAnsi" w:cstheme="minorBidi"/>
+              <w:noProof/>
+              <w:sz w:val="22"/>
+              <w:szCs w:val="22"/>
+            </w:rPr>
+          </w:pPr>
+          <w:hyperlink w:anchor="_Toc90901629" w:history="1">
+            <w:r>
+              <w:rPr>
+                <w:rStyle w:val="Hyperlink"/>
+                <w:noProof/>
+              </w:rPr>
+              <w:t>Exit</w:t>
+            </w:r>
+            <w:r>
+              <w:rPr>
+                <w:noProof/>
+                <w:webHidden/>
+              </w:rPr>
+              <w:tab/>
+            </w:r>
+            <w:r>
+              <w:rPr>
+                <w:noProof/>
+                <w:webHidden/>
+              </w:rPr>
+              <w:fldChar w:fldCharType="begin"/>
+            </w:r>
+            <w:r>
+              <w:rPr>
+                <w:noProof/>
+                <w:webHidden/>
+              </w:rPr>
+              <w:instrText xml:space="preserve"> PAGEREF _Toc90901629 \h </w:instrText>
+            </w:r>
+            <w:r>
+              <w:rPr>
+                <w:noProof/>
+                <w:webHidden/>
+              </w:rPr>
+            </w:r>
+            <w:r>
+              <w:rPr>
+                <w:noProof/>
+                <w:webHidden/>
+              </w:rPr>
+              <w:fldChar w:fldCharType="separate"/>
+            </w:r>
+            <w:r>
+              <w:rPr>
+                <w:noProof/>
+                <w:webHidden/>
+              </w:rPr>
+              <w:t>52</w:t>
+            </w:r>
+            <w:r>
+              <w:rPr>
+                <w:noProof/>
+                <w:webHidden/>
+              </w:rPr>
+              <w:fldChar w:fldCharType="end"/>
+            </w:r>
+          </w:hyperlink>
+        </w:p>
+        <w:p>
+          <w:pPr>
+            <w:pStyle w:val="TOC1"/>
+            <w:tabs>
+              <w:tab w:val="right" w:leader="dot" w:pos="7910"/>
+            </w:tabs>
+            <w:rPr>
+              <w:rFonts w:asciiTheme="minorHAnsi" w:eastAsiaTheme="minorEastAsia" w:hAnsiTheme="minorHAnsi" w:cstheme="minorBidi"/>
+              <w:noProof/>
+              <w:sz w:val="22"/>
+              <w:szCs w:val="22"/>
+            </w:rPr>
+          </w:pPr>
+          <w:hyperlink w:anchor="_Toc90901630" w:history="1">
+            <w:r>
+              <w:rPr>
+                <w:rStyle w:val="Hyperlink"/>
+                <w:noProof/>
+              </w:rPr>
+              <w:t>Index</w:t>
+            </w:r>
+            <w:r>
+              <w:rPr>
+                <w:noProof/>
+                <w:webHidden/>
+              </w:rPr>
+              <w:tab/>
+            </w:r>
+            <w:r>
+              <w:rPr>
+                <w:noProof/>
+                <w:webHidden/>
+              </w:rPr>
+              <w:fldChar w:fldCharType="begin"/>
+            </w:r>
+            <w:r>
+              <w:rPr>
+                <w:noProof/>
+                <w:webHidden/>
+              </w:rPr>
+              <w:instrText xml:space="preserve"> PAGEREF _Toc90901630 \h </w:instrText>
+            </w:r>
+            <w:r>
+              <w:rPr>
+                <w:noProof/>
+                <w:webHidden/>
+              </w:rPr>
+            </w:r>
+            <w:r>
+              <w:rPr>
+                <w:noProof/>
+                <w:webHidden/>
+              </w:rPr>
+              <w:fldChar w:fldCharType="separate"/>
+            </w:r>
+            <w:r>
+              <w:rPr>
+                <w:noProof/>
+                <w:webHidden/>
+              </w:rPr>
+              <w:t>53</w:t>
+            </w:r>
+            <w:r>
+              <w:rPr>
+                <w:noProof/>
+                <w:webHidden/>
+              </w:rPr>
+              <w:fldChar w:fldCharType="end"/>
+            </w:r>
+          </w:hyperlink>
+        </w:p>
+        <w:p>
+          <w:pPr>
+            <w:pStyle w:val="TOC1"/>
+            <w:tabs>
+              <w:tab w:val="right" w:leader="dot" w:pos="7910"/>
+            </w:tabs>
+            <w:rPr>
+              <w:rFonts w:asciiTheme="minorHAnsi" w:eastAsiaTheme="minorEastAsia" w:hAnsiTheme="minorHAnsi" w:cstheme="minorBidi"/>
+              <w:noProof/>
+              <w:sz w:val="22"/>
+              <w:szCs w:val="22"/>
+            </w:rPr>
+          </w:pPr>
+          <w:hyperlink w:anchor="_Toc90901631" w:history="1">
+            <w:r>
+              <w:rPr>
+                <w:rStyle w:val="Hyperlink"/>
+                <w:noProof/>
+              </w:rPr>
+              <w:t>Glossary</w:t>
+            </w:r>
+            <w:r>
+              <w:rPr>
+                <w:noProof/>
+                <w:webHidden/>
+              </w:rPr>
+              <w:tab/>
+            </w:r>
+            <w:r>
+              <w:rPr>
+                <w:noProof/>
+                <w:webHidden/>
+              </w:rPr>
+              <w:fldChar w:fldCharType="begin"/>
+            </w:r>
+            <w:r>
+              <w:rPr>
+                <w:noProof/>
+                <w:webHidden/>
+              </w:rPr>
+              <w:instrText xml:space="preserve"> PAGEREF _Toc90901631 \h </w:instrText>
+            </w:r>
+            <w:r>
+              <w:rPr>
+                <w:noProof/>
+                <w:webHidden/>
+              </w:rPr>
+            </w:r>
+            <w:r>
+              <w:rPr>
+                <w:noProof/>
+                <w:webHidden/>
+              </w:rPr>
+              <w:fldChar w:fldCharType="separate"/>
+            </w:r>
+            <w:r>
+              <w:rPr>
+                <w:noProof/>
+                <w:webHidden/>
+              </w:rPr>
+              <w:t>54</w:t>
+            </w:r>
+            <w:r>
+              <w:rPr>
+                <w:noProof/>
+                <w:webHidden/>
+              </w:rPr>
+              <w:fldChar w:fldCharType="end"/>
+            </w:r>
+          </w:hyperlink>
         </w:p>
         <w:p>
           <w:r>
@@ -4066,7 +5010,7 @@
       <w:pPr>
         <w:pStyle w:val="Heading1"/>
       </w:pPr>
-      <w:bookmarkStart w:id="0" w:name="_Toc509165828"/>
+      <w:bookmarkStart w:id="0" w:name="_Toc90901566"/>
       <w:r>
         <w:lastRenderedPageBreak/>
         <w:t>About</w:t>
@@ -4248,19 +5192,33 @@
         <w:rPr>
           <w:spacing w:val="-5"/>
         </w:rPr>
-        <w:t xml:space="preserve">First place and prize fund moneys are based on the number of entries and will vary depending on where you bowl. Special Added money &amp; Quarterly tournaments will pay higher amounts. Regional or National tournaments (in </w:t>
-      </w:r>
+        <w:t xml:space="preserve">First place and prize fund moneys are based on the number of entries and will vary depending on where you bowl. Special Added money &amp; Quarterly tournaments will pay higher amounts. </w:t>
+      </w:r>
+      <w:proofErr w:type="gramStart"/>
       <w:r>
         <w:rPr>
           <w:spacing w:val="-5"/>
         </w:rPr>
+        <w:t xml:space="preserve">Regional or National tournaments (in </w:t>
+      </w:r>
+      <w:r>
+        <w:rPr>
+          <w:spacing w:val="-5"/>
+        </w:rPr>
         <w:t>9-Tap</w:t>
       </w:r>
       <w:r>
         <w:rPr>
           <w:spacing w:val="-5"/>
         </w:rPr>
-        <w:t>'s future), will have much higher amounts.</w:t>
+        <w:t>'s future),</w:t>
+      </w:r>
+      <w:proofErr w:type="gramEnd"/>
+      <w:r>
+        <w:rPr>
+          <w:spacing w:val="-5"/>
+        </w:rPr>
+        <w:t xml:space="preserve"> will have much higher amounts.</w:t>
       </w:r>
     </w:p>
     <w:p>
@@ -4276,19 +5234,47 @@
         <w:rPr>
           <w:spacing w:val="-5"/>
         </w:rPr>
-        <w:t xml:space="preserve">Our goal is to provide an enjoyable experience for all of our members, with a fair opportunity for both low and higher average bowlers. </w:t>
-      </w:r>
+        <w:t xml:space="preserve">Our goal is to provide an enjoyable experience for </w:t>
+      </w:r>
+      <w:proofErr w:type="gramStart"/>
       <w:r>
         <w:rPr>
           <w:spacing w:val="-5"/>
         </w:rPr>
+        <w:t>all of</w:t>
+      </w:r>
+      <w:proofErr w:type="gramEnd"/>
+      <w:r>
+        <w:rPr>
+          <w:spacing w:val="-5"/>
+        </w:rPr>
+        <w:t xml:space="preserve"> our members, with a fair opportunity for both low and higher average bowlers. </w:t>
+      </w:r>
+      <w:r>
+        <w:rPr>
+          <w:spacing w:val="-5"/>
+        </w:rPr>
         <w:t>9-Tap</w:t>
       </w:r>
       <w:r>
         <w:rPr>
           <w:spacing w:val="-5"/>
         </w:rPr>
-        <w:t xml:space="preserve"> TOUR INC appreciates your participation. We hope you will enjoy our tournaments and if you do please refer us to other bowlers. We ask for, and welcome comments and suggestions.</w:t>
+        <w:t xml:space="preserve"> TOUR INC appreciates your participation. We hope you will enjoy our tournaments and if you </w:t>
+      </w:r>
+      <w:proofErr w:type="gramStart"/>
+      <w:r>
+        <w:rPr>
+          <w:spacing w:val="-5"/>
+        </w:rPr>
+        <w:t>do</w:t>
+      </w:r>
+      <w:proofErr w:type="gramEnd"/>
+      <w:r>
+        <w:rPr>
+          <w:spacing w:val="-5"/>
+        </w:rPr>
+        <w:t xml:space="preserve"> please refer us to other bowlers. We ask for, and welcome comments and suggestions.</w:t>
       </w:r>
     </w:p>
     <w:p>
@@ -4377,7 +5363,7 @@
         </w:rPr>
       </w:pPr>
       <w:bookmarkStart w:id="1" w:name="_Toc508882989"/>
-      <w:bookmarkStart w:id="2" w:name="_Toc509165829"/>
+      <w:bookmarkStart w:id="2" w:name="_Toc90901567"/>
       <w:r>
         <w:rPr>
           <w:szCs w:val="20"/>
@@ -4421,13 +5407,12 @@
           <w:szCs w:val="40"/>
         </w:rPr>
       </w:pPr>
-      <w:bookmarkStart w:id="3" w:name="_Toc509165830"/>
+      <w:bookmarkStart w:id="3" w:name="_Toc90901568"/>
       <w:r>
         <w:rPr>
           <w:sz w:val="40"/>
           <w:szCs w:val="40"/>
         </w:rPr>
-        <w:lastRenderedPageBreak/>
         <w:t>What is</w:t>
       </w:r>
       <w:r>
@@ -4534,27 +5519,14 @@
       <w:r>
         <w:t xml:space="preserve">Figure </w:t>
       </w:r>
-      <w:r>
-        <w:fldChar w:fldCharType="begin"/>
-      </w:r>
-      <w:r>
-        <w:instrText xml:space="preserve"> SEQ Figure \* ARABIC </w:instrText>
-      </w:r>
-      <w:r>
-        <w:fldChar w:fldCharType="separate"/>
-      </w:r>
-      <w:r>
-        <w:rPr>
-          <w:noProof/>
-        </w:rPr>
-        <w:t>1</w:t>
-      </w:r>
-      <w:r>
-        <w:rPr>
-          <w:noProof/>
-        </w:rPr>
-        <w:fldChar w:fldCharType="end"/>
-      </w:r>
+      <w:fldSimple w:instr=" SEQ Figure \* ARABIC ">
+        <w:r>
+          <w:rPr>
+            <w:noProof/>
+          </w:rPr>
+          <w:t>1</w:t>
+        </w:r>
+      </w:fldSimple>
       <w:r>
         <w:t xml:space="preserve">: </w:t>
       </w:r>
@@ -4631,9 +5603,8 @@
       <w:pPr>
         <w:pStyle w:val="Heading2"/>
       </w:pPr>
-      <w:bookmarkStart w:id="4" w:name="_Toc509165831"/>
-      <w:r>
-        <w:lastRenderedPageBreak/>
+      <w:bookmarkStart w:id="4" w:name="_Toc90901569"/>
+      <w:r>
         <w:t>A good place to start</w:t>
       </w:r>
       <w:bookmarkEnd w:id="4"/>
@@ -4642,7 +5613,7 @@
       <w:pPr>
         <w:pStyle w:val="Heading3"/>
       </w:pPr>
-      <w:bookmarkStart w:id="5" w:name="_Toc509165832"/>
+      <w:bookmarkStart w:id="5" w:name="_Toc90901570"/>
       <w:r>
         <w:t>Quick start</w:t>
       </w:r>
@@ -4709,7 +5680,7 @@
       <w:pPr>
         <w:pStyle w:val="Heading3"/>
       </w:pPr>
-      <w:bookmarkStart w:id="6" w:name="_Toc509165833"/>
+      <w:bookmarkStart w:id="6" w:name="_Toc90901571"/>
       <w:r>
         <w:t>Troubleshooting</w:t>
       </w:r>
@@ -4773,7 +5744,7 @@
       <w:pPr>
         <w:pStyle w:val="Heading2"/>
       </w:pPr>
-      <w:bookmarkStart w:id="7" w:name="_Toc509165834"/>
+      <w:bookmarkStart w:id="7" w:name="_Toc90901572"/>
       <w:r>
         <w:t xml:space="preserve">Menus </w:t>
       </w:r>
@@ -4861,7 +5832,15 @@
         <w:pStyle w:val="BodyText"/>
       </w:pPr>
       <w:r>
-        <w:t xml:space="preserve">An in depth explanation of the program menus can be found </w:t>
+        <w:t xml:space="preserve">An </w:t>
+      </w:r>
+      <w:proofErr w:type="gramStart"/>
+      <w:r>
+        <w:t>in depth</w:t>
+      </w:r>
+      <w:proofErr w:type="gramEnd"/>
+      <w:r>
+        <w:t xml:space="preserve"> explanation of the program menus can be found </w:t>
       </w:r>
       <w:r>
         <w:t xml:space="preserve">starting </w:t>
@@ -4983,7 +5962,7 @@
       <w:pPr>
         <w:pStyle w:val="Heading1"/>
       </w:pPr>
-      <w:bookmarkStart w:id="8" w:name="_Toc509165835"/>
+      <w:bookmarkStart w:id="8" w:name="_Toc90901573"/>
       <w:r>
         <w:lastRenderedPageBreak/>
         <w:t>Quick Start</w:t>
@@ -5058,7 +6037,7 @@
       <w:pPr>
         <w:pStyle w:val="Heading2"/>
       </w:pPr>
-      <w:bookmarkStart w:id="9" w:name="_Toc509165836"/>
+      <w:bookmarkStart w:id="9" w:name="_Toc90901574"/>
       <w:r>
         <w:t>What are the system requirements</w:t>
       </w:r>
@@ -5152,7 +6131,7 @@
       <w:pPr>
         <w:pStyle w:val="Heading2"/>
       </w:pPr>
-      <w:bookmarkStart w:id="10" w:name="_Toc509165837"/>
+      <w:bookmarkStart w:id="10" w:name="_Toc90901575"/>
       <w:r>
         <w:t xml:space="preserve">How do I install </w:t>
       </w:r>
@@ -5315,7 +6294,15 @@
         <w:t>se another. If you don’t want a Start Menu folder to be created</w:t>
       </w:r>
       <w:r>
-        <w:t xml:space="preserve"> check the box “Do Not Create A </w:t>
+        <w:t xml:space="preserve"> check the box “Do Not Create </w:t>
+      </w:r>
+      <w:proofErr w:type="gramStart"/>
+      <w:r>
+        <w:t>A</w:t>
+      </w:r>
+      <w:proofErr w:type="gramEnd"/>
+      <w:r>
+        <w:t xml:space="preserve"> </w:t>
       </w:r>
       <w:r>
         <w:t>Start Menu Folder”. Once you are satisfied with your selection click the “Next” button to continue.</w:t>
@@ -5367,7 +6354,7 @@
       <w:pPr>
         <w:pStyle w:val="Heading2"/>
       </w:pPr>
-      <w:bookmarkStart w:id="11" w:name="_Toc509165838"/>
+      <w:bookmarkStart w:id="11" w:name="_Toc90901576"/>
       <w:r>
         <w:lastRenderedPageBreak/>
         <w:t xml:space="preserve">How do I Launch </w:t>
@@ -5407,7 +6394,7 @@
       <w:pPr>
         <w:pStyle w:val="Heading2"/>
       </w:pPr>
-      <w:bookmarkStart w:id="12" w:name="_Toc509165839"/>
+      <w:bookmarkStart w:id="12" w:name="_Toc90901577"/>
       <w:r>
         <w:t>How do I import existing</w:t>
       </w:r>
@@ -5511,7 +6498,7 @@
       <w:pPr>
         <w:pStyle w:val="Heading2"/>
       </w:pPr>
-      <w:bookmarkStart w:id="13" w:name="_Toc509165840"/>
+      <w:bookmarkStart w:id="13" w:name="_Toc90901578"/>
       <w:r>
         <w:t>How do I enter a new player?</w:t>
       </w:r>
@@ -5593,7 +6580,7 @@
       <w:pPr>
         <w:pStyle w:val="Heading2"/>
       </w:pPr>
-      <w:bookmarkStart w:id="14" w:name="_Toc509165841"/>
+      <w:bookmarkStart w:id="14" w:name="_Toc90901579"/>
       <w:r>
         <w:t>How do I create a tournament?</w:t>
       </w:r>
@@ -5723,14 +6710,22 @@
         <w:t xml:space="preserve">onsors field. </w:t>
       </w:r>
       <w:r>
-        <w:t>If appropriate, check the 3 out of 4 box. Enter the number of squads in the Number of Squads field. If needed enter notes on the tournament in the Notes field. Double check your information, then click “Create Tournament”.</w:t>
+        <w:t xml:space="preserve">If appropriate, check the 3 out of 4 </w:t>
+      </w:r>
+      <w:proofErr w:type="gramStart"/>
+      <w:r>
+        <w:t>box</w:t>
+      </w:r>
+      <w:proofErr w:type="gramEnd"/>
+      <w:r>
+        <w:t>. Enter the number of squads in the Number of Squads field. If needed enter notes on the tournament in the Notes field. Double check your information, then click “Create Tournament”.</w:t>
       </w:r>
     </w:p>
     <w:p>
       <w:pPr>
         <w:pStyle w:val="Heading2"/>
       </w:pPr>
-      <w:bookmarkStart w:id="15" w:name="_Toc509165842"/>
+      <w:bookmarkStart w:id="15" w:name="_Toc90901580"/>
       <w:r>
         <w:t>How do I enter a bowler’s scores?</w:t>
       </w:r>
@@ -5967,7 +6962,7 @@
           <w:szCs w:val="32"/>
         </w:rPr>
       </w:pPr>
-      <w:bookmarkStart w:id="16" w:name="_Toc509165843"/>
+      <w:bookmarkStart w:id="16" w:name="_Toc90901581"/>
       <w:r>
         <w:rPr>
           <w:szCs w:val="32"/>
@@ -6159,30 +7154,14 @@
       <w:r>
         <w:t xml:space="preserve">Figure </w:t>
       </w:r>
-      <w:r>
-        <w:fldChar w:fldCharType="begin"/>
-      </w:r>
-      <w:r>
-        <w:instrText xml:space="preserve"> SEQ Fi</w:instrText>
-      </w:r>
-      <w:r>
-        <w:instrText xml:space="preserve">gure \* ARABIC </w:instrText>
-      </w:r>
-      <w:r>
-        <w:fldChar w:fldCharType="separate"/>
-      </w:r>
-      <w:r>
-        <w:rPr>
-          <w:noProof/>
-        </w:rPr>
-        <w:t>2</w:t>
-      </w:r>
-      <w:r>
-        <w:rPr>
-          <w:noProof/>
-        </w:rPr>
-        <w:fldChar w:fldCharType="end"/>
-      </w:r>
+      <w:fldSimple w:instr=" SEQ Figure \* ARABIC ">
+        <w:r>
+          <w:rPr>
+            <w:noProof/>
+          </w:rPr>
+          <w:t>2</w:t>
+        </w:r>
+      </w:fldSimple>
       <w:r>
         <w:t>: Main Menu</w:t>
       </w:r>
@@ -6247,9 +7226,11 @@
       <w:pPr>
         <w:pStyle w:val="Heading2"/>
       </w:pPr>
+      <w:bookmarkStart w:id="17" w:name="_Toc90901582"/>
       <w:r>
         <w:t>Regions</w:t>
       </w:r>
+      <w:bookmarkEnd w:id="17"/>
     </w:p>
     <w:p>
       <w:pPr>
@@ -6280,7 +7261,15 @@
         <w:t xml:space="preserve"> expands more regio</w:t>
       </w:r>
       <w:r>
-        <w:t>ns may be added to the program. A region can be added to the program by clicking the Add Region button. This will open a window for the region’s name to be entered into.</w:t>
+        <w:t xml:space="preserve">ns may be added to the program. A region can be added to the program by clicking the Add Region button. This will open a window for the region’s name to be </w:t>
+      </w:r>
+      <w:proofErr w:type="gramStart"/>
+      <w:r>
+        <w:t>entered into</w:t>
+      </w:r>
+      <w:proofErr w:type="gramEnd"/>
+      <w:r>
+        <w:t>.</w:t>
       </w:r>
       <w:r>
         <w:t xml:space="preserve"> Pressing the Submit button in this window will add the r</w:t>
@@ -6316,8 +7305,13 @@
         <w:t xml:space="preserve"> Note</w:t>
       </w:r>
       <w:r>
-        <w:t xml:space="preserve"> that the button will not delete the currently selected region from the drop down</w:t>
-      </w:r>
+        <w:t xml:space="preserve"> that the button will not delete the currently selected region from the </w:t>
+      </w:r>
+      <w:proofErr w:type="gramStart"/>
+      <w:r>
+        <w:t>drop down</w:t>
+      </w:r>
+      <w:proofErr w:type="gramEnd"/>
       <w:r>
         <w:t xml:space="preserve"> menu</w:t>
       </w:r>
@@ -6335,12 +7329,12 @@
       <w:pPr>
         <w:pStyle w:val="Heading1"/>
       </w:pPr>
-      <w:bookmarkStart w:id="17" w:name="_Toc509165844"/>
+      <w:bookmarkStart w:id="18" w:name="_Toc90901583"/>
       <w:r>
         <w:lastRenderedPageBreak/>
         <w:t>Member Info</w:t>
       </w:r>
-      <w:bookmarkEnd w:id="17"/>
+      <w:bookmarkEnd w:id="18"/>
       <w:r>
         <w:fldChar w:fldCharType="begin"/>
       </w:r>
@@ -6510,27 +7504,14 @@
       <w:r>
         <w:t xml:space="preserve">Figure </w:t>
       </w:r>
-      <w:r>
-        <w:fldChar w:fldCharType="begin"/>
-      </w:r>
-      <w:r>
-        <w:instrText xml:space="preserve"> SEQ Figure \* ARABIC </w:instrText>
-      </w:r>
-      <w:r>
-        <w:fldChar w:fldCharType="separate"/>
-      </w:r>
-      <w:r>
-        <w:rPr>
-          <w:noProof/>
-        </w:rPr>
-        <w:t>3</w:t>
-      </w:r>
-      <w:r>
-        <w:rPr>
-          <w:noProof/>
-        </w:rPr>
-        <w:fldChar w:fldCharType="end"/>
-      </w:r>
+      <w:fldSimple w:instr=" SEQ Figure \* ARABIC ">
+        <w:r>
+          <w:rPr>
+            <w:noProof/>
+          </w:rPr>
+          <w:t>3</w:t>
+        </w:r>
+      </w:fldSimple>
       <w:r>
         <w:t>: Member Information</w:t>
       </w:r>
@@ -6539,7 +7520,7 @@
       <w:pPr>
         <w:pStyle w:val="Heading3"/>
       </w:pPr>
-      <w:bookmarkStart w:id="18" w:name="_Toc509165845"/>
+      <w:bookmarkStart w:id="19" w:name="_Toc90901584"/>
       <w:r>
         <w:t>Import</w:t>
       </w:r>
@@ -6577,7 +7558,7 @@
       <w:r>
         <w:t>Member</w:t>
       </w:r>
-      <w:bookmarkEnd w:id="18"/>
+      <w:bookmarkEnd w:id="19"/>
       <w:r>
         <w:fldChar w:fldCharType="begin"/>
       </w:r>
@@ -6708,11 +7689,11 @@
       <w:pPr>
         <w:pStyle w:val="Heading3"/>
       </w:pPr>
-      <w:bookmarkStart w:id="19" w:name="_Toc509165846"/>
+      <w:bookmarkStart w:id="20" w:name="_Toc90901585"/>
       <w:r>
         <w:t>New Members</w:t>
       </w:r>
-      <w:bookmarkEnd w:id="19"/>
+      <w:bookmarkEnd w:id="20"/>
       <w:r>
         <w:fldChar w:fldCharType="begin"/>
       </w:r>
@@ -6930,6 +7911,7 @@
           <w:numId w:val="11"/>
         </w:numPr>
       </w:pPr>
+      <w:proofErr w:type="gramStart"/>
       <w:r>
         <w:rPr>
           <w:u w:val="single"/>
@@ -6937,7 +7919,11 @@
         <w:t xml:space="preserve">D.O.B. </w:t>
       </w:r>
       <w:r>
-        <w:t>: Date of birth</w:t>
+        <w:t>:</w:t>
+      </w:r>
+      <w:proofErr w:type="gramEnd"/>
+      <w:r>
+        <w:t xml:space="preserve"> Date of birth</w:t>
       </w:r>
     </w:p>
     <w:p>
@@ -7060,16 +8046,27 @@
         <w:rPr>
           <w:u w:val="single"/>
         </w:rPr>
-        <w:t>Phone number</w:t>
-      </w:r>
+        <w:t xml:space="preserve">Phone </w:t>
+      </w:r>
+      <w:proofErr w:type="gramStart"/>
       <w:r>
         <w:rPr>
           <w:u w:val="single"/>
         </w:rPr>
+        <w:t>number</w:t>
+      </w:r>
+      <w:r>
+        <w:rPr>
+          <w:u w:val="single"/>
+        </w:rPr>
         <w:t xml:space="preserve"> </w:t>
       </w:r>
       <w:r>
-        <w:t>: Phone number of the member</w:t>
+        <w:t>:</w:t>
+      </w:r>
+      <w:proofErr w:type="gramEnd"/>
+      <w:r>
+        <w:t xml:space="preserve"> Phone number of the member</w:t>
       </w:r>
     </w:p>
     <w:p>
@@ -7084,16 +8081,27 @@
         <w:rPr>
           <w:u w:val="single"/>
         </w:rPr>
-        <w:t>Phone number 2</w:t>
-      </w:r>
+        <w:t xml:space="preserve">Phone number </w:t>
+      </w:r>
+      <w:proofErr w:type="gramStart"/>
       <w:r>
         <w:rPr>
           <w:u w:val="single"/>
         </w:rPr>
+        <w:t>2</w:t>
+      </w:r>
+      <w:r>
+        <w:rPr>
+          <w:u w:val="single"/>
+        </w:rPr>
         <w:t xml:space="preserve"> </w:t>
       </w:r>
       <w:r>
-        <w:t>: a se</w:t>
+        <w:t>:</w:t>
+      </w:r>
+      <w:proofErr w:type="gramEnd"/>
+      <w:r>
+        <w:t xml:space="preserve"> a se</w:t>
       </w:r>
       <w:r>
         <w:t>cond phone number of the member</w:t>
@@ -7426,7 +8434,15 @@
         <w:t xml:space="preserve"> </w:t>
       </w:r>
       <w:r>
-        <w:t xml:space="preserve">If the last name or first name aren’t entered then the user </w:t>
+        <w:t xml:space="preserve">If the last name or first name aren’t </w:t>
+      </w:r>
+      <w:proofErr w:type="gramStart"/>
+      <w:r>
+        <w:t>entered</w:t>
+      </w:r>
+      <w:proofErr w:type="gramEnd"/>
+      <w:r>
+        <w:t xml:space="preserve"> then the user </w:t>
       </w:r>
       <w:r>
         <w:t>will be prompted to enter them. Empty name boxes will be highlighted in red.</w:t>
@@ -7499,27 +8515,14 @@
       <w:r>
         <w:t xml:space="preserve">Figure </w:t>
       </w:r>
-      <w:r>
-        <w:fldChar w:fldCharType="begin"/>
-      </w:r>
-      <w:r>
-        <w:instrText xml:space="preserve"> SEQ Figure \* ARABIC </w:instrText>
-      </w:r>
-      <w:r>
-        <w:fldChar w:fldCharType="separate"/>
-      </w:r>
-      <w:r>
-        <w:rPr>
-          <w:noProof/>
-        </w:rPr>
-        <w:t>4</w:t>
-      </w:r>
-      <w:r>
-        <w:rPr>
-          <w:noProof/>
-        </w:rPr>
-        <w:fldChar w:fldCharType="end"/>
-      </w:r>
+      <w:fldSimple w:instr=" SEQ Figure \* ARABIC ">
+        <w:r>
+          <w:rPr>
+            <w:noProof/>
+          </w:rPr>
+          <w:t>4</w:t>
+        </w:r>
+      </w:fldSimple>
       <w:r>
         <w:t>: Member Information</w:t>
       </w:r>
@@ -7528,14 +8531,14 @@
       <w:pPr>
         <w:pStyle w:val="Heading3"/>
       </w:pPr>
-      <w:bookmarkStart w:id="20" w:name="_Toc509165847"/>
+      <w:bookmarkStart w:id="21" w:name="_Toc90901586"/>
       <w:r>
         <w:t xml:space="preserve">Updating </w:t>
       </w:r>
       <w:r>
         <w:t>Members</w:t>
       </w:r>
-      <w:bookmarkEnd w:id="20"/>
+      <w:bookmarkEnd w:id="21"/>
       <w:r>
         <w:fldChar w:fldCharType="begin"/>
       </w:r>
@@ -7708,14 +8711,14 @@
           <w:szCs w:val="20"/>
         </w:rPr>
       </w:pPr>
-      <w:bookmarkStart w:id="21" w:name="_Toc509165848"/>
+      <w:bookmarkStart w:id="22" w:name="_Toc90901587"/>
       <w:r>
         <w:rPr>
           <w:szCs w:val="20"/>
         </w:rPr>
         <w:t>Stats</w:t>
       </w:r>
-      <w:bookmarkEnd w:id="21"/>
+      <w:bookmarkEnd w:id="22"/>
       <w:r>
         <w:rPr>
           <w:szCs w:val="20"/>
@@ -7867,27 +8870,14 @@
       <w:r>
         <w:t xml:space="preserve">Figure </w:t>
       </w:r>
-      <w:r>
-        <w:fldChar w:fldCharType="begin"/>
-      </w:r>
-      <w:r>
-        <w:instrText xml:space="preserve"> SEQ Figure \* ARABIC </w:instrText>
-      </w:r>
-      <w:r>
-        <w:fldChar w:fldCharType="separate"/>
-      </w:r>
-      <w:r>
-        <w:rPr>
-          <w:noProof/>
-        </w:rPr>
-        <w:t>5</w:t>
-      </w:r>
-      <w:r>
-        <w:rPr>
-          <w:noProof/>
-        </w:rPr>
-        <w:fldChar w:fldCharType="end"/>
-      </w:r>
+      <w:fldSimple w:instr=" SEQ Figure \* ARABIC ">
+        <w:r>
+          <w:rPr>
+            <w:noProof/>
+          </w:rPr>
+          <w:t>5</w:t>
+        </w:r>
+      </w:fldSimple>
       <w:r>
         <w:t>: Stats</w:t>
       </w:r>
@@ -7905,14 +8895,14 @@
           <w:szCs w:val="20"/>
         </w:rPr>
       </w:pPr>
-      <w:bookmarkStart w:id="22" w:name="_Toc509165849"/>
+      <w:bookmarkStart w:id="23" w:name="_Toc90901588"/>
       <w:r>
         <w:rPr>
           <w:szCs w:val="20"/>
         </w:rPr>
         <w:t>Member Search</w:t>
       </w:r>
-      <w:bookmarkEnd w:id="22"/>
+      <w:bookmarkEnd w:id="23"/>
       <w:r>
         <w:rPr>
           <w:szCs w:val="20"/>
@@ -8129,27 +9119,14 @@
       <w:r>
         <w:t xml:space="preserve">Figure </w:t>
       </w:r>
-      <w:r>
-        <w:fldChar w:fldCharType="begin"/>
-      </w:r>
-      <w:r>
-        <w:instrText xml:space="preserve"> SEQ Figure \* ARABIC </w:instrText>
-      </w:r>
-      <w:r>
-        <w:fldChar w:fldCharType="separate"/>
-      </w:r>
-      <w:r>
-        <w:rPr>
-          <w:noProof/>
-        </w:rPr>
-        <w:t>6</w:t>
-      </w:r>
-      <w:r>
-        <w:rPr>
-          <w:noProof/>
-        </w:rPr>
-        <w:fldChar w:fldCharType="end"/>
-      </w:r>
+      <w:fldSimple w:instr=" SEQ Figure \* ARABIC ">
+        <w:r>
+          <w:rPr>
+            <w:noProof/>
+          </w:rPr>
+          <w:t>6</w:t>
+        </w:r>
+      </w:fldSimple>
       <w:r>
         <w:t>: Member search, blank and with results</w:t>
       </w:r>
@@ -8161,14 +9138,14 @@
           <w:szCs w:val="20"/>
         </w:rPr>
       </w:pPr>
-      <w:bookmarkStart w:id="23" w:name="_Toc509165850"/>
+      <w:bookmarkStart w:id="24" w:name="_Toc90901589"/>
       <w:r>
         <w:rPr>
           <w:szCs w:val="20"/>
         </w:rPr>
         <w:t>Print Recaps</w:t>
       </w:r>
-      <w:bookmarkEnd w:id="23"/>
+      <w:bookmarkEnd w:id="24"/>
       <w:r>
         <w:rPr>
           <w:szCs w:val="20"/>
@@ -8259,13 +9236,7 @@
         <w:t>s print dialog. You can then “print to pdf” to save the information as a pdf file.</w:t>
       </w:r>
       <w:r>
-        <w:t xml:space="preserve"> The </w:t>
-      </w:r>
-      <w:r>
-        <w:t>“Print Active Members”</w:t>
-      </w:r>
-      <w:r>
-        <w:t xml:space="preserve"> button </w:t>
+        <w:t xml:space="preserve"> The “Print Active Members” button </w:t>
       </w:r>
       <w:r>
         <w:lastRenderedPageBreak/>
@@ -8283,7 +9254,6 @@
         <w:pStyle w:val="BodyText"/>
         <w:keepNext/>
       </w:pPr>
-      <w:bookmarkStart w:id="24" w:name="_GoBack"/>
       <w:r>
         <w:rPr>
           <w:noProof/>
@@ -8335,7 +9305,6 @@
           </wp:inline>
         </w:drawing>
       </w:r>
-      <w:bookmarkEnd w:id="24"/>
       <w:r>
         <w:rPr>
           <w:noProof/>
@@ -8391,27 +9360,14 @@
       <w:r>
         <w:t xml:space="preserve">Figure </w:t>
       </w:r>
-      <w:r>
-        <w:fldChar w:fldCharType="begin"/>
-      </w:r>
-      <w:r>
-        <w:instrText xml:space="preserve"> SEQ Figure \* ARABIC </w:instrText>
-      </w:r>
-      <w:r>
-        <w:fldChar w:fldCharType="separate"/>
-      </w:r>
-      <w:r>
-        <w:rPr>
-          <w:noProof/>
-        </w:rPr>
-        <w:t>7</w:t>
-      </w:r>
-      <w:r>
-        <w:rPr>
-          <w:noProof/>
-        </w:rPr>
-        <w:fldChar w:fldCharType="end"/>
-      </w:r>
+      <w:fldSimple w:instr=" SEQ Figure \* ARABIC ">
+        <w:r>
+          <w:rPr>
+            <w:noProof/>
+          </w:rPr>
+          <w:t>7</w:t>
+        </w:r>
+      </w:fldSimple>
       <w:r>
         <w:t>: basic printer dialog</w:t>
       </w:r>
@@ -8426,7 +9382,7 @@
           <w:szCs w:val="20"/>
         </w:rPr>
       </w:pPr>
-      <w:bookmarkStart w:id="25" w:name="_Toc509165851"/>
+      <w:bookmarkStart w:id="25" w:name="_Toc90901590"/>
       <w:r>
         <w:rPr>
           <w:szCs w:val="20"/>
@@ -8588,27 +9544,14 @@
       <w:r>
         <w:t xml:space="preserve">Figure </w:t>
       </w:r>
-      <w:r>
-        <w:fldChar w:fldCharType="begin"/>
-      </w:r>
-      <w:r>
-        <w:instrText xml:space="preserve"> SEQ Figure \* ARABIC </w:instrText>
-      </w:r>
-      <w:r>
-        <w:fldChar w:fldCharType="separate"/>
-      </w:r>
-      <w:r>
-        <w:rPr>
-          <w:noProof/>
-        </w:rPr>
-        <w:t>8</w:t>
-      </w:r>
-      <w:r>
-        <w:rPr>
-          <w:noProof/>
-        </w:rPr>
-        <w:fldChar w:fldCharType="end"/>
-      </w:r>
+      <w:fldSimple w:instr=" SEQ Figure \* ARABIC ">
+        <w:r>
+          <w:rPr>
+            <w:noProof/>
+          </w:rPr>
+          <w:t>8</w:t>
+        </w:r>
+      </w:fldSimple>
       <w:r>
         <w:t>: Importing existing player information</w:t>
       </w:r>
@@ -8617,7 +9560,7 @@
       <w:pPr>
         <w:pStyle w:val="Heading1"/>
       </w:pPr>
-      <w:bookmarkStart w:id="26" w:name="_Toc509165852"/>
+      <w:bookmarkStart w:id="26" w:name="_Toc90901591"/>
       <w:r>
         <w:lastRenderedPageBreak/>
         <w:t>Member Scores</w:t>
@@ -8736,27 +9679,14 @@
       <w:r>
         <w:t xml:space="preserve">Figure </w:t>
       </w:r>
-      <w:r>
-        <w:fldChar w:fldCharType="begin"/>
-      </w:r>
-      <w:r>
-        <w:instrText xml:space="preserve"> SEQ Figure \* ARABIC </w:instrText>
-      </w:r>
-      <w:r>
-        <w:fldChar w:fldCharType="separate"/>
-      </w:r>
-      <w:r>
-        <w:rPr>
-          <w:noProof/>
-        </w:rPr>
-        <w:t>9</w:t>
-      </w:r>
-      <w:r>
-        <w:rPr>
-          <w:noProof/>
-        </w:rPr>
-        <w:fldChar w:fldCharType="end"/>
-      </w:r>
+      <w:fldSimple w:instr=" SEQ Figure \* ARABIC ">
+        <w:r>
+          <w:rPr>
+            <w:noProof/>
+          </w:rPr>
+          <w:t>9</w:t>
+        </w:r>
+      </w:fldSimple>
       <w:r>
         <w:t>: Member Scores</w:t>
       </w:r>
@@ -8929,7 +9859,7 @@
       <w:pPr>
         <w:pStyle w:val="Heading2"/>
       </w:pPr>
-      <w:bookmarkStart w:id="27" w:name="_Toc509165865"/>
+      <w:bookmarkStart w:id="27" w:name="_Toc90901592"/>
       <w:r>
         <w:t>Comments</w:t>
       </w:r>
@@ -9006,7 +9936,7 @@
           <w:szCs w:val="20"/>
         </w:rPr>
       </w:pPr>
-      <w:bookmarkStart w:id="28" w:name="_Toc509165853"/>
+      <w:bookmarkStart w:id="28" w:name="_Toc90901593"/>
       <w:r>
         <w:rPr>
           <w:szCs w:val="20"/>
@@ -9214,27 +10144,14 @@
       <w:r>
         <w:t xml:space="preserve">Figure </w:t>
       </w:r>
-      <w:r>
-        <w:fldChar w:fldCharType="begin"/>
-      </w:r>
-      <w:r>
-        <w:instrText xml:space="preserve"> SEQ Figure \* ARABIC </w:instrText>
-      </w:r>
-      <w:r>
-        <w:fldChar w:fldCharType="separate"/>
-      </w:r>
-      <w:r>
-        <w:rPr>
-          <w:noProof/>
-        </w:rPr>
-        <w:t>10</w:t>
-      </w:r>
-      <w:r>
-        <w:rPr>
-          <w:noProof/>
-        </w:rPr>
-        <w:fldChar w:fldCharType="end"/>
-      </w:r>
+      <w:fldSimple w:instr=" SEQ Figure \* ARABIC ">
+        <w:r>
+          <w:rPr>
+            <w:noProof/>
+          </w:rPr>
+          <w:t>10</w:t>
+        </w:r>
+      </w:fldSimple>
       <w:r>
         <w:t>: Tournament Stats</w:t>
       </w:r>
@@ -9289,7 +10206,7 @@
           <w:szCs w:val="20"/>
         </w:rPr>
       </w:pPr>
-      <w:bookmarkStart w:id="29" w:name="_Toc509165854"/>
+      <w:bookmarkStart w:id="29" w:name="_Toc90901594"/>
       <w:r>
         <w:rPr>
           <w:szCs w:val="20"/>
@@ -9302,11 +10219,19 @@
         </w:rPr>
         <w:t xml:space="preserve"> </w:t>
       </w:r>
+      <w:proofErr w:type="gramStart"/>
       <w:r>
         <w:rPr>
           <w:szCs w:val="20"/>
         </w:rPr>
-        <w:t>By Tournament</w:t>
+        <w:t>By</w:t>
+      </w:r>
+      <w:proofErr w:type="gramEnd"/>
+      <w:r>
+        <w:rPr>
+          <w:szCs w:val="20"/>
+        </w:rPr>
+        <w:t xml:space="preserve"> Tournament</w:t>
       </w:r>
       <w:bookmarkEnd w:id="29"/>
       <w:r>
@@ -9476,27 +10401,14 @@
       <w:r>
         <w:t xml:space="preserve">Figure </w:t>
       </w:r>
-      <w:r>
-        <w:fldChar w:fldCharType="begin"/>
-      </w:r>
-      <w:r>
-        <w:instrText xml:space="preserve"> SEQ Figure \* ARABIC </w:instrText>
-      </w:r>
-      <w:r>
-        <w:fldChar w:fldCharType="separate"/>
-      </w:r>
-      <w:r>
-        <w:rPr>
-          <w:noProof/>
-        </w:rPr>
-        <w:t>11</w:t>
-      </w:r>
-      <w:r>
-        <w:rPr>
-          <w:noProof/>
-        </w:rPr>
-        <w:fldChar w:fldCharType="end"/>
-      </w:r>
+      <w:fldSimple w:instr=" SEQ Figure \* ARABIC ">
+        <w:r>
+          <w:rPr>
+            <w:noProof/>
+          </w:rPr>
+          <w:t>11</w:t>
+        </w:r>
+      </w:fldSimple>
       <w:r>
         <w:t xml:space="preserve"> Print Dialog</w:t>
       </w:r>
@@ -9505,7 +10417,7 @@
       <w:pPr>
         <w:pStyle w:val="Heading2"/>
       </w:pPr>
-      <w:bookmarkStart w:id="30" w:name="_Toc509165855"/>
+      <w:bookmarkStart w:id="30" w:name="_Toc90901595"/>
       <w:r>
         <w:lastRenderedPageBreak/>
         <w:t>Tournament Place Standings</w:t>
@@ -9638,27 +10550,14 @@
       <w:r>
         <w:t xml:space="preserve">Figure </w:t>
       </w:r>
-      <w:r>
-        <w:fldChar w:fldCharType="begin"/>
-      </w:r>
-      <w:r>
-        <w:instrText xml:space="preserve"> SEQ Figure \* ARABIC </w:instrText>
-      </w:r>
-      <w:r>
-        <w:fldChar w:fldCharType="separate"/>
-      </w:r>
-      <w:r>
-        <w:rPr>
-          <w:noProof/>
-        </w:rPr>
-        <w:t>12</w:t>
-      </w:r>
-      <w:r>
-        <w:rPr>
-          <w:noProof/>
-        </w:rPr>
-        <w:fldChar w:fldCharType="end"/>
-      </w:r>
+      <w:fldSimple w:instr=" SEQ Figure \* ARABIC ">
+        <w:r>
+          <w:rPr>
+            <w:noProof/>
+          </w:rPr>
+          <w:t>12</w:t>
+        </w:r>
+      </w:fldSimple>
       <w:r>
         <w:t>: Tournament Place Standings</w:t>
       </w:r>
@@ -9692,9 +10591,12 @@
       <w:pPr>
         <w:pStyle w:val="Heading2"/>
       </w:pPr>
-      <w:bookmarkStart w:id="31" w:name="_Toc509165856"/>
-      <w:r>
-        <w:t xml:space="preserve"> How to create or e</w:t>
+      <w:r>
+        <w:t xml:space="preserve"> </w:t>
+      </w:r>
+      <w:bookmarkStart w:id="31" w:name="_Toc90901596"/>
+      <w:r>
+        <w:t>How to create or e</w:t>
       </w:r>
       <w:r>
         <w:t>dit Tournament</w:t>
@@ -9776,10 +10678,18 @@
         <w:t>If the tournament</w:t>
       </w:r>
       <w:r>
-        <w:t xml:space="preserve"> is a 3 Out of 4 tourne</w:t>
-      </w:r>
-      <w:r>
-        <w:t>y, then check the appropriate box</w:t>
+        <w:t xml:space="preserve"> is a 3 Out of 4 </w:t>
+      </w:r>
+      <w:proofErr w:type="gramStart"/>
+      <w:r>
+        <w:t>tourne</w:t>
+      </w:r>
+      <w:r>
+        <w:t>y</w:t>
+      </w:r>
+      <w:proofErr w:type="gramEnd"/>
+      <w:r>
+        <w:t>, then check the appropriate box</w:t>
       </w:r>
       <w:r>
         <w:t>. Finally, enter the number of squads</w:t>
@@ -9809,7 +10719,15 @@
         <w:t>form.</w:t>
       </w:r>
       <w:r>
-        <w:t xml:space="preserve"> Once all of the information is </w:t>
+        <w:t xml:space="preserve"> Once </w:t>
+      </w:r>
+      <w:proofErr w:type="gramStart"/>
+      <w:r>
+        <w:t>all of</w:t>
+      </w:r>
+      <w:proofErr w:type="gramEnd"/>
+      <w:r>
+        <w:t xml:space="preserve"> the information is </w:t>
       </w:r>
       <w:r>
         <w:t>proofread, click the Create Tournament button at the bottom</w:t>
@@ -9848,7 +10766,15 @@
         <w:t xml:space="preserve"> a tournament. </w:t>
       </w:r>
       <w:r>
-        <w:t>If the squads box is empty or is not between one and eight,</w:t>
+        <w:t xml:space="preserve">If the </w:t>
+      </w:r>
+      <w:proofErr w:type="gramStart"/>
+      <w:r>
+        <w:t>squads</w:t>
+      </w:r>
+      <w:proofErr w:type="gramEnd"/>
+      <w:r>
+        <w:t xml:space="preserve"> box is empty or is not between one and eight,</w:t>
       </w:r>
       <w:r>
         <w:t xml:space="preserve"> the user</w:t>
@@ -9967,27 +10893,14 @@
       <w:r>
         <w:t xml:space="preserve">Figure </w:t>
       </w:r>
-      <w:r>
-        <w:fldChar w:fldCharType="begin"/>
-      </w:r>
-      <w:r>
-        <w:instrText xml:space="preserve"> SEQ Figure \* ARABIC </w:instrText>
-      </w:r>
-      <w:r>
-        <w:fldChar w:fldCharType="separate"/>
-      </w:r>
-      <w:r>
-        <w:rPr>
-          <w:noProof/>
-        </w:rPr>
-        <w:t>13</w:t>
-      </w:r>
-      <w:r>
-        <w:rPr>
-          <w:noProof/>
-        </w:rPr>
-        <w:fldChar w:fldCharType="end"/>
-      </w:r>
+      <w:fldSimple w:instr=" SEQ Figure \* ARABIC ">
+        <w:r>
+          <w:rPr>
+            <w:noProof/>
+          </w:rPr>
+          <w:t>13</w:t>
+        </w:r>
+      </w:fldSimple>
       <w:r>
         <w:t xml:space="preserve">: </w:t>
       </w:r>
@@ -10030,9 +10943,12 @@
       <w:pPr>
         <w:pStyle w:val="Heading3"/>
       </w:pPr>
-      <w:bookmarkStart w:id="32" w:name="_Toc509165857"/>
-      <w:r>
-        <w:t xml:space="preserve"> How t</w:t>
+      <w:r>
+        <w:t xml:space="preserve"> </w:t>
+      </w:r>
+      <w:bookmarkStart w:id="32" w:name="_Toc90901597"/>
+      <w:r>
+        <w:t>How t</w:t>
       </w:r>
       <w:r>
         <w:t>o Update an Existing Tournament</w:t>
@@ -10117,7 +11033,7 @@
       <w:pPr>
         <w:pStyle w:val="Heading2"/>
       </w:pPr>
-      <w:bookmarkStart w:id="33" w:name="_Toc509165858"/>
+      <w:bookmarkStart w:id="33" w:name="_Toc90901598"/>
       <w:r>
         <w:lastRenderedPageBreak/>
         <w:t>Search Tournaments</w:t>
@@ -10290,78 +11206,65 @@
       <w:r>
         <w:t xml:space="preserve">Figure </w:t>
       </w:r>
+      <w:fldSimple w:instr=" SEQ Figure \* ARABIC ">
+        <w:r>
+          <w:rPr>
+            <w:noProof/>
+          </w:rPr>
+          <w:t>14</w:t>
+        </w:r>
+      </w:fldSimple>
+      <w:r>
+        <w:t>: Tournament Search Forms</w:t>
+      </w:r>
+    </w:p>
+    <w:p>
+      <w:pPr>
+        <w:pStyle w:val="Heading3"/>
+      </w:pPr>
+      <w:bookmarkStart w:id="34" w:name="_Toc90901599"/>
+      <w:r>
+        <w:t>Search by Location</w:t>
+      </w:r>
+      <w:bookmarkEnd w:id="34"/>
       <w:r>
         <w:fldChar w:fldCharType="begin"/>
       </w:r>
       <w:r>
-        <w:instrText xml:space="preserve"> SEQ Figure \* ARABIC </w:instrText>
-      </w:r>
-      <w:r>
-        <w:fldChar w:fldCharType="separate"/>
-      </w:r>
-      <w:r>
-        <w:rPr>
-          <w:noProof/>
-        </w:rPr>
-        <w:t>14</w:t>
-      </w:r>
-      <w:r>
-        <w:rPr>
-          <w:noProof/>
-        </w:rPr>
+        <w:instrText xml:space="preserve"> XE "</w:instrText>
+      </w:r>
+      <w:r>
+        <w:instrText>Search by Location</w:instrText>
+      </w:r>
+      <w:r>
+        <w:instrText xml:space="preserve">" </w:instrText>
+      </w:r>
+      <w:r>
         <w:fldChar w:fldCharType="end"/>
       </w:r>
-      <w:r>
-        <w:t>: Tournament Search Forms</w:t>
+    </w:p>
+    <w:p>
+      <w:pPr>
+        <w:pStyle w:val="BodyText"/>
+      </w:pPr>
+      <w:r>
+        <w:t>To search a tournament by location</w:t>
+      </w:r>
+      <w:r>
+        <w:t>:</w:t>
+      </w:r>
+      <w:r>
+        <w:t xml:space="preserve"> Fill in the name of the </w:t>
+      </w:r>
+      <w:r>
+        <w:t>bowling center in the Location field. Click “Search”. Choose the tournament. Click “Accept”.</w:t>
       </w:r>
     </w:p>
     <w:p>
       <w:pPr>
         <w:pStyle w:val="Heading3"/>
       </w:pPr>
-      <w:bookmarkStart w:id="34" w:name="_Toc509165859"/>
-      <w:r>
-        <w:t>Search by Location</w:t>
-      </w:r>
-      <w:bookmarkEnd w:id="34"/>
-      <w:r>
-        <w:fldChar w:fldCharType="begin"/>
-      </w:r>
-      <w:r>
-        <w:instrText xml:space="preserve"> XE "</w:instrText>
-      </w:r>
-      <w:r>
-        <w:instrText>Search by Location</w:instrText>
-      </w:r>
-      <w:r>
-        <w:instrText xml:space="preserve">" </w:instrText>
-      </w:r>
-      <w:r>
-        <w:fldChar w:fldCharType="end"/>
-      </w:r>
-    </w:p>
-    <w:p>
-      <w:pPr>
-        <w:pStyle w:val="BodyText"/>
-      </w:pPr>
-      <w:r>
-        <w:t>To search a tournament by location</w:t>
-      </w:r>
-      <w:r>
-        <w:t>:</w:t>
-      </w:r>
-      <w:r>
-        <w:t xml:space="preserve"> Fill in the name of the </w:t>
-      </w:r>
-      <w:r>
-        <w:t>bowling center in the Location field. Click “Search”. Choose the tournament. Click “Accept”.</w:t>
-      </w:r>
-    </w:p>
-    <w:p>
-      <w:pPr>
-        <w:pStyle w:val="Heading3"/>
-      </w:pPr>
-      <w:bookmarkStart w:id="35" w:name="_Toc509165860"/>
+      <w:bookmarkStart w:id="35" w:name="_Toc90901600"/>
       <w:r>
         <w:t>Search by Event</w:t>
       </w:r>
@@ -10444,11 +11347,16 @@
         <w:t>, and another in Seattle.</w:t>
       </w:r>
       <w:r>
-        <w:t xml:space="preserve"> Entering “S” in the search bar will yield both</w:t>
+        <w:t xml:space="preserve"> Entering “S” in the search bar will yield </w:t>
+      </w:r>
+      <w:proofErr w:type="gramStart"/>
+      <w:r>
+        <w:t>both</w:t>
       </w:r>
       <w:r>
         <w:t xml:space="preserve"> of these</w:t>
       </w:r>
+      <w:proofErr w:type="gramEnd"/>
       <w:r>
         <w:t xml:space="preserve"> in the</w:t>
       </w:r>
@@ -10460,7 +11368,7 @@
       <w:pPr>
         <w:pStyle w:val="Heading3"/>
       </w:pPr>
-      <w:bookmarkStart w:id="36" w:name="_Toc509165861"/>
+      <w:bookmarkStart w:id="36" w:name="_Toc90901601"/>
       <w:r>
         <w:t>Search by Date</w:t>
       </w:r>
@@ -10486,14 +11394,22 @@
         <w:pStyle w:val="BodyText"/>
       </w:pPr>
       <w:r>
-        <w:t>To find a tournament by date: Check the Date box. Pick the date range to search with the From and To date fields. Click “Search”. Choose the tournament you need from the list. Click “Accept”.</w:t>
+        <w:t xml:space="preserve">To find a tournament by date: Check the Date box. Pick the date range to search with the From and </w:t>
+      </w:r>
+      <w:proofErr w:type="gramStart"/>
+      <w:r>
+        <w:t>To</w:t>
+      </w:r>
+      <w:proofErr w:type="gramEnd"/>
+      <w:r>
+        <w:t xml:space="preserve"> date fields. Click “Search”. Choose the tournament you need from the list. Click “Accept”.</w:t>
       </w:r>
     </w:p>
     <w:p>
       <w:pPr>
         <w:pStyle w:val="Heading2"/>
       </w:pPr>
-      <w:bookmarkStart w:id="37" w:name="_Toc509165862"/>
+      <w:bookmarkStart w:id="37" w:name="_Toc90901602"/>
       <w:r>
         <w:lastRenderedPageBreak/>
         <w:t>List Tournaments</w:t>
@@ -10623,7 +11539,15 @@
         <w:fldChar w:fldCharType="end"/>
       </w:r>
       <w:r>
-        <w:t>” button displays the Tournaments by Year screen. Choose a year from the drop down menu. The tournaments from that year will be displayed.</w:t>
+        <w:t xml:space="preserve">” button displays the Tournaments by Year screen. Choose a year from the </w:t>
+      </w:r>
+      <w:proofErr w:type="gramStart"/>
+      <w:r>
+        <w:t>drop down</w:t>
+      </w:r>
+      <w:proofErr w:type="gramEnd"/>
+      <w:r>
+        <w:t xml:space="preserve"> menu. The tournaments from that year will be displayed.</w:t>
       </w:r>
     </w:p>
     <w:p>
@@ -10739,27 +11663,14 @@
       <w:r>
         <w:t xml:space="preserve">Figure </w:t>
       </w:r>
-      <w:r>
-        <w:fldChar w:fldCharType="begin"/>
-      </w:r>
-      <w:r>
-        <w:instrText xml:space="preserve"> SEQ Figure \* ARABIC </w:instrText>
-      </w:r>
-      <w:r>
-        <w:fldChar w:fldCharType="separate"/>
-      </w:r>
-      <w:r>
-        <w:rPr>
-          <w:noProof/>
-        </w:rPr>
-        <w:t>15</w:t>
-      </w:r>
-      <w:r>
-        <w:rPr>
-          <w:noProof/>
-        </w:rPr>
-        <w:fldChar w:fldCharType="end"/>
-      </w:r>
+      <w:fldSimple w:instr=" SEQ Figure \* ARABIC ">
+        <w:r>
+          <w:rPr>
+            <w:noProof/>
+          </w:rPr>
+          <w:t>15</w:t>
+        </w:r>
+      </w:fldSimple>
       <w:r>
         <w:t>: Tournaments</w:t>
       </w:r>
@@ -10796,7 +11707,7 @@
       <w:pPr>
         <w:pStyle w:val="Heading2"/>
       </w:pPr>
-      <w:bookmarkStart w:id="38" w:name="_Toc509165863"/>
+      <w:bookmarkStart w:id="38" w:name="_Toc90901603"/>
       <w:r>
         <w:t>Reports</w:t>
       </w:r>
@@ -10975,27 +11886,14 @@
       <w:r>
         <w:t xml:space="preserve">Figure </w:t>
       </w:r>
-      <w:r>
-        <w:fldChar w:fldCharType="begin"/>
-      </w:r>
-      <w:r>
-        <w:instrText xml:space="preserve"> SEQ Figure \* ARABIC </w:instrText>
-      </w:r>
-      <w:r>
-        <w:fldChar w:fldCharType="separate"/>
-      </w:r>
-      <w:r>
-        <w:rPr>
-          <w:noProof/>
-        </w:rPr>
-        <w:t>16</w:t>
-      </w:r>
-      <w:r>
-        <w:rPr>
-          <w:noProof/>
-        </w:rPr>
-        <w:fldChar w:fldCharType="end"/>
-      </w:r>
+      <w:fldSimple w:instr=" SEQ Figure \* ARABIC ">
+        <w:r>
+          <w:rPr>
+            <w:noProof/>
+          </w:rPr>
+          <w:t>16</w:t>
+        </w:r>
+      </w:fldSimple>
       <w:r>
         <w:t xml:space="preserve"> Member Scores</w:t>
       </w:r>
@@ -11125,9 +12023,11 @@
       <w:pPr>
         <w:pStyle w:val="Heading3"/>
       </w:pPr>
+      <w:bookmarkStart w:id="39" w:name="_Toc90901604"/>
       <w:r>
         <w:t>Print Series by Squad</w:t>
       </w:r>
+      <w:bookmarkEnd w:id="39"/>
     </w:p>
     <w:p>
       <w:pPr>
@@ -11229,8 +12129,16 @@
         <w:rPr>
           <w:sz w:val="16"/>
         </w:rPr>
-        <w:t>Filter Series by Squad with four squad tournament</w:t>
-      </w:r>
+        <w:t xml:space="preserve">Filter Series by Squad with four squad </w:t>
+      </w:r>
+      <w:proofErr w:type="gramStart"/>
+      <w:r>
+        <w:rPr>
+          <w:sz w:val="16"/>
+        </w:rPr>
+        <w:t>tournament</w:t>
+      </w:r>
+      <w:proofErr w:type="gramEnd"/>
     </w:p>
     <w:p>
       <w:pPr>
@@ -11253,7 +12161,7 @@
       <w:pPr>
         <w:pStyle w:val="Heading1"/>
       </w:pPr>
-      <w:bookmarkStart w:id="39" w:name="_Toc509165864"/>
+      <w:bookmarkStart w:id="40" w:name="_Toc90901605"/>
       <w:r>
         <w:lastRenderedPageBreak/>
         <w:t>Tournament</w:t>
@@ -11261,7 +12169,7 @@
       <w:r>
         <w:t xml:space="preserve"> Results</w:t>
       </w:r>
-      <w:bookmarkEnd w:id="39"/>
+      <w:bookmarkEnd w:id="40"/>
       <w:r>
         <w:fldChar w:fldCharType="begin"/>
       </w:r>
@@ -11475,27 +12383,14 @@
       <w:r>
         <w:t xml:space="preserve">Figure </w:t>
       </w:r>
-      <w:r>
-        <w:fldChar w:fldCharType="begin"/>
-      </w:r>
-      <w:r>
-        <w:instrText xml:space="preserve"> SEQ Figure \* ARABIC </w:instrText>
-      </w:r>
-      <w:r>
-        <w:fldChar w:fldCharType="separate"/>
-      </w:r>
-      <w:r>
-        <w:rPr>
-          <w:noProof/>
-        </w:rPr>
-        <w:t>17</w:t>
-      </w:r>
-      <w:r>
-        <w:rPr>
-          <w:noProof/>
-        </w:rPr>
-        <w:fldChar w:fldCharType="end"/>
-      </w:r>
+      <w:fldSimple w:instr=" SEQ Figure \* ARABIC ">
+        <w:r>
+          <w:rPr>
+            <w:noProof/>
+          </w:rPr>
+          <w:t>17</w:t>
+        </w:r>
+      </w:fldSimple>
       <w:r>
         <w:rPr>
           <w:noProof/>
@@ -11538,6 +12433,7 @@
       <w:pPr>
         <w:pStyle w:val="Heading2"/>
       </w:pPr>
+      <w:bookmarkStart w:id="41" w:name="_Toc90901606"/>
       <w:r>
         <w:t>Export</w:t>
       </w:r>
@@ -11547,6 +12443,7 @@
       <w:r>
         <w:t xml:space="preserve"> to Excel</w:t>
       </w:r>
+      <w:bookmarkEnd w:id="41"/>
     </w:p>
     <w:p>
       <w:pPr>
@@ -11711,6 +12608,7 @@
       <w:pPr>
         <w:pStyle w:val="Heading2"/>
       </w:pPr>
+      <w:bookmarkStart w:id="42" w:name="_Toc90901607"/>
       <w:r>
         <w:t xml:space="preserve">The </w:t>
       </w:r>
@@ -11720,13 +12618,22 @@
       <w:r>
         <w:t>Results Excel File</w:t>
       </w:r>
-    </w:p>
-    <w:p>
-      <w:pPr>
-        <w:pStyle w:val="BodyText"/>
-      </w:pPr>
-      <w:r>
-        <w:t>The tournament results Excel file contains all of the information for the tournament. This information includes the date and name of the tournament, the total payout for the tournament, the placement of each bowler, and information for each bowler. Bowler information is as follows: their placement in the tournament, their name, their handicap,</w:t>
+      <w:bookmarkEnd w:id="42"/>
+    </w:p>
+    <w:p>
+      <w:pPr>
+        <w:pStyle w:val="BodyText"/>
+      </w:pPr>
+      <w:r>
+        <w:t xml:space="preserve">The tournament results Excel file contains </w:t>
+      </w:r>
+      <w:proofErr w:type="gramStart"/>
+      <w:r>
+        <w:t>all of</w:t>
+      </w:r>
+      <w:proofErr w:type="gramEnd"/>
+      <w:r>
+        <w:t xml:space="preserve"> the information for the tournament. This information includes the date and name of the tournament, the total payout for the tournament, the placement of each bowler, and information for each bowler. Bowler information is as follows: their placement in the tournament, their name, their handicap,</w:t>
       </w:r>
       <w:r>
         <w:t xml:space="preserve"> their total score, and their payout</w:t>
@@ -12060,20 +12967,22 @@
       <w:pPr>
         <w:pStyle w:val="Heading1"/>
       </w:pPr>
-      <w:bookmarkStart w:id="40" w:name="_Toc509165866"/>
+      <w:bookmarkStart w:id="43" w:name="_Toc90901608"/>
       <w:r>
         <w:t>Finalize Tournament</w:t>
       </w:r>
+      <w:bookmarkEnd w:id="43"/>
     </w:p>
     <w:p>
       <w:pPr>
         <w:pStyle w:val="Heading2"/>
       </w:pPr>
-      <w:commentRangeStart w:id="41"/>
+      <w:bookmarkStart w:id="44" w:name="_Toc90901609"/>
+      <w:commentRangeStart w:id="45"/>
       <w:r>
         <w:t>Finalize</w:t>
       </w:r>
-      <w:commentRangeEnd w:id="41"/>
+      <w:commentRangeEnd w:id="45"/>
       <w:r>
         <w:rPr>
           <w:rStyle w:val="CommentReference"/>
@@ -12082,15 +12991,15 @@
           <w:kern w:val="0"/>
           <w:szCs w:val="20"/>
         </w:rPr>
-        <w:commentReference w:id="41"/>
+        <w:commentReference w:id="45"/>
       </w:r>
       <w:r>
         <w:t xml:space="preserve"> Tournament</w:t>
       </w:r>
-      <w:bookmarkEnd w:id="40"/>
       <w:r>
         <w:t xml:space="preserve"> Basics</w:t>
       </w:r>
+      <w:bookmarkEnd w:id="44"/>
       <w:r>
         <w:fldChar w:fldCharType="begin"/>
       </w:r>
@@ -12113,7 +13022,15 @@
         <w:keepNext/>
       </w:pPr>
       <w:r>
-        <w:t>After all of the recaps for the tournament are entered into the Member Scores tab, they need</w:t>
+        <w:t xml:space="preserve">After </w:t>
+      </w:r>
+      <w:proofErr w:type="gramStart"/>
+      <w:r>
+        <w:t>all of</w:t>
+      </w:r>
+      <w:proofErr w:type="gramEnd"/>
+      <w:r>
+        <w:t xml:space="preserve"> the recaps for the tournament are entered into the Member Scores tab, they need</w:t>
       </w:r>
       <w:r>
         <w:t xml:space="preserve"> to be reviewed and finalized by the </w:t>
@@ -12122,7 +13039,15 @@
         <w:t>Director</w:t>
       </w:r>
       <w:r>
-        <w:t xml:space="preserve"> of the tournament. To begin this process click the Finalize Tournament button located underneath the Reports section on the Member Scores screen. Once the Finalize Tournament window is open, it is up to the </w:t>
+        <w:t xml:space="preserve"> of the tournament. To begin this </w:t>
+      </w:r>
+      <w:proofErr w:type="gramStart"/>
+      <w:r>
+        <w:t>process</w:t>
+      </w:r>
+      <w:proofErr w:type="gramEnd"/>
+      <w:r>
+        <w:t xml:space="preserve"> click the Finalize Tournament button located underneath the Reports section on the Member Scores screen. Once the Finalize Tournament window is open, it is up to the </w:t>
       </w:r>
       <w:r>
         <w:t>Director</w:t>
@@ -12169,7 +13094,7 @@
                     </pic:cNvPicPr>
                   </pic:nvPicPr>
                   <pic:blipFill>
-                    <a:blip r:embed="rId42" cstate="print">
+                    <a:blip r:embed="rId44" cstate="print">
                       <a:extLst>
                         <a:ext uri="{28A0092B-C50C-407E-A947-70E740481C1C}">
                           <a14:useLocalDpi xmlns:a14="http://schemas.microsoft.com/office/drawing/2010/main" val="0"/>
@@ -12214,9 +13139,11 @@
       <w:pPr>
         <w:pStyle w:val="Heading2"/>
       </w:pPr>
+      <w:bookmarkStart w:id="46" w:name="_Toc90901610"/>
       <w:r>
         <w:t>Understanding the Finalize Tournament layout</w:t>
       </w:r>
+      <w:bookmarkEnd w:id="46"/>
     </w:p>
     <w:p>
       <w:pPr>
@@ -12266,7 +13193,15 @@
         <w:t>in that row is selected, while a pencil means something in that row is currently being edited.</w:t>
       </w:r>
       <w:r>
-        <w:t xml:space="preserve"> Clicking the leftmost cell will highlight the entire row in blue, and clicking the top leftmost cell will highlight </w:t>
+        <w:t xml:space="preserve"> Clicking the leftmost cell will highlight the entire row in </w:t>
+      </w:r>
+      <w:proofErr w:type="gramStart"/>
+      <w:r>
+        <w:t>blue, and</w:t>
+      </w:r>
+      <w:proofErr w:type="gramEnd"/>
+      <w:r>
+        <w:t xml:space="preserve"> clicking the top leftmost cell will highlight </w:t>
       </w:r>
       <w:r>
         <w:t>everything.</w:t>
@@ -12318,7 +13253,11 @@
         <w:t>or Scratch Total will reord</w:t>
       </w:r>
       <w:r>
-        <w:t>er the data by descending</w:t>
+        <w:t xml:space="preserve">er the data by </w:t>
+      </w:r>
+      <w:proofErr w:type="gramStart"/>
+      <w:r>
+        <w:t>descending</w:t>
       </w:r>
       <w:r>
         <w:t>,</w:t>
@@ -12326,6 +13265,7 @@
       <w:r>
         <w:t xml:space="preserve"> and</w:t>
       </w:r>
+      <w:proofErr w:type="gramEnd"/>
       <w:r>
         <w:t xml:space="preserve"> clicking once more will re</w:t>
       </w:r>
@@ -12403,16 +13343,23 @@
       <w:pPr>
         <w:pStyle w:val="Heading2"/>
       </w:pPr>
+      <w:bookmarkStart w:id="47" w:name="_Toc90901611"/>
       <w:r>
         <w:t>Finalizing a tournament</w:t>
       </w:r>
-    </w:p>
-    <w:p>
-      <w:pPr>
-        <w:pStyle w:val="BodyText"/>
-      </w:pPr>
-      <w:r>
-        <w:t xml:space="preserve">In order for </w:t>
+      <w:bookmarkEnd w:id="47"/>
+    </w:p>
+    <w:p>
+      <w:pPr>
+        <w:pStyle w:val="BodyText"/>
+      </w:pPr>
+      <w:proofErr w:type="gramStart"/>
+      <w:r>
+        <w:t>In order for</w:t>
+      </w:r>
+      <w:proofErr w:type="gramEnd"/>
+      <w:r>
+        <w:t xml:space="preserve"> </w:t>
       </w:r>
       <w:r>
         <w:t xml:space="preserve">the tournament to be finalized </w:t>
@@ -12460,7 +13407,15 @@
         <w:t xml:space="preserve"> Check box for that player. </w:t>
       </w:r>
       <w:r>
-        <w:t xml:space="preserve">Once all of the boxes are checked, the tournament can be finalized by clicking the Finalize button at the bottom of the form. If it so happens that the </w:t>
+        <w:t xml:space="preserve">Once </w:t>
+      </w:r>
+      <w:proofErr w:type="gramStart"/>
+      <w:r>
+        <w:t>all of</w:t>
+      </w:r>
+      <w:proofErr w:type="gramEnd"/>
+      <w:r>
+        <w:t xml:space="preserve"> the boxes are checked, the tournament can be finalized by clicking the Finalize button at the bottom of the form. If it so happens that the </w:t>
       </w:r>
       <w:r>
         <w:t>Director</w:t>
@@ -12479,10 +13434,12 @@
       <w:pPr>
         <w:pStyle w:val="Heading2"/>
       </w:pPr>
+      <w:bookmarkStart w:id="48" w:name="_Toc90901612"/>
       <w:r>
         <w:lastRenderedPageBreak/>
         <w:t>The Finalize Tournament window</w:t>
       </w:r>
+      <w:bookmarkEnd w:id="48"/>
     </w:p>
     <w:p>
       <w:pPr>
@@ -12510,7 +13467,7 @@
                     </pic:cNvPicPr>
                   </pic:nvPicPr>
                   <pic:blipFill>
-                    <a:blip r:embed="rId43" cstate="print">
+                    <a:blip r:embed="rId45" cstate="print">
                       <a:extLst>
                         <a:ext uri="{28A0092B-C50C-407E-A947-70E740481C1C}">
                           <a14:useLocalDpi xmlns:a14="http://schemas.microsoft.com/office/drawing/2010/main" val="0"/>
@@ -12549,34 +13506,21 @@
       <w:r>
         <w:t xml:space="preserve">Figure </w:t>
       </w:r>
-      <w:r>
-        <w:fldChar w:fldCharType="begin"/>
-      </w:r>
-      <w:r>
-        <w:instrText xml:space="preserve"> SEQ Figure \* ARABIC </w:instrText>
-      </w:r>
-      <w:r>
-        <w:fldChar w:fldCharType="separate"/>
-      </w:r>
-      <w:r>
-        <w:rPr>
-          <w:noProof/>
-        </w:rPr>
-        <w:t>18</w:t>
-      </w:r>
-      <w:r>
-        <w:rPr>
-          <w:noProof/>
-        </w:rPr>
-        <w:fldChar w:fldCharType="end"/>
-      </w:r>
+      <w:fldSimple w:instr=" SEQ Figure \* ARABIC ">
+        <w:r>
+          <w:rPr>
+            <w:noProof/>
+          </w:rPr>
+          <w:t>18</w:t>
+        </w:r>
+      </w:fldSimple>
       <w:r>
         <w:t xml:space="preserve">a </w:t>
       </w:r>
       <w:r>
         <w:t>Finalize Tournament</w:t>
       </w:r>
-      <w:commentRangeStart w:id="42"/>
+      <w:commentRangeStart w:id="49"/>
       <w:r>
         <w:fldChar w:fldCharType="begin"/>
       </w:r>
@@ -12602,13 +13546,13 @@
       <w:r>
         <w:fldChar w:fldCharType="end"/>
       </w:r>
-      <w:commentRangeEnd w:id="42"/>
+      <w:commentRangeEnd w:id="49"/>
       <w:r>
         <w:rPr>
           <w:rStyle w:val="CommentReference"/>
           <w:spacing w:val="0"/>
         </w:rPr>
-        <w:commentReference w:id="42"/>
+        <w:commentReference w:id="49"/>
       </w:r>
       <w:r>
         <w:t xml:space="preserve"> Screen</w:t>
@@ -12689,164 +13633,6 @@
             <wp:extent cx="526212" cy="841940"/>
             <wp:effectExtent l="0" t="0" r="7620" b="0"/>
             <wp:docPr id="27" name="Picture 27"/>
-            <wp:cNvGraphicFramePr>
-              <a:graphicFrameLocks xmlns:a="http://schemas.openxmlformats.org/drawingml/2006/main" noChangeAspect="1"/>
-            </wp:cNvGraphicFramePr>
-            <a:graphic xmlns:a="http://schemas.openxmlformats.org/drawingml/2006/main">
-              <a:graphicData uri="http://schemas.openxmlformats.org/drawingml/2006/picture">
-                <pic:pic xmlns:pic="http://schemas.openxmlformats.org/drawingml/2006/picture">
-                  <pic:nvPicPr>
-                    <pic:cNvPr id="1" name=""/>
-                    <pic:cNvPicPr/>
-                  </pic:nvPicPr>
-                  <pic:blipFill>
-                    <a:blip r:embed="rId44"/>
-                    <a:stretch>
-                      <a:fillRect/>
-                    </a:stretch>
-                  </pic:blipFill>
-                  <pic:spPr>
-                    <a:xfrm>
-                      <a:off x="0" y="0"/>
-                      <a:ext cx="585111" cy="936179"/>
-                    </a:xfrm>
-                    <a:prstGeom prst="rect">
-                      <a:avLst/>
-                    </a:prstGeom>
-                  </pic:spPr>
-                </pic:pic>
-              </a:graphicData>
-            </a:graphic>
-          </wp:inline>
-        </w:drawing>
-      </w:r>
-    </w:p>
-    <w:p>
-      <w:pPr>
-        <w:pStyle w:val="BodyText"/>
-        <w:keepNext/>
-        <w:numPr>
-          <w:ilvl w:val="0"/>
-          <w:numId w:val="10"/>
-        </w:numPr>
-      </w:pPr>
-      <w:r>
-        <w:rPr>
-          <w:b/>
-          <w:u w:val="single"/>
-        </w:rPr>
-        <w:t>GameID</w:t>
-      </w:r>
-      <w:r>
-        <w:t xml:space="preserve"> – the game identifier for the tournament.</w:t>
-      </w:r>
-    </w:p>
-    <w:p>
-      <w:pPr>
-        <w:pStyle w:val="BodyText"/>
-        <w:keepNext/>
-        <w:ind w:left="720"/>
-      </w:pPr>
-      <w:r>
-        <w:t xml:space="preserve">  </w:t>
-      </w:r>
-      <w:r>
-        <w:rPr>
-          <w:noProof/>
-        </w:rPr>
-        <w:drawing>
-          <wp:inline distT="0" distB="0" distL="0" distR="0" wp14:anchorId="4EB199F8" wp14:editId="0E6CACF1">
-            <wp:extent cx="473914" cy="770111"/>
-            <wp:effectExtent l="0" t="0" r="2540" b="0"/>
-            <wp:docPr id="29" name="Picture 29"/>
-            <wp:cNvGraphicFramePr>
-              <a:graphicFrameLocks xmlns:a="http://schemas.openxmlformats.org/drawingml/2006/main" noChangeAspect="1"/>
-            </wp:cNvGraphicFramePr>
-            <a:graphic xmlns:a="http://schemas.openxmlformats.org/drawingml/2006/main">
-              <a:graphicData uri="http://schemas.openxmlformats.org/drawingml/2006/picture">
-                <pic:pic xmlns:pic="http://schemas.openxmlformats.org/drawingml/2006/picture">
-                  <pic:nvPicPr>
-                    <pic:cNvPr id="1" name=""/>
-                    <pic:cNvPicPr/>
-                  </pic:nvPicPr>
-                  <pic:blipFill>
-                    <a:blip r:embed="rId45"/>
-                    <a:stretch>
-                      <a:fillRect/>
-                    </a:stretch>
-                  </pic:blipFill>
-                  <pic:spPr>
-                    <a:xfrm>
-                      <a:off x="0" y="0"/>
-                      <a:ext cx="506426" cy="822944"/>
-                    </a:xfrm>
-                    <a:prstGeom prst="rect">
-                      <a:avLst/>
-                    </a:prstGeom>
-                  </pic:spPr>
-                </pic:pic>
-              </a:graphicData>
-            </a:graphic>
-          </wp:inline>
-        </w:drawing>
-      </w:r>
-      <w:r>
-        <w:t xml:space="preserve">   </w:t>
-      </w:r>
-    </w:p>
-    <w:p>
-      <w:pPr>
-        <w:pStyle w:val="BodyText"/>
-        <w:keepNext/>
-        <w:numPr>
-          <w:ilvl w:val="0"/>
-          <w:numId w:val="10"/>
-        </w:numPr>
-      </w:pPr>
-      <w:r>
-        <w:rPr>
-          <w:b/>
-          <w:u w:val="single"/>
-        </w:rPr>
-        <w:t>Game 1-4 and ValidScore 1-4</w:t>
-      </w:r>
-      <w:r>
-        <w:t xml:space="preserve"> - t</w:t>
-      </w:r>
-      <w:r>
-        <w:t>hat player’s score for each game</w:t>
-      </w:r>
-      <w:r>
-        <w:t xml:space="preserve"> they played, and a checkbox used to determine whether that player’s score is valid for that set of pins. E.G. a sandbagged score will be</w:t>
-      </w:r>
-      <w:r>
-        <w:t xml:space="preserve"> unchecked and thus invalidated.</w:t>
-      </w:r>
-    </w:p>
-    <w:p>
-      <w:pPr>
-        <w:pStyle w:val="BodyText"/>
-        <w:keepNext/>
-        <w:ind w:left="720"/>
-        <w:rPr>
-          <w:noProof/>
-        </w:rPr>
-      </w:pPr>
-      <w:r>
-        <w:rPr>
-          <w:noProof/>
-        </w:rPr>
-        <w:t xml:space="preserve"> </w:t>
-      </w:r>
-      <w:r>
-        <w:rPr>
-          <w:noProof/>
-        </w:rPr>
-        <w:drawing>
-          <wp:inline distT="0" distB="0" distL="0" distR="0" wp14:anchorId="7A3357F6" wp14:editId="1EC28456">
-            <wp:extent cx="491706" cy="697328"/>
-            <wp:effectExtent l="0" t="0" r="3810" b="7620"/>
-            <wp:docPr id="31" name="Picture 31"/>
             <wp:cNvGraphicFramePr>
               <a:graphicFrameLocks xmlns:a="http://schemas.openxmlformats.org/drawingml/2006/main" noChangeAspect="1"/>
             </wp:cNvGraphicFramePr>
@@ -12866,7 +13652,7 @@
                   <pic:spPr>
                     <a:xfrm>
                       <a:off x="0" y="0"/>
-                      <a:ext cx="515572" cy="731175"/>
+                      <a:ext cx="585111" cy="936179"/>
                     </a:xfrm>
                     <a:prstGeom prst="rect">
                       <a:avLst/>
@@ -12888,15 +13674,17 @@
           <w:numId w:val="10"/>
         </w:numPr>
       </w:pPr>
+      <w:proofErr w:type="spellStart"/>
       <w:r>
         <w:rPr>
           <w:b/>
           <w:u w:val="single"/>
         </w:rPr>
-        <w:t>Scratch Total</w:t>
-      </w:r>
-      <w:r>
-        <w:t xml:space="preserve"> – The player’s total score before handicaps are taken into account.</w:t>
+        <w:t>GameID</w:t>
+      </w:r>
+      <w:proofErr w:type="spellEnd"/>
+      <w:r>
+        <w:t xml:space="preserve"> – the game identifier for the tournament.</w:t>
       </w:r>
     </w:p>
     <w:p>
@@ -12906,14 +13694,17 @@
         <w:ind w:left="720"/>
       </w:pPr>
       <w:r>
+        <w:t xml:space="preserve">  </w:t>
+      </w:r>
+      <w:r>
         <w:rPr>
           <w:noProof/>
         </w:rPr>
         <w:drawing>
-          <wp:inline distT="0" distB="0" distL="0" distR="0" wp14:anchorId="275B9669" wp14:editId="7FA5F256">
-            <wp:extent cx="542925" cy="752475"/>
-            <wp:effectExtent l="0" t="0" r="9525" b="9525"/>
-            <wp:docPr id="35" name="Picture 35"/>
+          <wp:inline distT="0" distB="0" distL="0" distR="0" wp14:anchorId="4EB199F8" wp14:editId="0E6CACF1">
+            <wp:extent cx="473914" cy="770111"/>
+            <wp:effectExtent l="0" t="0" r="2540" b="0"/>
+            <wp:docPr id="29" name="Picture 29"/>
             <wp:cNvGraphicFramePr>
               <a:graphicFrameLocks xmlns:a="http://schemas.openxmlformats.org/drawingml/2006/main" noChangeAspect="1"/>
             </wp:cNvGraphicFramePr>
@@ -12933,7 +13724,7 @@
                   <pic:spPr>
                     <a:xfrm>
                       <a:off x="0" y="0"/>
-                      <a:ext cx="542925" cy="752475"/>
+                      <a:ext cx="506426" cy="822944"/>
                     </a:xfrm>
                     <a:prstGeom prst="rect">
                       <a:avLst/>
@@ -12945,6 +13736,9 @@
           </wp:inline>
         </w:drawing>
       </w:r>
+      <w:r>
+        <w:t xml:space="preserve">   </w:t>
+      </w:r>
     </w:p>
     <w:p>
       <w:pPr>
@@ -12960,10 +13754,43 @@
           <w:b/>
           <w:u w:val="single"/>
         </w:rPr>
-        <w:t xml:space="preserve">Handicap Total </w:t>
-      </w:r>
-      <w:r>
-        <w:t>– The player’s total score after handicaps are taken into account.</w:t>
+        <w:t xml:space="preserve">Game 1-4 and </w:t>
+      </w:r>
+      <w:proofErr w:type="spellStart"/>
+      <w:r>
+        <w:rPr>
+          <w:b/>
+          <w:u w:val="single"/>
+        </w:rPr>
+        <w:t>ValidScore</w:t>
+      </w:r>
+      <w:proofErr w:type="spellEnd"/>
+      <w:r>
+        <w:rPr>
+          <w:b/>
+          <w:u w:val="single"/>
+        </w:rPr>
+        <w:t xml:space="preserve"> 1-4</w:t>
+      </w:r>
+      <w:r>
+        <w:t xml:space="preserve"> - t</w:t>
+      </w:r>
+      <w:r>
+        <w:t>hat player’s score for each game</w:t>
+      </w:r>
+      <w:r>
+        <w:t xml:space="preserve"> they played, and a checkbox used to determine whether that player’s score is valid for that set of pins. </w:t>
+      </w:r>
+      <w:proofErr w:type="gramStart"/>
+      <w:r>
+        <w:t>E.G.</w:t>
+      </w:r>
+      <w:proofErr w:type="gramEnd"/>
+      <w:r>
+        <w:t xml:space="preserve"> a sandbagged score will be</w:t>
+      </w:r>
+      <w:r>
+        <w:t xml:space="preserve"> unchecked and thus invalidated.</w:t>
       </w:r>
     </w:p>
     <w:p>
@@ -12971,16 +13798,25 @@
         <w:pStyle w:val="BodyText"/>
         <w:keepNext/>
         <w:ind w:left="720"/>
-      </w:pPr>
-      <w:r>
         <w:rPr>
           <w:noProof/>
         </w:rPr>
+      </w:pPr>
+      <w:r>
+        <w:rPr>
+          <w:noProof/>
+        </w:rPr>
+        <w:t xml:space="preserve"> </w:t>
+      </w:r>
+      <w:r>
+        <w:rPr>
+          <w:noProof/>
+        </w:rPr>
         <w:drawing>
-          <wp:inline distT="0" distB="0" distL="0" distR="0" wp14:anchorId="1C4ED64A" wp14:editId="177F90E7">
-            <wp:extent cx="533400" cy="752475"/>
-            <wp:effectExtent l="0" t="0" r="0" b="9525"/>
-            <wp:docPr id="40" name="Picture 40"/>
+          <wp:inline distT="0" distB="0" distL="0" distR="0" wp14:anchorId="7A3357F6" wp14:editId="1EC28456">
+            <wp:extent cx="491706" cy="697328"/>
+            <wp:effectExtent l="0" t="0" r="3810" b="7620"/>
+            <wp:docPr id="31" name="Picture 31"/>
             <wp:cNvGraphicFramePr>
               <a:graphicFrameLocks xmlns:a="http://schemas.openxmlformats.org/drawingml/2006/main" noChangeAspect="1"/>
             </wp:cNvGraphicFramePr>
@@ -13000,7 +13836,7 @@
                   <pic:spPr>
                     <a:xfrm>
                       <a:off x="0" y="0"/>
-                      <a:ext cx="533400" cy="752475"/>
+                      <a:ext cx="515572" cy="731175"/>
                     </a:xfrm>
                     <a:prstGeom prst="rect">
                       <a:avLst/>
@@ -13027,10 +13863,18 @@
           <w:b/>
           <w:u w:val="single"/>
         </w:rPr>
-        <w:t>Entry AVG</w:t>
-      </w:r>
-      <w:r>
-        <w:t xml:space="preserve"> – The average for the current entry of the player.</w:t>
+        <w:t>Scratch Total</w:t>
+      </w:r>
+      <w:r>
+        <w:t xml:space="preserve"> – The player’s total score before handicaps </w:t>
+      </w:r>
+      <w:proofErr w:type="gramStart"/>
+      <w:r>
+        <w:t>are</w:t>
+      </w:r>
+      <w:proofErr w:type="gramEnd"/>
+      <w:r>
+        <w:t xml:space="preserve"> taken into account.</w:t>
       </w:r>
     </w:p>
     <w:p>
@@ -13043,12 +13887,11 @@
         <w:rPr>
           <w:noProof/>
         </w:rPr>
-        <w:lastRenderedPageBreak/>
         <w:drawing>
-          <wp:inline distT="0" distB="0" distL="0" distR="0" wp14:anchorId="13E6B45B" wp14:editId="14A1B0A6">
-            <wp:extent cx="533400" cy="733425"/>
-            <wp:effectExtent l="0" t="0" r="0" b="9525"/>
-            <wp:docPr id="41" name="Picture 41"/>
+          <wp:inline distT="0" distB="0" distL="0" distR="0" wp14:anchorId="275B9669" wp14:editId="7FA5F256">
+            <wp:extent cx="542925" cy="752475"/>
+            <wp:effectExtent l="0" t="0" r="9525" b="9525"/>
+            <wp:docPr id="35" name="Picture 35"/>
             <wp:cNvGraphicFramePr>
               <a:graphicFrameLocks xmlns:a="http://schemas.openxmlformats.org/drawingml/2006/main" noChangeAspect="1"/>
             </wp:cNvGraphicFramePr>
@@ -13068,7 +13911,7 @@
                   <pic:spPr>
                     <a:xfrm>
                       <a:off x="0" y="0"/>
-                      <a:ext cx="533400" cy="733425"/>
+                      <a:ext cx="542925" cy="752475"/>
                     </a:xfrm>
                     <a:prstGeom prst="rect">
                       <a:avLst/>
@@ -13095,10 +13938,18 @@
           <w:b/>
           <w:u w:val="single"/>
         </w:rPr>
-        <w:t>30 Entry AVG</w:t>
-      </w:r>
-      <w:r>
-        <w:t xml:space="preserve"> – The average for the last 30 entries of the player.</w:t>
+        <w:t xml:space="preserve">Handicap Total </w:t>
+      </w:r>
+      <w:r>
+        <w:t xml:space="preserve">– The player’s total score after handicaps </w:t>
+      </w:r>
+      <w:proofErr w:type="gramStart"/>
+      <w:r>
+        <w:t>are</w:t>
+      </w:r>
+      <w:proofErr w:type="gramEnd"/>
+      <w:r>
+        <w:t xml:space="preserve"> taken into account.</w:t>
       </w:r>
     </w:p>
     <w:p>
@@ -13112,10 +13963,10 @@
           <w:noProof/>
         </w:rPr>
         <w:drawing>
-          <wp:inline distT="0" distB="0" distL="0" distR="0" wp14:anchorId="1A027C84" wp14:editId="6C6F8DDF">
-            <wp:extent cx="514350" cy="781050"/>
-            <wp:effectExtent l="0" t="0" r="0" b="0"/>
-            <wp:docPr id="42" name="Picture 42"/>
+          <wp:inline distT="0" distB="0" distL="0" distR="0" wp14:anchorId="1C4ED64A" wp14:editId="177F90E7">
+            <wp:extent cx="533400" cy="752475"/>
+            <wp:effectExtent l="0" t="0" r="0" b="9525"/>
+            <wp:docPr id="40" name="Picture 40"/>
             <wp:cNvGraphicFramePr>
               <a:graphicFrameLocks xmlns:a="http://schemas.openxmlformats.org/drawingml/2006/main" noChangeAspect="1"/>
             </wp:cNvGraphicFramePr>
@@ -13135,7 +13986,7 @@
                   <pic:spPr>
                     <a:xfrm>
                       <a:off x="0" y="0"/>
-                      <a:ext cx="514350" cy="781050"/>
+                      <a:ext cx="533400" cy="752475"/>
                     </a:xfrm>
                     <a:prstGeom prst="rect">
                       <a:avLst/>
@@ -13162,19 +14013,10 @@
           <w:b/>
           <w:u w:val="single"/>
         </w:rPr>
-        <w:t>ADJ AVG</w:t>
-      </w:r>
-      <w:r>
-        <w:t xml:space="preserve"> – Adjusted Average.</w:t>
-      </w:r>
-      <w:r>
-        <w:t xml:space="preserve"> An average that must be manually entered by the </w:t>
-      </w:r>
-      <w:r>
-        <w:t>Director</w:t>
-      </w:r>
-      <w:r>
-        <w:t>.</w:t>
+        <w:t>Entry AVG</w:t>
+      </w:r>
+      <w:r>
+        <w:t xml:space="preserve"> – The average for the current entry of the player.</w:t>
       </w:r>
     </w:p>
     <w:p>
@@ -13187,11 +14029,12 @@
         <w:rPr>
           <w:noProof/>
         </w:rPr>
+        <w:lastRenderedPageBreak/>
         <w:drawing>
-          <wp:inline distT="0" distB="0" distL="0" distR="0" wp14:anchorId="0EA28D84" wp14:editId="0D1BAAD7">
-            <wp:extent cx="514350" cy="762000"/>
-            <wp:effectExtent l="0" t="0" r="0" b="0"/>
-            <wp:docPr id="43" name="Picture 43"/>
+          <wp:inline distT="0" distB="0" distL="0" distR="0" wp14:anchorId="13E6B45B" wp14:editId="14A1B0A6">
+            <wp:extent cx="533400" cy="733425"/>
+            <wp:effectExtent l="0" t="0" r="0" b="9525"/>
+            <wp:docPr id="41" name="Picture 41"/>
             <wp:cNvGraphicFramePr>
               <a:graphicFrameLocks xmlns:a="http://schemas.openxmlformats.org/drawingml/2006/main" noChangeAspect="1"/>
             </wp:cNvGraphicFramePr>
@@ -13211,7 +14054,7 @@
                   <pic:spPr>
                     <a:xfrm>
                       <a:off x="0" y="0"/>
-                      <a:ext cx="514350" cy="762000"/>
+                      <a:ext cx="533400" cy="733425"/>
                     </a:xfrm>
                     <a:prstGeom prst="rect">
                       <a:avLst/>
@@ -13238,26 +14081,10 @@
           <w:b/>
           <w:u w:val="single"/>
         </w:rPr>
-        <w:t>Director</w:t>
-      </w:r>
-      <w:r>
-        <w:rPr>
-          <w:b/>
-          <w:u w:val="single"/>
-        </w:rPr>
-        <w:t xml:space="preserve"> Check</w:t>
-      </w:r>
-      <w:r>
-        <w:t xml:space="preserve"> – Checkbox to confirm a </w:t>
-      </w:r>
-      <w:r>
-        <w:t>Director</w:t>
-      </w:r>
-      <w:r>
-        <w:t xml:space="preserve"> has checked and validated</w:t>
-      </w:r>
-      <w:r>
-        <w:t xml:space="preserve"> a player’s score.</w:t>
+        <w:t>30 Entry AVG</w:t>
+      </w:r>
+      <w:r>
+        <w:t xml:space="preserve"> – The average for the last 30 entries of the player.</w:t>
       </w:r>
     </w:p>
     <w:p>
@@ -13271,10 +14098,10 @@
           <w:noProof/>
         </w:rPr>
         <w:drawing>
-          <wp:inline distT="0" distB="0" distL="0" distR="0" wp14:anchorId="7975C22F" wp14:editId="35A77B3D">
-            <wp:extent cx="542925" cy="733425"/>
-            <wp:effectExtent l="0" t="0" r="9525" b="9525"/>
-            <wp:docPr id="45" name="Picture 45"/>
+          <wp:inline distT="0" distB="0" distL="0" distR="0" wp14:anchorId="1A027C84" wp14:editId="6C6F8DDF">
+            <wp:extent cx="514350" cy="781050"/>
+            <wp:effectExtent l="0" t="0" r="0" b="0"/>
+            <wp:docPr id="42" name="Picture 42"/>
             <wp:cNvGraphicFramePr>
               <a:graphicFrameLocks xmlns:a="http://schemas.openxmlformats.org/drawingml/2006/main" noChangeAspect="1"/>
             </wp:cNvGraphicFramePr>
@@ -13294,7 +14121,7 @@
                   <pic:spPr>
                     <a:xfrm>
                       <a:off x="0" y="0"/>
-                      <a:ext cx="542925" cy="733425"/>
+                      <a:ext cx="514350" cy="781050"/>
                     </a:xfrm>
                     <a:prstGeom prst="rect">
                       <a:avLst/>
@@ -13315,33 +14142,25 @@
           <w:ilvl w:val="0"/>
           <w:numId w:val="10"/>
         </w:numPr>
+      </w:pPr>
+      <w:r>
         <w:rPr>
           <w:b/>
           <w:u w:val="single"/>
         </w:rPr>
-      </w:pPr>
-      <w:r>
-        <w:rPr>
-          <w:b/>
-          <w:u w:val="single"/>
-        </w:rPr>
-        <w:t>Squad</w:t>
-      </w:r>
-      <w:r>
-        <w:rPr>
-          <w:b/>
-          <w:u w:val="single"/>
-        </w:rPr>
-        <w:t xml:space="preserve"> </w:t>
-      </w:r>
-      <w:r>
-        <w:t>–</w:t>
-      </w:r>
-      <w:r>
-        <w:t xml:space="preserve"> T</w:t>
-      </w:r>
-      <w:r>
-        <w:t>he squad of this player’s game.</w:t>
+        <w:t>ADJ AVG</w:t>
+      </w:r>
+      <w:r>
+        <w:t xml:space="preserve"> – Adjusted Average.</w:t>
+      </w:r>
+      <w:r>
+        <w:t xml:space="preserve"> An average that must be manually entered by the </w:t>
+      </w:r>
+      <w:r>
+        <w:t>Director</w:t>
+      </w:r>
+      <w:r>
+        <w:t>.</w:t>
       </w:r>
     </w:p>
     <w:p>
@@ -13349,20 +14168,16 @@
         <w:pStyle w:val="BodyText"/>
         <w:keepNext/>
         <w:ind w:left="720"/>
-        <w:rPr>
-          <w:b/>
-          <w:u w:val="single"/>
-        </w:rPr>
       </w:pPr>
       <w:r>
         <w:rPr>
           <w:noProof/>
         </w:rPr>
         <w:drawing>
-          <wp:inline distT="0" distB="0" distL="0" distR="0" wp14:anchorId="752F97DE" wp14:editId="3DE20F24">
-            <wp:extent cx="504825" cy="781050"/>
-            <wp:effectExtent l="0" t="0" r="9525" b="0"/>
-            <wp:docPr id="46" name="Picture 46"/>
+          <wp:inline distT="0" distB="0" distL="0" distR="0" wp14:anchorId="0EA28D84" wp14:editId="0D1BAAD7">
+            <wp:extent cx="514350" cy="762000"/>
+            <wp:effectExtent l="0" t="0" r="0" b="0"/>
+            <wp:docPr id="43" name="Picture 43"/>
             <wp:cNvGraphicFramePr>
               <a:graphicFrameLocks xmlns:a="http://schemas.openxmlformats.org/drawingml/2006/main" noChangeAspect="1"/>
             </wp:cNvGraphicFramePr>
@@ -13382,7 +14197,7 @@
                   <pic:spPr>
                     <a:xfrm>
                       <a:off x="0" y="0"/>
-                      <a:ext cx="504825" cy="781050"/>
+                      <a:ext cx="514350" cy="762000"/>
                     </a:xfrm>
                     <a:prstGeom prst="rect">
                       <a:avLst/>
@@ -13403,20 +14218,34 @@
           <w:ilvl w:val="0"/>
           <w:numId w:val="10"/>
         </w:numPr>
+      </w:pPr>
+      <w:r>
         <w:rPr>
           <w:b/>
           <w:u w:val="single"/>
         </w:rPr>
-      </w:pPr>
+        <w:t>Director</w:t>
+      </w:r>
       <w:r>
         <w:rPr>
           <w:b/>
           <w:u w:val="single"/>
         </w:rPr>
-        <w:t xml:space="preserve">Handicap </w:t>
-      </w:r>
-      <w:r>
-        <w:t>– The player’s current handicap.</w:t>
+        <w:t xml:space="preserve"> Check</w:t>
+      </w:r>
+      <w:r>
+        <w:t xml:space="preserve"> – Checkbox to confirm a </w:t>
+      </w:r>
+      <w:proofErr w:type="gramStart"/>
+      <w:r>
+        <w:t>Director</w:t>
+      </w:r>
+      <w:proofErr w:type="gramEnd"/>
+      <w:r>
+        <w:t xml:space="preserve"> has checked and validated</w:t>
+      </w:r>
+      <w:r>
+        <w:t xml:space="preserve"> a player’s score.</w:t>
       </w:r>
     </w:p>
     <w:p>
@@ -13424,20 +14253,16 @@
         <w:pStyle w:val="BodyText"/>
         <w:keepNext/>
         <w:ind w:left="720"/>
-        <w:rPr>
-          <w:b/>
-          <w:u w:val="single"/>
-        </w:rPr>
       </w:pPr>
       <w:r>
         <w:rPr>
           <w:noProof/>
         </w:rPr>
         <w:drawing>
-          <wp:inline distT="0" distB="0" distL="0" distR="0" wp14:anchorId="246BBCB5" wp14:editId="5433436B">
-            <wp:extent cx="561975" cy="762000"/>
-            <wp:effectExtent l="0" t="0" r="9525" b="0"/>
-            <wp:docPr id="47" name="Picture 47"/>
+          <wp:inline distT="0" distB="0" distL="0" distR="0" wp14:anchorId="7975C22F" wp14:editId="35A77B3D">
+            <wp:extent cx="542925" cy="733425"/>
+            <wp:effectExtent l="0" t="0" r="9525" b="9525"/>
+            <wp:docPr id="45" name="Picture 45"/>
             <wp:cNvGraphicFramePr>
               <a:graphicFrameLocks xmlns:a="http://schemas.openxmlformats.org/drawingml/2006/main" noChangeAspect="1"/>
             </wp:cNvGraphicFramePr>
@@ -13457,7 +14282,7 @@
                   <pic:spPr>
                     <a:xfrm>
                       <a:off x="0" y="0"/>
-                      <a:ext cx="561975" cy="762000"/>
+                      <a:ext cx="542925" cy="733425"/>
                     </a:xfrm>
                     <a:prstGeom prst="rect">
                       <a:avLst/>
@@ -13488,10 +14313,23 @@
           <w:b/>
           <w:u w:val="single"/>
         </w:rPr>
-        <w:t>Bonus</w:t>
-      </w:r>
-      <w:r>
-        <w:t xml:space="preserve"> – Current player’s bonus.</w:t>
+        <w:t>Squad</w:t>
+      </w:r>
+      <w:r>
+        <w:rPr>
+          <w:b/>
+          <w:u w:val="single"/>
+        </w:rPr>
+        <w:t xml:space="preserve"> </w:t>
+      </w:r>
+      <w:r>
+        <w:t>–</w:t>
+      </w:r>
+      <w:r>
+        <w:t xml:space="preserve"> T</w:t>
+      </w:r>
+      <w:r>
+        <w:t>he squad of this player’s game.</w:t>
       </w:r>
     </w:p>
     <w:p>
@@ -13508,12 +14346,11 @@
         <w:rPr>
           <w:noProof/>
         </w:rPr>
-        <w:lastRenderedPageBreak/>
         <w:drawing>
-          <wp:inline distT="0" distB="0" distL="0" distR="0" wp14:anchorId="4DAE4DA4" wp14:editId="32E56A64">
-            <wp:extent cx="533400" cy="752475"/>
-            <wp:effectExtent l="0" t="0" r="0" b="9525"/>
-            <wp:docPr id="48" name="Picture 48"/>
+          <wp:inline distT="0" distB="0" distL="0" distR="0" wp14:anchorId="752F97DE" wp14:editId="3DE20F24">
+            <wp:extent cx="504825" cy="781050"/>
+            <wp:effectExtent l="0" t="0" r="9525" b="0"/>
+            <wp:docPr id="46" name="Picture 46"/>
             <wp:cNvGraphicFramePr>
               <a:graphicFrameLocks xmlns:a="http://schemas.openxmlformats.org/drawingml/2006/main" noChangeAspect="1"/>
             </wp:cNvGraphicFramePr>
@@ -13533,7 +14370,7 @@
                   <pic:spPr>
                     <a:xfrm>
                       <a:off x="0" y="0"/>
-                      <a:ext cx="533400" cy="752475"/>
+                      <a:ext cx="504825" cy="781050"/>
                     </a:xfrm>
                     <a:prstGeom prst="rect">
                       <a:avLst/>
@@ -13564,17 +14401,10 @@
           <w:b/>
           <w:u w:val="single"/>
         </w:rPr>
-        <w:t xml:space="preserve"> Pro Pot</w:t>
-      </w:r>
-      <w:r>
-        <w:rPr>
-          <w:i/>
-          <w:u w:val="single"/>
-        </w:rPr>
-        <w:t xml:space="preserve"> </w:t>
-      </w:r>
-      <w:r>
-        <w:t>– Needs work</w:t>
+        <w:t xml:space="preserve">Handicap </w:t>
+      </w:r>
+      <w:r>
+        <w:t>– The player’s current handicap.</w:t>
       </w:r>
     </w:p>
     <w:p>
@@ -13592,10 +14422,10 @@
           <w:noProof/>
         </w:rPr>
         <w:drawing>
-          <wp:inline distT="0" distB="0" distL="0" distR="0" wp14:anchorId="262F41B1" wp14:editId="7DF7E216">
-            <wp:extent cx="533400" cy="733425"/>
-            <wp:effectExtent l="0" t="0" r="0" b="9525"/>
-            <wp:docPr id="49" name="Picture 49"/>
+          <wp:inline distT="0" distB="0" distL="0" distR="0" wp14:anchorId="246BBCB5" wp14:editId="5433436B">
+            <wp:extent cx="561975" cy="762000"/>
+            <wp:effectExtent l="0" t="0" r="9525" b="0"/>
+            <wp:docPr id="47" name="Picture 47"/>
             <wp:cNvGraphicFramePr>
               <a:graphicFrameLocks xmlns:a="http://schemas.openxmlformats.org/drawingml/2006/main" noChangeAspect="1"/>
             </wp:cNvGraphicFramePr>
@@ -13615,7 +14445,7 @@
                   <pic:spPr>
                     <a:xfrm>
                       <a:off x="0" y="0"/>
-                      <a:ext cx="533400" cy="733425"/>
+                      <a:ext cx="561975" cy="762000"/>
                     </a:xfrm>
                     <a:prstGeom prst="rect">
                       <a:avLst/>
@@ -13646,13 +14476,10 @@
           <w:b/>
           <w:u w:val="single"/>
         </w:rPr>
-        <w:t>Notes</w:t>
-      </w:r>
-      <w:r>
-        <w:t xml:space="preserve"> – notes on the cur</w:t>
-      </w:r>
-      <w:r>
-        <w:t>rent player.</w:t>
+        <w:t>Bonus</w:t>
+      </w:r>
+      <w:r>
+        <w:t xml:space="preserve"> – Current player’s bonus.</w:t>
       </w:r>
     </w:p>
     <w:p>
@@ -13669,11 +14496,12 @@
         <w:rPr>
           <w:noProof/>
         </w:rPr>
+        <w:lastRenderedPageBreak/>
         <w:drawing>
-          <wp:inline distT="0" distB="0" distL="0" distR="0" wp14:anchorId="29A96E70" wp14:editId="63FE8FAF">
-            <wp:extent cx="533400" cy="733425"/>
+          <wp:inline distT="0" distB="0" distL="0" distR="0" wp14:anchorId="4DAE4DA4" wp14:editId="32E56A64">
+            <wp:extent cx="533400" cy="752475"/>
             <wp:effectExtent l="0" t="0" r="0" b="9525"/>
-            <wp:docPr id="50" name="Picture 50"/>
+            <wp:docPr id="48" name="Picture 48"/>
             <wp:cNvGraphicFramePr>
               <a:graphicFrameLocks xmlns:a="http://schemas.openxmlformats.org/drawingml/2006/main" noChangeAspect="1"/>
             </wp:cNvGraphicFramePr>
@@ -13693,6 +14521,88 @@
                   <pic:spPr>
                     <a:xfrm>
                       <a:off x="0" y="0"/>
+                      <a:ext cx="533400" cy="752475"/>
+                    </a:xfrm>
+                    <a:prstGeom prst="rect">
+                      <a:avLst/>
+                    </a:prstGeom>
+                  </pic:spPr>
+                </pic:pic>
+              </a:graphicData>
+            </a:graphic>
+          </wp:inline>
+        </w:drawing>
+      </w:r>
+    </w:p>
+    <w:p>
+      <w:pPr>
+        <w:pStyle w:val="BodyText"/>
+        <w:keepNext/>
+        <w:numPr>
+          <w:ilvl w:val="0"/>
+          <w:numId w:val="10"/>
+        </w:numPr>
+        <w:rPr>
+          <w:b/>
+          <w:u w:val="single"/>
+        </w:rPr>
+      </w:pPr>
+      <w:r>
+        <w:rPr>
+          <w:b/>
+          <w:u w:val="single"/>
+        </w:rPr>
+        <w:t xml:space="preserve"> Pro Pot</w:t>
+      </w:r>
+      <w:r>
+        <w:rPr>
+          <w:i/>
+          <w:u w:val="single"/>
+        </w:rPr>
+        <w:t xml:space="preserve"> </w:t>
+      </w:r>
+      <w:r>
+        <w:t>– Needs work</w:t>
+      </w:r>
+    </w:p>
+    <w:p>
+      <w:pPr>
+        <w:pStyle w:val="BodyText"/>
+        <w:keepNext/>
+        <w:ind w:left="720"/>
+        <w:rPr>
+          <w:b/>
+          <w:u w:val="single"/>
+        </w:rPr>
+      </w:pPr>
+      <w:r>
+        <w:rPr>
+          <w:noProof/>
+        </w:rPr>
+        <w:drawing>
+          <wp:inline distT="0" distB="0" distL="0" distR="0" wp14:anchorId="262F41B1" wp14:editId="7DF7E216">
+            <wp:extent cx="533400" cy="733425"/>
+            <wp:effectExtent l="0" t="0" r="0" b="9525"/>
+            <wp:docPr id="49" name="Picture 49"/>
+            <wp:cNvGraphicFramePr>
+              <a:graphicFrameLocks xmlns:a="http://schemas.openxmlformats.org/drawingml/2006/main" noChangeAspect="1"/>
+            </wp:cNvGraphicFramePr>
+            <a:graphic xmlns:a="http://schemas.openxmlformats.org/drawingml/2006/main">
+              <a:graphicData uri="http://schemas.openxmlformats.org/drawingml/2006/picture">
+                <pic:pic xmlns:pic="http://schemas.openxmlformats.org/drawingml/2006/picture">
+                  <pic:nvPicPr>
+                    <pic:cNvPr id="1" name=""/>
+                    <pic:cNvPicPr/>
+                  </pic:nvPicPr>
+                  <pic:blipFill>
+                    <a:blip r:embed="rId58"/>
+                    <a:stretch>
+                      <a:fillRect/>
+                    </a:stretch>
+                  </pic:blipFill>
+                  <pic:spPr>
+                    <a:xfrm>
+                      <a:off x="0" y="0"/>
                       <a:ext cx="533400" cy="733425"/>
                     </a:xfrm>
                     <a:prstGeom prst="rect">
@@ -13708,6 +14618,84 @@
     </w:p>
     <w:p>
       <w:pPr>
+        <w:pStyle w:val="BodyText"/>
+        <w:keepNext/>
+        <w:numPr>
+          <w:ilvl w:val="0"/>
+          <w:numId w:val="10"/>
+        </w:numPr>
+        <w:rPr>
+          <w:b/>
+          <w:u w:val="single"/>
+        </w:rPr>
+      </w:pPr>
+      <w:r>
+        <w:rPr>
+          <w:b/>
+          <w:u w:val="single"/>
+        </w:rPr>
+        <w:t>Notes</w:t>
+      </w:r>
+      <w:r>
+        <w:t xml:space="preserve"> – notes on the cur</w:t>
+      </w:r>
+      <w:r>
+        <w:t>rent player.</w:t>
+      </w:r>
+    </w:p>
+    <w:p>
+      <w:pPr>
+        <w:pStyle w:val="BodyText"/>
+        <w:keepNext/>
+        <w:ind w:left="720"/>
+        <w:rPr>
+          <w:b/>
+          <w:u w:val="single"/>
+        </w:rPr>
+      </w:pPr>
+      <w:r>
+        <w:rPr>
+          <w:noProof/>
+        </w:rPr>
+        <w:drawing>
+          <wp:inline distT="0" distB="0" distL="0" distR="0" wp14:anchorId="29A96E70" wp14:editId="63FE8FAF">
+            <wp:extent cx="533400" cy="733425"/>
+            <wp:effectExtent l="0" t="0" r="0" b="9525"/>
+            <wp:docPr id="50" name="Picture 50"/>
+            <wp:cNvGraphicFramePr>
+              <a:graphicFrameLocks xmlns:a="http://schemas.openxmlformats.org/drawingml/2006/main" noChangeAspect="1"/>
+            </wp:cNvGraphicFramePr>
+            <a:graphic xmlns:a="http://schemas.openxmlformats.org/drawingml/2006/main">
+              <a:graphicData uri="http://schemas.openxmlformats.org/drawingml/2006/picture">
+                <pic:pic xmlns:pic="http://schemas.openxmlformats.org/drawingml/2006/picture">
+                  <pic:nvPicPr>
+                    <pic:cNvPr id="1" name=""/>
+                    <pic:cNvPicPr/>
+                  </pic:nvPicPr>
+                  <pic:blipFill>
+                    <a:blip r:embed="rId59"/>
+                    <a:stretch>
+                      <a:fillRect/>
+                    </a:stretch>
+                  </pic:blipFill>
+                  <pic:spPr>
+                    <a:xfrm>
+                      <a:off x="0" y="0"/>
+                      <a:ext cx="533400" cy="733425"/>
+                    </a:xfrm>
+                    <a:prstGeom prst="rect">
+                      <a:avLst/>
+                    </a:prstGeom>
+                  </pic:spPr>
+                </pic:pic>
+              </a:graphicData>
+            </a:graphic>
+          </wp:inline>
+        </w:drawing>
+      </w:r>
+    </w:p>
+    <w:p>
+      <w:pPr>
         <w:pStyle w:val="Caption"/>
       </w:pPr>
     </w:p>
@@ -13715,11 +14703,11 @@
       <w:pPr>
         <w:pStyle w:val="Heading1"/>
       </w:pPr>
-      <w:bookmarkStart w:id="43" w:name="_Toc509165867"/>
+      <w:bookmarkStart w:id="50" w:name="_Toc90901613"/>
       <w:r>
         <w:t>Tools</w:t>
       </w:r>
-      <w:bookmarkEnd w:id="43"/>
+      <w:bookmarkEnd w:id="50"/>
       <w:r>
         <w:fldChar w:fldCharType="begin"/>
       </w:r>
@@ -13769,7 +14757,15 @@
         <w:t>The current options include Backup Database, Restore Database, and Update Inactive Members.</w:t>
       </w:r>
       <w:r>
-        <w:t xml:space="preserve"> Click the Tools tab to open a drop down menu with these three options.</w:t>
+        <w:t xml:space="preserve"> Click the Tools tab to open a </w:t>
+      </w:r>
+      <w:proofErr w:type="gramStart"/>
+      <w:r>
+        <w:t>drop down</w:t>
+      </w:r>
+      <w:proofErr w:type="gramEnd"/>
+      <w:r>
+        <w:t xml:space="preserve"> menu with these three options.</w:t>
       </w:r>
     </w:p>
     <w:p>
@@ -13805,7 +14801,7 @@
                     </pic:cNvPicPr>
                   </pic:nvPicPr>
                   <pic:blipFill>
-                    <a:blip r:embed="rId58">
+                    <a:blip r:embed="rId60">
                       <a:extLst>
                         <a:ext uri="{28A0092B-C50C-407E-A947-70E740481C1C}">
                           <a14:useLocalDpi xmlns:a14="http://schemas.microsoft.com/office/drawing/2010/main" val="0"/>
@@ -13854,38 +14850,28 @@
       <w:pPr>
         <w:pStyle w:val="Heading2"/>
       </w:pPr>
+      <w:bookmarkStart w:id="51" w:name="_Toc90901614"/>
       <w:r>
         <w:lastRenderedPageBreak/>
         <w:t>Backup Database</w:t>
       </w:r>
-    </w:p>
-    <w:p>
-      <w:pPr>
-        <w:pStyle w:val="BodyText"/>
-      </w:pPr>
-      <w:r>
-        <w:t xml:space="preserve">The first option from the drop down Tools menu will allow the user to back up the database. Once the backup database option is selected, it will prompt the user to select a folder to store a .BAK file of the current </w:t>
-      </w:r>
-      <w:r>
-        <w:t>9-Tap</w:t>
-      </w:r>
-      <w:r>
-        <w:t xml:space="preserve"> database to.</w:t>
-      </w:r>
-      <w:r>
-        <w:t xml:space="preserve">  A user may also create a new folder by selecting the Make New Folder button. Once a new folder has been created or one has been selected, press the OK button to back up the database. A prompt confirming the backup will appear, clicking OK will bring the user back to </w:t>
-      </w:r>
-      <w:r>
-        <w:t>9-Tap</w:t>
-      </w:r>
-      <w:r>
-        <w:t>.</w:t>
-      </w:r>
-    </w:p>
-    <w:p>
-      <w:pPr>
-        <w:pStyle w:val="BodyText"/>
-      </w:pPr>
+      <w:bookmarkEnd w:id="51"/>
+    </w:p>
+    <w:p>
+      <w:pPr>
+        <w:pStyle w:val="BodyText"/>
+      </w:pPr>
+      <w:r>
+        <w:t xml:space="preserve">The first option from the </w:t>
+      </w:r>
+      <w:proofErr w:type="gramStart"/>
+      <w:r>
+        <w:t>drop down</w:t>
+      </w:r>
+      <w:proofErr w:type="gramEnd"/>
+      <w:r>
+        <w:t xml:space="preserve"> Tools menu will allow the user to back up the database. </w:t>
+      </w:r>
     </w:p>
     <w:p>
       <w:pPr>
@@ -13896,10 +14882,10 @@
           <w:noProof/>
         </w:rPr>
         <w:drawing>
-          <wp:inline distT="0" distB="0" distL="0" distR="0" wp14:anchorId="7A87F9DB" wp14:editId="4092FB9C">
-            <wp:extent cx="3076575" cy="3086100"/>
-            <wp:effectExtent l="0" t="0" r="9525" b="0"/>
-            <wp:docPr id="19" name="Picture 12" descr="BackUpDatabaseBrowseWindow"/>
+          <wp:inline distT="0" distB="0" distL="0" distR="0" wp14:anchorId="268ED772" wp14:editId="04AC0875">
+            <wp:extent cx="4044176" cy="1943100"/>
+            <wp:effectExtent l="0" t="0" r="0" b="0"/>
+            <wp:docPr id="2" name="Picture 2" descr="Choosing drop-down option Tools"/>
             <wp:cNvGraphicFramePr>
               <a:graphicFrameLocks xmlns:a="http://schemas.openxmlformats.org/drawingml/2006/main" noChangeAspect="1"/>
             </wp:cNvGraphicFramePr>
@@ -13907,13 +14893,13 @@
               <a:graphicData uri="http://schemas.openxmlformats.org/drawingml/2006/picture">
                 <pic:pic xmlns:pic="http://schemas.openxmlformats.org/drawingml/2006/picture">
                   <pic:nvPicPr>
-                    <pic:cNvPr id="0" name="Picture 12" descr="BackUpDatabaseBrowseWindow"/>
+                    <pic:cNvPr id="2" name="Picture 2" descr="Choosing drop-down option Tools"/>
                     <pic:cNvPicPr>
                       <a:picLocks noChangeAspect="1" noChangeArrowheads="1"/>
                     </pic:cNvPicPr>
                   </pic:nvPicPr>
                   <pic:blipFill>
-                    <a:blip r:embed="rId59">
+                    <a:blip r:embed="rId61">
                       <a:extLst>
                         <a:ext uri="{28A0092B-C50C-407E-A947-70E740481C1C}">
                           <a14:useLocalDpi xmlns:a14="http://schemas.microsoft.com/office/drawing/2010/main" val="0"/>
@@ -13928,7 +14914,7 @@
                   <pic:spPr bwMode="auto">
                     <a:xfrm>
                       <a:off x="0" y="0"/>
-                      <a:ext cx="3076575" cy="3086100"/>
+                      <a:ext cx="4052018" cy="1946868"/>
                     </a:xfrm>
                     <a:prstGeom prst="rect">
                       <a:avLst/>
@@ -13950,52 +14936,30 @@
         <w:pStyle w:val="Caption"/>
       </w:pPr>
       <w:r>
-        <w:t>Figure 19a: Window to select folder to backup database to.</w:t>
-      </w:r>
-    </w:p>
-    <w:p>
-      <w:pPr>
-        <w:pStyle w:val="BodyText"/>
-      </w:pPr>
-    </w:p>
-    <w:p>
-      <w:pPr>
-        <w:pStyle w:val="Heading2"/>
-      </w:pPr>
-      <w:r>
-        <w:t>Restore Database</w:t>
-      </w:r>
-    </w:p>
-    <w:p>
-      <w:pPr>
-        <w:pStyle w:val="BodyText"/>
-      </w:pPr>
-      <w:r>
-        <w:t xml:space="preserve">The second option from the drop down Tools menu allows the user to restore the </w:t>
+        <w:t>Figure 19a: Tools menu with Backup Option.</w:t>
+      </w:r>
+    </w:p>
+    <w:p>
+      <w:pPr>
+        <w:pStyle w:val="BodyText"/>
+      </w:pPr>
+    </w:p>
+    <w:p>
+      <w:pPr>
+        <w:pStyle w:val="BodyText"/>
+      </w:pPr>
+      <w:r>
+        <w:t xml:space="preserve">Once the backup database option is selected, it will prompt the user to select a folder to store a .BAK file of the current </w:t>
       </w:r>
       <w:r>
         <w:t>9-Tap</w:t>
       </w:r>
       <w:r>
-        <w:t xml:space="preserve"> database from a .BAK file they’ve created using the Backup Database tool described above.</w:t>
-      </w:r>
-      <w:r>
-        <w:t xml:space="preserve"> </w:t>
-      </w:r>
-      <w:r>
-        <w:t xml:space="preserve">Clicking on the Restore database tool under the tool menu will bring up the file explorer. From here, navigate to the folder a previous .BAK file has been stored and highlight it to select it. Click the Open button in the file explorer to restore </w:t>
-      </w:r>
-      <w:r>
-        <w:t xml:space="preserve">the database from the .BAK File. </w:t>
-      </w:r>
-      <w:r>
-        <w:t>The user will be prompted to restart the program.</w:t>
-      </w:r>
-    </w:p>
-    <w:p>
-      <w:pPr>
-        <w:pStyle w:val="BodyText"/>
-      </w:pPr>
+        <w:t xml:space="preserve"> database to.</w:t>
+      </w:r>
+      <w:r>
+        <w:t xml:space="preserve">  </w:t>
+      </w:r>
     </w:p>
     <w:p>
       <w:pPr>
@@ -14005,12 +14969,11 @@
         <w:rPr>
           <w:noProof/>
         </w:rPr>
-        <w:lastRenderedPageBreak/>
         <w:drawing>
-          <wp:inline distT="0" distB="0" distL="0" distR="0" wp14:anchorId="3FAD1F11" wp14:editId="43237219">
-            <wp:extent cx="4876800" cy="2933700"/>
-            <wp:effectExtent l="0" t="0" r="0" b="0"/>
-            <wp:docPr id="13" name="Picture 13" descr="RestoreDatabaseFolderNavigation"/>
+          <wp:inline distT="0" distB="0" distL="0" distR="0" wp14:anchorId="7A87F9DB" wp14:editId="2CB40ABA">
+            <wp:extent cx="3905250" cy="3140900"/>
+            <wp:effectExtent l="0" t="0" r="0" b="2540"/>
+            <wp:docPr id="19" name="Picture 12" descr="Navigate to a place to save the file"/>
             <wp:cNvGraphicFramePr>
               <a:graphicFrameLocks xmlns:a="http://schemas.openxmlformats.org/drawingml/2006/main" noChangeAspect="1"/>
             </wp:cNvGraphicFramePr>
@@ -14018,20 +14981,19 @@
               <a:graphicData uri="http://schemas.openxmlformats.org/drawingml/2006/picture">
                 <pic:pic xmlns:pic="http://schemas.openxmlformats.org/drawingml/2006/picture">
                   <pic:nvPicPr>
-                    <pic:cNvPr id="0" name="Picture 13" descr="RestoreDatabaseFolderNavigation"/>
+                    <pic:cNvPr id="19" name="Picture 12" descr="Navigate to a place to save the file"/>
                     <pic:cNvPicPr>
                       <a:picLocks noChangeAspect="1" noChangeArrowheads="1"/>
                     </pic:cNvPicPr>
                   </pic:nvPicPr>
                   <pic:blipFill>
-                    <a:blip r:embed="rId60">
+                    <a:blip r:embed="rId62">
                       <a:extLst>
                         <a:ext uri="{28A0092B-C50C-407E-A947-70E740481C1C}">
                           <a14:useLocalDpi xmlns:a14="http://schemas.microsoft.com/office/drawing/2010/main" val="0"/>
                         </a:ext>
                       </a:extLst>
                     </a:blip>
-                    <a:srcRect/>
                     <a:stretch>
                       <a:fillRect/>
                     </a:stretch>
@@ -14039,7 +15001,7 @@
                   <pic:spPr bwMode="auto">
                     <a:xfrm>
                       <a:off x="0" y="0"/>
-                      <a:ext cx="4876800" cy="2933700"/>
+                      <a:ext cx="3914070" cy="3147993"/>
                     </a:xfrm>
                     <a:prstGeom prst="rect">
                       <a:avLst/>
@@ -14059,28 +15021,545 @@
     <w:p>
       <w:pPr>
         <w:pStyle w:val="Caption"/>
+      </w:pPr>
+      <w:r>
+        <w:t>Figure 19</w:t>
+      </w:r>
+      <w:r>
+        <w:t>b</w:t>
+      </w:r>
+      <w:r>
+        <w:t xml:space="preserve">: </w:t>
+      </w:r>
+      <w:r>
+        <w:t>Navigate to where user wants to save the file</w:t>
+      </w:r>
+      <w:r>
+        <w:t>.</w:t>
+      </w:r>
+    </w:p>
+    <w:p>
+      <w:pPr>
+        <w:pStyle w:val="BodyText"/>
+      </w:pPr>
+    </w:p>
+    <w:p>
+      <w:pPr>
+        <w:pStyle w:val="BodyText"/>
+      </w:pPr>
+    </w:p>
+    <w:p>
+      <w:pPr>
+        <w:pStyle w:val="BodyText"/>
+      </w:pPr>
+      <w:r>
+        <w:lastRenderedPageBreak/>
+        <w:t xml:space="preserve">A user may also create a new folder by </w:t>
+      </w:r>
+      <w:r>
+        <w:t>right clicking in an empty space</w:t>
+      </w:r>
+      <w:r>
+        <w:t xml:space="preserve"> in the window</w:t>
+      </w:r>
+      <w:r>
+        <w:t>, navigating to New, and then choosing Folder</w:t>
+      </w:r>
+      <w:r>
+        <w:t xml:space="preserve">. </w:t>
+      </w:r>
+      <w:r>
+        <w:t>The user may then r</w:t>
+      </w:r>
+      <w:r>
+        <w:t>ename the folder.</w:t>
+      </w:r>
+    </w:p>
+    <w:p>
+      <w:pPr>
+        <w:pStyle w:val="BodyText"/>
+      </w:pPr>
+      <w:r>
+        <w:rPr>
+          <w:noProof/>
+        </w:rPr>
+        <w:drawing>
+          <wp:inline distT="0" distB="0" distL="0" distR="0" wp14:anchorId="6F947A1E" wp14:editId="64E195CA">
+            <wp:extent cx="3539398" cy="4057650"/>
+            <wp:effectExtent l="0" t="0" r="4445" b="0"/>
+            <wp:docPr id="30" name="Picture 30" descr="Creating a new folder"/>
+            <wp:cNvGraphicFramePr>
+              <a:graphicFrameLocks xmlns:a="http://schemas.openxmlformats.org/drawingml/2006/main" noChangeAspect="1"/>
+            </wp:cNvGraphicFramePr>
+            <a:graphic xmlns:a="http://schemas.openxmlformats.org/drawingml/2006/main">
+              <a:graphicData uri="http://schemas.openxmlformats.org/drawingml/2006/picture">
+                <pic:pic xmlns:pic="http://schemas.openxmlformats.org/drawingml/2006/picture">
+                  <pic:nvPicPr>
+                    <pic:cNvPr id="30" name="Picture 30" descr="Creating a new folder"/>
+                    <pic:cNvPicPr/>
+                  </pic:nvPicPr>
+                  <pic:blipFill>
+                    <a:blip r:embed="rId63">
+                      <a:extLst>
+                        <a:ext uri="{28A0092B-C50C-407E-A947-70E740481C1C}">
+                          <a14:useLocalDpi xmlns:a14="http://schemas.microsoft.com/office/drawing/2010/main" val="0"/>
+                        </a:ext>
+                      </a:extLst>
+                    </a:blip>
+                    <a:stretch>
+                      <a:fillRect/>
+                    </a:stretch>
+                  </pic:blipFill>
+                  <pic:spPr>
+                    <a:xfrm>
+                      <a:off x="0" y="0"/>
+                      <a:ext cx="3547091" cy="4066470"/>
+                    </a:xfrm>
+                    <a:prstGeom prst="rect">
+                      <a:avLst/>
+                    </a:prstGeom>
+                  </pic:spPr>
+                </pic:pic>
+              </a:graphicData>
+            </a:graphic>
+          </wp:inline>
+        </w:drawing>
+      </w:r>
+    </w:p>
+    <w:p>
+      <w:pPr>
+        <w:pStyle w:val="Caption"/>
+      </w:pPr>
+      <w:r>
+        <w:t>Figure 19</w:t>
+      </w:r>
+      <w:r>
+        <w:t>c</w:t>
+      </w:r>
+      <w:r>
+        <w:t xml:space="preserve">: </w:t>
+      </w:r>
+      <w:r>
+        <w:t>If user wants to make a new folder</w:t>
+      </w:r>
+      <w:r>
+        <w:t>.</w:t>
+      </w:r>
+    </w:p>
+    <w:p>
+      <w:pPr>
+        <w:pStyle w:val="BodyText"/>
+      </w:pPr>
+    </w:p>
+    <w:p>
+      <w:pPr>
+        <w:pStyle w:val="BodyText"/>
+      </w:pPr>
+      <w:r>
+        <w:t xml:space="preserve">Once a new folder has been created </w:t>
+      </w:r>
+      <w:r>
+        <w:t xml:space="preserve">or the user has navigated to </w:t>
+      </w:r>
+      <w:r>
+        <w:t xml:space="preserve">the folder they would like to use, </w:t>
+      </w:r>
+      <w:r>
+        <w:t xml:space="preserve">double click to open the </w:t>
+      </w:r>
+      <w:r>
+        <w:t>chosen</w:t>
+      </w:r>
+      <w:r>
+        <w:t xml:space="preserve"> folder</w:t>
+      </w:r>
+      <w:r>
+        <w:t xml:space="preserve">, press the </w:t>
+      </w:r>
+      <w:r>
+        <w:t>Save</w:t>
+      </w:r>
+      <w:r>
+        <w:t xml:space="preserve"> button to back up the database. A prompt confirming the backup will appear, clicking OK will bring the user back to 9-Tap.</w:t>
+      </w:r>
+    </w:p>
+    <w:p>
+      <w:pPr>
+        <w:pStyle w:val="BodyText"/>
+      </w:pPr>
+      <w:r>
+        <w:lastRenderedPageBreak/>
+        <w:drawing>
+          <wp:inline distT="0" distB="0" distL="0" distR="0" wp14:anchorId="27378EF0" wp14:editId="0A8BAC1C">
+            <wp:extent cx="4165552" cy="3343275"/>
+            <wp:effectExtent l="0" t="0" r="6985" b="0"/>
+            <wp:docPr id="56" name="Picture 56" descr="Save the .bak file"/>
+            <wp:cNvGraphicFramePr>
+              <a:graphicFrameLocks xmlns:a="http://schemas.openxmlformats.org/drawingml/2006/main" noChangeAspect="1"/>
+            </wp:cNvGraphicFramePr>
+            <a:graphic xmlns:a="http://schemas.openxmlformats.org/drawingml/2006/main">
+              <a:graphicData uri="http://schemas.openxmlformats.org/drawingml/2006/picture">
+                <pic:pic xmlns:pic="http://schemas.openxmlformats.org/drawingml/2006/picture">
+                  <pic:nvPicPr>
+                    <pic:cNvPr id="56" name="Picture 56" descr="Save the .bak file"/>
+                    <pic:cNvPicPr/>
+                  </pic:nvPicPr>
+                  <pic:blipFill>
+                    <a:blip r:embed="rId64"/>
+                    <a:stretch>
+                      <a:fillRect/>
+                    </a:stretch>
+                  </pic:blipFill>
+                  <pic:spPr>
+                    <a:xfrm>
+                      <a:off x="0" y="0"/>
+                      <a:ext cx="4172878" cy="3349155"/>
+                    </a:xfrm>
+                    <a:prstGeom prst="rect">
+                      <a:avLst/>
+                    </a:prstGeom>
+                  </pic:spPr>
+                </pic:pic>
+              </a:graphicData>
+            </a:graphic>
+          </wp:inline>
+        </w:drawing>
+      </w:r>
+    </w:p>
+    <w:p>
+      <w:pPr>
+        <w:pStyle w:val="Caption"/>
+      </w:pPr>
+      <w:r>
+        <w:t>Figure 19</w:t>
+      </w:r>
+      <w:r>
+        <w:t>d</w:t>
+      </w:r>
+      <w:r>
+        <w:t xml:space="preserve">: </w:t>
+      </w:r>
+      <w:r>
+        <w:t>Click Save to finish process</w:t>
+      </w:r>
+      <w:r>
+        <w:t>.</w:t>
+      </w:r>
+    </w:p>
+    <w:p>
+      <w:pPr>
+        <w:pStyle w:val="BodyText"/>
+      </w:pPr>
+    </w:p>
+    <w:p>
+      <w:pPr>
+        <w:pStyle w:val="Heading2"/>
+      </w:pPr>
+      <w:bookmarkStart w:id="52" w:name="_Toc90901615"/>
+      <w:r>
+        <w:t>Restore Database</w:t>
+      </w:r>
+      <w:bookmarkEnd w:id="52"/>
+    </w:p>
+    <w:p>
+      <w:pPr>
+        <w:pStyle w:val="BodyText"/>
+      </w:pPr>
+      <w:r>
+        <w:t xml:space="preserve">The second option from the </w:t>
+      </w:r>
+      <w:proofErr w:type="gramStart"/>
+      <w:r>
+        <w:t>drop down</w:t>
+      </w:r>
+      <w:proofErr w:type="gramEnd"/>
+      <w:r>
+        <w:t xml:space="preserve"> Tools menu allows the user to restore the </w:t>
+      </w:r>
+      <w:r>
+        <w:t>9-Tap</w:t>
+      </w:r>
+      <w:r>
+        <w:t xml:space="preserve"> database from a .BAK file they’ve created using the Backup Database tool described above.</w:t>
+      </w:r>
+      <w:r>
+        <w:t xml:space="preserve"> </w:t>
+      </w:r>
+      <w:r>
+        <w:t>Clicking on the Restore database tool under the tool menu will bring up the file explorer.</w:t>
+      </w:r>
+    </w:p>
+    <w:p>
+      <w:pPr>
+        <w:pStyle w:val="BodyText"/>
+      </w:pPr>
+      <w:r>
+        <w:drawing>
+          <wp:inline distT="0" distB="0" distL="0" distR="0" wp14:anchorId="35C0C556" wp14:editId="640A6F37">
+            <wp:extent cx="4883150" cy="2186940"/>
+            <wp:effectExtent l="0" t="0" r="0" b="3810"/>
+            <wp:docPr id="57" name="Picture 57" descr="Navigate to Tools and then Restore"/>
+            <wp:cNvGraphicFramePr>
+              <a:graphicFrameLocks xmlns:a="http://schemas.openxmlformats.org/drawingml/2006/main" noChangeAspect="1"/>
+            </wp:cNvGraphicFramePr>
+            <a:graphic xmlns:a="http://schemas.openxmlformats.org/drawingml/2006/main">
+              <a:graphicData uri="http://schemas.openxmlformats.org/drawingml/2006/picture">
+                <pic:pic xmlns:pic="http://schemas.openxmlformats.org/drawingml/2006/picture">
+                  <pic:nvPicPr>
+                    <pic:cNvPr id="57" name="Picture 57" descr="Navigate to Tools and then Restore"/>
+                    <pic:cNvPicPr/>
+                  </pic:nvPicPr>
+                  <pic:blipFill>
+                    <a:blip r:embed="rId65"/>
+                    <a:stretch>
+                      <a:fillRect/>
+                    </a:stretch>
+                  </pic:blipFill>
+                  <pic:spPr>
+                    <a:xfrm>
+                      <a:off x="0" y="0"/>
+                      <a:ext cx="4883150" cy="2186940"/>
+                    </a:xfrm>
+                    <a:prstGeom prst="rect">
+                      <a:avLst/>
+                    </a:prstGeom>
+                  </pic:spPr>
+                </pic:pic>
+              </a:graphicData>
+            </a:graphic>
+          </wp:inline>
+        </w:drawing>
+      </w:r>
+      <w:r>
+        <w:t xml:space="preserve"> </w:t>
+      </w:r>
+    </w:p>
+    <w:p>
+      <w:pPr>
+        <w:pStyle w:val="Caption"/>
+      </w:pPr>
+      <w:r>
+        <w:t>Figure 19</w:t>
+      </w:r>
+      <w:r>
+        <w:t>e</w:t>
+      </w:r>
+      <w:r>
+        <w:t xml:space="preserve">: Tools menu with </w:t>
+      </w:r>
+      <w:r>
+        <w:t>Restore</w:t>
+      </w:r>
+      <w:r>
+        <w:t xml:space="preserve"> Option.</w:t>
+      </w:r>
+    </w:p>
+    <w:p>
+      <w:pPr>
+        <w:pStyle w:val="BodyText"/>
+      </w:pPr>
+    </w:p>
+    <w:p>
+      <w:pPr>
+        <w:pStyle w:val="BodyText"/>
+      </w:pPr>
+      <w:r>
+        <w:lastRenderedPageBreak/>
+        <w:t>A prompt will let the user know that the application will restart.</w:t>
+      </w:r>
+    </w:p>
+    <w:p>
+      <w:pPr>
+        <w:pStyle w:val="BodyText"/>
+      </w:pPr>
+      <w:r>
+        <w:drawing>
+          <wp:inline distT="0" distB="0" distL="0" distR="0" wp14:anchorId="4EE2F0B8" wp14:editId="65E21455">
+            <wp:extent cx="4486901" cy="1838582"/>
+            <wp:effectExtent l="0" t="0" r="0" b="9525"/>
+            <wp:docPr id="58" name="Picture 58" descr="Warning that will popup using Restore Database in the Tool Menu."/>
+            <wp:cNvGraphicFramePr>
+              <a:graphicFrameLocks xmlns:a="http://schemas.openxmlformats.org/drawingml/2006/main" noChangeAspect="1"/>
+            </wp:cNvGraphicFramePr>
+            <a:graphic xmlns:a="http://schemas.openxmlformats.org/drawingml/2006/main">
+              <a:graphicData uri="http://schemas.openxmlformats.org/drawingml/2006/picture">
+                <pic:pic xmlns:pic="http://schemas.openxmlformats.org/drawingml/2006/picture">
+                  <pic:nvPicPr>
+                    <pic:cNvPr id="58" name="Picture 58" descr="Warning that will popup using Restore Database in the Tool Menu."/>
+                    <pic:cNvPicPr/>
+                  </pic:nvPicPr>
+                  <pic:blipFill>
+                    <a:blip r:embed="rId66"/>
+                    <a:stretch>
+                      <a:fillRect/>
+                    </a:stretch>
+                  </pic:blipFill>
+                  <pic:spPr>
+                    <a:xfrm>
+                      <a:off x="0" y="0"/>
+                      <a:ext cx="4486901" cy="1838582"/>
+                    </a:xfrm>
+                    <a:prstGeom prst="rect">
+                      <a:avLst/>
+                    </a:prstGeom>
+                  </pic:spPr>
+                </pic:pic>
+              </a:graphicData>
+            </a:graphic>
+          </wp:inline>
+        </w:drawing>
+      </w:r>
+    </w:p>
+    <w:p>
+      <w:pPr>
+        <w:pStyle w:val="Caption"/>
+      </w:pPr>
+      <w:r>
         <w:rPr>
           <w:rStyle w:val="Emphasis"/>
           <w:rFonts w:ascii="Garamond" w:hAnsi="Garamond"/>
           <w:sz w:val="16"/>
         </w:rPr>
-      </w:pPr>
+        <w:t>Figure 19</w:t>
+      </w:r>
       <w:r>
         <w:rPr>
           <w:rStyle w:val="Emphasis"/>
           <w:rFonts w:ascii="Garamond" w:hAnsi="Garamond"/>
           <w:sz w:val="16"/>
         </w:rPr>
-        <w:t>Figure 19b: Window to navigate to backup file to restore database.</w:t>
+        <w:t>f</w:t>
+      </w:r>
+      <w:r>
+        <w:rPr>
+          <w:rStyle w:val="Emphasis"/>
+          <w:rFonts w:ascii="Garamond" w:hAnsi="Garamond"/>
+          <w:sz w:val="16"/>
+        </w:rPr>
+        <w:t xml:space="preserve">: </w:t>
+      </w:r>
+      <w:r>
+        <w:rPr>
+          <w:rStyle w:val="Emphasis"/>
+          <w:rFonts w:ascii="Garamond" w:hAnsi="Garamond"/>
+          <w:sz w:val="16"/>
+        </w:rPr>
+        <w:t>Restart Prompt</w:t>
+      </w:r>
+      <w:r>
+        <w:rPr>
+          <w:rStyle w:val="Emphasis"/>
+          <w:rFonts w:ascii="Garamond" w:hAnsi="Garamond"/>
+          <w:sz w:val="16"/>
+        </w:rPr>
+        <w:t>.</w:t>
+      </w:r>
+    </w:p>
+    <w:p>
+      <w:pPr>
+        <w:pStyle w:val="BodyText"/>
+      </w:pPr>
+      <w:r>
+        <w:t xml:space="preserve">From here, navigate to the folder </w:t>
+      </w:r>
+      <w:proofErr w:type="gramStart"/>
+      <w:r>
+        <w:t>a previous</w:t>
+      </w:r>
+      <w:proofErr w:type="gramEnd"/>
+      <w:r>
+        <w:t xml:space="preserve"> .BAK file has been stored and highlight it to select it. Click the Open button in the file explorer to restore </w:t>
+      </w:r>
+      <w:r>
+        <w:t>the database from the .BAK File.</w:t>
+      </w:r>
+    </w:p>
+    <w:p>
+      <w:pPr>
+        <w:pStyle w:val="BodyText"/>
+      </w:pPr>
+      <w:r>
+        <w:drawing>
+          <wp:inline distT="0" distB="0" distL="0" distR="0" wp14:anchorId="039EC382" wp14:editId="534D930C">
+            <wp:extent cx="4883150" cy="3929380"/>
+            <wp:effectExtent l="0" t="0" r="0" b="0"/>
+            <wp:docPr id="59" name="Picture 59" descr="Click open to restore the database"/>
+            <wp:cNvGraphicFramePr>
+              <a:graphicFrameLocks xmlns:a="http://schemas.openxmlformats.org/drawingml/2006/main" noChangeAspect="1"/>
+            </wp:cNvGraphicFramePr>
+            <a:graphic xmlns:a="http://schemas.openxmlformats.org/drawingml/2006/main">
+              <a:graphicData uri="http://schemas.openxmlformats.org/drawingml/2006/picture">
+                <pic:pic xmlns:pic="http://schemas.openxmlformats.org/drawingml/2006/picture">
+                  <pic:nvPicPr>
+                    <pic:cNvPr id="59" name="Picture 59" descr="Click open to restore the database"/>
+                    <pic:cNvPicPr/>
+                  </pic:nvPicPr>
+                  <pic:blipFill>
+                    <a:blip r:embed="rId67"/>
+                    <a:stretch>
+                      <a:fillRect/>
+                    </a:stretch>
+                  </pic:blipFill>
+                  <pic:spPr>
+                    <a:xfrm>
+                      <a:off x="0" y="0"/>
+                      <a:ext cx="4883150" cy="3929380"/>
+                    </a:xfrm>
+                    <a:prstGeom prst="rect">
+                      <a:avLst/>
+                    </a:prstGeom>
+                  </pic:spPr>
+                </pic:pic>
+              </a:graphicData>
+            </a:graphic>
+          </wp:inline>
+        </w:drawing>
+      </w:r>
+    </w:p>
+    <w:p>
+      <w:pPr>
+        <w:pStyle w:val="Caption"/>
+        <w:rPr>
+          <w:rStyle w:val="Emphasis"/>
+          <w:rFonts w:ascii="Garamond" w:hAnsi="Garamond"/>
+          <w:sz w:val="16"/>
+        </w:rPr>
+      </w:pPr>
+      <w:r>
+        <w:rPr>
+          <w:rStyle w:val="Emphasis"/>
+          <w:rFonts w:ascii="Garamond" w:hAnsi="Garamond"/>
+          <w:sz w:val="16"/>
+        </w:rPr>
+        <w:t>Figure 19</w:t>
+      </w:r>
+      <w:r>
+        <w:rPr>
+          <w:rStyle w:val="Emphasis"/>
+          <w:rFonts w:ascii="Garamond" w:hAnsi="Garamond"/>
+          <w:sz w:val="16"/>
+        </w:rPr>
+        <w:t>g</w:t>
+      </w:r>
+      <w:r>
+        <w:rPr>
+          <w:rStyle w:val="Emphasis"/>
+          <w:rFonts w:ascii="Garamond" w:hAnsi="Garamond"/>
+          <w:sz w:val="16"/>
+        </w:rPr>
+        <w:t>: Window to navigate to backup file to restore database.</w:t>
       </w:r>
     </w:p>
     <w:p>
       <w:pPr>
         <w:pStyle w:val="Heading2"/>
       </w:pPr>
-      <w:r>
+      <w:bookmarkStart w:id="53" w:name="_Toc90901616"/>
+      <w:r>
+        <w:lastRenderedPageBreak/>
         <w:t>Update Inactive Members</w:t>
       </w:r>
+      <w:bookmarkEnd w:id="53"/>
     </w:p>
     <w:p>
       <w:pPr>
@@ -14094,11 +15573,23 @@
         <w:t xml:space="preserve">active status of members. Members </w:t>
       </w:r>
       <w:r>
-        <w:t xml:space="preserve">who have not participated in a tournament for more than 180 days may be deemed inactive. Upon opening the form, a date picker will be defaulted to 180 days ago from today’s date. Below this date picker a list of players in the database who have been inactive will appear. Click on all of the members you’d like to change to inactive and select the update button to be prompted to update their active status. The check all </w:t>
-      </w:r>
-      <w:r>
-        <w:lastRenderedPageBreak/>
-        <w:t>button beside the update button should select all of the members displayed in the list for a quick update, although at this time it does not work.</w:t>
+        <w:t xml:space="preserve">who have not participated in a tournament for more than 180 days may be deemed inactive. Upon opening the form, a date picker will be defaulted to 180 days ago from today’s date. Below this date picker a list of players in the database who have been inactive will appear. Click on </w:t>
+      </w:r>
+      <w:proofErr w:type="gramStart"/>
+      <w:r>
+        <w:t>all of</w:t>
+      </w:r>
+      <w:proofErr w:type="gramEnd"/>
+      <w:r>
+        <w:t xml:space="preserve"> the members you’d like to change to inactive and select the update button to be prompted to update their active status. The check all button beside the update button should select </w:t>
+      </w:r>
+      <w:proofErr w:type="gramStart"/>
+      <w:r>
+        <w:t>all of</w:t>
+      </w:r>
+      <w:proofErr w:type="gramEnd"/>
+      <w:r>
+        <w:t xml:space="preserve"> the members displayed in the list for a quick update, although at this time it does not work.</w:t>
       </w:r>
     </w:p>
     <w:p>
@@ -14128,7 +15619,7 @@
                     </pic:cNvPicPr>
                   </pic:nvPicPr>
                   <pic:blipFill>
-                    <a:blip r:embed="rId61">
+                    <a:blip r:embed="rId68">
                       <a:extLst>
                         <a:ext uri="{28A0092B-C50C-407E-A947-70E740481C1C}">
                           <a14:useLocalDpi xmlns:a14="http://schemas.microsoft.com/office/drawing/2010/main" val="0"/>
@@ -14168,32 +15659,19 @@
       <w:r>
         <w:t xml:space="preserve">Figure </w:t>
       </w:r>
-      <w:r>
-        <w:fldChar w:fldCharType="begin"/>
-      </w:r>
-      <w:r>
-        <w:instrText xml:space="preserve"> SEQ Figure \* ARABIC </w:instrText>
-      </w:r>
-      <w:r>
-        <w:fldChar w:fldCharType="separate"/>
-      </w:r>
+      <w:fldSimple w:instr=" SEQ Figure \* ARABIC ">
+        <w:r>
+          <w:rPr>
+            <w:noProof/>
+          </w:rPr>
+          <w:t>19</w:t>
+        </w:r>
+      </w:fldSimple>
       <w:r>
         <w:rPr>
           <w:noProof/>
         </w:rPr>
-        <w:t>19</w:t>
-      </w:r>
-      <w:r>
-        <w:rPr>
-          <w:noProof/>
-        </w:rPr>
-        <w:fldChar w:fldCharType="end"/>
-      </w:r>
-      <w:r>
-        <w:rPr>
-          <w:noProof/>
-        </w:rPr>
-        <w:t>c</w:t>
+        <w:t>d</w:t>
       </w:r>
       <w:r>
         <w:t>: Update Inactive status screen</w:t>
@@ -14286,7 +15764,7 @@
       <w:pPr>
         <w:pStyle w:val="Heading1"/>
       </w:pPr>
-      <w:bookmarkStart w:id="44" w:name="_Toc509165868"/>
+      <w:bookmarkStart w:id="54" w:name="_Toc90901617"/>
       <w:r>
         <w:lastRenderedPageBreak/>
         <w:t>Troubles</w:t>
@@ -14315,7 +15793,7 @@
       <w:r>
         <w:t>9-Tap</w:t>
       </w:r>
-      <w:bookmarkEnd w:id="44"/>
+      <w:bookmarkEnd w:id="54"/>
     </w:p>
     <w:p>
       <w:pPr>
@@ -14325,7 +15803,7 @@
           <w:szCs w:val="24"/>
         </w:rPr>
       </w:pPr>
-      <w:bookmarkStart w:id="45" w:name="_Toc509165869"/>
+      <w:bookmarkStart w:id="55" w:name="_Toc90901618"/>
       <w:r>
         <w:rPr>
           <w:sz w:val="24"/>
@@ -14347,7 +15825,7 @@
         </w:rPr>
         <w:t>:</w:t>
       </w:r>
-      <w:bookmarkEnd w:id="45"/>
+      <w:bookmarkEnd w:id="55"/>
     </w:p>
     <w:p>
       <w:pPr>
@@ -14448,14 +15926,14 @@
       <w:pPr>
         <w:pStyle w:val="Heading2"/>
       </w:pPr>
-      <w:bookmarkStart w:id="46" w:name="_Toc509165870"/>
+      <w:bookmarkStart w:id="56" w:name="_Toc90901619"/>
       <w:r>
         <w:t>Screen “splitting”</w:t>
       </w:r>
       <w:r>
         <w:t xml:space="preserve"> on resize</w:t>
       </w:r>
-      <w:bookmarkEnd w:id="46"/>
+      <w:bookmarkEnd w:id="56"/>
     </w:p>
     <w:p>
       <w:pPr>
@@ -14537,7 +16015,7 @@
                     <pic:cNvPicPr/>
                   </pic:nvPicPr>
                   <pic:blipFill>
-                    <a:blip r:embed="rId62" cstate="print">
+                    <a:blip r:embed="rId69" cstate="print">
                       <a:extLst>
                         <a:ext uri="{28A0092B-C50C-407E-A947-70E740481C1C}">
                           <a14:useLocalDpi xmlns:a14="http://schemas.microsoft.com/office/drawing/2010/main" val="0"/>
@@ -14572,27 +16050,14 @@
       <w:r>
         <w:t xml:space="preserve">Figure </w:t>
       </w:r>
-      <w:r>
-        <w:fldChar w:fldCharType="begin"/>
-      </w:r>
-      <w:r>
-        <w:instrText xml:space="preserve"> SEQ Figure \* ARABIC </w:instrText>
-      </w:r>
-      <w:r>
-        <w:fldChar w:fldCharType="separate"/>
-      </w:r>
-      <w:r>
-        <w:rPr>
-          <w:noProof/>
-        </w:rPr>
-        <w:t>20</w:t>
-      </w:r>
-      <w:r>
-        <w:rPr>
-          <w:noProof/>
-        </w:rPr>
-        <w:fldChar w:fldCharType="end"/>
-      </w:r>
+      <w:fldSimple w:instr=" SEQ Figure \* ARABIC ">
+        <w:r>
+          <w:rPr>
+            <w:noProof/>
+          </w:rPr>
+          <w:t>20</w:t>
+        </w:r>
+      </w:fldSimple>
       <w:r>
         <w:t xml:space="preserve"> Showing split screen error</w:t>
       </w:r>
@@ -14660,27 +16125,14 @@
                             <w:r>
                               <w:t xml:space="preserve">Figure </w:t>
                             </w:r>
-                            <w:r>
-                              <w:fldChar w:fldCharType="begin"/>
-                            </w:r>
-                            <w:r>
-                              <w:instrText xml:space="preserve"> SEQ Figure \* ARABIC </w:instrText>
-                            </w:r>
-                            <w:r>
-                              <w:fldChar w:fldCharType="separate"/>
-                            </w:r>
-                            <w:r>
-                              <w:rPr>
-                                <w:noProof/>
-                              </w:rPr>
-                              <w:t>21</w:t>
-                            </w:r>
-                            <w:r>
-                              <w:rPr>
-                                <w:noProof/>
-                              </w:rPr>
-                              <w:fldChar w:fldCharType="end"/>
-                            </w:r>
+                            <w:fldSimple w:instr=" SEQ Figure \* ARABIC ">
+                              <w:r>
+                                <w:rPr>
+                                  <w:noProof/>
+                                </w:rPr>
+                                <w:t>21</w:t>
+                              </w:r>
+                            </w:fldSimple>
                             <w:r>
                               <w:t xml:space="preserve"> Inner screen maximize</w:t>
                             </w:r>
@@ -14708,7 +16160,7 @@
                 <v:stroke joinstyle="miter"/>
                 <v:path gradientshapeok="t" o:connecttype="rect"/>
               </v:shapetype>
-              <v:shape id="Text Box 24" o:spid="_x0000_s1026" type="#_x0000_t202" style="position:absolute;left:0;text-align:left;margin-left:.25pt;margin-top:98.8pt;width:154.5pt;height:13.5pt;z-index:251662336;visibility:visible;mso-wrap-style:square;mso-height-percent:0;mso-wrap-distance-left:9pt;mso-wrap-distance-top:0;mso-wrap-distance-right:9pt;mso-wrap-distance-bottom:0;mso-position-horizontal:absolute;mso-position-horizontal-relative:text;mso-position-vertical:absolute;mso-position-vertical-relative:text;mso-height-percent:0;mso-height-relative:margin;v-text-anchor:top" o:gfxdata="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" stroked="f">
+              <v:shape id="Text Box 24" o:spid="_x0000_s1026" type="#_x0000_t202" style="position:absolute;left:0;text-align:left;margin-left:.25pt;margin-top:98.8pt;width:154.5pt;height:13.5pt;z-index:251662336;visibility:visible;mso-wrap-style:square;mso-height-percent:0;mso-wrap-distance-left:9pt;mso-wrap-distance-top:0;mso-wrap-distance-right:9pt;mso-wrap-distance-bottom:0;mso-position-horizontal:absolute;mso-position-horizontal-relative:text;mso-position-vertical:absolute;mso-position-vertical-relative:text;mso-height-percent:0;mso-height-relative:margin;v-text-anchor:top" o:gfxdata="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" stroked="f">
                 <v:textbox inset="0,0,0,0">
                   <w:txbxContent>
                     <w:p>
@@ -14770,7 +16222,7 @@
                     <pic:cNvPicPr/>
                   </pic:nvPicPr>
                   <pic:blipFill>
-                    <a:blip r:embed="rId63">
+                    <a:blip r:embed="rId70">
                       <a:extLst>
                         <a:ext uri="{28A0092B-C50C-407E-A947-70E740481C1C}">
                           <a14:useLocalDpi xmlns:a14="http://schemas.microsoft.com/office/drawing/2010/main" val="0"/>
@@ -14819,7 +16271,7 @@
           <w:szCs w:val="24"/>
         </w:rPr>
       </w:pPr>
-      <w:bookmarkStart w:id="47" w:name="_Toc509165871"/>
+      <w:bookmarkStart w:id="57" w:name="_Toc90901620"/>
       <w:r>
         <w:rPr>
           <w:sz w:val="24"/>
@@ -14828,7 +16280,7 @@
         <w:lastRenderedPageBreak/>
         <w:t>ReadMe File</w:t>
       </w:r>
-      <w:bookmarkEnd w:id="47"/>
+      <w:bookmarkEnd w:id="57"/>
       <w:r>
         <w:rPr>
           <w:sz w:val="24"/>
@@ -14893,6 +16345,7 @@
           <w:szCs w:val="24"/>
         </w:rPr>
       </w:pPr>
+      <w:bookmarkStart w:id="58" w:name="_Toc90901621"/>
       <w:r>
         <w:rPr>
           <w:sz w:val="24"/>
@@ -14900,6 +16353,7 @@
         </w:rPr>
         <w:t>Member Info layout shifting</w:t>
       </w:r>
+      <w:bookmarkEnd w:id="58"/>
     </w:p>
     <w:p>
       <w:pPr>
@@ -15023,7 +16477,7 @@
                     </pic:cNvPicPr>
                   </pic:nvPicPr>
                   <pic:blipFill>
-                    <a:blip r:embed="rId64" cstate="print">
+                    <a:blip r:embed="rId71" cstate="print">
                       <a:extLst>
                         <a:ext uri="{28A0092B-C50C-407E-A947-70E740481C1C}">
                           <a14:useLocalDpi xmlns:a14="http://schemas.microsoft.com/office/drawing/2010/main" val="0"/>
@@ -15130,7 +16584,7 @@
       <w:pPr>
         <w:pStyle w:val="Heading1"/>
       </w:pPr>
-      <w:bookmarkStart w:id="48" w:name="_Toc509165872"/>
+      <w:bookmarkStart w:id="59" w:name="_Toc90901622"/>
       <w:r>
         <w:lastRenderedPageBreak/>
         <w:t>Conver</w:t>
@@ -15138,7 +16592,7 @@
       <w:r>
         <w:t>sion Program</w:t>
       </w:r>
-      <w:bookmarkEnd w:id="48"/>
+      <w:bookmarkEnd w:id="59"/>
       <w:r>
         <w:fldChar w:fldCharType="begin"/>
       </w:r>
@@ -15183,15 +16637,39 @@
         <w:pStyle w:val="BodyText"/>
       </w:pPr>
       <w:r>
-        <w:t>For changing to this new version of the software. The conversion program imports member information and member statistics. This process can take over four hours depending on your computer. First the .dat member file is imported. Then the Excel files for the members are imported.</w:t>
-      </w:r>
-    </w:p>
-    <w:p>
-      <w:pPr>
-        <w:pStyle w:val="BodyText"/>
-      </w:pPr>
-      <w:r>
-        <w:t xml:space="preserve">If you are pressed for time you can import just the .dat files. Then, as needed, use the “Import” button on the member information screen to import individual members. </w:t>
+        <w:t>For changing to this new version of the software. The conversion program imports member information and member statistics. This process can take over four hours depending on your computer. First the .</w:t>
+      </w:r>
+      <w:proofErr w:type="spellStart"/>
+      <w:r>
+        <w:t>dat</w:t>
+      </w:r>
+      <w:proofErr w:type="spellEnd"/>
+      <w:r>
+        <w:t xml:space="preserve"> member file is imported. Then the Excel files for the members are imported.</w:t>
+      </w:r>
+    </w:p>
+    <w:p>
+      <w:pPr>
+        <w:pStyle w:val="BodyText"/>
+      </w:pPr>
+      <w:r>
+        <w:t xml:space="preserve">If you are pressed for </w:t>
+      </w:r>
+      <w:proofErr w:type="gramStart"/>
+      <w:r>
+        <w:t>time</w:t>
+      </w:r>
+      <w:proofErr w:type="gramEnd"/>
+      <w:r>
+        <w:t xml:space="preserve"> you can import just the .</w:t>
+      </w:r>
+      <w:proofErr w:type="spellStart"/>
+      <w:r>
+        <w:t>dat</w:t>
+      </w:r>
+      <w:proofErr w:type="spellEnd"/>
+      <w:r>
+        <w:t xml:space="preserve"> files. Then, as needed, use the “Import” button on the member information screen to import individual members. </w:t>
       </w:r>
     </w:p>
     <w:p>
@@ -15220,7 +16698,7 @@
                     </pic:cNvPicPr>
                   </pic:nvPicPr>
                   <pic:blipFill>
-                    <a:blip r:embed="rId65" cstate="print">
+                    <a:blip r:embed="rId72" cstate="print">
                       <a:extLst>
                         <a:ext uri="{28A0092B-C50C-407E-A947-70E740481C1C}">
                           <a14:useLocalDpi xmlns:a14="http://schemas.microsoft.com/office/drawing/2010/main" val="0"/>
@@ -15352,12 +16830,12 @@
       <w:pPr>
         <w:pStyle w:val="Heading1"/>
       </w:pPr>
-      <w:bookmarkStart w:id="49" w:name="_Toc509165873"/>
+      <w:bookmarkStart w:id="60" w:name="_Toc90901623"/>
       <w:r>
         <w:lastRenderedPageBreak/>
         <w:t>General Information</w:t>
       </w:r>
-      <w:bookmarkEnd w:id="49"/>
+      <w:bookmarkEnd w:id="60"/>
       <w:r>
         <w:fldChar w:fldCharType="begin"/>
       </w:r>
@@ -15393,16 +16871,15 @@
           <w:szCs w:val="22"/>
         </w:rPr>
       </w:pPr>
-      <w:bookmarkStart w:id="50" w:name="_Toc509165874"/>
+      <w:bookmarkStart w:id="61" w:name="_Toc90901624"/>
       <w:r>
         <w:rPr>
           <w:sz w:val="22"/>
           <w:szCs w:val="22"/>
         </w:rPr>
-        <w:lastRenderedPageBreak/>
         <w:t>Main Menu</w:t>
       </w:r>
-      <w:bookmarkEnd w:id="50"/>
+      <w:bookmarkEnd w:id="61"/>
       <w:r>
         <w:rPr>
           <w:sz w:val="22"/>
@@ -15914,11 +17391,11 @@
       <w:pPr>
         <w:pStyle w:val="Heading2"/>
       </w:pPr>
-      <w:bookmarkStart w:id="51" w:name="_Toc509165875"/>
+      <w:bookmarkStart w:id="62" w:name="_Toc90901625"/>
       <w:r>
         <w:t>Member Info</w:t>
       </w:r>
-      <w:bookmarkEnd w:id="51"/>
+      <w:bookmarkEnd w:id="62"/>
       <w:r>
         <w:fldChar w:fldCharType="begin"/>
       </w:r>
@@ -16106,7 +17583,15 @@
         </w:numPr>
       </w:pPr>
       <w:r>
-        <w:t>D.O.B.—member’s date of birth, mm/dd/yyyy format.</w:t>
+        <w:t>D.O.B.—member’s date of birth, mm/dd/</w:t>
+      </w:r>
+      <w:proofErr w:type="spellStart"/>
+      <w:r>
+        <w:t>yyyy</w:t>
+      </w:r>
+      <w:proofErr w:type="spellEnd"/>
+      <w:r>
+        <w:t xml:space="preserve"> format.</w:t>
       </w:r>
     </w:p>
     <w:p>
@@ -16208,7 +17693,15 @@
         </w:numPr>
       </w:pPr>
       <w:r>
-        <w:t xml:space="preserve">Date Joined—date </w:t>
+        <w:t xml:space="preserve">Date </w:t>
+      </w:r>
+      <w:proofErr w:type="gramStart"/>
+      <w:r>
+        <w:t>Joined—date</w:t>
+      </w:r>
+      <w:proofErr w:type="gramEnd"/>
+      <w:r>
+        <w:t xml:space="preserve"> </w:t>
       </w:r>
       <w:r>
         <w:t xml:space="preserve">the </w:t>
@@ -16978,10 +18471,18 @@
         <w:t>brings up the print by date dialog</w:t>
       </w:r>
       <w:r>
-        <w:t xml:space="preserve"> screen.</w:t>
-      </w:r>
-      <w:r>
-        <w:t xml:space="preserve">. </w:t>
+        <w:t xml:space="preserve"> </w:t>
+      </w:r>
+      <w:proofErr w:type="gramStart"/>
+      <w:r>
+        <w:t>screen.</w:t>
+      </w:r>
+      <w:r>
+        <w:t>.</w:t>
+      </w:r>
+      <w:proofErr w:type="gramEnd"/>
+      <w:r>
+        <w:t xml:space="preserve"> </w:t>
       </w:r>
       <w:r>
         <w:t>P</w:t>
@@ -17021,11 +18522,11 @@
       <w:pPr>
         <w:pStyle w:val="Heading2"/>
       </w:pPr>
-      <w:bookmarkStart w:id="52" w:name="_Toc509165876"/>
+      <w:bookmarkStart w:id="63" w:name="_Toc90901626"/>
       <w:r>
         <w:t>Member Scores</w:t>
       </w:r>
-      <w:bookmarkEnd w:id="52"/>
+      <w:bookmarkEnd w:id="63"/>
       <w:r>
         <w:fldChar w:fldCharType="begin"/>
       </w:r>
@@ -17997,8 +19498,13 @@
       <w:r>
         <w:t xml:space="preserve">Delete Member </w:t>
       </w:r>
-      <w:r>
-        <w:t>From Tournament</w:t>
+      <w:proofErr w:type="gramStart"/>
+      <w:r>
+        <w:t>From</w:t>
+      </w:r>
+      <w:proofErr w:type="gramEnd"/>
+      <w:r>
+        <w:t xml:space="preserve"> Tournament</w:t>
       </w:r>
       <w:r>
         <w:fldChar w:fldCharType="begin"/>
@@ -18236,7 +19742,15 @@
         </w:numPr>
       </w:pPr>
       <w:r>
-        <w:t>List Tournaments By Year</w:t>
+        <w:t xml:space="preserve">List Tournaments </w:t>
+      </w:r>
+      <w:proofErr w:type="gramStart"/>
+      <w:r>
+        <w:t>By</w:t>
+      </w:r>
+      <w:proofErr w:type="gramEnd"/>
+      <w:r>
+        <w:t xml:space="preserve"> Year</w:t>
       </w:r>
       <w:r>
         <w:fldChar w:fldCharType="begin"/>
@@ -18497,11 +20011,11 @@
       <w:pPr>
         <w:pStyle w:val="Heading2"/>
       </w:pPr>
-      <w:bookmarkStart w:id="53" w:name="_Toc509165877"/>
+      <w:bookmarkStart w:id="64" w:name="_Toc90901627"/>
       <w:r>
         <w:t>Tools</w:t>
       </w:r>
-      <w:bookmarkEnd w:id="53"/>
+      <w:bookmarkEnd w:id="64"/>
       <w:r>
         <w:fldChar w:fldCharType="begin"/>
       </w:r>
@@ -18536,11 +20050,11 @@
       <w:pPr>
         <w:pStyle w:val="Heading2"/>
       </w:pPr>
-      <w:bookmarkStart w:id="54" w:name="_Toc509165878"/>
+      <w:bookmarkStart w:id="65" w:name="_Toc90901628"/>
       <w:r>
         <w:t>About</w:t>
       </w:r>
-      <w:bookmarkEnd w:id="54"/>
+      <w:bookmarkEnd w:id="65"/>
       <w:r>
         <w:fldChar w:fldCharType="begin"/>
       </w:r>
@@ -18575,11 +20089,11 @@
       <w:pPr>
         <w:pStyle w:val="Heading2"/>
       </w:pPr>
-      <w:bookmarkStart w:id="55" w:name="_Toc509165879"/>
+      <w:bookmarkStart w:id="66" w:name="_Toc90901629"/>
       <w:r>
         <w:t>Exit</w:t>
       </w:r>
-      <w:bookmarkEnd w:id="55"/>
+      <w:bookmarkEnd w:id="66"/>
       <w:r>
         <w:fldChar w:fldCharType="begin"/>
       </w:r>
@@ -18618,18 +20132,18 @@
     <w:p>
       <w:pPr>
         <w:sectPr>
-          <w:headerReference w:type="default" r:id="rId66"/>
-          <w:footerReference w:type="default" r:id="rId67"/>
-          <w:headerReference w:type="first" r:id="rId68"/>
+          <w:headerReference w:type="default" r:id="rId73"/>
+          <w:footerReference w:type="default" r:id="rId74"/>
+          <w:headerReference w:type="first" r:id="rId75"/>
           <w:type w:val="continuous"/>
           <w:pgSz w:w="12240" w:h="15840" w:code="1"/>
           <w:pgMar w:top="1800" w:right="1195" w:bottom="1440" w:left="3355" w:header="720" w:footer="720" w:gutter="0"/>
           <w:cols w:space="720"/>
         </w:sectPr>
       </w:pPr>
-      <w:bookmarkStart w:id="56" w:name="_Toc35154388"/>
-      <w:bookmarkStart w:id="57" w:name="_Toc35154911"/>
-      <w:bookmarkStart w:id="58" w:name="_Toc36023011"/>
+      <w:bookmarkStart w:id="67" w:name="_Toc35154388"/>
+      <w:bookmarkStart w:id="68" w:name="_Toc35154911"/>
+      <w:bookmarkStart w:id="69" w:name="_Toc36023011"/>
     </w:p>
     <w:p>
       <w:pPr>
@@ -18644,15 +20158,14 @@
       <w:pPr>
         <w:pStyle w:val="Heading1"/>
       </w:pPr>
-      <w:bookmarkStart w:id="59" w:name="_Toc509165880"/>
-      <w:r>
-        <w:lastRenderedPageBreak/>
+      <w:bookmarkStart w:id="70" w:name="_Toc90901630"/>
+      <w:r>
         <w:t>Index</w:t>
       </w:r>
-      <w:bookmarkEnd w:id="56"/>
-      <w:bookmarkEnd w:id="57"/>
-      <w:bookmarkEnd w:id="58"/>
-      <w:bookmarkEnd w:id="59"/>
+      <w:bookmarkEnd w:id="67"/>
+      <w:bookmarkEnd w:id="68"/>
+      <w:bookmarkEnd w:id="69"/>
+      <w:bookmarkEnd w:id="70"/>
     </w:p>
     <w:p>
       <w:pPr>
@@ -18691,7 +20204,6 @@
         <w:rPr>
           <w:noProof/>
         </w:rPr>
-        <w:lastRenderedPageBreak/>
         <w:t>About, 40, 45</w:t>
       </w:r>
     </w:p>
@@ -19185,7 +20697,6 @@
         <w:rPr>
           <w:noProof/>
         </w:rPr>
-        <w:lastRenderedPageBreak/>
         <w:t>Menus Guide, 5, 10</w:t>
       </w:r>
     </w:p>
@@ -19720,7 +21231,6 @@
         </w:sectPr>
       </w:pPr>
       <w:r>
-        <w:lastRenderedPageBreak/>
         <w:fldChar w:fldCharType="end"/>
       </w:r>
     </w:p>
@@ -19732,7 +21242,6 @@
         </w:rPr>
       </w:pPr>
       <w:r>
-        <w:lastRenderedPageBreak/>
         <w:br w:type="page"/>
       </w:r>
     </w:p>
@@ -19740,10 +21249,12 @@
       <w:pPr>
         <w:pStyle w:val="Heading1"/>
       </w:pPr>
+      <w:bookmarkStart w:id="71" w:name="_Toc90901631"/>
       <w:r>
         <w:lastRenderedPageBreak/>
         <w:t>Glossary</w:t>
       </w:r>
+      <w:bookmarkEnd w:id="71"/>
     </w:p>
     <w:p>
       <w:pPr>
@@ -19790,15 +21301,16 @@
           <w:sz w:val="28"/>
           <w:szCs w:val="28"/>
         </w:rPr>
-        <w:t>Progressive Pot</w:t>
-      </w:r>
+        <w:t xml:space="preserve">Progressive </w:t>
+      </w:r>
+      <w:proofErr w:type="gramStart"/>
       <w:r>
         <w:rPr>
           <w:b/>
           <w:sz w:val="28"/>
           <w:szCs w:val="28"/>
         </w:rPr>
-        <w:t xml:space="preserve">  </w:t>
+        <w:t>Pot</w:t>
       </w:r>
       <w:r>
         <w:rPr>
@@ -19806,25 +21318,7 @@
           <w:sz w:val="28"/>
           <w:szCs w:val="28"/>
         </w:rPr>
-        <w:tab/>
-      </w:r>
-      <w:r>
-        <w:rPr>
-          <w:szCs w:val="24"/>
-        </w:rPr>
-        <w:t>A</w:t>
-      </w:r>
-      <w:r>
-        <w:rPr>
-          <w:szCs w:val="24"/>
-        </w:rPr>
-        <w:t xml:space="preserve"> jackpot which increases</w:t>
-      </w:r>
-      <w:r>
-        <w:rPr>
-          <w:szCs w:val="24"/>
-        </w:rPr>
-        <w:t xml:space="preserve"> each time the game is played and the jackpot is not won.</w:t>
+        <w:t xml:space="preserve">  </w:t>
       </w:r>
       <w:r>
         <w:rPr>
@@ -19832,29 +21326,34 @@
           <w:sz w:val="28"/>
           <w:szCs w:val="28"/>
         </w:rPr>
-        <w:t xml:space="preserve"> </w:t>
-      </w:r>
-    </w:p>
-    <w:p>
-      <w:pPr>
-        <w:pStyle w:val="BodyText"/>
+        <w:tab/>
+      </w:r>
+      <w:proofErr w:type="gramEnd"/>
+      <w:r>
         <w:rPr>
           <w:szCs w:val="24"/>
         </w:rPr>
-      </w:pPr>
+        <w:t>A</w:t>
+      </w:r>
+      <w:r>
+        <w:rPr>
+          <w:szCs w:val="24"/>
+        </w:rPr>
+        <w:t xml:space="preserve"> jackpot which increases</w:t>
+      </w:r>
+      <w:r>
+        <w:rPr>
+          <w:szCs w:val="24"/>
+        </w:rPr>
+        <w:t xml:space="preserve"> each time the game is played and the jackpot is not won.</w:t>
+      </w:r>
       <w:r>
         <w:rPr>
           <w:b/>
           <w:sz w:val="28"/>
           <w:szCs w:val="28"/>
         </w:rPr>
-        <w:t xml:space="preserve">USBC   </w:t>
-      </w:r>
-      <w:r>
-        <w:rPr>
-          <w:szCs w:val="24"/>
-        </w:rPr>
-        <w:t xml:space="preserve"> United States Bowling Congress</w:t>
+        <w:t xml:space="preserve"> </w:t>
       </w:r>
     </w:p>
     <w:p>
@@ -19870,63 +21369,115 @@
           <w:sz w:val="28"/>
           <w:szCs w:val="28"/>
         </w:rPr>
-        <w:t>HDCP</w:t>
-      </w:r>
+        <w:t xml:space="preserve">USBC   </w:t>
+      </w:r>
+      <w:r>
+        <w:rPr>
+          <w:szCs w:val="24"/>
+        </w:rPr>
+        <w:t xml:space="preserve"> United States Bowling Congress</w:t>
+      </w:r>
+    </w:p>
+    <w:p>
+      <w:pPr>
+        <w:pStyle w:val="BodyText"/>
+        <w:rPr>
+          <w:szCs w:val="24"/>
+        </w:rPr>
+      </w:pPr>
       <w:r>
         <w:rPr>
           <w:b/>
           <w:sz w:val="28"/>
           <w:szCs w:val="28"/>
         </w:rPr>
-        <w:t xml:space="preserve"> </w:t>
-      </w:r>
-      <w:r>
-        <w:rPr>
-          <w:szCs w:val="24"/>
-        </w:rPr>
-        <w:t>Handicap</w:t>
-      </w:r>
-    </w:p>
-    <w:p>
-      <w:pPr>
-        <w:pStyle w:val="BodyText"/>
-        <w:rPr>
-          <w:szCs w:val="24"/>
-        </w:rPr>
-      </w:pPr>
+        <w:t>HDCP</w:t>
+      </w:r>
       <w:r>
         <w:rPr>
           <w:b/>
           <w:sz w:val="28"/>
           <w:szCs w:val="28"/>
         </w:rPr>
-        <w:t xml:space="preserve">Comp/Comped </w:t>
-      </w:r>
+        <w:t xml:space="preserve"> </w:t>
+      </w:r>
+      <w:r>
+        <w:rPr>
+          <w:szCs w:val="24"/>
+        </w:rPr>
+        <w:t>Handicap</w:t>
+      </w:r>
+    </w:p>
+    <w:p>
+      <w:pPr>
+        <w:pStyle w:val="BodyText"/>
+        <w:rPr>
+          <w:szCs w:val="24"/>
+        </w:rPr>
+      </w:pPr>
       <w:r>
         <w:rPr>
           <w:b/>
           <w:sz w:val="28"/>
           <w:szCs w:val="28"/>
         </w:rPr>
+        <w:t>Comp/</w:t>
+      </w:r>
+      <w:proofErr w:type="gramStart"/>
+      <w:r>
+        <w:rPr>
+          <w:b/>
+          <w:sz w:val="28"/>
+          <w:szCs w:val="28"/>
+        </w:rPr>
+        <w:t xml:space="preserve">Comped </w:t>
+      </w:r>
+      <w:r>
+        <w:rPr>
+          <w:b/>
+          <w:sz w:val="28"/>
+          <w:szCs w:val="28"/>
+        </w:rPr>
         <w:t xml:space="preserve"> </w:t>
       </w:r>
       <w:r>
         <w:rPr>
           <w:szCs w:val="24"/>
         </w:rPr>
-        <w:t>Complimentary entry into a tournament. A player who h</w:t>
-      </w:r>
+        <w:t>Complimentary</w:t>
+      </w:r>
+      <w:proofErr w:type="gramEnd"/>
       <w:r>
         <w:rPr>
           <w:szCs w:val="24"/>
         </w:rPr>
+        <w:t xml:space="preserve"> entry into a tournament. A player who h</w:t>
+      </w:r>
+      <w:r>
+        <w:rPr>
+          <w:szCs w:val="24"/>
+        </w:rPr>
         <w:t>as been comped</w:t>
       </w:r>
       <w:r>
         <w:rPr>
           <w:szCs w:val="24"/>
         </w:rPr>
-        <w:t xml:space="preserve"> does not need to pay the fee to enter into the tournament</w:t>
+        <w:t xml:space="preserve"> does not need to pay the fee to </w:t>
+      </w:r>
+      <w:proofErr w:type="gramStart"/>
+      <w:r>
+        <w:rPr>
+          <w:szCs w:val="24"/>
+        </w:rPr>
+        <w:t>enter into</w:t>
+      </w:r>
+      <w:proofErr w:type="gramEnd"/>
+      <w:r>
+        <w:rPr>
+          <w:szCs w:val="24"/>
+        </w:rPr>
+        <w:t xml:space="preserve"> the tournament</w:t>
       </w:r>
     </w:p>
     <w:p>
@@ -19958,8 +21509,8 @@
 </file>
 
 <file path=word/comments.xml><?xml version="1.0" encoding="utf-8"?>
-<w:comments xmlns:wpc="http://schemas.microsoft.com/office/word/2010/wordprocessingCanvas" xmlns:mc="http://schemas.openxmlformats.org/markup-compatibility/2006" xmlns:o="urn:schemas-microsoft-com:office:office" xmlns:r="http://schemas.openxmlformats.org/officeDocument/2006/relationships" xmlns:m="http://schemas.openxmlformats.org/officeDocument/2006/math" xmlns:v="urn:schemas-microsoft-com:vml" xmlns:wp14="http://schemas.microsoft.com/office/word/2010/wordprocessingDrawing" xmlns:wp="http://schemas.openxmlformats.org/drawingml/2006/wordprocessingDrawing" xmlns:w10="urn:schemas-microsoft-com:office:word" xmlns:w="http://schemas.openxmlformats.org/wordprocessingml/2006/main" xmlns:w14="http://schemas.microsoft.com/office/word/2010/wordml" xmlns:w15="http://schemas.microsoft.com/office/word/2012/wordml" xmlns:wpg="http://schemas.microsoft.com/office/word/2010/wordprocessingGroup" xmlns:wpi="http://schemas.microsoft.com/office/word/2010/wordprocessingInk" xmlns:wne="http://schemas.microsoft.com/office/word/2006/wordml" xmlns:wps="http://schemas.microsoft.com/office/word/2010/wordprocessingShape" mc:Ignorable="w14 w15 wp14">
-  <w:comment w:id="41" w:author="Timothy Fair" w:date="2018-07-25T14:36:00Z" w:initials="TF">
+<w:comments xmlns:wpc="http://schemas.microsoft.com/office/word/2010/wordprocessingCanvas" xmlns:cx="http://schemas.microsoft.com/office/drawing/2014/chartex" xmlns:cx1="http://schemas.microsoft.com/office/drawing/2015/9/8/chartex" xmlns:cx2="http://schemas.microsoft.com/office/drawing/2015/10/21/chartex" xmlns:cx3="http://schemas.microsoft.com/office/drawing/2016/5/9/chartex" xmlns:cx4="http://schemas.microsoft.com/office/drawing/2016/5/10/chartex" xmlns:cx5="http://schemas.microsoft.com/office/drawing/2016/5/11/chartex" xmlns:cx6="http://schemas.microsoft.com/office/drawing/2016/5/12/chartex" xmlns:cx7="http://schemas.microsoft.com/office/drawing/2016/5/13/chartex" xmlns:cx8="http://schemas.microsoft.com/office/drawing/2016/5/14/chartex" xmlns:mc="http://schemas.openxmlformats.org/markup-compatibility/2006" xmlns:aink="http://schemas.microsoft.com/office/drawing/2016/ink" xmlns:am3d="http://schemas.microsoft.com/office/drawing/2017/model3d" xmlns:o="urn:schemas-microsoft-com:office:office" xmlns:r="http://schemas.openxmlformats.org/officeDocument/2006/relationships" xmlns:m="http://schemas.openxmlformats.org/officeDocument/2006/math" xmlns:v="urn:schemas-microsoft-com:vml" xmlns:wp14="http://schemas.microsoft.com/office/word/2010/wordprocessingDrawing" xmlns:wp="http://schemas.openxmlformats.org/drawingml/2006/wordprocessingDrawing" xmlns:w10="urn:schemas-microsoft-com:office:word" xmlns:w="http://schemas.openxmlformats.org/wordprocessingml/2006/main" xmlns:w14="http://schemas.microsoft.com/office/word/2010/wordml" xmlns:w15="http://schemas.microsoft.com/office/word/2012/wordml" xmlns:w16cex="http://schemas.microsoft.com/office/word/2018/wordml/cex" xmlns:w16cid="http://schemas.microsoft.com/office/word/2016/wordml/cid" xmlns:w16="http://schemas.microsoft.com/office/word/2018/wordml" xmlns:w16sdtdh="http://schemas.microsoft.com/office/word/2020/wordml/sdtdatahash" xmlns:w16se="http://schemas.microsoft.com/office/word/2015/wordml/symex" xmlns:wpg="http://schemas.microsoft.com/office/word/2010/wordprocessingGroup" xmlns:wpi="http://schemas.microsoft.com/office/word/2010/wordprocessingInk" xmlns:wne="http://schemas.microsoft.com/office/word/2006/wordml" xmlns:wps="http://schemas.microsoft.com/office/word/2010/wordprocessingShape" mc:Ignorable="w14 w15 w16se w16cid w16 w16cex w16sdtdh wp14">
+  <w:comment w:id="45" w:author="Timothy Fair" w:date="2018-07-25T14:36:00Z" w:initials="TF">
     <w:p>
       <w:pPr>
         <w:pStyle w:val="CommentText"/>
@@ -19972,7 +21523,7 @@
       </w:r>
     </w:p>
   </w:comment>
-  <w:comment w:id="42" w:author="Timothy Fair" w:date="2018-07-25T14:36:00Z" w:initials="TF">
+  <w:comment w:id="49" w:author="Timothy Fair" w:date="2018-07-25T14:36:00Z" w:initials="TF">
     <w:p>
       <w:pPr>
         <w:pStyle w:val="CommentText"/>
@@ -19997,14 +21548,28 @@
 </file>
 
 <file path=word/commentsExtended.xml><?xml version="1.0" encoding="utf-8"?>
-<w15:commentsEx xmlns:wpc="http://schemas.microsoft.com/office/word/2010/wordprocessingCanvas" xmlns:mc="http://schemas.openxmlformats.org/markup-compatibility/2006" xmlns:o="urn:schemas-microsoft-com:office:office" xmlns:r="http://schemas.openxmlformats.org/officeDocument/2006/relationships" xmlns:m="http://schemas.openxmlformats.org/officeDocument/2006/math" xmlns:v="urn:schemas-microsoft-com:vml" xmlns:wp14="http://schemas.microsoft.com/office/word/2010/wordprocessingDrawing" xmlns:wp="http://schemas.openxmlformats.org/drawingml/2006/wordprocessingDrawing" xmlns:w10="urn:schemas-microsoft-com:office:word" xmlns:w="http://schemas.openxmlformats.org/wordprocessingml/2006/main" xmlns:w14="http://schemas.microsoft.com/office/word/2010/wordml" xmlns:w15="http://schemas.microsoft.com/office/word/2012/wordml" xmlns:wpg="http://schemas.microsoft.com/office/word/2010/wordprocessingGroup" xmlns:wpi="http://schemas.microsoft.com/office/word/2010/wordprocessingInk" xmlns:wne="http://schemas.microsoft.com/office/word/2006/wordml" xmlns:wps="http://schemas.microsoft.com/office/word/2010/wordprocessingShape" mc:Ignorable="w14 w15 wp14">
+<w15:commentsEx xmlns:wpc="http://schemas.microsoft.com/office/word/2010/wordprocessingCanvas" xmlns:cx="http://schemas.microsoft.com/office/drawing/2014/chartex" xmlns:cx1="http://schemas.microsoft.com/office/drawing/2015/9/8/chartex" xmlns:cx2="http://schemas.microsoft.com/office/drawing/2015/10/21/chartex" xmlns:cx3="http://schemas.microsoft.com/office/drawing/2016/5/9/chartex" xmlns:cx4="http://schemas.microsoft.com/office/drawing/2016/5/10/chartex" xmlns:cx5="http://schemas.microsoft.com/office/drawing/2016/5/11/chartex" xmlns:cx6="http://schemas.microsoft.com/office/drawing/2016/5/12/chartex" xmlns:cx7="http://schemas.microsoft.com/office/drawing/2016/5/13/chartex" xmlns:cx8="http://schemas.microsoft.com/office/drawing/2016/5/14/chartex" xmlns:mc="http://schemas.openxmlformats.org/markup-compatibility/2006" xmlns:aink="http://schemas.microsoft.com/office/drawing/2016/ink" xmlns:am3d="http://schemas.microsoft.com/office/drawing/2017/model3d" xmlns:o="urn:schemas-microsoft-com:office:office" xmlns:r="http://schemas.openxmlformats.org/officeDocument/2006/relationships" xmlns:m="http://schemas.openxmlformats.org/officeDocument/2006/math" xmlns:v="urn:schemas-microsoft-com:vml" xmlns:wp14="http://schemas.microsoft.com/office/word/2010/wordprocessingDrawing" xmlns:wp="http://schemas.openxmlformats.org/drawingml/2006/wordprocessingDrawing" xmlns:w10="urn:schemas-microsoft-com:office:word" xmlns:w="http://schemas.openxmlformats.org/wordprocessingml/2006/main" xmlns:w14="http://schemas.microsoft.com/office/word/2010/wordml" xmlns:w15="http://schemas.microsoft.com/office/word/2012/wordml" xmlns:w16cex="http://schemas.microsoft.com/office/word/2018/wordml/cex" xmlns:w16cid="http://schemas.microsoft.com/office/word/2016/wordml/cid" xmlns:w16="http://schemas.microsoft.com/office/word/2018/wordml" xmlns:w16sdtdh="http://schemas.microsoft.com/office/word/2020/wordml/sdtdatahash" xmlns:w16se="http://schemas.microsoft.com/office/word/2015/wordml/symex" xmlns:wpg="http://schemas.microsoft.com/office/word/2010/wordprocessingGroup" xmlns:wpi="http://schemas.microsoft.com/office/word/2010/wordprocessingInk" xmlns:wne="http://schemas.microsoft.com/office/word/2006/wordml" xmlns:wps="http://schemas.microsoft.com/office/word/2010/wordprocessingShape" mc:Ignorable="w14 w15 w16se w16cid w16 w16cex w16sdtdh wp14">
   <w15:commentEx w15:paraId="15022064" w15:done="0"/>
   <w15:commentEx w15:paraId="7F6E4FCA" w15:done="0"/>
 </w15:commentsEx>
 </file>
 
+<file path=word/commentsExtensible.xml><?xml version="1.0" encoding="utf-8"?>
+<w16cex:commentsExtensible xmlns:wpc="http://schemas.microsoft.com/office/word/2010/wordprocessingCanvas" xmlns:cx="http://schemas.microsoft.com/office/drawing/2014/chartex" xmlns:cx1="http://schemas.microsoft.com/office/drawing/2015/9/8/chartex" xmlns:cx2="http://schemas.microsoft.com/office/drawing/2015/10/21/chartex" xmlns:cx3="http://schemas.microsoft.com/office/drawing/2016/5/9/chartex" xmlns:cx4="http://schemas.microsoft.com/office/drawing/2016/5/10/chartex" xmlns:cx5="http://schemas.microsoft.com/office/drawing/2016/5/11/chartex" xmlns:cx6="http://schemas.microsoft.com/office/drawing/2016/5/12/chartex" xmlns:cx7="http://schemas.microsoft.com/office/drawing/2016/5/13/chartex" xmlns:cx8="http://schemas.microsoft.com/office/drawing/2016/5/14/chartex" xmlns:mc="http://schemas.openxmlformats.org/markup-compatibility/2006" xmlns:aink="http://schemas.microsoft.com/office/drawing/2016/ink" xmlns:am3d="http://schemas.microsoft.com/office/drawing/2017/model3d" xmlns:o="urn:schemas-microsoft-com:office:office" xmlns:r="http://schemas.openxmlformats.org/officeDocument/2006/relationships" xmlns:m="http://schemas.openxmlformats.org/officeDocument/2006/math" xmlns:v="urn:schemas-microsoft-com:vml" xmlns:wp14="http://schemas.microsoft.com/office/word/2010/wordprocessingDrawing" xmlns:wp="http://schemas.openxmlformats.org/drawingml/2006/wordprocessingDrawing" xmlns:w10="urn:schemas-microsoft-com:office:word" xmlns:w="http://schemas.openxmlformats.org/wordprocessingml/2006/main" xmlns:w14="http://schemas.microsoft.com/office/word/2010/wordml" xmlns:w15="http://schemas.microsoft.com/office/word/2012/wordml" xmlns:w16cex="http://schemas.microsoft.com/office/word/2018/wordml/cex" xmlns:w16cid="http://schemas.microsoft.com/office/word/2016/wordml/cid" xmlns:w16="http://schemas.microsoft.com/office/word/2018/wordml" xmlns:w16sdtdh="http://schemas.microsoft.com/office/word/2020/wordml/sdtdatahash" xmlns:w16se="http://schemas.microsoft.com/office/word/2015/wordml/symex" xmlns:wpg="http://schemas.microsoft.com/office/word/2010/wordprocessingGroup" xmlns:wpi="http://schemas.microsoft.com/office/word/2010/wordprocessingInk" xmlns:wne="http://schemas.microsoft.com/office/word/2006/wordml" xmlns:wps="http://schemas.microsoft.com/office/word/2010/wordprocessingShape" mc:Ignorable="w14 w15 w16se w16cid w16 w16cex w16sdtdh wp14">
+  <w16cex:commentExtensible w16cex:durableId="256AFFFE" w16cex:dateUtc="2018-07-25T21:36:00Z"/>
+  <w16cex:commentExtensible w16cex:durableId="256AFFFF" w16cex:dateUtc="2018-07-25T21:36:00Z"/>
+</w16cex:commentsExtensible>
+</file>
+
+<file path=word/commentsIds.xml><?xml version="1.0" encoding="utf-8"?>
+<w16cid:commentsIds xmlns:wpc="http://schemas.microsoft.com/office/word/2010/wordprocessingCanvas" xmlns:cx="http://schemas.microsoft.com/office/drawing/2014/chartex" xmlns:cx1="http://schemas.microsoft.com/office/drawing/2015/9/8/chartex" xmlns:cx2="http://schemas.microsoft.com/office/drawing/2015/10/21/chartex" xmlns:cx3="http://schemas.microsoft.com/office/drawing/2016/5/9/chartex" xmlns:cx4="http://schemas.microsoft.com/office/drawing/2016/5/10/chartex" xmlns:cx5="http://schemas.microsoft.com/office/drawing/2016/5/11/chartex" xmlns:cx6="http://schemas.microsoft.com/office/drawing/2016/5/12/chartex" xmlns:cx7="http://schemas.microsoft.com/office/drawing/2016/5/13/chartex" xmlns:cx8="http://schemas.microsoft.com/office/drawing/2016/5/14/chartex" xmlns:mc="http://schemas.openxmlformats.org/markup-compatibility/2006" xmlns:aink="http://schemas.microsoft.com/office/drawing/2016/ink" xmlns:am3d="http://schemas.microsoft.com/office/drawing/2017/model3d" xmlns:o="urn:schemas-microsoft-com:office:office" xmlns:r="http://schemas.openxmlformats.org/officeDocument/2006/relationships" xmlns:m="http://schemas.openxmlformats.org/officeDocument/2006/math" xmlns:v="urn:schemas-microsoft-com:vml" xmlns:wp14="http://schemas.microsoft.com/office/word/2010/wordprocessingDrawing" xmlns:wp="http://schemas.openxmlformats.org/drawingml/2006/wordprocessingDrawing" xmlns:w10="urn:schemas-microsoft-com:office:word" xmlns:w="http://schemas.openxmlformats.org/wordprocessingml/2006/main" xmlns:w14="http://schemas.microsoft.com/office/word/2010/wordml" xmlns:w15="http://schemas.microsoft.com/office/word/2012/wordml" xmlns:w16cex="http://schemas.microsoft.com/office/word/2018/wordml/cex" xmlns:w16cid="http://schemas.microsoft.com/office/word/2016/wordml/cid" xmlns:w16="http://schemas.microsoft.com/office/word/2018/wordml" xmlns:w16sdtdh="http://schemas.microsoft.com/office/word/2020/wordml/sdtdatahash" xmlns:w16se="http://schemas.microsoft.com/office/word/2015/wordml/symex" xmlns:wpg="http://schemas.microsoft.com/office/word/2010/wordprocessingGroup" xmlns:wpi="http://schemas.microsoft.com/office/word/2010/wordprocessingInk" xmlns:wne="http://schemas.microsoft.com/office/word/2006/wordml" xmlns:wps="http://schemas.microsoft.com/office/word/2010/wordprocessingShape" mc:Ignorable="w14 w15 w16se w16cid w16 w16cex w16sdtdh wp14">
+  <w16cid:commentId w16cid:paraId="15022064" w16cid:durableId="256AFFFE"/>
+  <w16cid:commentId w16cid:paraId="7F6E4FCA" w16cid:durableId="256AFFFF"/>
+</w16cid:commentsIds>
+</file>
+
 <file path=word/endnotes.xml><?xml version="1.0" encoding="utf-8"?>
-<w:endnotes xmlns:wpc="http://schemas.microsoft.com/office/word/2010/wordprocessingCanvas" xmlns:mc="http://schemas.openxmlformats.org/markup-compatibility/2006" xmlns:o="urn:schemas-microsoft-com:office:office" xmlns:r="http://schemas.openxmlformats.org/officeDocument/2006/relationships" xmlns:m="http://schemas.openxmlformats.org/officeDocument/2006/math" xmlns:v="urn:schemas-microsoft-com:vml" xmlns:wp14="http://schemas.microsoft.com/office/word/2010/wordprocessingDrawing" xmlns:wp="http://schemas.openxmlformats.org/drawingml/2006/wordprocessingDrawing" xmlns:w10="urn:schemas-microsoft-com:office:word" xmlns:w="http://schemas.openxmlformats.org/wordprocessingml/2006/main" xmlns:w14="http://schemas.microsoft.com/office/word/2010/wordml" xmlns:w15="http://schemas.microsoft.com/office/word/2012/wordml" xmlns:wpg="http://schemas.microsoft.com/office/word/2010/wordprocessingGroup" xmlns:wpi="http://schemas.microsoft.com/office/word/2010/wordprocessingInk" xmlns:wne="http://schemas.microsoft.com/office/word/2006/wordml" xmlns:wps="http://schemas.microsoft.com/office/word/2010/wordprocessingShape" mc:Ignorable="w14 w15 wp14">
+<w:endnotes xmlns:wpc="http://schemas.microsoft.com/office/word/2010/wordprocessingCanvas" xmlns:cx="http://schemas.microsoft.com/office/drawing/2014/chartex" xmlns:cx1="http://schemas.microsoft.com/office/drawing/2015/9/8/chartex" xmlns:cx2="http://schemas.microsoft.com/office/drawing/2015/10/21/chartex" xmlns:cx3="http://schemas.microsoft.com/office/drawing/2016/5/9/chartex" xmlns:cx4="http://schemas.microsoft.com/office/drawing/2016/5/10/chartex" xmlns:cx5="http://schemas.microsoft.com/office/drawing/2016/5/11/chartex" xmlns:cx6="http://schemas.microsoft.com/office/drawing/2016/5/12/chartex" xmlns:cx7="http://schemas.microsoft.com/office/drawing/2016/5/13/chartex" xmlns:cx8="http://schemas.microsoft.com/office/drawing/2016/5/14/chartex" xmlns:mc="http://schemas.openxmlformats.org/markup-compatibility/2006" xmlns:aink="http://schemas.microsoft.com/office/drawing/2016/ink" xmlns:am3d="http://schemas.microsoft.com/office/drawing/2017/model3d" xmlns:o="urn:schemas-microsoft-com:office:office" xmlns:r="http://schemas.openxmlformats.org/officeDocument/2006/relationships" xmlns:m="http://schemas.openxmlformats.org/officeDocument/2006/math" xmlns:v="urn:schemas-microsoft-com:vml" xmlns:wp14="http://schemas.microsoft.com/office/word/2010/wordprocessingDrawing" xmlns:wp="http://schemas.openxmlformats.org/drawingml/2006/wordprocessingDrawing" xmlns:w10="urn:schemas-microsoft-com:office:word" xmlns:w="http://schemas.openxmlformats.org/wordprocessingml/2006/main" xmlns:w14="http://schemas.microsoft.com/office/word/2010/wordml" xmlns:w15="http://schemas.microsoft.com/office/word/2012/wordml" xmlns:w16cex="http://schemas.microsoft.com/office/word/2018/wordml/cex" xmlns:w16cid="http://schemas.microsoft.com/office/word/2016/wordml/cid" xmlns:w16="http://schemas.microsoft.com/office/word/2018/wordml" xmlns:w16sdtdh="http://schemas.microsoft.com/office/word/2020/wordml/sdtdatahash" xmlns:w16se="http://schemas.microsoft.com/office/word/2015/wordml/symex" xmlns:wpg="http://schemas.microsoft.com/office/word/2010/wordprocessingGroup" xmlns:wpi="http://schemas.microsoft.com/office/word/2010/wordprocessingInk" xmlns:wne="http://schemas.microsoft.com/office/word/2006/wordml" xmlns:wps="http://schemas.microsoft.com/office/word/2010/wordprocessingShape" mc:Ignorable="w14 w15 w16se w16cid w16 w16cex w16sdtdh wp14">
   <w:endnote w:type="separator" w:id="-1">
     <w:p>
       <w:r>
@@ -20023,7 +21588,7 @@
 </file>
 
 <file path=word/footer1.xml><?xml version="1.0" encoding="utf-8"?>
-<w:ftr xmlns:wpc="http://schemas.microsoft.com/office/word/2010/wordprocessingCanvas" xmlns:mc="http://schemas.openxmlformats.org/markup-compatibility/2006" xmlns:o="urn:schemas-microsoft-com:office:office" xmlns:r="http://schemas.openxmlformats.org/officeDocument/2006/relationships" xmlns:m="http://schemas.openxmlformats.org/officeDocument/2006/math" xmlns:v="urn:schemas-microsoft-com:vml" xmlns:wp14="http://schemas.microsoft.com/office/word/2010/wordprocessingDrawing" xmlns:wp="http://schemas.openxmlformats.org/drawingml/2006/wordprocessingDrawing" xmlns:w10="urn:schemas-microsoft-com:office:word" xmlns:w="http://schemas.openxmlformats.org/wordprocessingml/2006/main" xmlns:w14="http://schemas.microsoft.com/office/word/2010/wordml" xmlns:w15="http://schemas.microsoft.com/office/word/2012/wordml" xmlns:wpg="http://schemas.microsoft.com/office/word/2010/wordprocessingGroup" xmlns:wpi="http://schemas.microsoft.com/office/word/2010/wordprocessingInk" xmlns:wne="http://schemas.microsoft.com/office/word/2006/wordml" xmlns:wps="http://schemas.microsoft.com/office/word/2010/wordprocessingShape" mc:Ignorable="w14 w15 wp14">
+<w:ftr xmlns:wpc="http://schemas.microsoft.com/office/word/2010/wordprocessingCanvas" xmlns:cx="http://schemas.microsoft.com/office/drawing/2014/chartex" xmlns:cx1="http://schemas.microsoft.com/office/drawing/2015/9/8/chartex" xmlns:cx2="http://schemas.microsoft.com/office/drawing/2015/10/21/chartex" xmlns:cx3="http://schemas.microsoft.com/office/drawing/2016/5/9/chartex" xmlns:cx4="http://schemas.microsoft.com/office/drawing/2016/5/10/chartex" xmlns:cx5="http://schemas.microsoft.com/office/drawing/2016/5/11/chartex" xmlns:cx6="http://schemas.microsoft.com/office/drawing/2016/5/12/chartex" xmlns:cx7="http://schemas.microsoft.com/office/drawing/2016/5/13/chartex" xmlns:cx8="http://schemas.microsoft.com/office/drawing/2016/5/14/chartex" xmlns:mc="http://schemas.openxmlformats.org/markup-compatibility/2006" xmlns:aink="http://schemas.microsoft.com/office/drawing/2016/ink" xmlns:am3d="http://schemas.microsoft.com/office/drawing/2017/model3d" xmlns:o="urn:schemas-microsoft-com:office:office" xmlns:r="http://schemas.openxmlformats.org/officeDocument/2006/relationships" xmlns:m="http://schemas.openxmlformats.org/officeDocument/2006/math" xmlns:v="urn:schemas-microsoft-com:vml" xmlns:wp14="http://schemas.microsoft.com/office/word/2010/wordprocessingDrawing" xmlns:wp="http://schemas.openxmlformats.org/drawingml/2006/wordprocessingDrawing" xmlns:w10="urn:schemas-microsoft-com:office:word" xmlns:w="http://schemas.openxmlformats.org/wordprocessingml/2006/main" xmlns:w14="http://schemas.microsoft.com/office/word/2010/wordml" xmlns:w15="http://schemas.microsoft.com/office/word/2012/wordml" xmlns:w16cex="http://schemas.microsoft.com/office/word/2018/wordml/cex" xmlns:w16cid="http://schemas.microsoft.com/office/word/2016/wordml/cid" xmlns:w16="http://schemas.microsoft.com/office/word/2018/wordml" xmlns:w16sdtdh="http://schemas.microsoft.com/office/word/2020/wordml/sdtdatahash" xmlns:w16se="http://schemas.microsoft.com/office/word/2015/wordml/symex" xmlns:wpg="http://schemas.microsoft.com/office/word/2010/wordprocessingGroup" xmlns:wpi="http://schemas.microsoft.com/office/word/2010/wordprocessingInk" xmlns:wne="http://schemas.microsoft.com/office/word/2006/wordml" xmlns:wps="http://schemas.microsoft.com/office/word/2010/wordprocessingShape" mc:Ignorable="w14 w15 w16se w16cid w16 w16cex w16sdtdh wp14">
   <w:p>
     <w:pPr>
       <w:pStyle w:val="Footer"/>
@@ -20064,7 +21629,7 @@
 </file>
 
 <file path=word/footer2.xml><?xml version="1.0" encoding="utf-8"?>
-<w:ftr xmlns:wpc="http://schemas.microsoft.com/office/word/2010/wordprocessingCanvas" xmlns:mc="http://schemas.openxmlformats.org/markup-compatibility/2006" xmlns:o="urn:schemas-microsoft-com:office:office" xmlns:r="http://schemas.openxmlformats.org/officeDocument/2006/relationships" xmlns:m="http://schemas.openxmlformats.org/officeDocument/2006/math" xmlns:v="urn:schemas-microsoft-com:vml" xmlns:wp14="http://schemas.microsoft.com/office/word/2010/wordprocessingDrawing" xmlns:wp="http://schemas.openxmlformats.org/drawingml/2006/wordprocessingDrawing" xmlns:w10="urn:schemas-microsoft-com:office:word" xmlns:w="http://schemas.openxmlformats.org/wordprocessingml/2006/main" xmlns:w14="http://schemas.microsoft.com/office/word/2010/wordml" xmlns:w15="http://schemas.microsoft.com/office/word/2012/wordml" xmlns:wpg="http://schemas.microsoft.com/office/word/2010/wordprocessingGroup" xmlns:wpi="http://schemas.microsoft.com/office/word/2010/wordprocessingInk" xmlns:wne="http://schemas.microsoft.com/office/word/2006/wordml" xmlns:wps="http://schemas.microsoft.com/office/word/2010/wordprocessingShape" mc:Ignorable="w14 w15 wp14">
+<w:ftr xmlns:wpc="http://schemas.microsoft.com/office/word/2010/wordprocessingCanvas" xmlns:cx="http://schemas.microsoft.com/office/drawing/2014/chartex" xmlns:cx1="http://schemas.microsoft.com/office/drawing/2015/9/8/chartex" xmlns:cx2="http://schemas.microsoft.com/office/drawing/2015/10/21/chartex" xmlns:cx3="http://schemas.microsoft.com/office/drawing/2016/5/9/chartex" xmlns:cx4="http://schemas.microsoft.com/office/drawing/2016/5/10/chartex" xmlns:cx5="http://schemas.microsoft.com/office/drawing/2016/5/11/chartex" xmlns:cx6="http://schemas.microsoft.com/office/drawing/2016/5/12/chartex" xmlns:cx7="http://schemas.microsoft.com/office/drawing/2016/5/13/chartex" xmlns:cx8="http://schemas.microsoft.com/office/drawing/2016/5/14/chartex" xmlns:mc="http://schemas.openxmlformats.org/markup-compatibility/2006" xmlns:aink="http://schemas.microsoft.com/office/drawing/2016/ink" xmlns:am3d="http://schemas.microsoft.com/office/drawing/2017/model3d" xmlns:o="urn:schemas-microsoft-com:office:office" xmlns:r="http://schemas.openxmlformats.org/officeDocument/2006/relationships" xmlns:m="http://schemas.openxmlformats.org/officeDocument/2006/math" xmlns:v="urn:schemas-microsoft-com:vml" xmlns:wp14="http://schemas.microsoft.com/office/word/2010/wordprocessingDrawing" xmlns:wp="http://schemas.openxmlformats.org/drawingml/2006/wordprocessingDrawing" xmlns:w10="urn:schemas-microsoft-com:office:word" xmlns:w="http://schemas.openxmlformats.org/wordprocessingml/2006/main" xmlns:w14="http://schemas.microsoft.com/office/word/2010/wordml" xmlns:w15="http://schemas.microsoft.com/office/word/2012/wordml" xmlns:w16cex="http://schemas.microsoft.com/office/word/2018/wordml/cex" xmlns:w16cid="http://schemas.microsoft.com/office/word/2016/wordml/cid" xmlns:w16="http://schemas.microsoft.com/office/word/2018/wordml" xmlns:w16sdtdh="http://schemas.microsoft.com/office/word/2020/wordml/sdtdatahash" xmlns:w16se="http://schemas.microsoft.com/office/word/2015/wordml/symex" xmlns:wpg="http://schemas.microsoft.com/office/word/2010/wordprocessingGroup" xmlns:wpi="http://schemas.microsoft.com/office/word/2010/wordprocessingInk" xmlns:wne="http://schemas.microsoft.com/office/word/2006/wordml" xmlns:wps="http://schemas.microsoft.com/office/word/2010/wordprocessingShape" mc:Ignorable="w14 w15 w16se w16cid w16 w16cex w16sdtdh wp14">
   <w:p>
     <w:pPr>
       <w:pStyle w:val="Footer"/>
@@ -20074,7 +21639,7 @@
 </file>
 
 <file path=word/footer3.xml><?xml version="1.0" encoding="utf-8"?>
-<w:ftr xmlns:wpc="http://schemas.microsoft.com/office/word/2010/wordprocessingCanvas" xmlns:mc="http://schemas.openxmlformats.org/markup-compatibility/2006" xmlns:o="urn:schemas-microsoft-com:office:office" xmlns:r="http://schemas.openxmlformats.org/officeDocument/2006/relationships" xmlns:m="http://schemas.openxmlformats.org/officeDocument/2006/math" xmlns:v="urn:schemas-microsoft-com:vml" xmlns:wp14="http://schemas.microsoft.com/office/word/2010/wordprocessingDrawing" xmlns:wp="http://schemas.openxmlformats.org/drawingml/2006/wordprocessingDrawing" xmlns:w10="urn:schemas-microsoft-com:office:word" xmlns:w="http://schemas.openxmlformats.org/wordprocessingml/2006/main" xmlns:w14="http://schemas.microsoft.com/office/word/2010/wordml" xmlns:w15="http://schemas.microsoft.com/office/word/2012/wordml" xmlns:wpg="http://schemas.microsoft.com/office/word/2010/wordprocessingGroup" xmlns:wpi="http://schemas.microsoft.com/office/word/2010/wordprocessingInk" xmlns:wne="http://schemas.microsoft.com/office/word/2006/wordml" xmlns:wps="http://schemas.microsoft.com/office/word/2010/wordprocessingShape" mc:Ignorable="w14 w15 wp14">
+<w:ftr xmlns:wpc="http://schemas.microsoft.com/office/word/2010/wordprocessingCanvas" xmlns:cx="http://schemas.microsoft.com/office/drawing/2014/chartex" xmlns:cx1="http://schemas.microsoft.com/office/drawing/2015/9/8/chartex" xmlns:cx2="http://schemas.microsoft.com/office/drawing/2015/10/21/chartex" xmlns:cx3="http://schemas.microsoft.com/office/drawing/2016/5/9/chartex" xmlns:cx4="http://schemas.microsoft.com/office/drawing/2016/5/10/chartex" xmlns:cx5="http://schemas.microsoft.com/office/drawing/2016/5/11/chartex" xmlns:cx6="http://schemas.microsoft.com/office/drawing/2016/5/12/chartex" xmlns:cx7="http://schemas.microsoft.com/office/drawing/2016/5/13/chartex" xmlns:cx8="http://schemas.microsoft.com/office/drawing/2016/5/14/chartex" xmlns:mc="http://schemas.openxmlformats.org/markup-compatibility/2006" xmlns:aink="http://schemas.microsoft.com/office/drawing/2016/ink" xmlns:am3d="http://schemas.microsoft.com/office/drawing/2017/model3d" xmlns:o="urn:schemas-microsoft-com:office:office" xmlns:r="http://schemas.openxmlformats.org/officeDocument/2006/relationships" xmlns:m="http://schemas.openxmlformats.org/officeDocument/2006/math" xmlns:v="urn:schemas-microsoft-com:vml" xmlns:wp14="http://schemas.microsoft.com/office/word/2010/wordprocessingDrawing" xmlns:wp="http://schemas.openxmlformats.org/drawingml/2006/wordprocessingDrawing" xmlns:w10="urn:schemas-microsoft-com:office:word" xmlns:w="http://schemas.openxmlformats.org/wordprocessingml/2006/main" xmlns:w14="http://schemas.microsoft.com/office/word/2010/wordml" xmlns:w15="http://schemas.microsoft.com/office/word/2012/wordml" xmlns:w16cex="http://schemas.microsoft.com/office/word/2018/wordml/cex" xmlns:w16cid="http://schemas.microsoft.com/office/word/2016/wordml/cid" xmlns:w16="http://schemas.microsoft.com/office/word/2018/wordml" xmlns:w16sdtdh="http://schemas.microsoft.com/office/word/2020/wordml/sdtdatahash" xmlns:w16se="http://schemas.microsoft.com/office/word/2015/wordml/symex" xmlns:wpg="http://schemas.microsoft.com/office/word/2010/wordprocessingGroup" xmlns:wpi="http://schemas.microsoft.com/office/word/2010/wordprocessingInk" xmlns:wne="http://schemas.microsoft.com/office/word/2006/wordml" xmlns:wps="http://schemas.microsoft.com/office/word/2010/wordprocessingShape" mc:Ignorable="w14 w15 w16se w16cid w16 w16cex w16sdtdh wp14">
   <w:p>
     <w:pPr>
       <w:pStyle w:val="Footer"/>
@@ -20084,7 +21649,7 @@
 </file>
 
 <file path=word/footer4.xml><?xml version="1.0" encoding="utf-8"?>
-<w:ftr xmlns:wpc="http://schemas.microsoft.com/office/word/2010/wordprocessingCanvas" xmlns:mc="http://schemas.openxmlformats.org/markup-compatibility/2006" xmlns:o="urn:schemas-microsoft-com:office:office" xmlns:r="http://schemas.openxmlformats.org/officeDocument/2006/relationships" xmlns:m="http://schemas.openxmlformats.org/officeDocument/2006/math" xmlns:v="urn:schemas-microsoft-com:vml" xmlns:wp14="http://schemas.microsoft.com/office/word/2010/wordprocessingDrawing" xmlns:wp="http://schemas.openxmlformats.org/drawingml/2006/wordprocessingDrawing" xmlns:w10="urn:schemas-microsoft-com:office:word" xmlns:w="http://schemas.openxmlformats.org/wordprocessingml/2006/main" xmlns:w14="http://schemas.microsoft.com/office/word/2010/wordml" xmlns:w15="http://schemas.microsoft.com/office/word/2012/wordml" xmlns:wpg="http://schemas.microsoft.com/office/word/2010/wordprocessingGroup" xmlns:wpi="http://schemas.microsoft.com/office/word/2010/wordprocessingInk" xmlns:wne="http://schemas.microsoft.com/office/word/2006/wordml" xmlns:wps="http://schemas.microsoft.com/office/word/2010/wordprocessingShape" mc:Ignorable="w14 w15 wp14">
+<w:ftr xmlns:wpc="http://schemas.microsoft.com/office/word/2010/wordprocessingCanvas" xmlns:cx="http://schemas.microsoft.com/office/drawing/2014/chartex" xmlns:cx1="http://schemas.microsoft.com/office/drawing/2015/9/8/chartex" xmlns:cx2="http://schemas.microsoft.com/office/drawing/2015/10/21/chartex" xmlns:cx3="http://schemas.microsoft.com/office/drawing/2016/5/9/chartex" xmlns:cx4="http://schemas.microsoft.com/office/drawing/2016/5/10/chartex" xmlns:cx5="http://schemas.microsoft.com/office/drawing/2016/5/11/chartex" xmlns:cx6="http://schemas.microsoft.com/office/drawing/2016/5/12/chartex" xmlns:cx7="http://schemas.microsoft.com/office/drawing/2016/5/13/chartex" xmlns:cx8="http://schemas.microsoft.com/office/drawing/2016/5/14/chartex" xmlns:mc="http://schemas.openxmlformats.org/markup-compatibility/2006" xmlns:aink="http://schemas.microsoft.com/office/drawing/2016/ink" xmlns:am3d="http://schemas.microsoft.com/office/drawing/2017/model3d" xmlns:o="urn:schemas-microsoft-com:office:office" xmlns:r="http://schemas.openxmlformats.org/officeDocument/2006/relationships" xmlns:m="http://schemas.openxmlformats.org/officeDocument/2006/math" xmlns:v="urn:schemas-microsoft-com:vml" xmlns:wp14="http://schemas.microsoft.com/office/word/2010/wordprocessingDrawing" xmlns:wp="http://schemas.openxmlformats.org/drawingml/2006/wordprocessingDrawing" xmlns:w10="urn:schemas-microsoft-com:office:word" xmlns:w="http://schemas.openxmlformats.org/wordprocessingml/2006/main" xmlns:w14="http://schemas.microsoft.com/office/word/2010/wordml" xmlns:w15="http://schemas.microsoft.com/office/word/2012/wordml" xmlns:w16cex="http://schemas.microsoft.com/office/word/2018/wordml/cex" xmlns:w16cid="http://schemas.microsoft.com/office/word/2016/wordml/cid" xmlns:w16="http://schemas.microsoft.com/office/word/2018/wordml" xmlns:w16sdtdh="http://schemas.microsoft.com/office/word/2020/wordml/sdtdatahash" xmlns:w16se="http://schemas.microsoft.com/office/word/2015/wordml/symex" xmlns:wpg="http://schemas.microsoft.com/office/word/2010/wordprocessingGroup" xmlns:wpi="http://schemas.microsoft.com/office/word/2010/wordprocessingInk" xmlns:wne="http://schemas.microsoft.com/office/word/2006/wordml" xmlns:wps="http://schemas.microsoft.com/office/word/2010/wordprocessingShape" mc:Ignorable="w14 w15 w16se w16cid w16 w16cex w16sdtdh wp14">
   <w:p>
     <w:pPr>
       <w:pStyle w:val="Footer"/>
@@ -20134,7 +21699,7 @@
 </file>
 
 <file path=word/footer5.xml><?xml version="1.0" encoding="utf-8"?>
-<w:ftr xmlns:wpc="http://schemas.microsoft.com/office/word/2010/wordprocessingCanvas" xmlns:mc="http://schemas.openxmlformats.org/markup-compatibility/2006" xmlns:o="urn:schemas-microsoft-com:office:office" xmlns:r="http://schemas.openxmlformats.org/officeDocument/2006/relationships" xmlns:m="http://schemas.openxmlformats.org/officeDocument/2006/math" xmlns:v="urn:schemas-microsoft-com:vml" xmlns:wp14="http://schemas.microsoft.com/office/word/2010/wordprocessingDrawing" xmlns:wp="http://schemas.openxmlformats.org/drawingml/2006/wordprocessingDrawing" xmlns:w10="urn:schemas-microsoft-com:office:word" xmlns:w="http://schemas.openxmlformats.org/wordprocessingml/2006/main" xmlns:w14="http://schemas.microsoft.com/office/word/2010/wordml" xmlns:w15="http://schemas.microsoft.com/office/word/2012/wordml" xmlns:wpg="http://schemas.microsoft.com/office/word/2010/wordprocessingGroup" xmlns:wpi="http://schemas.microsoft.com/office/word/2010/wordprocessingInk" xmlns:wne="http://schemas.microsoft.com/office/word/2006/wordml" xmlns:wps="http://schemas.microsoft.com/office/word/2010/wordprocessingShape" mc:Ignorable="w14 w15 wp14">
+<w:ftr xmlns:wpc="http://schemas.microsoft.com/office/word/2010/wordprocessingCanvas" xmlns:cx="http://schemas.microsoft.com/office/drawing/2014/chartex" xmlns:cx1="http://schemas.microsoft.com/office/drawing/2015/9/8/chartex" xmlns:cx2="http://schemas.microsoft.com/office/drawing/2015/10/21/chartex" xmlns:cx3="http://schemas.microsoft.com/office/drawing/2016/5/9/chartex" xmlns:cx4="http://schemas.microsoft.com/office/drawing/2016/5/10/chartex" xmlns:cx5="http://schemas.microsoft.com/office/drawing/2016/5/11/chartex" xmlns:cx6="http://schemas.microsoft.com/office/drawing/2016/5/12/chartex" xmlns:cx7="http://schemas.microsoft.com/office/drawing/2016/5/13/chartex" xmlns:cx8="http://schemas.microsoft.com/office/drawing/2016/5/14/chartex" xmlns:mc="http://schemas.openxmlformats.org/markup-compatibility/2006" xmlns:aink="http://schemas.microsoft.com/office/drawing/2016/ink" xmlns:am3d="http://schemas.microsoft.com/office/drawing/2017/model3d" xmlns:o="urn:schemas-microsoft-com:office:office" xmlns:r="http://schemas.openxmlformats.org/officeDocument/2006/relationships" xmlns:m="http://schemas.openxmlformats.org/officeDocument/2006/math" xmlns:v="urn:schemas-microsoft-com:vml" xmlns:wp14="http://schemas.microsoft.com/office/word/2010/wordprocessingDrawing" xmlns:wp="http://schemas.openxmlformats.org/drawingml/2006/wordprocessingDrawing" xmlns:w10="urn:schemas-microsoft-com:office:word" xmlns:w="http://schemas.openxmlformats.org/wordprocessingml/2006/main" xmlns:w14="http://schemas.microsoft.com/office/word/2010/wordml" xmlns:w15="http://schemas.microsoft.com/office/word/2012/wordml" xmlns:w16cex="http://schemas.microsoft.com/office/word/2018/wordml/cex" xmlns:w16cid="http://schemas.microsoft.com/office/word/2016/wordml/cid" xmlns:w16="http://schemas.microsoft.com/office/word/2018/wordml" xmlns:w16sdtdh="http://schemas.microsoft.com/office/word/2020/wordml/sdtdatahash" xmlns:w16se="http://schemas.microsoft.com/office/word/2015/wordml/symex" xmlns:wpg="http://schemas.microsoft.com/office/word/2010/wordprocessingGroup" xmlns:wpi="http://schemas.microsoft.com/office/word/2010/wordprocessingInk" xmlns:wne="http://schemas.microsoft.com/office/word/2006/wordml" xmlns:wps="http://schemas.microsoft.com/office/word/2010/wordprocessingShape" mc:Ignorable="w14 w15 w16se w16cid w16 w16cex w16sdtdh wp14">
   <w:p>
     <w:pPr>
       <w:pStyle w:val="Footer"/>
@@ -20184,7 +21749,7 @@
 </file>
 
 <file path=word/footnotes.xml><?xml version="1.0" encoding="utf-8"?>
-<w:footnotes xmlns:wpc="http://schemas.microsoft.com/office/word/2010/wordprocessingCanvas" xmlns:mc="http://schemas.openxmlformats.org/markup-compatibility/2006" xmlns:o="urn:schemas-microsoft-com:office:office" xmlns:r="http://schemas.openxmlformats.org/officeDocument/2006/relationships" xmlns:m="http://schemas.openxmlformats.org/officeDocument/2006/math" xmlns:v="urn:schemas-microsoft-com:vml" xmlns:wp14="http://schemas.microsoft.com/office/word/2010/wordprocessingDrawing" xmlns:wp="http://schemas.openxmlformats.org/drawingml/2006/wordprocessingDrawing" xmlns:w10="urn:schemas-microsoft-com:office:word" xmlns:w="http://schemas.openxmlformats.org/wordprocessingml/2006/main" xmlns:w14="http://schemas.microsoft.com/office/word/2010/wordml" xmlns:w15="http://schemas.microsoft.com/office/word/2012/wordml" xmlns:wpg="http://schemas.microsoft.com/office/word/2010/wordprocessingGroup" xmlns:wpi="http://schemas.microsoft.com/office/word/2010/wordprocessingInk" xmlns:wne="http://schemas.microsoft.com/office/word/2006/wordml" xmlns:wps="http://schemas.microsoft.com/office/word/2010/wordprocessingShape" mc:Ignorable="w14 w15 wp14">
+<w:footnotes xmlns:wpc="http://schemas.microsoft.com/office/word/2010/wordprocessingCanvas" xmlns:cx="http://schemas.microsoft.com/office/drawing/2014/chartex" xmlns:cx1="http://schemas.microsoft.com/office/drawing/2015/9/8/chartex" xmlns:cx2="http://schemas.microsoft.com/office/drawing/2015/10/21/chartex" xmlns:cx3="http://schemas.microsoft.com/office/drawing/2016/5/9/chartex" xmlns:cx4="http://schemas.microsoft.com/office/drawing/2016/5/10/chartex" xmlns:cx5="http://schemas.microsoft.com/office/drawing/2016/5/11/chartex" xmlns:cx6="http://schemas.microsoft.com/office/drawing/2016/5/12/chartex" xmlns:cx7="http://schemas.microsoft.com/office/drawing/2016/5/13/chartex" xmlns:cx8="http://schemas.microsoft.com/office/drawing/2016/5/14/chartex" xmlns:mc="http://schemas.openxmlformats.org/markup-compatibility/2006" xmlns:aink="http://schemas.microsoft.com/office/drawing/2016/ink" xmlns:am3d="http://schemas.microsoft.com/office/drawing/2017/model3d" xmlns:o="urn:schemas-microsoft-com:office:office" xmlns:r="http://schemas.openxmlformats.org/officeDocument/2006/relationships" xmlns:m="http://schemas.openxmlformats.org/officeDocument/2006/math" xmlns:v="urn:schemas-microsoft-com:vml" xmlns:wp14="http://schemas.microsoft.com/office/word/2010/wordprocessingDrawing" xmlns:wp="http://schemas.openxmlformats.org/drawingml/2006/wordprocessingDrawing" xmlns:w10="urn:schemas-microsoft-com:office:word" xmlns:w="http://schemas.openxmlformats.org/wordprocessingml/2006/main" xmlns:w14="http://schemas.microsoft.com/office/word/2010/wordml" xmlns:w15="http://schemas.microsoft.com/office/word/2012/wordml" xmlns:w16cex="http://schemas.microsoft.com/office/word/2018/wordml/cex" xmlns:w16cid="http://schemas.microsoft.com/office/word/2016/wordml/cid" xmlns:w16="http://schemas.microsoft.com/office/word/2018/wordml" xmlns:w16sdtdh="http://schemas.microsoft.com/office/word/2020/wordml/sdtdatahash" xmlns:w16se="http://schemas.microsoft.com/office/word/2015/wordml/symex" xmlns:wpg="http://schemas.microsoft.com/office/word/2010/wordprocessingGroup" xmlns:wpi="http://schemas.microsoft.com/office/word/2010/wordprocessingInk" xmlns:wne="http://schemas.microsoft.com/office/word/2006/wordml" xmlns:wps="http://schemas.microsoft.com/office/word/2010/wordprocessingShape" mc:Ignorable="w14 w15 w16se w16cid w16 w16cex w16sdtdh wp14">
   <w:footnote w:type="separator" w:id="-1">
     <w:p>
       <w:r>
@@ -20203,7 +21768,7 @@
 </file>
 
 <file path=word/header1.xml><?xml version="1.0" encoding="utf-8"?>
-<w:hdr xmlns:wpc="http://schemas.microsoft.com/office/word/2010/wordprocessingCanvas" xmlns:mc="http://schemas.openxmlformats.org/markup-compatibility/2006" xmlns:o="urn:schemas-microsoft-com:office:office" xmlns:r="http://schemas.openxmlformats.org/officeDocument/2006/relationships" xmlns:m="http://schemas.openxmlformats.org/officeDocument/2006/math" xmlns:v="urn:schemas-microsoft-com:vml" xmlns:wp14="http://schemas.microsoft.com/office/word/2010/wordprocessingDrawing" xmlns:wp="http://schemas.openxmlformats.org/drawingml/2006/wordprocessingDrawing" xmlns:w10="urn:schemas-microsoft-com:office:word" xmlns:w="http://schemas.openxmlformats.org/wordprocessingml/2006/main" xmlns:w14="http://schemas.microsoft.com/office/word/2010/wordml" xmlns:w15="http://schemas.microsoft.com/office/word/2012/wordml" xmlns:wpg="http://schemas.microsoft.com/office/word/2010/wordprocessingGroup" xmlns:wpi="http://schemas.microsoft.com/office/word/2010/wordprocessingInk" xmlns:wne="http://schemas.microsoft.com/office/word/2006/wordml" xmlns:wps="http://schemas.microsoft.com/office/word/2010/wordprocessingShape" mc:Ignorable="w14 w15 wp14">
+<w:hdr xmlns:wpc="http://schemas.microsoft.com/office/word/2010/wordprocessingCanvas" xmlns:cx="http://schemas.microsoft.com/office/drawing/2014/chartex" xmlns:cx1="http://schemas.microsoft.com/office/drawing/2015/9/8/chartex" xmlns:cx2="http://schemas.microsoft.com/office/drawing/2015/10/21/chartex" xmlns:cx3="http://schemas.microsoft.com/office/drawing/2016/5/9/chartex" xmlns:cx4="http://schemas.microsoft.com/office/drawing/2016/5/10/chartex" xmlns:cx5="http://schemas.microsoft.com/office/drawing/2016/5/11/chartex" xmlns:cx6="http://schemas.microsoft.com/office/drawing/2016/5/12/chartex" xmlns:cx7="http://schemas.microsoft.com/office/drawing/2016/5/13/chartex" xmlns:cx8="http://schemas.microsoft.com/office/drawing/2016/5/14/chartex" xmlns:mc="http://schemas.openxmlformats.org/markup-compatibility/2006" xmlns:aink="http://schemas.microsoft.com/office/drawing/2016/ink" xmlns:am3d="http://schemas.microsoft.com/office/drawing/2017/model3d" xmlns:o="urn:schemas-microsoft-com:office:office" xmlns:r="http://schemas.openxmlformats.org/officeDocument/2006/relationships" xmlns:m="http://schemas.openxmlformats.org/officeDocument/2006/math" xmlns:v="urn:schemas-microsoft-com:vml" xmlns:wp14="http://schemas.microsoft.com/office/word/2010/wordprocessingDrawing" xmlns:wp="http://schemas.openxmlformats.org/drawingml/2006/wordprocessingDrawing" xmlns:w10="urn:schemas-microsoft-com:office:word" xmlns:w="http://schemas.openxmlformats.org/wordprocessingml/2006/main" xmlns:w14="http://schemas.microsoft.com/office/word/2010/wordml" xmlns:w15="http://schemas.microsoft.com/office/word/2012/wordml" xmlns:w16cex="http://schemas.microsoft.com/office/word/2018/wordml/cex" xmlns:w16cid="http://schemas.microsoft.com/office/word/2016/wordml/cid" xmlns:w16="http://schemas.microsoft.com/office/word/2018/wordml" xmlns:w16sdtdh="http://schemas.microsoft.com/office/word/2020/wordml/sdtdatahash" xmlns:w16se="http://schemas.microsoft.com/office/word/2015/wordml/symex" xmlns:wpg="http://schemas.microsoft.com/office/word/2010/wordprocessingGroup" xmlns:wpi="http://schemas.microsoft.com/office/word/2010/wordprocessingInk" xmlns:wne="http://schemas.microsoft.com/office/word/2006/wordml" xmlns:wps="http://schemas.microsoft.com/office/word/2010/wordprocessingShape" mc:Ignorable="w14 w15 w16se w16cid w16 w16cex w16sdtdh wp14">
   <w:p>
     <w:pPr>
       <w:pStyle w:val="Header"/>
@@ -20216,7 +21781,7 @@
 </file>
 
 <file path=word/header2.xml><?xml version="1.0" encoding="utf-8"?>
-<w:hdr xmlns:wpc="http://schemas.microsoft.com/office/word/2010/wordprocessingCanvas" xmlns:mc="http://schemas.openxmlformats.org/markup-compatibility/2006" xmlns:o="urn:schemas-microsoft-com:office:office" xmlns:r="http://schemas.openxmlformats.org/officeDocument/2006/relationships" xmlns:m="http://schemas.openxmlformats.org/officeDocument/2006/math" xmlns:v="urn:schemas-microsoft-com:vml" xmlns:wp14="http://schemas.microsoft.com/office/word/2010/wordprocessingDrawing" xmlns:wp="http://schemas.openxmlformats.org/drawingml/2006/wordprocessingDrawing" xmlns:w10="urn:schemas-microsoft-com:office:word" xmlns:w="http://schemas.openxmlformats.org/wordprocessingml/2006/main" xmlns:w14="http://schemas.microsoft.com/office/word/2010/wordml" xmlns:w15="http://schemas.microsoft.com/office/word/2012/wordml" xmlns:wpg="http://schemas.microsoft.com/office/word/2010/wordprocessingGroup" xmlns:wpi="http://schemas.microsoft.com/office/word/2010/wordprocessingInk" xmlns:wne="http://schemas.microsoft.com/office/word/2006/wordml" xmlns:wps="http://schemas.microsoft.com/office/word/2010/wordprocessingShape" mc:Ignorable="w14 w15 wp14">
+<w:hdr xmlns:wpc="http://schemas.microsoft.com/office/word/2010/wordprocessingCanvas" xmlns:cx="http://schemas.microsoft.com/office/drawing/2014/chartex" xmlns:cx1="http://schemas.microsoft.com/office/drawing/2015/9/8/chartex" xmlns:cx2="http://schemas.microsoft.com/office/drawing/2015/10/21/chartex" xmlns:cx3="http://schemas.microsoft.com/office/drawing/2016/5/9/chartex" xmlns:cx4="http://schemas.microsoft.com/office/drawing/2016/5/10/chartex" xmlns:cx5="http://schemas.microsoft.com/office/drawing/2016/5/11/chartex" xmlns:cx6="http://schemas.microsoft.com/office/drawing/2016/5/12/chartex" xmlns:cx7="http://schemas.microsoft.com/office/drawing/2016/5/13/chartex" xmlns:cx8="http://schemas.microsoft.com/office/drawing/2016/5/14/chartex" xmlns:mc="http://schemas.openxmlformats.org/markup-compatibility/2006" xmlns:aink="http://schemas.microsoft.com/office/drawing/2016/ink" xmlns:am3d="http://schemas.microsoft.com/office/drawing/2017/model3d" xmlns:o="urn:schemas-microsoft-com:office:office" xmlns:r="http://schemas.openxmlformats.org/officeDocument/2006/relationships" xmlns:m="http://schemas.openxmlformats.org/officeDocument/2006/math" xmlns:v="urn:schemas-microsoft-com:vml" xmlns:wp14="http://schemas.microsoft.com/office/word/2010/wordprocessingDrawing" xmlns:wp="http://schemas.openxmlformats.org/drawingml/2006/wordprocessingDrawing" xmlns:w10="urn:schemas-microsoft-com:office:word" xmlns:w="http://schemas.openxmlformats.org/wordprocessingml/2006/main" xmlns:w14="http://schemas.microsoft.com/office/word/2010/wordml" xmlns:w15="http://schemas.microsoft.com/office/word/2012/wordml" xmlns:w16cex="http://schemas.microsoft.com/office/word/2018/wordml/cex" xmlns:w16cid="http://schemas.microsoft.com/office/word/2016/wordml/cid" xmlns:w16="http://schemas.microsoft.com/office/word/2018/wordml" xmlns:w16sdtdh="http://schemas.microsoft.com/office/word/2020/wordml/sdtdatahash" xmlns:w16se="http://schemas.microsoft.com/office/word/2015/wordml/symex" xmlns:wpg="http://schemas.microsoft.com/office/word/2010/wordprocessingGroup" xmlns:wpi="http://schemas.microsoft.com/office/word/2010/wordprocessingInk" xmlns:wne="http://schemas.microsoft.com/office/word/2006/wordml" xmlns:wps="http://schemas.microsoft.com/office/word/2010/wordprocessingShape" mc:Ignorable="w14 w15 w16se w16cid w16 w16cex w16sdtdh wp14">
   <w:p>
     <w:pPr>
       <w:pStyle w:val="Header"/>
@@ -20229,7 +21794,7 @@
 </file>
 
 <file path=word/header3.xml><?xml version="1.0" encoding="utf-8"?>
-<w:hdr xmlns:wpc="http://schemas.microsoft.com/office/word/2010/wordprocessingCanvas" xmlns:mc="http://schemas.openxmlformats.org/markup-compatibility/2006" xmlns:o="urn:schemas-microsoft-com:office:office" xmlns:r="http://schemas.openxmlformats.org/officeDocument/2006/relationships" xmlns:m="http://schemas.openxmlformats.org/officeDocument/2006/math" xmlns:v="urn:schemas-microsoft-com:vml" xmlns:wp14="http://schemas.microsoft.com/office/word/2010/wordprocessingDrawing" xmlns:wp="http://schemas.openxmlformats.org/drawingml/2006/wordprocessingDrawing" xmlns:w10="urn:schemas-microsoft-com:office:word" xmlns:w="http://schemas.openxmlformats.org/wordprocessingml/2006/main" xmlns:w14="http://schemas.microsoft.com/office/word/2010/wordml" xmlns:w15="http://schemas.microsoft.com/office/word/2012/wordml" xmlns:wpg="http://schemas.microsoft.com/office/word/2010/wordprocessingGroup" xmlns:wpi="http://schemas.microsoft.com/office/word/2010/wordprocessingInk" xmlns:wne="http://schemas.microsoft.com/office/word/2006/wordml" xmlns:wps="http://schemas.microsoft.com/office/word/2010/wordprocessingShape" mc:Ignorable="w14 w15 wp14">
+<w:hdr xmlns:wpc="http://schemas.microsoft.com/office/word/2010/wordprocessingCanvas" xmlns:cx="http://schemas.microsoft.com/office/drawing/2014/chartex" xmlns:cx1="http://schemas.microsoft.com/office/drawing/2015/9/8/chartex" xmlns:cx2="http://schemas.microsoft.com/office/drawing/2015/10/21/chartex" xmlns:cx3="http://schemas.microsoft.com/office/drawing/2016/5/9/chartex" xmlns:cx4="http://schemas.microsoft.com/office/drawing/2016/5/10/chartex" xmlns:cx5="http://schemas.microsoft.com/office/drawing/2016/5/11/chartex" xmlns:cx6="http://schemas.microsoft.com/office/drawing/2016/5/12/chartex" xmlns:cx7="http://schemas.microsoft.com/office/drawing/2016/5/13/chartex" xmlns:cx8="http://schemas.microsoft.com/office/drawing/2016/5/14/chartex" xmlns:mc="http://schemas.openxmlformats.org/markup-compatibility/2006" xmlns:aink="http://schemas.microsoft.com/office/drawing/2016/ink" xmlns:am3d="http://schemas.microsoft.com/office/drawing/2017/model3d" xmlns:o="urn:schemas-microsoft-com:office:office" xmlns:r="http://schemas.openxmlformats.org/officeDocument/2006/relationships" xmlns:m="http://schemas.openxmlformats.org/officeDocument/2006/math" xmlns:v="urn:schemas-microsoft-com:vml" xmlns:wp14="http://schemas.microsoft.com/office/word/2010/wordprocessingDrawing" xmlns:wp="http://schemas.openxmlformats.org/drawingml/2006/wordprocessingDrawing" xmlns:w10="urn:schemas-microsoft-com:office:word" xmlns:w="http://schemas.openxmlformats.org/wordprocessingml/2006/main" xmlns:w14="http://schemas.microsoft.com/office/word/2010/wordml" xmlns:w15="http://schemas.microsoft.com/office/word/2012/wordml" xmlns:w16cex="http://schemas.microsoft.com/office/word/2018/wordml/cex" xmlns:w16cid="http://schemas.microsoft.com/office/word/2016/wordml/cid" xmlns:w16="http://schemas.microsoft.com/office/word/2018/wordml" xmlns:w16sdtdh="http://schemas.microsoft.com/office/word/2020/wordml/sdtdatahash" xmlns:w16se="http://schemas.microsoft.com/office/word/2015/wordml/symex" xmlns:wpg="http://schemas.microsoft.com/office/word/2010/wordprocessingGroup" xmlns:wpi="http://schemas.microsoft.com/office/word/2010/wordprocessingInk" xmlns:wne="http://schemas.microsoft.com/office/word/2006/wordml" xmlns:wps="http://schemas.microsoft.com/office/word/2010/wordprocessingShape" mc:Ignorable="w14 w15 w16se w16cid w16 w16cex w16sdtdh wp14">
   <w:p>
     <w:pPr>
       <w:pStyle w:val="Header"/>
@@ -20242,7 +21807,7 @@
 </file>
 
 <file path=word/header4.xml><?xml version="1.0" encoding="utf-8"?>
-<w:hdr xmlns:wpc="http://schemas.microsoft.com/office/word/2010/wordprocessingCanvas" xmlns:mc="http://schemas.openxmlformats.org/markup-compatibility/2006" xmlns:o="urn:schemas-microsoft-com:office:office" xmlns:r="http://schemas.openxmlformats.org/officeDocument/2006/relationships" xmlns:m="http://schemas.openxmlformats.org/officeDocument/2006/math" xmlns:v="urn:schemas-microsoft-com:vml" xmlns:wp14="http://schemas.microsoft.com/office/word/2010/wordprocessingDrawing" xmlns:wp="http://schemas.openxmlformats.org/drawingml/2006/wordprocessingDrawing" xmlns:w10="urn:schemas-microsoft-com:office:word" xmlns:w="http://schemas.openxmlformats.org/wordprocessingml/2006/main" xmlns:w14="http://schemas.microsoft.com/office/word/2010/wordml" xmlns:w15="http://schemas.microsoft.com/office/word/2012/wordml" xmlns:wpg="http://schemas.microsoft.com/office/word/2010/wordprocessingGroup" xmlns:wpi="http://schemas.microsoft.com/office/word/2010/wordprocessingInk" xmlns:wne="http://schemas.microsoft.com/office/word/2006/wordml" xmlns:wps="http://schemas.microsoft.com/office/word/2010/wordprocessingShape" mc:Ignorable="w14 w15 wp14">
+<w:hdr xmlns:wpc="http://schemas.microsoft.com/office/word/2010/wordprocessingCanvas" xmlns:cx="http://schemas.microsoft.com/office/drawing/2014/chartex" xmlns:cx1="http://schemas.microsoft.com/office/drawing/2015/9/8/chartex" xmlns:cx2="http://schemas.microsoft.com/office/drawing/2015/10/21/chartex" xmlns:cx3="http://schemas.microsoft.com/office/drawing/2016/5/9/chartex" xmlns:cx4="http://schemas.microsoft.com/office/drawing/2016/5/10/chartex" xmlns:cx5="http://schemas.microsoft.com/office/drawing/2016/5/11/chartex" xmlns:cx6="http://schemas.microsoft.com/office/drawing/2016/5/12/chartex" xmlns:cx7="http://schemas.microsoft.com/office/drawing/2016/5/13/chartex" xmlns:cx8="http://schemas.microsoft.com/office/drawing/2016/5/14/chartex" xmlns:mc="http://schemas.openxmlformats.org/markup-compatibility/2006" xmlns:aink="http://schemas.microsoft.com/office/drawing/2016/ink" xmlns:am3d="http://schemas.microsoft.com/office/drawing/2017/model3d" xmlns:o="urn:schemas-microsoft-com:office:office" xmlns:r="http://schemas.openxmlformats.org/officeDocument/2006/relationships" xmlns:m="http://schemas.openxmlformats.org/officeDocument/2006/math" xmlns:v="urn:schemas-microsoft-com:vml" xmlns:wp14="http://schemas.microsoft.com/office/word/2010/wordprocessingDrawing" xmlns:wp="http://schemas.openxmlformats.org/drawingml/2006/wordprocessingDrawing" xmlns:w10="urn:schemas-microsoft-com:office:word" xmlns:w="http://schemas.openxmlformats.org/wordprocessingml/2006/main" xmlns:w14="http://schemas.microsoft.com/office/word/2010/wordml" xmlns:w15="http://schemas.microsoft.com/office/word/2012/wordml" xmlns:w16cex="http://schemas.microsoft.com/office/word/2018/wordml/cex" xmlns:w16cid="http://schemas.microsoft.com/office/word/2016/wordml/cid" xmlns:w16="http://schemas.microsoft.com/office/word/2018/wordml" xmlns:w16sdtdh="http://schemas.microsoft.com/office/word/2020/wordml/sdtdatahash" xmlns:w16se="http://schemas.microsoft.com/office/word/2015/wordml/symex" xmlns:wpg="http://schemas.microsoft.com/office/word/2010/wordprocessingGroup" xmlns:wpi="http://schemas.microsoft.com/office/word/2010/wordprocessingInk" xmlns:wne="http://schemas.microsoft.com/office/word/2006/wordml" xmlns:wps="http://schemas.microsoft.com/office/word/2010/wordprocessingShape" mc:Ignorable="w14 w15 w16se w16cid w16 w16cex w16sdtdh wp14">
   <w:p>
     <w:pPr>
       <w:pStyle w:val="Header"/>
@@ -20252,8 +21817,8 @@
 </file>
 
 <file path=word/numbering.xml><?xml version="1.0" encoding="utf-8"?>
-<w:numbering xmlns:wpc="http://schemas.microsoft.com/office/word/2010/wordprocessingCanvas" xmlns:mc="http://schemas.openxmlformats.org/markup-compatibility/2006" xmlns:o="urn:schemas-microsoft-com:office:office" xmlns:r="http://schemas.openxmlformats.org/officeDocument/2006/relationships" xmlns:m="http://schemas.openxmlformats.org/officeDocument/2006/math" xmlns:v="urn:schemas-microsoft-com:vml" xmlns:wp14="http://schemas.microsoft.com/office/word/2010/wordprocessingDrawing" xmlns:wp="http://schemas.openxmlformats.org/drawingml/2006/wordprocessingDrawing" xmlns:w10="urn:schemas-microsoft-com:office:word" xmlns:w="http://schemas.openxmlformats.org/wordprocessingml/2006/main" xmlns:w14="http://schemas.microsoft.com/office/word/2010/wordml" xmlns:w15="http://schemas.microsoft.com/office/word/2012/wordml" xmlns:wpg="http://schemas.microsoft.com/office/word/2010/wordprocessingGroup" xmlns:wpi="http://schemas.microsoft.com/office/word/2010/wordprocessingInk" xmlns:wne="http://schemas.microsoft.com/office/word/2006/wordml" xmlns:wps="http://schemas.microsoft.com/office/word/2010/wordprocessingShape" mc:Ignorable="w14 w15 wp14">
-  <w:abstractNum w:abstractNumId="0">
+<w:numbering xmlns:wpc="http://schemas.microsoft.com/office/word/2010/wordprocessingCanvas" xmlns:cx="http://schemas.microsoft.com/office/drawing/2014/chartex" xmlns:cx1="http://schemas.microsoft.com/office/drawing/2015/9/8/chartex" xmlns:cx2="http://schemas.microsoft.com/office/drawing/2015/10/21/chartex" xmlns:cx3="http://schemas.microsoft.com/office/drawing/2016/5/9/chartex" xmlns:cx4="http://schemas.microsoft.com/office/drawing/2016/5/10/chartex" xmlns:cx5="http://schemas.microsoft.com/office/drawing/2016/5/11/chartex" xmlns:cx6="http://schemas.microsoft.com/office/drawing/2016/5/12/chartex" xmlns:cx7="http://schemas.microsoft.com/office/drawing/2016/5/13/chartex" xmlns:cx8="http://schemas.microsoft.com/office/drawing/2016/5/14/chartex" xmlns:mc="http://schemas.openxmlformats.org/markup-compatibility/2006" xmlns:aink="http://schemas.microsoft.com/office/drawing/2016/ink" xmlns:am3d="http://schemas.microsoft.com/office/drawing/2017/model3d" xmlns:o="urn:schemas-microsoft-com:office:office" xmlns:r="http://schemas.openxmlformats.org/officeDocument/2006/relationships" xmlns:m="http://schemas.openxmlformats.org/officeDocument/2006/math" xmlns:v="urn:schemas-microsoft-com:vml" xmlns:wp14="http://schemas.microsoft.com/office/word/2010/wordprocessingDrawing" xmlns:wp="http://schemas.openxmlformats.org/drawingml/2006/wordprocessingDrawing" xmlns:w10="urn:schemas-microsoft-com:office:word" xmlns:w="http://schemas.openxmlformats.org/wordprocessingml/2006/main" xmlns:w14="http://schemas.microsoft.com/office/word/2010/wordml" xmlns:w15="http://schemas.microsoft.com/office/word/2012/wordml" xmlns:w16cex="http://schemas.microsoft.com/office/word/2018/wordml/cex" xmlns:w16cid="http://schemas.microsoft.com/office/word/2016/wordml/cid" xmlns:w16="http://schemas.microsoft.com/office/word/2018/wordml" xmlns:w16sdtdh="http://schemas.microsoft.com/office/word/2020/wordml/sdtdatahash" xmlns:w16se="http://schemas.microsoft.com/office/word/2015/wordml/symex" xmlns:wpg="http://schemas.microsoft.com/office/word/2010/wordprocessingGroup" xmlns:wpi="http://schemas.microsoft.com/office/word/2010/wordprocessingInk" xmlns:wne="http://schemas.microsoft.com/office/word/2006/wordml" xmlns:wps="http://schemas.microsoft.com/office/word/2010/wordprocessingShape" mc:Ignorable="w14 w15 w16se w16cid w16 w16cex w16sdtdh wp14">
+  <w:abstractNum w:abstractNumId="0" w15:restartNumberingAfterBreak="0">
     <w:nsid w:val="07A507C4"/>
     <w:multiLevelType w:val="hybridMultilevel"/>
     <w:tmpl w:val="7FDE0E48"/>
@@ -20342,7 +21907,7 @@
       </w:pPr>
     </w:lvl>
   </w:abstractNum>
-  <w:abstractNum w:abstractNumId="1">
+  <w:abstractNum w:abstractNumId="1" w15:restartNumberingAfterBreak="0">
     <w:nsid w:val="096224B2"/>
     <w:multiLevelType w:val="hybridMultilevel"/>
     <w:tmpl w:val="4CCEDDD8"/>
@@ -20455,7 +22020,7 @@
       </w:rPr>
     </w:lvl>
   </w:abstractNum>
-  <w:abstractNum w:abstractNumId="2">
+  <w:abstractNum w:abstractNumId="2" w15:restartNumberingAfterBreak="0">
     <w:nsid w:val="37561F67"/>
     <w:multiLevelType w:val="hybridMultilevel"/>
     <w:tmpl w:val="4C1EA41C"/>
@@ -20568,7 +22133,7 @@
       </w:rPr>
     </w:lvl>
   </w:abstractNum>
-  <w:abstractNum w:abstractNumId="3">
+  <w:abstractNum w:abstractNumId="3" w15:restartNumberingAfterBreak="0">
     <w:nsid w:val="4C510602"/>
     <w:multiLevelType w:val="singleLevel"/>
     <w:tmpl w:val="F1444738"/>
@@ -20589,7 +22154,7 @@
       </w:rPr>
     </w:lvl>
   </w:abstractNum>
-  <w:abstractNum w:abstractNumId="4">
+  <w:abstractNum w:abstractNumId="4" w15:restartNumberingAfterBreak="0">
     <w:nsid w:val="4F257BDF"/>
     <w:multiLevelType w:val="hybridMultilevel"/>
     <w:tmpl w:val="FD1E0CF6"/>
@@ -20702,7 +22267,7 @@
       </w:rPr>
     </w:lvl>
   </w:abstractNum>
-  <w:abstractNum w:abstractNumId="5">
+  <w:abstractNum w:abstractNumId="5" w15:restartNumberingAfterBreak="0">
     <w:nsid w:val="51045A21"/>
     <w:multiLevelType w:val="hybridMultilevel"/>
     <w:tmpl w:val="FD880446"/>
@@ -20815,7 +22380,7 @@
       </w:rPr>
     </w:lvl>
   </w:abstractNum>
-  <w:abstractNum w:abstractNumId="6">
+  <w:abstractNum w:abstractNumId="6" w15:restartNumberingAfterBreak="0">
     <w:nsid w:val="51061699"/>
     <w:multiLevelType w:val="hybridMultilevel"/>
     <w:tmpl w:val="4246D3AC"/>
@@ -20928,7 +22493,7 @@
       </w:rPr>
     </w:lvl>
   </w:abstractNum>
-  <w:abstractNum w:abstractNumId="7">
+  <w:abstractNum w:abstractNumId="7" w15:restartNumberingAfterBreak="0">
     <w:nsid w:val="54016DC4"/>
     <w:multiLevelType w:val="hybridMultilevel"/>
     <w:tmpl w:val="752C7A2A"/>
@@ -21014,7 +22579,7 @@
       </w:pPr>
     </w:lvl>
   </w:abstractNum>
-  <w:abstractNum w:abstractNumId="8">
+  <w:abstractNum w:abstractNumId="8" w15:restartNumberingAfterBreak="0">
     <w:nsid w:val="5AD451A0"/>
     <w:multiLevelType w:val="hybridMultilevel"/>
     <w:tmpl w:val="10C46E2A"/>
@@ -21103,7 +22668,7 @@
       </w:pPr>
     </w:lvl>
   </w:abstractNum>
-  <w:abstractNum w:abstractNumId="9">
+  <w:abstractNum w:abstractNumId="9" w15:restartNumberingAfterBreak="0">
     <w:nsid w:val="5F436190"/>
     <w:multiLevelType w:val="singleLevel"/>
     <w:tmpl w:val="D7CE7166"/>
@@ -21124,7 +22689,7 @@
       </w:rPr>
     </w:lvl>
   </w:abstractNum>
-  <w:abstractNum w:abstractNumId="10">
+  <w:abstractNum w:abstractNumId="10" w15:restartNumberingAfterBreak="0">
     <w:nsid w:val="64CD4E88"/>
     <w:multiLevelType w:val="hybridMultilevel"/>
     <w:tmpl w:val="7660AA52"/>
@@ -21213,7 +22778,7 @@
       </w:pPr>
     </w:lvl>
   </w:abstractNum>
-  <w:abstractNum w:abstractNumId="11">
+  <w:abstractNum w:abstractNumId="11" w15:restartNumberingAfterBreak="0">
     <w:nsid w:val="6C98497C"/>
     <w:multiLevelType w:val="hybridMultilevel"/>
     <w:tmpl w:val="7EC604A2"/>
@@ -21326,7 +22891,7 @@
       </w:rPr>
     </w:lvl>
   </w:abstractNum>
-  <w:abstractNum w:abstractNumId="12">
+  <w:abstractNum w:abstractNumId="12" w15:restartNumberingAfterBreak="0">
     <w:nsid w:val="77CA5CEA"/>
     <w:multiLevelType w:val="hybridMultilevel"/>
     <w:tmpl w:val="7DC45528"/>
@@ -21456,7 +23021,7 @@
 </file>
 
 <file path=word/people.xml><?xml version="1.0" encoding="utf-8"?>
-<w15:people xmlns:wpc="http://schemas.microsoft.com/office/word/2010/wordprocessingCanvas" xmlns:mc="http://schemas.openxmlformats.org/markup-compatibility/2006" xmlns:o="urn:schemas-microsoft-com:office:office" xmlns:r="http://schemas.openxmlformats.org/officeDocument/2006/relationships" xmlns:m="http://schemas.openxmlformats.org/officeDocument/2006/math" xmlns:v="urn:schemas-microsoft-com:vml" xmlns:wp14="http://schemas.microsoft.com/office/word/2010/wordprocessingDrawing" xmlns:wp="http://schemas.openxmlformats.org/drawingml/2006/wordprocessingDrawing" xmlns:w10="urn:schemas-microsoft-com:office:word" xmlns:w="http://schemas.openxmlformats.org/wordprocessingml/2006/main" xmlns:w14="http://schemas.microsoft.com/office/word/2010/wordml" xmlns:w15="http://schemas.microsoft.com/office/word/2012/wordml" xmlns:wpg="http://schemas.microsoft.com/office/word/2010/wordprocessingGroup" xmlns:wpi="http://schemas.microsoft.com/office/word/2010/wordprocessingInk" xmlns:wne="http://schemas.microsoft.com/office/word/2006/wordml" xmlns:wps="http://schemas.microsoft.com/office/word/2010/wordprocessingShape" mc:Ignorable="w14 w15 wp14">
+<w15:people xmlns:wpc="http://schemas.microsoft.com/office/word/2010/wordprocessingCanvas" xmlns:cx="http://schemas.microsoft.com/office/drawing/2014/chartex" xmlns:cx1="http://schemas.microsoft.com/office/drawing/2015/9/8/chartex" xmlns:cx2="http://schemas.microsoft.com/office/drawing/2015/10/21/chartex" xmlns:cx3="http://schemas.microsoft.com/office/drawing/2016/5/9/chartex" xmlns:cx4="http://schemas.microsoft.com/office/drawing/2016/5/10/chartex" xmlns:cx5="http://schemas.microsoft.com/office/drawing/2016/5/11/chartex" xmlns:cx6="http://schemas.microsoft.com/office/drawing/2016/5/12/chartex" xmlns:cx7="http://schemas.microsoft.com/office/drawing/2016/5/13/chartex" xmlns:cx8="http://schemas.microsoft.com/office/drawing/2016/5/14/chartex" xmlns:mc="http://schemas.openxmlformats.org/markup-compatibility/2006" xmlns:aink="http://schemas.microsoft.com/office/drawing/2016/ink" xmlns:am3d="http://schemas.microsoft.com/office/drawing/2017/model3d" xmlns:o="urn:schemas-microsoft-com:office:office" xmlns:r="http://schemas.openxmlformats.org/officeDocument/2006/relationships" xmlns:m="http://schemas.openxmlformats.org/officeDocument/2006/math" xmlns:v="urn:schemas-microsoft-com:vml" xmlns:wp14="http://schemas.microsoft.com/office/word/2010/wordprocessingDrawing" xmlns:wp="http://schemas.openxmlformats.org/drawingml/2006/wordprocessingDrawing" xmlns:w10="urn:schemas-microsoft-com:office:word" xmlns:w="http://schemas.openxmlformats.org/wordprocessingml/2006/main" xmlns:w14="http://schemas.microsoft.com/office/word/2010/wordml" xmlns:w15="http://schemas.microsoft.com/office/word/2012/wordml" xmlns:w16cex="http://schemas.microsoft.com/office/word/2018/wordml/cex" xmlns:w16cid="http://schemas.microsoft.com/office/word/2016/wordml/cid" xmlns:w16="http://schemas.microsoft.com/office/word/2018/wordml" xmlns:w16sdtdh="http://schemas.microsoft.com/office/word/2020/wordml/sdtdatahash" xmlns:w16se="http://schemas.microsoft.com/office/word/2015/wordml/symex" xmlns:wpg="http://schemas.microsoft.com/office/word/2010/wordprocessingGroup" xmlns:wpi="http://schemas.microsoft.com/office/word/2010/wordprocessingInk" xmlns:wne="http://schemas.microsoft.com/office/word/2006/wordml" xmlns:wps="http://schemas.microsoft.com/office/word/2010/wordprocessingShape" mc:Ignorable="w14 w15 w16se w16cid w16 w16cex w16sdtdh wp14">
   <w15:person w15:author="Timothy Fair">
     <w15:presenceInfo w15:providerId="AD" w15:userId="S-1-5-21-1752004977-2820985605-2366059907-1857"/>
   </w15:person>
@@ -21464,7 +23029,7 @@
 </file>
 
 <file path=word/styles.xml><?xml version="1.0" encoding="utf-8"?>
-<w:styles xmlns:mc="http://schemas.openxmlformats.org/markup-compatibility/2006" xmlns:r="http://schemas.openxmlformats.org/officeDocument/2006/relationships" xmlns:w="http://schemas.openxmlformats.org/wordprocessingml/2006/main" xmlns:w14="http://schemas.microsoft.com/office/word/2010/wordml" xmlns:w15="http://schemas.microsoft.com/office/word/2012/wordml" mc:Ignorable="w14 w15">
+<w:styles xmlns:mc="http://schemas.openxmlformats.org/markup-compatibility/2006" xmlns:r="http://schemas.openxmlformats.org/officeDocument/2006/relationships" xmlns:w="http://schemas.openxmlformats.org/wordprocessingml/2006/main" xmlns:w14="http://schemas.microsoft.com/office/word/2010/wordml" xmlns:w15="http://schemas.microsoft.com/office/word/2012/wordml" xmlns:w16cex="http://schemas.microsoft.com/office/word/2018/wordml/cex" xmlns:w16cid="http://schemas.microsoft.com/office/word/2016/wordml/cid" xmlns:w16="http://schemas.microsoft.com/office/word/2018/wordml" xmlns:w16sdtdh="http://schemas.microsoft.com/office/word/2020/wordml/sdtdatahash" xmlns:w16se="http://schemas.microsoft.com/office/word/2015/wordml/symex" mc:Ignorable="w14 w15 w16se w16cid w16 w16cex w16sdtdh">
   <w:docDefaults>
     <w:rPrDefault>
       <w:rPr>
@@ -21474,7 +23039,7 @@
     </w:rPrDefault>
     <w:pPrDefault/>
   </w:docDefaults>
-  <w:latentStyles w:defLockedState="0" w:defUIPriority="99" w:defSemiHidden="0" w:defUnhideWhenUsed="0" w:defQFormat="0" w:count="371">
+  <w:latentStyles w:defLockedState="0" w:defUIPriority="99" w:defSemiHidden="0" w:defUnhideWhenUsed="0" w:defQFormat="0" w:count="376">
     <w:lsdException w:name="Normal" w:uiPriority="0" w:qFormat="1"/>
     <w:lsdException w:name="heading 1" w:uiPriority="9" w:qFormat="1"/>
     <w:lsdException w:name="heading 2" w:uiPriority="9" w:qFormat="1"/>
@@ -21580,7 +23145,6 @@
     <w:lsdException w:name="HTML Sample" w:semiHidden="1" w:unhideWhenUsed="1"/>
     <w:lsdException w:name="HTML Typewriter" w:semiHidden="1" w:unhideWhenUsed="1"/>
     <w:lsdException w:name="HTML Variable" w:semiHidden="1" w:unhideWhenUsed="1"/>
-    <w:lsdException w:name="Normal Table" w:semiHidden="1" w:unhideWhenUsed="1"/>
     <w:lsdException w:name="annotation subject" w:semiHidden="1" w:unhideWhenUsed="1"/>
     <w:lsdException w:name="No List" w:semiHidden="1" w:unhideWhenUsed="1"/>
     <w:lsdException w:name="Outline List 1" w:semiHidden="1" w:unhideWhenUsed="1"/>
@@ -21623,11 +23187,8 @@
     <w:lsdException w:name="Table Contemporary" w:semiHidden="1" w:unhideWhenUsed="1"/>
     <w:lsdException w:name="Table Elegant" w:semiHidden="1" w:unhideWhenUsed="1"/>
     <w:lsdException w:name="Table Professional" w:semiHidden="1" w:unhideWhenUsed="1"/>
-    <w:lsdException w:name="Table Subtle 1" w:semiHidden="1" w:unhideWhenUsed="1"/>
     <w:lsdException w:name="Table Subtle 2" w:semiHidden="1" w:unhideWhenUsed="1"/>
     <w:lsdException w:name="Table Web 1" w:semiHidden="1" w:unhideWhenUsed="1"/>
-    <w:lsdException w:name="Table Web 2" w:semiHidden="1" w:unhideWhenUsed="1"/>
-    <w:lsdException w:name="Table Web 3" w:semiHidden="1" w:unhideWhenUsed="1"/>
     <w:lsdException w:name="Balloon Text" w:semiHidden="1" w:unhideWhenUsed="1"/>
     <w:lsdException w:name="Table Grid" w:uiPriority="39"/>
     <w:lsdException w:name="Table Theme" w:semiHidden="1" w:unhideWhenUsed="1"/>
@@ -21846,6 +23407,11 @@
     <w:lsdException w:name="List Table 5 Dark Accent 6" w:uiPriority="50"/>
     <w:lsdException w:name="List Table 6 Colorful Accent 6" w:uiPriority="51"/>
     <w:lsdException w:name="List Table 7 Colorful Accent 6" w:uiPriority="52"/>
+    <w:lsdException w:name="Mention" w:semiHidden="1" w:unhideWhenUsed="1"/>
+    <w:lsdException w:name="Smart Hyperlink" w:semiHidden="1" w:unhideWhenUsed="1"/>
+    <w:lsdException w:name="Hashtag" w:semiHidden="1" w:unhideWhenUsed="1"/>
+    <w:lsdException w:name="Unresolved Mention" w:semiHidden="1" w:unhideWhenUsed="1"/>
+    <w:lsdException w:name="Smart Link" w:semiHidden="1" w:unhideWhenUsed="1"/>
   </w:latentStyles>
   <w:style w:type="paragraph" w:default="1" w:styleId="Normal">
     <w:name w:val="Normal"/>
